--- a/Material Campus/Proyecto Final/Proyecto/Entrega/TP Final Parte 1 - Dulxelitos.docx
+++ b/Material Campus/Proyecto Final/Proyecto/Entrega/TP Final Parte 1 - Dulxelitos.docx
@@ -2,33 +2,7 @@
 <file path=word/document.xml><?xml version="1.0" encoding="utf-8"?>
 <w:document xmlns:w="http://schemas.openxmlformats.org/wordprocessingml/2006/main" xmlns:m="http://schemas.openxmlformats.org/officeDocument/2006/math" xmlns:r="http://schemas.openxmlformats.org/officeDocument/2006/relationships" xmlns:o="urn:schemas-microsoft-com:office:office" xmlns:v="urn:schemas-microsoft-com:vml" xmlns:w10="urn:schemas-microsoft-com:office:word" xmlns:a="http://schemas.openxmlformats.org/drawingml/2006/main" xmlns:pic="http://schemas.openxmlformats.org/drawingml/2006/picture" xmlns:wp="http://schemas.openxmlformats.org/drawingml/2006/wordprocessingDrawing">
   <w:body>
-    <w:sdt>
-      <w:sdtPr>
-        <w:docPartObj>
-          <w:docPartGallery w:val="Table of Contents"/>
-          <w:docPartUnique/>
-        </w:docPartObj>
-      </w:sdtPr>
-      <w:sdtContent>
-        <w:p>
-          <w:pPr>
-            <w:pStyle w:val="TOCHeading"/>
-          </w:pPr>
-          <w:r>
-            <w:t xml:space="preserve">Table of Contents</w:t>
-          </w:r>
-        </w:p>
-        <w:p>
-          <w:r>
-            <w:fldChar w:fldCharType="begin" w:dirty="true"/>
-            <w:instrText xml:space="preserve">TOC \o "1-2" \h \z \u</w:instrText>
-            <w:fldChar w:fldCharType="separate"/>
-            <w:fldChar w:fldCharType="end"/>
-          </w:r>
-        </w:p>
-      </w:sdtContent>
-    </w:sdt>
-    <w:bookmarkStart w:id="69" w:name="trabajo-práctico-final-parte-1"/>
+    <w:bookmarkStart w:id="71" w:name="trabajo-práctico-final-parte-1"/>
     <w:p>
       <w:pPr>
         <w:pStyle w:val="Heading1"/>
@@ -37,7 +11,7 @@
         <w:t xml:space="preserve">Trabajo Práctico Final, Parte 1</w:t>
       </w:r>
     </w:p>
-    <w:bookmarkStart w:id="11" w:name="diagnóstico-gerencial-de-dulxelitos"/>
+    <w:bookmarkStart w:id="9" w:name="diagnóstico-gerencial-de-dulxelitos"/>
     <w:p>
       <w:pPr>
         <w:pStyle w:val="Heading2"/>
@@ -49,39 +23,13 @@
     <w:p>
       <w:pPr>
         <w:pStyle w:val="FirstParagraph"/>
-      </w:pPr>
-      <w:r>
-        <w:t xml:space="preserve">Gestión Gerencial. Quinto año de Ingeniería en Sistemas de Información.</w:t>
-      </w:r>
-      <w:r>
-        <w:t xml:space="preserve"> </w:t>
-      </w:r>
-      <w:r>
-        <w:t xml:space="preserve">Universidad Tecnológica Nacional, Facultad Regional San Rafael. Plan 2026.</w:t>
-      </w:r>
-      <w:r>
-        <w:t xml:space="preserve"> </w:t>
-      </w:r>
-      <w:r>
-        <w:t xml:space="preserve">Cátedra: Ing. Jeremías Pino e Ing. Martín Noguerol.</w:t>
-      </w:r>
-    </w:p>
-    <w:p>
-      <w:pPr>
-        <w:pStyle w:val="BodyText"/>
       </w:pPr>
       <w:r>
         <w:rPr>
           <w:b/>
           <w:bCs/>
         </w:rPr>
-        <w:t xml:space="preserve">Organización analizada:</w:t>
-      </w:r>
-      <w:r>
-        <w:t xml:space="preserve"> </w:t>
-      </w:r>
-      <w:r>
-        <w:t xml:space="preserve">Dulxelitos, fabricación, fraccionamiento y distribución de snacks. San Rafael, Mendoza. Desde 1973.</w:t>
+        <w:t xml:space="preserve">Universidad Tecnológica Nacional</w:t>
       </w:r>
     </w:p>
     <w:p>
@@ -93,17 +41,81 @@
           <w:b/>
           <w:bCs/>
         </w:rPr>
-        <w:t xml:space="preserve">Integrantes:</w:t>
+        <w:t xml:space="preserve">Facultad Regional San Rafael</w:t>
+      </w:r>
+    </w:p>
+    <w:p>
+      <w:pPr>
+        <w:pStyle w:val="BodyText"/>
+      </w:pPr>
+      <w:r>
+        <w:t xml:space="preserve">Carrera: Ingeniería en Sistemas de Información. Plan 2026.</w:t>
+      </w:r>
+    </w:p>
+    <w:p>
+      <w:pPr>
+        <w:pStyle w:val="BodyText"/>
+      </w:pPr>
+      <w:r>
+        <w:t xml:space="preserve">Cátedra: Gestión Gerencial, quinto año.</w:t>
+      </w:r>
+    </w:p>
+    <w:p>
+      <w:pPr>
+        <w:pStyle w:val="BodyText"/>
+      </w:pPr>
+      <w:r>
+        <w:t xml:space="preserve">Docentes: Ing. Jeremías Pino e Ing. Martín Noguerol.</w:t>
+      </w:r>
+    </w:p>
+    <w:p>
+      <w:pPr>
+        <w:pStyle w:val="BodyText"/>
+      </w:pPr>
+      <w:r>
+        <w:rPr>
+          <w:b/>
+          <w:bCs/>
+        </w:rPr>
+        <w:t xml:space="preserve">Organización analizada</w:t>
+      </w:r>
+    </w:p>
+    <w:p>
+      <w:pPr>
+        <w:pStyle w:val="BodyText"/>
+      </w:pPr>
+      <w:r>
+        <w:t xml:space="preserve">Dulxelitos. Fabricación, fraccionamiento y distribución de snacks.</w:t>
       </w:r>
       <w:r>
         <w:t xml:space="preserve"> </w:t>
       </w:r>
+      <w:r>
+        <w:t xml:space="preserve">San Rafael, Mendoza. En actividad desde 1973.</w:t>
+      </w:r>
+    </w:p>
+    <w:p>
+      <w:pPr>
+        <w:pStyle w:val="BodyText"/>
+      </w:pPr>
+      <w:r>
+        <w:rPr>
+          <w:b/>
+          <w:bCs/>
+        </w:rPr>
+        <w:t xml:space="preserve">Integrantes del grupo</w:t>
+      </w:r>
+    </w:p>
+    <w:p>
+      <w:pPr>
+        <w:pStyle w:val="BodyText"/>
+      </w:pPr>
       <w:r>
         <w:rPr>
           <w:i/>
           <w:iCs/>
         </w:rPr>
-        <w:t xml:space="preserve">(completar)</w:t>
+        <w:t xml:space="preserve">(completar con apellido y nombre de cada integrante)</w:t>
       </w:r>
     </w:p>
     <w:p>
@@ -115,29 +127,46 @@
           <w:b/>
           <w:bCs/>
         </w:rPr>
-        <w:t xml:space="preserve">Fecha:</w:t>
+        <w:t xml:space="preserve">Año:</w:t>
       </w:r>
       <w:r>
         <w:t xml:space="preserve"> </w:t>
       </w:r>
       <w:r>
+        <w:t xml:space="preserve">2026</w:t>
+      </w:r>
+    </w:p>
+    <w:p>
+      <w:pPr>
+        <w:pStyle w:val="BodyText"/>
+      </w:pPr>
+      <w:r>
+        <w:rPr>
+          <w:b/>
+          <w:bCs/>
+        </w:rPr>
+        <w:t xml:space="preserve">Fecha de entrega:</w:t>
+      </w:r>
+      <w:r>
+        <w:t xml:space="preserve"> </w:t>
+      </w:r>
+      <w:r>
         <w:t xml:space="preserve">20/09/2026</w:t>
       </w:r>
     </w:p>
     <w:p>
       <w:r>
-        <w:pict>
-          <v:rect style="width:0;height:1.5pt" o:hralign="center" o:hrstd="t" o:hr="t"/>
-        </w:pict>
-      </w:r>
-    </w:p>
-    <w:bookmarkStart w:id="9" w:name="contenido"/>
-    <w:p>
-      <w:pPr>
-        <w:pStyle w:val="Heading3"/>
-      </w:pPr>
-      <w:r>
-        <w:t xml:space="preserve">Contenido</w:t>
+        <w:br w:type="page"/>
+      </w:r>
+    </w:p>
+    <w:bookmarkEnd w:id="9"/>
+    <w:bookmarkStart w:id="10" w:name="índice"/>
+    <w:p>
+      <w:pPr>
+        <w:pStyle w:val="Heading2"/>
+      </w:pPr>
+      <w:r>
+        <w:t xml:space="preserve">Índice</w:t>
       </w:r>
     </w:p>
     <w:p>
@@ -202,38 +231,123 @@
     </w:p>
     <w:p>
       <w:pPr>
+        <w:pStyle w:val="Compact"/>
+        <w:numPr>
+          <w:ilvl w:val="0"/>
+          <w:numId w:val="1001"/>
+        </w:numPr>
+      </w:pPr>
+      <w:r>
+        <w:t xml:space="preserve">Conclusiones del diagnóstico</w:t>
+      </w:r>
+    </w:p>
+    <w:p>
+      <w:pPr>
+        <w:pStyle w:val="Compact"/>
+        <w:numPr>
+          <w:ilvl w:val="0"/>
+          <w:numId w:val="1001"/>
+        </w:numPr>
+      </w:pPr>
+      <w:r>
+        <w:t xml:space="preserve">Bibliografía</w:t>
+      </w:r>
+    </w:p>
+    <w:p>
+      <w:pPr>
+        <w:pStyle w:val="Compact"/>
+        <w:numPr>
+          <w:ilvl w:val="0"/>
+          <w:numId w:val="1001"/>
+        </w:numPr>
+      </w:pPr>
+      <w:r>
+        <w:t xml:space="preserve">Anexos</w:t>
+      </w:r>
+    </w:p>
+    <w:p>
+      <w:r>
+        <w:br w:type="page"/>
+      </w:r>
+    </w:p>
+    <w:bookmarkEnd w:id="10"/>
+    <w:bookmarkStart w:id="11" w:name="introducción"/>
+    <w:p>
+      <w:pPr>
+        <w:pStyle w:val="Heading2"/>
+      </w:pPr>
+      <w:r>
+        <w:t xml:space="preserve">Introducción</w:t>
+      </w:r>
+    </w:p>
+    <w:p>
+      <w:pPr>
         <w:pStyle w:val="FirstParagraph"/>
       </w:pPr>
       <w:r>
-        <w:t xml:space="preserve">La sección 6, el problema gerencial priorizado, no va en esta entrega: la presentamos aparte.</w:t>
-      </w:r>
-    </w:p>
-    <w:bookmarkEnd w:id="9"/>
-    <w:bookmarkStart w:id="10" w:name="de-dónde-sale-la-información"/>
-    <w:p>
-      <w:pPr>
-        <w:pStyle w:val="Heading3"/>
-      </w:pPr>
-      <w:r>
-        <w:t xml:space="preserve">De dónde sale la información</w:t>
-      </w:r>
-    </w:p>
-    <w:p>
-      <w:pPr>
-        <w:pStyle w:val="FirstParagraph"/>
-      </w:pPr>
-      <w:r>
-        <w:t xml:space="preserve">Uno de nosotros trabaja en Dulxelitos, así que buena parte de lo que dice este informe está confirmado adentro de la empresa. El resto lo sacamos de la página oficial, del Instagram, de listados de mayoristas de la zona y de la página de Aiello. Cuando un dato no lo pudimos conseguir lo decimos, en vez de estimarlo. En el punto 1.6 explicamos cómo tratamos de cuidarnos del sesgo que trae tener a alguien adentro.</w:t>
-      </w:r>
-    </w:p>
-    <w:p>
-      <w:r>
-        <w:pict>
-          <v:rect style="width:0;height:1.5pt" o:hralign="center" o:hrstd="t" o:hr="t"/>
-        </w:pict>
-      </w:r>
-    </w:p>
-    <w:bookmarkEnd w:id="10"/>
+        <w:t xml:space="preserve">Este trabajo es la primera parte del proyecto integrador de Gestión Gerencial. Consiste en un diagnóstico gerencial de una organización real, y la que elegimos fue Dulxelitos, una empresa familiar de San Rafael que fabrica, fracciona y distribuye snacks desde 1973.</w:t>
+      </w:r>
+    </w:p>
+    <w:p>
+      <w:pPr>
+        <w:pStyle w:val="BodyText"/>
+      </w:pPr>
+      <w:r>
+        <w:t xml:space="preserve">El objetivo de esta etapa es entender cómo funciona la empresa hoy y detectar, con evidencia, cuál es su problema gerencial. Todavía no proponemos ninguna solución: eso viene después. Por eso todo el análisis está hecho sobre el estado actual y no sobre un escenario deseado.</w:t>
+      </w:r>
+    </w:p>
+    <w:p>
+      <w:pPr>
+        <w:pStyle w:val="BodyText"/>
+      </w:pPr>
+      <w:r>
+        <w:t xml:space="preserve">El documento sigue las cinco secciones que pide el enunciado. Arranca describiendo la organización, sigue con el análisis del contexto aplicando PESTEL, las cinco fuerzas de Porter, la cadena de valor y un FODA cruzado, después presenta el modelo de negocio actual con un Business Model Canvas y su lectura, continúa con la propuesta de valor vista desde el cliente con un Value Proposition Canvas, y cierra evaluando la madurez de la empresa con el modelo de la cátedra y estimando el costo de no actuar.</w:t>
+      </w:r>
+    </w:p>
+    <w:p>
+      <w:pPr>
+        <w:pStyle w:val="BodyText"/>
+      </w:pPr>
+      <w:r>
+        <w:t xml:space="preserve">La sección 6 del enunciado, el problema gerencial priorizado, no está en esta entrega: la presentamos por separado.</w:t>
+      </w:r>
+    </w:p>
+    <w:p>
+      <w:pPr>
+        <w:pStyle w:val="BodyText"/>
+      </w:pPr>
+      <w:r>
+        <w:t xml:space="preserve">Elegimos Dulxelitos por una razón práctica que conviene decir de entrada: uno de nosotros trabaja ahí. Eso nos dio un nivel de acceso que no hubiéramos tenido de otra manera, y también un riesgo de sesgo que explicamos y tratamos de controlar en el punto 1.6.</w:t>
+      </w:r>
+    </w:p>
+    <w:p>
+      <w:pPr>
+        <w:pStyle w:val="BodyText"/>
+      </w:pPr>
+      <w:r>
+        <w:t xml:space="preserve">En el documento aparte</w:t>
+      </w:r>
+      <w:r>
+        <w:t xml:space="preserve"> </w:t>
+      </w:r>
+      <w:r>
+        <w:rPr>
+          <w:rStyle w:val="VerbatimChar"/>
+        </w:rPr>
+        <w:t xml:space="preserve">herramientas.md</w:t>
+      </w:r>
+      <w:r>
+        <w:t xml:space="preserve"> </w:t>
+      </w:r>
+      <w:r>
+        <w:t xml:space="preserve">está el detalle de qué herramienta aplicamos en cada sección y cómo se encadenan entre sí.</w:t>
+      </w:r>
+    </w:p>
+    <w:p>
+      <w:r>
+        <w:br w:type="page"/>
+      </w:r>
+    </w:p>
     <w:bookmarkEnd w:id="11"/>
     <w:bookmarkStart w:id="19" w:name="la-organización"/>
     <w:p>
@@ -9005,22 +9119,88 @@
     </w:p>
     <w:bookmarkEnd w:id="64"/>
     <w:bookmarkEnd w:id="65"/>
-    <w:bookmarkStart w:id="68" w:name="anexo-fuentes-y-datos-que-no-conseguimos"/>
+    <w:bookmarkStart w:id="66" w:name="conclusiones-del-diagnóstico"/>
     <w:p>
       <w:pPr>
         <w:pStyle w:val="Heading2"/>
       </w:pPr>
       <w:r>
-        <w:t xml:space="preserve">Anexo: fuentes y datos que no conseguimos</w:t>
-      </w:r>
-    </w:p>
-    <w:bookmarkStart w:id="66" w:name="fuentes-consultadas"/>
-    <w:p>
-      <w:pPr>
-        <w:pStyle w:val="Heading3"/>
-      </w:pPr>
-      <w:r>
-        <w:t xml:space="preserve">Fuentes consultadas</w:t>
+        <w:t xml:space="preserve">6. Conclusiones del diagnóstico</w:t>
+      </w:r>
+    </w:p>
+    <w:p>
+      <w:pPr>
+        <w:pStyle w:val="FirstParagraph"/>
+      </w:pPr>
+      <w:r>
+        <w:t xml:space="preserve">Al empezar el trabajo dábamos por sentado que íbamos a encontrar los problemas de Dulxelitos del lado del cliente. Nos pasó lo contrario, y eso terminó ordenando todo el análisis.</w:t>
+      </w:r>
+    </w:p>
+    <w:p>
+      <w:pPr>
+        <w:pStyle w:val="BodyText"/>
+      </w:pPr>
+      <w:r>
+        <w:t xml:space="preserve">El canal está conforme. Los distribuidores eligen a la empresa por compromiso y precio, casi no hay quejas, y la entrega a la Patagonia llega en menos de una semana sobre 1.500 kilómetros. La propuesta de valor funciona.</w:t>
+      </w:r>
+    </w:p>
+    <w:p>
+      <w:pPr>
+        <w:pStyle w:val="BodyText"/>
+      </w:pPr>
+      <w:r>
+        <w:t xml:space="preserve">Los problemas están puertas adentro, y son tres. La empresa compite por precio sin saber cuánto le cuesta cada producto, porque el costeo vive en una planilla que ellos mismos reconocen imprecisa. La planta está saturada desde hace tiempo y en vez de resolverlo lo absorben con horas extras, que es un gasto mensual que nadie midió. Y el activo más valioso que tienen, la red de 57 distribuidores armada en 53 años, no tiene ningún sistema detrás: no saben cuánto factura cada uno ni se enteran cuando alguno se va.</w:t>
+      </w:r>
+    </w:p>
+    <w:p>
+      <w:pPr>
+        <w:pStyle w:val="BodyText"/>
+      </w:pPr>
+      <w:r>
+        <w:t xml:space="preserve">La evaluación de madurez dio 1.79 sobre 5, nivel Inicial. Tres dimensiones llegan a Básico, pero las dos más bajas son Estrategia y Gobierno, que justamente no son sobre herramientas sino sobre decidir y controlar. Una empresa que lleva 53 años y sostiene siete provincias no está mal gestionada. Lo que le pasa es que decide sin instrumentos.</w:t>
+      </w:r>
+    </w:p>
+    <w:p>
+      <w:pPr>
+        <w:pStyle w:val="BodyText"/>
+      </w:pPr>
+      <w:r>
+        <w:t xml:space="preserve">No pudimos cuantificar el costo de no actuar, y eso es parte del diagnóstico. Cuando preguntamos por las magnitudes, la empresa no las tenía, y la percepción interna es que los problemas son menores. Es la respuesta esperable de una organización que no mide: el costo no está bajo, está sin observar. Con dos cifras que ya existen, las horas extras del último año y el tiempo que lleva rehacer la lista de precios, se podría cuantificar la mitad sin salir a relevar nada nuevo.</w:t>
+      </w:r>
+    </w:p>
+    <w:p>
+      <w:pPr>
+        <w:pStyle w:val="BodyText"/>
+      </w:pPr>
+      <w:r>
+        <w:t xml:space="preserve">Sobre el trabajo en sí: tener a alguien adentro nos dio mucho acceso y también nos obligó a cuidarnos. El cruce con fuentes públicas sirvió en las dos direcciones, y de hecho nos corrigió un error que habíamos cometido mirando la página web de la empresa.</w:t>
+      </w:r>
+    </w:p>
+    <w:p>
+      <w:r>
+        <w:br w:type="page"/>
+      </w:r>
+    </w:p>
+    <w:bookmarkEnd w:id="66"/>
+    <w:bookmarkStart w:id="67" w:name="bibliografía"/>
+    <w:p>
+      <w:pPr>
+        <w:pStyle w:val="Heading2"/>
+      </w:pPr>
+      <w:r>
+        <w:t xml:space="preserve">7. Bibliografía</w:t>
+      </w:r>
+    </w:p>
+    <w:p>
+      <w:pPr>
+        <w:pStyle w:val="FirstParagraph"/>
+      </w:pPr>
+      <w:r>
+        <w:rPr>
+          <w:b/>
+          <w:bCs/>
+        </w:rPr>
+        <w:t xml:space="preserve">Herramientas de análisis</w:t>
       </w:r>
     </w:p>
     <w:p>
@@ -9032,7 +9212,20 @@
         </w:numPr>
       </w:pPr>
       <w:r>
-        <w:t xml:space="preserve">Página oficial dulxelitos.com.ar, secciones Bienvenido, Productos, Nosotros y Distribuidores (consultada el 4 de septiembre de 2026).</w:t>
+        <w:t xml:space="preserve">Aguilar, F. J. (1967).</w:t>
+      </w:r>
+      <w:r>
+        <w:t xml:space="preserve"> </w:t>
+      </w:r>
+      <w:r>
+        <w:rPr>
+          <w:i/>
+          <w:iCs/>
+        </w:rPr>
+        <w:t xml:space="preserve">Scanning the Business Environment</w:t>
+      </w:r>
+      <w:r>
+        <w:t xml:space="preserve">. Macmillan.</w:t>
       </w:r>
     </w:p>
     <w:p>
@@ -9044,16 +9237,20 @@
         </w:numPr>
       </w:pPr>
       <w:r>
-        <w:t xml:space="preserve">Instagram</w:t>
+        <w:t xml:space="preserve">Osterwalder, A. y Pigneur, Y. (2010).</w:t>
       </w:r>
       <w:r>
         <w:t xml:space="preserve"> </w:t>
       </w:r>
       <w:r>
-        <w:t xml:space="preserve">@dulxelitos</w:t>
-      </w:r>
-      <w:r>
-        <w:t xml:space="preserve">: perfil, biografía y publicaciones.</w:t>
+        <w:rPr>
+          <w:i/>
+          <w:iCs/>
+        </w:rPr>
+        <w:t xml:space="preserve">Business Model Generation</w:t>
+      </w:r>
+      <w:r>
+        <w:t xml:space="preserve">. John Wiley &amp; Sons.</w:t>
       </w:r>
     </w:p>
     <w:p>
@@ -9065,7 +9262,20 @@
         </w:numPr>
       </w:pPr>
       <w:r>
-        <w:t xml:space="preserve">Página oficial superaiello.com.ar, secciones Nuestra Historia y Horarios y Sucursales.</w:t>
+        <w:t xml:space="preserve">Osterwalder, A., Pigneur, Y., Bernarda, G. y Smith, A. (2014).</w:t>
+      </w:r>
+      <w:r>
+        <w:t xml:space="preserve"> </w:t>
+      </w:r>
+      <w:r>
+        <w:rPr>
+          <w:i/>
+          <w:iCs/>
+        </w:rPr>
+        <w:t xml:space="preserve">Value Proposition Design</w:t>
+      </w:r>
+      <w:r>
+        <w:t xml:space="preserve">. John Wiley &amp; Sons.</w:t>
       </w:r>
     </w:p>
     <w:p>
@@ -9077,7 +9287,20 @@
         </w:numPr>
       </w:pPr>
       <w:r>
-        <w:t xml:space="preserve">Listados de mayoristas regionales de la zona.</w:t>
+        <w:t xml:space="preserve">Porter, M. E. (1979). How competitive forces shape strategy.</w:t>
+      </w:r>
+      <w:r>
+        <w:t xml:space="preserve"> </w:t>
+      </w:r>
+      <w:r>
+        <w:rPr>
+          <w:i/>
+          <w:iCs/>
+        </w:rPr>
+        <w:t xml:space="preserve">Harvard Business Review</w:t>
+      </w:r>
+      <w:r>
+        <w:t xml:space="preserve">, 57(2), 137-145.</w:t>
       </w:r>
     </w:p>
     <w:p>
@@ -9089,7 +9312,45 @@
         </w:numPr>
       </w:pPr>
       <w:r>
-        <w:t xml:space="preserve">Entrevistas y observación del equipo en la empresa.</w:t>
+        <w:t xml:space="preserve">Porter, M. E. (1980).</w:t>
+      </w:r>
+      <w:r>
+        <w:t xml:space="preserve"> </w:t>
+      </w:r>
+      <w:r>
+        <w:rPr>
+          <w:i/>
+          <w:iCs/>
+        </w:rPr>
+        <w:t xml:space="preserve">Competitive Strategy: Techniques for Analyzing Industries and Competitors</w:t>
+      </w:r>
+      <w:r>
+        <w:t xml:space="preserve">. Free Press.</w:t>
+      </w:r>
+    </w:p>
+    <w:p>
+      <w:pPr>
+        <w:pStyle w:val="Compact"/>
+        <w:numPr>
+          <w:ilvl w:val="0"/>
+          <w:numId w:val="1017"/>
+        </w:numPr>
+      </w:pPr>
+      <w:r>
+        <w:t xml:space="preserve">Porter, M. E. (1985).</w:t>
+      </w:r>
+      <w:r>
+        <w:t xml:space="preserve"> </w:t>
+      </w:r>
+      <w:r>
+        <w:rPr>
+          <w:i/>
+          <w:iCs/>
+        </w:rPr>
+        <w:t xml:space="preserve">Competitive Advantage: Creating and Sustaining Superior Performance</w:t>
+      </w:r>
+      <w:r>
+        <w:t xml:space="preserve">. Free Press.</w:t>
       </w:r>
     </w:p>
     <w:p>
@@ -9097,17 +9358,208 @@
         <w:pStyle w:val="FirstParagraph"/>
       </w:pPr>
       <w:r>
-        <w:t xml:space="preserve">Sobre las direcciones: la página oficial dice Av. Pedro Vargas 2400, San Rafael, y algunos listados comerciales agregan Luis Tirasso 1171 y Coronel Suárez 1180. Lo preguntamos: la fábrica, el depósito y la oficina están los tres en Pedro Vargas 2400, las otras dos no corresponden a la operación de hoy.</w:t>
-      </w:r>
-    </w:p>
-    <w:bookmarkEnd w:id="66"/>
-    <w:bookmarkStart w:id="67" w:name="lo-que-la-empresa-no-mide"/>
+        <w:rPr>
+          <w:b/>
+          <w:bCs/>
+        </w:rPr>
+        <w:t xml:space="preserve">Material de cátedra</w:t>
+      </w:r>
+    </w:p>
+    <w:p>
+      <w:pPr>
+        <w:pStyle w:val="Compact"/>
+        <w:numPr>
+          <w:ilvl w:val="0"/>
+          <w:numId w:val="1018"/>
+        </w:numPr>
+      </w:pPr>
+      <w:r>
+        <w:t xml:space="preserve">Cátedra de Gestión Gerencial (2026). Presentación introductoria al cursado. UTN FRSR.</w:t>
+      </w:r>
+    </w:p>
+    <w:p>
+      <w:pPr>
+        <w:pStyle w:val="Compact"/>
+        <w:numPr>
+          <w:ilvl w:val="0"/>
+          <w:numId w:val="1018"/>
+        </w:numPr>
+      </w:pPr>
+      <w:r>
+        <w:t xml:space="preserve">Cátedra de Gestión Gerencial (2026). Clase 1: gobernanza de TI y valor de negocio. UTN FRSR.</w:t>
+      </w:r>
+    </w:p>
+    <w:p>
+      <w:pPr>
+        <w:pStyle w:val="Compact"/>
+        <w:numPr>
+          <w:ilvl w:val="0"/>
+          <w:numId w:val="1018"/>
+        </w:numPr>
+      </w:pPr>
+      <w:r>
+        <w:t xml:space="preserve">Cátedra de Gestión Gerencial (2026). Clase 2: análisis estratégico y modelos de negocio. UTN FRSR.</w:t>
+      </w:r>
+    </w:p>
+    <w:p>
+      <w:pPr>
+        <w:pStyle w:val="Compact"/>
+        <w:numPr>
+          <w:ilvl w:val="0"/>
+          <w:numId w:val="1018"/>
+        </w:numPr>
+      </w:pPr>
+      <w:r>
+        <w:t xml:space="preserve">Cátedra de Gestión Gerencial (2026). Clase 3: transformación digital, madurez y gestión bimodal. UTN FRSR.</w:t>
+      </w:r>
+    </w:p>
+    <w:p>
+      <w:pPr>
+        <w:pStyle w:val="Compact"/>
+        <w:numPr>
+          <w:ilvl w:val="0"/>
+          <w:numId w:val="1018"/>
+        </w:numPr>
+      </w:pPr>
+      <w:r>
+        <w:t xml:space="preserve">Cátedra de Gestión Gerencial (2026). Modelo de madurez digital. UTN FRSR.</w:t>
+      </w:r>
+    </w:p>
+    <w:p>
+      <w:pPr>
+        <w:pStyle w:val="Compact"/>
+        <w:numPr>
+          <w:ilvl w:val="0"/>
+          <w:numId w:val="1018"/>
+        </w:numPr>
+      </w:pPr>
+      <w:r>
+        <w:t xml:space="preserve">Cátedra de Gestión Gerencial (2026). Trabajo Práctico Final, Parte 1: consigna y guía del caso Distribuidora Montaña. UTN FRSR.</w:t>
+      </w:r>
+    </w:p>
+    <w:p>
+      <w:pPr>
+        <w:pStyle w:val="FirstParagraph"/>
+      </w:pPr>
+      <w:r>
+        <w:rPr>
+          <w:b/>
+          <w:bCs/>
+        </w:rPr>
+        <w:t xml:space="preserve">Fuentes primarias del caso</w:t>
+      </w:r>
+    </w:p>
+    <w:p>
+      <w:pPr>
+        <w:pStyle w:val="Compact"/>
+        <w:numPr>
+          <w:ilvl w:val="0"/>
+          <w:numId w:val="1019"/>
+        </w:numPr>
+      </w:pPr>
+      <w:r>
+        <w:t xml:space="preserve">Dulxelitos. Sitio oficial dulxelitos.com.ar, secciones Bienvenido, Productos, Nosotros y Distribuidores. Consultado el 4 de septiembre de 2026.</w:t>
+      </w:r>
+    </w:p>
+    <w:p>
+      <w:pPr>
+        <w:pStyle w:val="Compact"/>
+        <w:numPr>
+          <w:ilvl w:val="0"/>
+          <w:numId w:val="1019"/>
+        </w:numPr>
+      </w:pPr>
+      <w:r>
+        <w:t xml:space="preserve">Dulxelitos. Perfil de Instagram</w:t>
+      </w:r>
+      <w:r>
+        <w:t xml:space="preserve"> </w:t>
+      </w:r>
+      <w:r>
+        <w:t xml:space="preserve">@dulxelitos</w:t>
+      </w:r>
+      <w:r>
+        <w:t xml:space="preserve">.</w:t>
+      </w:r>
+    </w:p>
+    <w:p>
+      <w:pPr>
+        <w:pStyle w:val="Compact"/>
+        <w:numPr>
+          <w:ilvl w:val="0"/>
+          <w:numId w:val="1019"/>
+        </w:numPr>
+      </w:pPr>
+      <w:r>
+        <w:t xml:space="preserve">Aiello Supermercados. Sitio oficial superaiello.com.ar, secciones Nuestra Historia y Sucursales.</w:t>
+      </w:r>
+    </w:p>
+    <w:p>
+      <w:pPr>
+        <w:pStyle w:val="Compact"/>
+        <w:numPr>
+          <w:ilvl w:val="0"/>
+          <w:numId w:val="1019"/>
+        </w:numPr>
+      </w:pPr>
+      <w:r>
+        <w:t xml:space="preserve">Listados de mayoristas regionales de la zona de influencia.</w:t>
+      </w:r>
+    </w:p>
+    <w:p>
+      <w:pPr>
+        <w:pStyle w:val="Compact"/>
+        <w:numPr>
+          <w:ilvl w:val="0"/>
+          <w:numId w:val="1019"/>
+        </w:numPr>
+      </w:pPr>
+      <w:r>
+        <w:t xml:space="preserve">Entrevistas y observación directa del equipo en la organización.</w:t>
+      </w:r>
+    </w:p>
+    <w:p>
+      <w:r>
+        <w:br w:type="page"/>
+      </w:r>
+    </w:p>
+    <w:bookmarkEnd w:id="67"/>
+    <w:bookmarkStart w:id="70" w:name="anexos"/>
+    <w:p>
+      <w:pPr>
+        <w:pStyle w:val="Heading2"/>
+      </w:pPr>
+      <w:r>
+        <w:t xml:space="preserve">8. Anexos</w:t>
+      </w:r>
+    </w:p>
+    <w:p>
+      <w:pPr>
+        <w:pStyle w:val="FirstParagraph"/>
+      </w:pPr>
+      <w:r>
+        <w:t xml:space="preserve">Además de este documento entregamos dos archivos de apoyo:</w:t>
+      </w:r>
+      <w:r>
+        <w:t xml:space="preserve"> </w:t>
+      </w:r>
+      <w:r>
+        <w:rPr>
+          <w:rStyle w:val="VerbatimChar"/>
+        </w:rPr>
+        <w:t xml:space="preserve">herramientas.md</w:t>
+      </w:r>
+      <w:r>
+        <w:t xml:space="preserve">, con el detalle de las herramientas de análisis y cómo se encadenan, y una planilla de cálculo con la encuesta de madurez completa, el FODA y esa misma tabla de herramientas.</w:t>
+      </w:r>
+    </w:p>
+    <w:bookmarkStart w:id="68" w:name="anexo-i-datos-que-la-empresa-no-mide"/>
     <w:p>
       <w:pPr>
         <w:pStyle w:val="Heading3"/>
       </w:pPr>
       <w:r>
-        <w:t xml:space="preserve">Lo que la empresa no mide</w:t>
+        <w:t xml:space="preserve">Anexo I: datos que la empresa no mide</w:t>
       </w:r>
     </w:p>
     <w:p>
@@ -9373,9 +9825,1281 @@
         </w:tc>
       </w:tr>
     </w:tbl>
-    <w:bookmarkEnd w:id="67"/>
+    <w:p>
+      <w:r>
+        <w:br w:type="page"/>
+      </w:r>
+    </w:p>
     <w:bookmarkEnd w:id="68"/>
+    <w:bookmarkStart w:id="69" w:name="Xb847e54c146f6c28789d967e367bf46cf8beba9"/>
+    <w:p>
+      <w:pPr>
+        <w:pStyle w:val="Heading3"/>
+      </w:pPr>
+      <w:r>
+        <w:t xml:space="preserve">Anexo II: herramientas de análisis aplicadas</w:t>
+      </w:r>
+    </w:p>
+    <w:p>
+      <w:pPr>
+        <w:pStyle w:val="FirstParagraph"/>
+      </w:pPr>
+      <w:r>
+        <w:rPr>
+          <w:b/>
+          <w:bCs/>
+        </w:rPr>
+        <w:t xml:space="preserve">Cuadro general</w:t>
+      </w:r>
+    </w:p>
+    <w:tbl>
+      <w:tblPr>
+        <w:tblStyle w:val="Table"/>
+        <w:tblW w:type="pct" w:w="5000"/>
+        <w:tblLayout w:type="fixed"/>
+        <w:tblLook w:firstRow="1" w:lastRow="0" w:firstColumn="0" w:lastColumn="0" w:noHBand="0" w:noVBand="0" w:val="0020"/>
+      </w:tblPr>
+      <w:tblGrid>
+        <w:gridCol w:w="1584"/>
+        <w:gridCol w:w="1584"/>
+        <w:gridCol w:w="1584"/>
+        <w:gridCol w:w="1584"/>
+        <w:gridCol w:w="1584"/>
+      </w:tblGrid>
+      <w:tr>
+        <w:trPr>
+          <w:tblHeader w:val="on"/>
+        </w:trPr>
+        <w:tc>
+          <w:tcPr/>
+          <w:p>
+            <w:pPr>
+              <w:pStyle w:val="Compact"/>
+            </w:pPr>
+            <w:r>
+              <w:t xml:space="preserve">Sección</w:t>
+            </w:r>
+          </w:p>
+        </w:tc>
+        <w:tc>
+          <w:tcPr/>
+          <w:p>
+            <w:pPr>
+              <w:pStyle w:val="Compact"/>
+            </w:pPr>
+            <w:r>
+              <w:t xml:space="preserve">Herramienta</w:t>
+            </w:r>
+          </w:p>
+        </w:tc>
+        <w:tc>
+          <w:tcPr/>
+          <w:p>
+            <w:pPr>
+              <w:pStyle w:val="Compact"/>
+            </w:pPr>
+            <w:r>
+              <w:t xml:space="preserve">Autor / origen</w:t>
+            </w:r>
+          </w:p>
+        </w:tc>
+        <w:tc>
+          <w:tcPr/>
+          <w:p>
+            <w:pPr>
+              <w:pStyle w:val="Compact"/>
+            </w:pPr>
+            <w:r>
+              <w:t xml:space="preserve">Para qué la usamos</w:t>
+            </w:r>
+          </w:p>
+        </w:tc>
+        <w:tc>
+          <w:tcPr/>
+          <w:p>
+            <w:pPr>
+              <w:pStyle w:val="Compact"/>
+            </w:pPr>
+            <w:r>
+              <w:t xml:space="preserve">Dónde la vimos</w:t>
+            </w:r>
+          </w:p>
+        </w:tc>
+      </w:tr>
+      <w:tr>
+        <w:tc>
+          <w:tcPr/>
+          <w:p>
+            <w:pPr>
+              <w:pStyle w:val="Compact"/>
+            </w:pPr>
+            <w:r>
+              <w:t xml:space="preserve">1. La organización</w:t>
+            </w:r>
+          </w:p>
+        </w:tc>
+        <w:tc>
+          <w:tcPr/>
+          <w:p>
+            <w:pPr>
+              <w:pStyle w:val="Compact"/>
+            </w:pPr>
+            <w:r>
+              <w:t xml:space="preserve">No aplica</w:t>
+            </w:r>
+          </w:p>
+        </w:tc>
+        <w:tc>
+          <w:tcPr/>
+          <w:p>
+            <w:pPr>
+              <w:pStyle w:val="Compact"/>
+            </w:pPr>
+          </w:p>
+        </w:tc>
+        <w:tc>
+          <w:tcPr/>
+          <w:p>
+            <w:pPr>
+              <w:pStyle w:val="Compact"/>
+            </w:pPr>
+            <w:r>
+              <w:t xml:space="preserve">Es relevamiento descriptivo. Seguimos la estructura que pide el enunciado</w:t>
+            </w:r>
+          </w:p>
+        </w:tc>
+        <w:tc>
+          <w:tcPr/>
+          <w:p>
+            <w:pPr>
+              <w:pStyle w:val="Compact"/>
+            </w:pPr>
+            <w:r>
+              <w:t xml:space="preserve">Enunciado del TP</w:t>
+            </w:r>
+          </w:p>
+        </w:tc>
+      </w:tr>
+      <w:tr>
+        <w:tc>
+          <w:tcPr/>
+          <w:p>
+            <w:pPr>
+              <w:pStyle w:val="Compact"/>
+            </w:pPr>
+            <w:r>
+              <w:t xml:space="preserve">2. El contexto</w:t>
+            </w:r>
+          </w:p>
+        </w:tc>
+        <w:tc>
+          <w:tcPr/>
+          <w:p>
+            <w:pPr>
+              <w:pStyle w:val="Compact"/>
+            </w:pPr>
+            <w:r>
+              <w:t xml:space="preserve">PESTEL</w:t>
+            </w:r>
+          </w:p>
+        </w:tc>
+        <w:tc>
+          <w:tcPr/>
+          <w:p>
+            <w:pPr>
+              <w:pStyle w:val="Compact"/>
+            </w:pPr>
+            <w:r>
+              <w:t xml:space="preserve">Aguilar (1967)</w:t>
+            </w:r>
+          </w:p>
+        </w:tc>
+        <w:tc>
+          <w:tcPr/>
+          <w:p>
+            <w:pPr>
+              <w:pStyle w:val="Compact"/>
+            </w:pPr>
+            <w:r>
+              <w:t xml:space="preserve">Mirar el entorno general: político, económico, social, tecnológico, ecológico y legal</w:t>
+            </w:r>
+          </w:p>
+        </w:tc>
+        <w:tc>
+          <w:tcPr/>
+          <w:p>
+            <w:pPr>
+              <w:pStyle w:val="Compact"/>
+            </w:pPr>
+            <w:r>
+              <w:t xml:space="preserve">Clase 2</w:t>
+            </w:r>
+          </w:p>
+        </w:tc>
+      </w:tr>
+      <w:tr>
+        <w:tc>
+          <w:tcPr/>
+          <w:p>
+            <w:pPr>
+              <w:pStyle w:val="Compact"/>
+            </w:pPr>
+            <w:r>
+              <w:t xml:space="preserve">2. El contexto</w:t>
+            </w:r>
+          </w:p>
+        </w:tc>
+        <w:tc>
+          <w:tcPr/>
+          <w:p>
+            <w:pPr>
+              <w:pStyle w:val="Compact"/>
+            </w:pPr>
+            <w:r>
+              <w:t xml:space="preserve">Cinco fuerzas</w:t>
+            </w:r>
+          </w:p>
+        </w:tc>
+        <w:tc>
+          <w:tcPr/>
+          <w:p>
+            <w:pPr>
+              <w:pStyle w:val="Compact"/>
+            </w:pPr>
+            <w:r>
+              <w:t xml:space="preserve">Porter (1979, 1980)</w:t>
+            </w:r>
+          </w:p>
+        </w:tc>
+        <w:tc>
+          <w:tcPr/>
+          <w:p>
+            <w:pPr>
+              <w:pStyle w:val="Compact"/>
+            </w:pPr>
+            <w:r>
+              <w:t xml:space="preserve">Analizar el sector: rivalidad, proveedores, compradores, entrantes y sustitutos</w:t>
+            </w:r>
+          </w:p>
+        </w:tc>
+        <w:tc>
+          <w:tcPr/>
+          <w:p>
+            <w:pPr>
+              <w:pStyle w:val="Compact"/>
+            </w:pPr>
+            <w:r>
+              <w:t xml:space="preserve">Clase 2</w:t>
+            </w:r>
+          </w:p>
+        </w:tc>
+      </w:tr>
+      <w:tr>
+        <w:tc>
+          <w:tcPr/>
+          <w:p>
+            <w:pPr>
+              <w:pStyle w:val="Compact"/>
+            </w:pPr>
+            <w:r>
+              <w:t xml:space="preserve">2. El contexto</w:t>
+            </w:r>
+          </w:p>
+        </w:tc>
+        <w:tc>
+          <w:tcPr/>
+          <w:p>
+            <w:pPr>
+              <w:pStyle w:val="Compact"/>
+            </w:pPr>
+            <w:r>
+              <w:t xml:space="preserve">Cadena de valor</w:t>
+            </w:r>
+          </w:p>
+        </w:tc>
+        <w:tc>
+          <w:tcPr/>
+          <w:p>
+            <w:pPr>
+              <w:pStyle w:val="Compact"/>
+            </w:pPr>
+            <w:r>
+              <w:t xml:space="preserve">Porter (1985)</w:t>
+            </w:r>
+          </w:p>
+        </w:tc>
+        <w:tc>
+          <w:tcPr/>
+          <w:p>
+            <w:pPr>
+              <w:pStyle w:val="Compact"/>
+            </w:pPr>
+            <w:r>
+              <w:t xml:space="preserve">Ver dónde se crea y dónde se pierde margen puertas adentro</w:t>
+            </w:r>
+          </w:p>
+        </w:tc>
+        <w:tc>
+          <w:tcPr/>
+          <w:p>
+            <w:pPr>
+              <w:pStyle w:val="Compact"/>
+            </w:pPr>
+            <w:r>
+              <w:t xml:space="preserve">Clase 2 (aparece también en la Clase 1)</w:t>
+            </w:r>
+          </w:p>
+        </w:tc>
+      </w:tr>
+      <w:tr>
+        <w:tc>
+          <w:tcPr/>
+          <w:p>
+            <w:pPr>
+              <w:pStyle w:val="Compact"/>
+            </w:pPr>
+            <w:r>
+              <w:t xml:space="preserve">2. El contexto</w:t>
+            </w:r>
+          </w:p>
+        </w:tc>
+        <w:tc>
+          <w:tcPr/>
+          <w:p>
+            <w:pPr>
+              <w:pStyle w:val="Compact"/>
+            </w:pPr>
+            <w:r>
+              <w:t xml:space="preserve">FODA cruzado</w:t>
+            </w:r>
+          </w:p>
+        </w:tc>
+        <w:tc>
+          <w:tcPr/>
+          <w:p>
+            <w:pPr>
+              <w:pStyle w:val="Compact"/>
+            </w:pPr>
+            <w:r>
+              <w:t xml:space="preserve">Herramienta clásica de planeamiento</w:t>
+            </w:r>
+          </w:p>
+        </w:tc>
+        <w:tc>
+          <w:tcPr/>
+          <w:p>
+            <w:pPr>
+              <w:pStyle w:val="Compact"/>
+            </w:pPr>
+            <w:r>
+              <w:t xml:space="preserve">Combinar todo lo anterior y sacar iniciativas concretas</w:t>
+            </w:r>
+          </w:p>
+        </w:tc>
+        <w:tc>
+          <w:tcPr/>
+          <w:p>
+            <w:pPr>
+              <w:pStyle w:val="Compact"/>
+            </w:pPr>
+            <w:r>
+              <w:t xml:space="preserve">Clase 2</w:t>
+            </w:r>
+          </w:p>
+        </w:tc>
+      </w:tr>
+      <w:tr>
+        <w:tc>
+          <w:tcPr/>
+          <w:p>
+            <w:pPr>
+              <w:pStyle w:val="Compact"/>
+            </w:pPr>
+            <w:r>
+              <w:t xml:space="preserve">3. Modelo de negocio</w:t>
+            </w:r>
+          </w:p>
+        </w:tc>
+        <w:tc>
+          <w:tcPr/>
+          <w:p>
+            <w:pPr>
+              <w:pStyle w:val="Compact"/>
+            </w:pPr>
+            <w:r>
+              <w:t xml:space="preserve">Business Model Canvas</w:t>
+            </w:r>
+          </w:p>
+        </w:tc>
+        <w:tc>
+          <w:tcPr/>
+          <w:p>
+            <w:pPr>
+              <w:pStyle w:val="Compact"/>
+            </w:pPr>
+            <w:r>
+              <w:t xml:space="preserve">Osterwalder y Pigneur (2010)</w:t>
+            </w:r>
+          </w:p>
+        </w:tc>
+        <w:tc>
+          <w:tcPr/>
+          <w:p>
+            <w:pPr>
+              <w:pStyle w:val="Compact"/>
+            </w:pPr>
+            <w:r>
+              <w:t xml:space="preserve">Describir cómo la empresa crea, entrega y captura valor hoy</w:t>
+            </w:r>
+          </w:p>
+        </w:tc>
+        <w:tc>
+          <w:tcPr/>
+          <w:p>
+            <w:pPr>
+              <w:pStyle w:val="Compact"/>
+            </w:pPr>
+            <w:r>
+              <w:t xml:space="preserve">Clase 2</w:t>
+            </w:r>
+          </w:p>
+        </w:tc>
+      </w:tr>
+      <w:tr>
+        <w:tc>
+          <w:tcPr/>
+          <w:p>
+            <w:pPr>
+              <w:pStyle w:val="Compact"/>
+            </w:pPr>
+            <w:r>
+              <w:t xml:space="preserve">3. Modelo de negocio</w:t>
+            </w:r>
+          </w:p>
+        </w:tc>
+        <w:tc>
+          <w:tcPr/>
+          <w:p>
+            <w:pPr>
+              <w:pStyle w:val="Compact"/>
+            </w:pPr>
+            <w:r>
+              <w:t xml:space="preserve">Explotación y exploración (Run / Change the Business)</w:t>
+            </w:r>
+          </w:p>
+        </w:tc>
+        <w:tc>
+          <w:tcPr/>
+          <w:p>
+            <w:pPr>
+              <w:pStyle w:val="Compact"/>
+            </w:pPr>
+            <w:r>
+              <w:t xml:space="preserve">Enfoque bimodal de la materia</w:t>
+            </w:r>
+          </w:p>
+        </w:tc>
+        <w:tc>
+          <w:tcPr/>
+          <w:p>
+            <w:pPr>
+              <w:pStyle w:val="Compact"/>
+            </w:pPr>
+            <w:r>
+              <w:t xml:space="preserve">Separar lo que sostiene la operación de lo que la transforma</w:t>
+            </w:r>
+          </w:p>
+        </w:tc>
+        <w:tc>
+          <w:tcPr/>
+          <w:p>
+            <w:pPr>
+              <w:pStyle w:val="Compact"/>
+            </w:pPr>
+            <w:r>
+              <w:t xml:space="preserve">Presentación introductoria y Clase 3</w:t>
+            </w:r>
+          </w:p>
+        </w:tc>
+      </w:tr>
+      <w:tr>
+        <w:tc>
+          <w:tcPr/>
+          <w:p>
+            <w:pPr>
+              <w:pStyle w:val="Compact"/>
+            </w:pPr>
+            <w:r>
+              <w:t xml:space="preserve">3. Modelo de negocio</w:t>
+            </w:r>
+          </w:p>
+        </w:tc>
+        <w:tc>
+          <w:tcPr/>
+          <w:p>
+            <w:pPr>
+              <w:pStyle w:val="Compact"/>
+            </w:pPr>
+            <w:r>
+              <w:t xml:space="preserve">Liderazgo en costos vs. diferenciación</w:t>
+            </w:r>
+          </w:p>
+        </w:tc>
+        <w:tc>
+          <w:tcPr/>
+          <w:p>
+            <w:pPr>
+              <w:pStyle w:val="Compact"/>
+            </w:pPr>
+            <w:r>
+              <w:t xml:space="preserve">Porter (1980)</w:t>
+            </w:r>
+          </w:p>
+        </w:tc>
+        <w:tc>
+          <w:tcPr/>
+          <w:p>
+            <w:pPr>
+              <w:pStyle w:val="Compact"/>
+            </w:pPr>
+            <w:r>
+              <w:t xml:space="preserve">Definir cuál es la ventaja competitiva real de la empresa</w:t>
+            </w:r>
+          </w:p>
+        </w:tc>
+        <w:tc>
+          <w:tcPr/>
+          <w:p>
+            <w:pPr>
+              <w:pStyle w:val="Compact"/>
+            </w:pPr>
+            <w:r>
+              <w:t xml:space="preserve">Clase 2</w:t>
+            </w:r>
+          </w:p>
+        </w:tc>
+      </w:tr>
+      <w:tr>
+        <w:tc>
+          <w:tcPr/>
+          <w:p>
+            <w:pPr>
+              <w:pStyle w:val="Compact"/>
+            </w:pPr>
+            <w:r>
+              <w:t xml:space="preserve">4. Propuesta de valor</w:t>
+            </w:r>
+          </w:p>
+        </w:tc>
+        <w:tc>
+          <w:tcPr/>
+          <w:p>
+            <w:pPr>
+              <w:pStyle w:val="Compact"/>
+            </w:pPr>
+            <w:r>
+              <w:t xml:space="preserve">Value Proposition Canvas</w:t>
+            </w:r>
+          </w:p>
+        </w:tc>
+        <w:tc>
+          <w:tcPr/>
+          <w:p>
+            <w:pPr>
+              <w:pStyle w:val="Compact"/>
+            </w:pPr>
+            <w:r>
+              <w:t xml:space="preserve">Osterwalder, Pigneur, Bernarda y Smith (2014)</w:t>
+            </w:r>
+          </w:p>
+        </w:tc>
+        <w:tc>
+          <w:tcPr/>
+          <w:p>
+            <w:pPr>
+              <w:pStyle w:val="Compact"/>
+            </w:pPr>
+            <w:r>
+              <w:t xml:space="preserve">Cruzar lo que el cliente necesita con lo que la empresa ofrece, y medir el encaje</w:t>
+            </w:r>
+          </w:p>
+        </w:tc>
+        <w:tc>
+          <w:tcPr/>
+          <w:p>
+            <w:pPr>
+              <w:pStyle w:val="Compact"/>
+            </w:pPr>
+            <w:r>
+              <w:t xml:space="preserve">Clase 2</w:t>
+            </w:r>
+          </w:p>
+        </w:tc>
+      </w:tr>
+      <w:tr>
+        <w:tc>
+          <w:tcPr/>
+          <w:p>
+            <w:pPr>
+              <w:pStyle w:val="Compact"/>
+            </w:pPr>
+            <w:r>
+              <w:t xml:space="preserve">5. Madurez</w:t>
+            </w:r>
+          </w:p>
+        </w:tc>
+        <w:tc>
+          <w:tcPr/>
+          <w:p>
+            <w:pPr>
+              <w:pStyle w:val="Compact"/>
+            </w:pPr>
+            <w:r>
+              <w:t xml:space="preserve">Modelo de madurez digital de la cátedra</w:t>
+            </w:r>
+          </w:p>
+        </w:tc>
+        <w:tc>
+          <w:tcPr/>
+          <w:p>
+            <w:pPr>
+              <w:pStyle w:val="Compact"/>
+            </w:pPr>
+            <w:r>
+              <w:t xml:space="preserve">Cátedra de Gestión Gerencial</w:t>
+            </w:r>
+          </w:p>
+        </w:tc>
+        <w:tc>
+          <w:tcPr/>
+          <w:p>
+            <w:pPr>
+              <w:pStyle w:val="Compact"/>
+            </w:pPr>
+            <w:r>
+              <w:t xml:space="preserve">Evaluar seis dimensiones con escala A a E, más una séptima que agregamos</w:t>
+            </w:r>
+          </w:p>
+        </w:tc>
+        <w:tc>
+          <w:tcPr/>
+          <w:p>
+            <w:pPr>
+              <w:pStyle w:val="Compact"/>
+            </w:pPr>
+            <w:r>
+              <w:t xml:space="preserve">Material de cátedra</w:t>
+            </w:r>
+          </w:p>
+        </w:tc>
+      </w:tr>
+      <w:tr>
+        <w:tc>
+          <w:tcPr/>
+          <w:p>
+            <w:pPr>
+              <w:pStyle w:val="Compact"/>
+            </w:pPr>
+            <w:r>
+              <w:t xml:space="preserve">5. Madurez</w:t>
+            </w:r>
+          </w:p>
+        </w:tc>
+        <w:tc>
+          <w:tcPr/>
+          <w:p>
+            <w:pPr>
+              <w:pStyle w:val="Compact"/>
+            </w:pPr>
+            <w:r>
+              <w:t xml:space="preserve">Costo de No Actuar (CoI)</w:t>
+            </w:r>
+          </w:p>
+        </w:tc>
+        <w:tc>
+          <w:tcPr/>
+          <w:p>
+            <w:pPr>
+              <w:pStyle w:val="Compact"/>
+            </w:pPr>
+            <w:r>
+              <w:t xml:space="preserve">Fórmula de tres componentes</w:t>
+            </w:r>
+          </w:p>
+        </w:tc>
+        <w:tc>
+          <w:tcPr/>
+          <w:p>
+            <w:pPr>
+              <w:pStyle w:val="Compact"/>
+            </w:pPr>
+            <w:r>
+              <w:t xml:space="preserve">Poner en plata lo que cuesta no resolver cada brecha</w:t>
+            </w:r>
+          </w:p>
+        </w:tc>
+        <w:tc>
+          <w:tcPr/>
+          <w:p>
+            <w:pPr>
+              <w:pStyle w:val="Compact"/>
+            </w:pPr>
+            <w:r>
+              <w:t xml:space="preserve">Clase 3</w:t>
+            </w:r>
+          </w:p>
+        </w:tc>
+      </w:tr>
+    </w:tbl>
+    <w:p>
+      <w:pPr>
+        <w:pStyle w:val="BodyText"/>
+      </w:pPr>
+      <w:r>
+        <w:rPr>
+          <w:b/>
+          <w:bCs/>
+        </w:rPr>
+        <w:t xml:space="preserve">Cómo se encadenan</w:t>
+      </w:r>
+    </w:p>
+    <w:p>
+      <w:pPr>
+        <w:pStyle w:val="BodyText"/>
+      </w:pPr>
+      <w:r>
+        <w:t xml:space="preserve">El orden en que las aplicamos no es casual. Cada herramienta produce algo que la siguiente necesita.</w:t>
+      </w:r>
+    </w:p>
+    <w:p>
+      <w:pPr>
+        <w:pStyle w:val="SourceCode"/>
+      </w:pPr>
+      <w:r>
+        <w:rPr>
+          <w:rStyle w:val="VerbatimChar"/>
+        </w:rPr>
+        <w:t xml:space="preserve">SECCIÓN 1</w:t>
+      </w:r>
+      <w:r>
+        <w:br/>
+      </w:r>
+      <w:r>
+        <w:rPr>
+          <w:rStyle w:val="VerbatimChar"/>
+        </w:rPr>
+        <w:t xml:space="preserve">  Relevamiento de la organización</w:t>
+      </w:r>
+      <w:r>
+        <w:br/>
+      </w:r>
+      <w:r>
+        <w:rPr>
+          <w:rStyle w:val="VerbatimChar"/>
+        </w:rPr>
+        <w:t xml:space="preserve">       |</w:t>
+      </w:r>
+      <w:r>
+        <w:br/>
+      </w:r>
+      <w:r>
+        <w:rPr>
+          <w:rStyle w:val="VerbatimChar"/>
+        </w:rPr>
+        <w:t xml:space="preserve">       v</w:t>
+      </w:r>
+      <w:r>
+        <w:br/>
+      </w:r>
+      <w:r>
+        <w:rPr>
+          <w:rStyle w:val="VerbatimChar"/>
+        </w:rPr>
+        <w:t xml:space="preserve">SECCIÓN 2</w:t>
+      </w:r>
+      <w:r>
+        <w:br/>
+      </w:r>
+      <w:r>
+        <w:rPr>
+          <w:rStyle w:val="VerbatimChar"/>
+        </w:rPr>
+        <w:t xml:space="preserve">  PESTEL ---------------+</w:t>
+      </w:r>
+      <w:r>
+        <w:br/>
+      </w:r>
+      <w:r>
+        <w:rPr>
+          <w:rStyle w:val="VerbatimChar"/>
+        </w:rPr>
+        <w:t xml:space="preserve">                        |--&gt; Oportunidades y Amenazas --+</w:t>
+      </w:r>
+      <w:r>
+        <w:br/>
+      </w:r>
+      <w:r>
+        <w:rPr>
+          <w:rStyle w:val="VerbatimChar"/>
+        </w:rPr>
+        <w:t xml:space="preserve">  Cinco fuerzas --------+                               |</w:t>
+      </w:r>
+      <w:r>
+        <w:br/>
+      </w:r>
+      <w:r>
+        <w:rPr>
+          <w:rStyle w:val="VerbatimChar"/>
+        </w:rPr>
+        <w:t xml:space="preserve">                                                        +--&gt; FODA CRUZADO</w:t>
+      </w:r>
+      <w:r>
+        <w:br/>
+      </w:r>
+      <w:r>
+        <w:rPr>
+          <w:rStyle w:val="VerbatimChar"/>
+        </w:rPr>
+        <w:t xml:space="preserve">  Cadena de valor ----&gt; Fortalezas y Debilidades -------+     (iniciativas)</w:t>
+      </w:r>
+      <w:r>
+        <w:br/>
+      </w:r>
+      <w:r>
+        <w:rPr>
+          <w:rStyle w:val="VerbatimChar"/>
+        </w:rPr>
+        <w:t xml:space="preserve">       |</w:t>
+      </w:r>
+      <w:r>
+        <w:br/>
+      </w:r>
+      <w:r>
+        <w:rPr>
+          <w:rStyle w:val="VerbatimChar"/>
+        </w:rPr>
+        <w:t xml:space="preserve">       v</w:t>
+      </w:r>
+      <w:r>
+        <w:br/>
+      </w:r>
+      <w:r>
+        <w:rPr>
+          <w:rStyle w:val="VerbatimChar"/>
+        </w:rPr>
+        <w:t xml:space="preserve">SECCIÓN 3                          SECCIÓN 4                    SECCIÓN 5</w:t>
+      </w:r>
+      <w:r>
+        <w:br/>
+      </w:r>
+      <w:r>
+        <w:rPr>
+          <w:rStyle w:val="VerbatimChar"/>
+        </w:rPr>
+        <w:t xml:space="preserve">  Business Model Canvas              Value Proposition Canvas      Modelo de madurez</w:t>
+      </w:r>
+      <w:r>
+        <w:br/>
+      </w:r>
+      <w:r>
+        <w:rPr>
+          <w:rStyle w:val="VerbatimChar"/>
+        </w:rPr>
+        <w:t xml:space="preserve">  + Run / Change the Business        (segmento prioritario)        + Costo de No Actuar</w:t>
+      </w:r>
+      <w:r>
+        <w:br/>
+      </w:r>
+      <w:r>
+        <w:rPr>
+          <w:rStyle w:val="VerbatimChar"/>
+        </w:rPr>
+        <w:t xml:space="preserve">       |                                   |                             |</w:t>
+      </w:r>
+      <w:r>
+        <w:br/>
+      </w:r>
+      <w:r>
+        <w:rPr>
+          <w:rStyle w:val="VerbatimChar"/>
+        </w:rPr>
+        <w:t xml:space="preserve">       +-----------------------------------+-----------------------------+</w:t>
+      </w:r>
+      <w:r>
+        <w:br/>
+      </w:r>
+      <w:r>
+        <w:rPr>
+          <w:rStyle w:val="VerbatimChar"/>
+        </w:rPr>
+        <w:t xml:space="preserve">                                           |</w:t>
+      </w:r>
+      <w:r>
+        <w:br/>
+      </w:r>
+      <w:r>
+        <w:rPr>
+          <w:rStyle w:val="VerbatimChar"/>
+        </w:rPr>
+        <w:t xml:space="preserve">                                           v</w:t>
+      </w:r>
+      <w:r>
+        <w:br/>
+      </w:r>
+      <w:r>
+        <w:rPr>
+          <w:rStyle w:val="VerbatimChar"/>
+        </w:rPr>
+        <w:t xml:space="preserve">                                    SECCIÓN 6 (se entrega aparte)</w:t>
+      </w:r>
+      <w:r>
+        <w:br/>
+      </w:r>
+      <w:r>
+        <w:rPr>
+          <w:rStyle w:val="VerbatimChar"/>
+        </w:rPr>
+        <w:t xml:space="preserve">                                    Problema gerencial priorizado</w:t>
+      </w:r>
+    </w:p>
+    <w:p>
+      <w:pPr>
+        <w:pStyle w:val="FirstParagraph"/>
+      </w:pPr>
+      <w:r>
+        <w:t xml:space="preserve">En concreto:</w:t>
+      </w:r>
+    </w:p>
+    <w:p>
+      <w:pPr>
+        <w:pStyle w:val="Compact"/>
+        <w:numPr>
+          <w:ilvl w:val="0"/>
+          <w:numId w:val="1020"/>
+        </w:numPr>
+      </w:pPr>
+      <w:r>
+        <w:t xml:space="preserve">El</w:t>
+      </w:r>
+      <w:r>
+        <w:t xml:space="preserve"> </w:t>
+      </w:r>
+      <w:r>
+        <w:rPr>
+          <w:b/>
+          <w:bCs/>
+        </w:rPr>
+        <w:t xml:space="preserve">PESTEL</w:t>
+      </w:r>
+      <w:r>
+        <w:t xml:space="preserve"> </w:t>
+      </w:r>
+      <w:r>
+        <w:t xml:space="preserve">y las</w:t>
+      </w:r>
+      <w:r>
+        <w:t xml:space="preserve"> </w:t>
+      </w:r>
+      <w:r>
+        <w:rPr>
+          <w:b/>
+          <w:bCs/>
+        </w:rPr>
+        <w:t xml:space="preserve">cinco fuerzas</w:t>
+      </w:r>
+      <w:r>
+        <w:t xml:space="preserve"> </w:t>
+      </w:r>
+      <w:r>
+        <w:t xml:space="preserve">producen las oportunidades y las amenazas del FODA.</w:t>
+      </w:r>
+    </w:p>
+    <w:p>
+      <w:pPr>
+        <w:pStyle w:val="Compact"/>
+        <w:numPr>
+          <w:ilvl w:val="0"/>
+          <w:numId w:val="1020"/>
+        </w:numPr>
+      </w:pPr>
+      <w:r>
+        <w:t xml:space="preserve">La</w:t>
+      </w:r>
+      <w:r>
+        <w:t xml:space="preserve"> </w:t>
+      </w:r>
+      <w:r>
+        <w:rPr>
+          <w:b/>
+          <w:bCs/>
+        </w:rPr>
+        <w:t xml:space="preserve">cadena de valor</w:t>
+      </w:r>
+      <w:r>
+        <w:t xml:space="preserve"> </w:t>
+      </w:r>
+      <w:r>
+        <w:t xml:space="preserve">produce las fortalezas y las debilidades.</w:t>
+      </w:r>
+    </w:p>
+    <w:p>
+      <w:pPr>
+        <w:pStyle w:val="Compact"/>
+        <w:numPr>
+          <w:ilvl w:val="0"/>
+          <w:numId w:val="1020"/>
+        </w:numPr>
+      </w:pPr>
+      <w:r>
+        <w:t xml:space="preserve">El</w:t>
+      </w:r>
+      <w:r>
+        <w:t xml:space="preserve"> </w:t>
+      </w:r>
+      <w:r>
+        <w:rPr>
+          <w:b/>
+          <w:bCs/>
+        </w:rPr>
+        <w:t xml:space="preserve">FODA cruzado</w:t>
+      </w:r>
+      <w:r>
+        <w:t xml:space="preserve"> </w:t>
+      </w:r>
+      <w:r>
+        <w:t xml:space="preserve">combina las cuatro y de ahí salen las iniciativas.</w:t>
+      </w:r>
+    </w:p>
+    <w:p>
+      <w:pPr>
+        <w:pStyle w:val="Compact"/>
+        <w:numPr>
+          <w:ilvl w:val="0"/>
+          <w:numId w:val="1020"/>
+        </w:numPr>
+      </w:pPr>
+      <w:r>
+        <w:t xml:space="preserve">El</w:t>
+      </w:r>
+      <w:r>
+        <w:t xml:space="preserve"> </w:t>
+      </w:r>
+      <w:r>
+        <w:rPr>
+          <w:b/>
+          <w:bCs/>
+        </w:rPr>
+        <w:t xml:space="preserve">segmento prioritario</w:t>
+      </w:r>
+      <w:r>
+        <w:t xml:space="preserve"> </w:t>
+      </w:r>
+      <w:r>
+        <w:t xml:space="preserve">de la sección 4 se justifica con lo que vimos en las cinco fuerzas.</w:t>
+      </w:r>
+    </w:p>
+    <w:p>
+      <w:pPr>
+        <w:pStyle w:val="Compact"/>
+        <w:numPr>
+          <w:ilvl w:val="0"/>
+          <w:numId w:val="1020"/>
+        </w:numPr>
+      </w:pPr>
+      <w:r>
+        <w:t xml:space="preserve">La</w:t>
+      </w:r>
+      <w:r>
+        <w:t xml:space="preserve"> </w:t>
+      </w:r>
+      <w:r>
+        <w:rPr>
+          <w:b/>
+          <w:bCs/>
+        </w:rPr>
+        <w:t xml:space="preserve">madurez</w:t>
+      </w:r>
+      <w:r>
+        <w:t xml:space="preserve"> </w:t>
+      </w:r>
+      <w:r>
+        <w:t xml:space="preserve">de la sección 5 se apoya en evidencia que fue apareciendo en las secciones 1 a 4.</w:t>
+      </w:r>
+    </w:p>
+    <w:p>
+      <w:pPr>
+        <w:pStyle w:val="FirstParagraph"/>
+      </w:pPr>
+      <w:r>
+        <w:rPr>
+          <w:b/>
+          <w:bCs/>
+        </w:rPr>
+        <w:t xml:space="preserve">Herramientas que no usamos, y por qué</w:t>
+      </w:r>
+    </w:p>
+    <w:tbl>
+      <w:tblPr>
+        <w:tblStyle w:val="Table"/>
+        <w:tblW w:type="pct" w:w="5000"/>
+        <w:tblLayout w:type="fixed"/>
+        <w:tblLook w:firstRow="1" w:lastRow="0" w:firstColumn="0" w:lastColumn="0" w:noHBand="0" w:noVBand="0" w:val="0020"/>
+      </w:tblPr>
+      <w:tblGrid>
+        <w:gridCol w:w="3960"/>
+        <w:gridCol w:w="3960"/>
+      </w:tblGrid>
+      <w:tr>
+        <w:trPr>
+          <w:tblHeader w:val="on"/>
+        </w:trPr>
+        <w:tc>
+          <w:tcPr/>
+          <w:p>
+            <w:pPr>
+              <w:pStyle w:val="Compact"/>
+            </w:pPr>
+            <w:r>
+              <w:t xml:space="preserve">Herramienta</w:t>
+            </w:r>
+          </w:p>
+        </w:tc>
+        <w:tc>
+          <w:tcPr/>
+          <w:p>
+            <w:pPr>
+              <w:pStyle w:val="Compact"/>
+            </w:pPr>
+            <w:r>
+              <w:t xml:space="preserve">Por qué la dejamos afuera</w:t>
+            </w:r>
+          </w:p>
+        </w:tc>
+      </w:tr>
+      <w:tr>
+        <w:tc>
+          <w:tcPr/>
+          <w:p>
+            <w:pPr>
+              <w:pStyle w:val="Compact"/>
+            </w:pPr>
+            <w:r>
+              <w:t xml:space="preserve">Hipótesis de Oportunidad Tecnológica</w:t>
+            </w:r>
+          </w:p>
+        </w:tc>
+        <w:tc>
+          <w:tcPr/>
+          <w:p>
+            <w:pPr>
+              <w:pStyle w:val="Compact"/>
+            </w:pPr>
+            <w:r>
+              <w:t xml:space="preserve">Es una propuesta de solución (To-Be) y este trabajo es diagnóstico del estado actual (AS-IS)</w:t>
+            </w:r>
+          </w:p>
+        </w:tc>
+      </w:tr>
+      <w:tr>
+        <w:tc>
+          <w:tcPr/>
+          <w:p>
+            <w:pPr>
+              <w:pStyle w:val="Compact"/>
+            </w:pPr>
+            <w:r>
+              <w:t xml:space="preserve">Business Model Canvas en versión To-Be</w:t>
+            </w:r>
+          </w:p>
+        </w:tc>
+        <w:tc>
+          <w:tcPr/>
+          <w:p>
+            <w:pPr>
+              <w:pStyle w:val="Compact"/>
+            </w:pPr>
+            <w:r>
+              <w:t xml:space="preserve">Mismo motivo: el enunciado pide el modelo actual, no el propuesto</w:t>
+            </w:r>
+          </w:p>
+        </w:tc>
+      </w:tr>
+      <w:tr>
+        <w:tc>
+          <w:tcPr/>
+          <w:p>
+            <w:pPr>
+              <w:pStyle w:val="Compact"/>
+            </w:pPr>
+            <w:r>
+              <w:t xml:space="preserve">Balanced Scorecard y OKR</w:t>
+            </w:r>
+          </w:p>
+        </w:tc>
+        <w:tc>
+          <w:tcPr/>
+          <w:p>
+            <w:pPr>
+              <w:pStyle w:val="Compact"/>
+            </w:pPr>
+            <w:r>
+              <w:t xml:space="preserve">Corresponden al Hito 3, no a esta entrega</w:t>
+            </w:r>
+          </w:p>
+        </w:tc>
+      </w:tr>
+      <w:tr>
+        <w:tc>
+          <w:tcPr/>
+          <w:p>
+            <w:pPr>
+              <w:pStyle w:val="Compact"/>
+            </w:pPr>
+            <w:r>
+              <w:t xml:space="preserve">Design Thinking</w:t>
+            </w:r>
+          </w:p>
+        </w:tc>
+        <w:tc>
+          <w:tcPr/>
+          <w:p>
+            <w:pPr>
+              <w:pStyle w:val="Compact"/>
+            </w:pPr>
+            <w:r>
+              <w:t xml:space="preserve">Se vio en la Clase 3 pero apunta a idear soluciones, que todavía no toca</w:t>
+            </w:r>
+          </w:p>
+        </w:tc>
+      </w:tr>
+      <w:tr>
+        <w:tc>
+          <w:tcPr/>
+          <w:p>
+            <w:pPr>
+              <w:pStyle w:val="Compact"/>
+            </w:pPr>
+            <w:r>
+              <w:t xml:space="preserve">Plantilla canónica del problema gerencial</w:t>
+            </w:r>
+          </w:p>
+        </w:tc>
+        <w:tc>
+          <w:tcPr/>
+          <w:p>
+            <w:pPr>
+              <w:pStyle w:val="Compact"/>
+            </w:pPr>
+            <w:r>
+              <w:t xml:space="preserve">Es para la sección 6, que entregamos aparte</w:t>
+            </w:r>
+          </w:p>
+        </w:tc>
+      </w:tr>
+    </w:tbl>
     <w:bookmarkEnd w:id="69"/>
+    <w:bookmarkEnd w:id="70"/>
+    <w:bookmarkEnd w:id="71"/>
     <w:sectPr>
       <w:footnotePr>
         <w:numRestart w:val="eachSect"/>
@@ -9888,6 +11612,15 @@
     </w:lvlOverride>
   </w:num>
   <w:num w:numId="1017">
+    <w:abstractNumId w:val="991"/>
+  </w:num>
+  <w:num w:numId="1018">
+    <w:abstractNumId w:val="991"/>
+  </w:num>
+  <w:num w:numId="1019">
+    <w:abstractNumId w:val="991"/>
+  </w:num>
+  <w:num w:numId="1020">
     <w:abstractNumId w:val="991"/>
   </w:num>
 </w:numbering>

--- a/Material Campus/Proyecto Final/Proyecto/Entrega/TP Final Parte 1 - Dulxelitos.docx
+++ b/Material Campus/Proyecto Final/Proyecto/Entrega/TP Final Parte 1 - Dulxelitos.docx
@@ -2,279 +2,108 @@
 <file path=word/document.xml><?xml version="1.0" encoding="utf-8"?>
 <w:document xmlns:w="http://schemas.openxmlformats.org/wordprocessingml/2006/main" xmlns:m="http://schemas.openxmlformats.org/officeDocument/2006/math" xmlns:r="http://schemas.openxmlformats.org/officeDocument/2006/relationships" xmlns:o="urn:schemas-microsoft-com:office:office" xmlns:v="urn:schemas-microsoft-com:vml" xmlns:w10="urn:schemas-microsoft-com:office:word" xmlns:a="http://schemas.openxmlformats.org/drawingml/2006/main" xmlns:pic="http://schemas.openxmlformats.org/drawingml/2006/picture" xmlns:wp="http://schemas.openxmlformats.org/drawingml/2006/wordprocessingDrawing">
   <w:body>
-    <w:bookmarkStart w:id="71" w:name="trabajo-práctico-final-parte-1"/>
+    <w:p>
+      <w:pPr>
+        <w:pStyle w:val="Title"/>
+      </w:pPr>
+      <w:r>
+        <w:t xml:space="preserve">Trabajo Práctico Final, Parte 1</w:t>
+      </w:r>
+    </w:p>
+    <w:p>
+      <w:pPr>
+        <w:pStyle w:val="Subtitle"/>
+      </w:pPr>
+      <w:r>
+        <w:t xml:space="preserve">Diagnóstico gerencial de Dulxelitos</w:t>
+      </w:r>
+    </w:p>
+    <w:p>
+      <w:pPr>
+        <w:pStyle w:val="Author"/>
+      </w:pPr>
+      <w:r>
+        <w:t xml:space="preserve">Universidad Tecnológica Nacional, Facultad Regional San Rafael</w:t>
+      </w:r>
+    </w:p>
+    <w:p>
+      <w:pPr>
+        <w:pStyle w:val="Author"/>
+      </w:pPr>
+      <w:r>
+        <w:t xml:space="preserve">Ingeniería en Sistemas de Información, Plan 2026</w:t>
+      </w:r>
+    </w:p>
+    <w:p>
+      <w:pPr>
+        <w:pStyle w:val="Author"/>
+      </w:pPr>
+      <w:r>
+        <w:t xml:space="preserve">Cátedra: Gestión Gerencial, quinto año</w:t>
+      </w:r>
+    </w:p>
+    <w:p>
+      <w:pPr>
+        <w:pStyle w:val="Author"/>
+      </w:pPr>
+      <w:r>
+        <w:t xml:space="preserve">Docentes: Ing. Jeremías Pino e Ing. Martín Noguerol</w:t>
+      </w:r>
+    </w:p>
+    <w:p>
+      <w:pPr>
+        <w:pStyle w:val="Author"/>
+      </w:pPr>
+      <w:r>
+        <w:t xml:space="preserve">Organización analizada: Dulxelitos, San Rafael, Mendoza, desde 1973</w:t>
+      </w:r>
+    </w:p>
+    <w:p>
+      <w:pPr>
+        <w:pStyle w:val="Author"/>
+      </w:pPr>
+      <w:r>
+        <w:t xml:space="preserve">Integrantes: (completar con apellido y nombre de cada integrante)</w:t>
+      </w:r>
+    </w:p>
+    <w:p>
+      <w:pPr>
+        <w:pStyle w:val="Date"/>
+      </w:pPr>
+      <w:r>
+        <w:t xml:space="preserve">20/09/2026</w:t>
+      </w:r>
+    </w:p>
+    <w:sdt>
+      <w:sdtPr>
+        <w:docPartObj>
+          <w:docPartGallery w:val="Table of Contents"/>
+          <w:docPartUnique/>
+        </w:docPartObj>
+      </w:sdtPr>
+      <w:sdtContent>
+        <w:p>
+          <w:pPr>
+            <w:pStyle w:val="TOCHeading"/>
+          </w:pPr>
+          <w:r>
+            <w:t xml:space="preserve">Table of Contents</w:t>
+          </w:r>
+        </w:p>
+        <w:p>
+          <w:r>
+            <w:fldChar w:fldCharType="begin" w:dirty="true"/>
+            <w:instrText xml:space="preserve">TOC \o "1-3" \h \z \u</w:instrText>
+            <w:fldChar w:fldCharType="separate"/>
+            <w:fldChar w:fldCharType="end"/>
+          </w:r>
+        </w:p>
+      </w:sdtContent>
+    </w:sdt>
+    <w:bookmarkStart w:id="9" w:name="introducción"/>
     <w:p>
       <w:pPr>
         <w:pStyle w:val="Heading1"/>
-      </w:pPr>
-      <w:r>
-        <w:t xml:space="preserve">Trabajo Práctico Final, Parte 1</w:t>
-      </w:r>
-    </w:p>
-    <w:bookmarkStart w:id="9" w:name="diagnóstico-gerencial-de-dulxelitos"/>
-    <w:p>
-      <w:pPr>
-        <w:pStyle w:val="Heading2"/>
-      </w:pPr>
-      <w:r>
-        <w:t xml:space="preserve">Diagnóstico gerencial de Dulxelitos</w:t>
-      </w:r>
-    </w:p>
-    <w:p>
-      <w:pPr>
-        <w:pStyle w:val="FirstParagraph"/>
-      </w:pPr>
-      <w:r>
-        <w:rPr>
-          <w:b/>
-          <w:bCs/>
-        </w:rPr>
-        <w:t xml:space="preserve">Universidad Tecnológica Nacional</w:t>
-      </w:r>
-    </w:p>
-    <w:p>
-      <w:pPr>
-        <w:pStyle w:val="BodyText"/>
-      </w:pPr>
-      <w:r>
-        <w:rPr>
-          <w:b/>
-          <w:bCs/>
-        </w:rPr>
-        <w:t xml:space="preserve">Facultad Regional San Rafael</w:t>
-      </w:r>
-    </w:p>
-    <w:p>
-      <w:pPr>
-        <w:pStyle w:val="BodyText"/>
-      </w:pPr>
-      <w:r>
-        <w:t xml:space="preserve">Carrera: Ingeniería en Sistemas de Información. Plan 2026.</w:t>
-      </w:r>
-    </w:p>
-    <w:p>
-      <w:pPr>
-        <w:pStyle w:val="BodyText"/>
-      </w:pPr>
-      <w:r>
-        <w:t xml:space="preserve">Cátedra: Gestión Gerencial, quinto año.</w:t>
-      </w:r>
-    </w:p>
-    <w:p>
-      <w:pPr>
-        <w:pStyle w:val="BodyText"/>
-      </w:pPr>
-      <w:r>
-        <w:t xml:space="preserve">Docentes: Ing. Jeremías Pino e Ing. Martín Noguerol.</w:t>
-      </w:r>
-    </w:p>
-    <w:p>
-      <w:pPr>
-        <w:pStyle w:val="BodyText"/>
-      </w:pPr>
-      <w:r>
-        <w:rPr>
-          <w:b/>
-          <w:bCs/>
-        </w:rPr>
-        <w:t xml:space="preserve">Organización analizada</w:t>
-      </w:r>
-    </w:p>
-    <w:p>
-      <w:pPr>
-        <w:pStyle w:val="BodyText"/>
-      </w:pPr>
-      <w:r>
-        <w:t xml:space="preserve">Dulxelitos. Fabricación, fraccionamiento y distribución de snacks.</w:t>
-      </w:r>
-      <w:r>
-        <w:t xml:space="preserve"> </w:t>
-      </w:r>
-      <w:r>
-        <w:t xml:space="preserve">San Rafael, Mendoza. En actividad desde 1973.</w:t>
-      </w:r>
-    </w:p>
-    <w:p>
-      <w:pPr>
-        <w:pStyle w:val="BodyText"/>
-      </w:pPr>
-      <w:r>
-        <w:rPr>
-          <w:b/>
-          <w:bCs/>
-        </w:rPr>
-        <w:t xml:space="preserve">Integrantes del grupo</w:t>
-      </w:r>
-    </w:p>
-    <w:p>
-      <w:pPr>
-        <w:pStyle w:val="BodyText"/>
-      </w:pPr>
-      <w:r>
-        <w:rPr>
-          <w:i/>
-          <w:iCs/>
-        </w:rPr>
-        <w:t xml:space="preserve">(completar con apellido y nombre de cada integrante)</w:t>
-      </w:r>
-    </w:p>
-    <w:p>
-      <w:pPr>
-        <w:pStyle w:val="BodyText"/>
-      </w:pPr>
-      <w:r>
-        <w:rPr>
-          <w:b/>
-          <w:bCs/>
-        </w:rPr>
-        <w:t xml:space="preserve">Año:</w:t>
-      </w:r>
-      <w:r>
-        <w:t xml:space="preserve"> </w:t>
-      </w:r>
-      <w:r>
-        <w:t xml:space="preserve">2026</w:t>
-      </w:r>
-    </w:p>
-    <w:p>
-      <w:pPr>
-        <w:pStyle w:val="BodyText"/>
-      </w:pPr>
-      <w:r>
-        <w:rPr>
-          <w:b/>
-          <w:bCs/>
-        </w:rPr>
-        <w:t xml:space="preserve">Fecha de entrega:</w:t>
-      </w:r>
-      <w:r>
-        <w:t xml:space="preserve"> </w:t>
-      </w:r>
-      <w:r>
-        <w:t xml:space="preserve">20/09/2026</w:t>
-      </w:r>
-    </w:p>
-    <w:p>
-      <w:r>
-        <w:br w:type="page"/>
-      </w:r>
-    </w:p>
-    <w:bookmarkEnd w:id="9"/>
-    <w:bookmarkStart w:id="10" w:name="índice"/>
-    <w:p>
-      <w:pPr>
-        <w:pStyle w:val="Heading2"/>
-      </w:pPr>
-      <w:r>
-        <w:t xml:space="preserve">Índice</w:t>
-      </w:r>
-    </w:p>
-    <w:p>
-      <w:pPr>
-        <w:pStyle w:val="Compact"/>
-        <w:numPr>
-          <w:ilvl w:val="0"/>
-          <w:numId w:val="1001"/>
-        </w:numPr>
-      </w:pPr>
-      <w:r>
-        <w:t xml:space="preserve">La organización</w:t>
-      </w:r>
-    </w:p>
-    <w:p>
-      <w:pPr>
-        <w:pStyle w:val="Compact"/>
-        <w:numPr>
-          <w:ilvl w:val="0"/>
-          <w:numId w:val="1001"/>
-        </w:numPr>
-      </w:pPr>
-      <w:r>
-        <w:t xml:space="preserve">El contexto</w:t>
-      </w:r>
-    </w:p>
-    <w:p>
-      <w:pPr>
-        <w:pStyle w:val="Compact"/>
-        <w:numPr>
-          <w:ilvl w:val="0"/>
-          <w:numId w:val="1001"/>
-        </w:numPr>
-      </w:pPr>
-      <w:r>
-        <w:t xml:space="preserve">Modelo de negocio actual</w:t>
-      </w:r>
-    </w:p>
-    <w:p>
-      <w:pPr>
-        <w:pStyle w:val="Compact"/>
-        <w:numPr>
-          <w:ilvl w:val="0"/>
-          <w:numId w:val="1001"/>
-        </w:numPr>
-      </w:pPr>
-      <w:r>
-        <w:t xml:space="preserve">Propuesta de valor actual</w:t>
-      </w:r>
-    </w:p>
-    <w:p>
-      <w:pPr>
-        <w:pStyle w:val="Compact"/>
-        <w:numPr>
-          <w:ilvl w:val="0"/>
-          <w:numId w:val="1001"/>
-        </w:numPr>
-      </w:pPr>
-      <w:r>
-        <w:t xml:space="preserve">Madurez y capacidades</w:t>
-      </w:r>
-    </w:p>
-    <w:p>
-      <w:pPr>
-        <w:pStyle w:val="Compact"/>
-        <w:numPr>
-          <w:ilvl w:val="0"/>
-          <w:numId w:val="1001"/>
-        </w:numPr>
-      </w:pPr>
-      <w:r>
-        <w:t xml:space="preserve">Conclusiones del diagnóstico</w:t>
-      </w:r>
-    </w:p>
-    <w:p>
-      <w:pPr>
-        <w:pStyle w:val="Compact"/>
-        <w:numPr>
-          <w:ilvl w:val="0"/>
-          <w:numId w:val="1001"/>
-        </w:numPr>
-      </w:pPr>
-      <w:r>
-        <w:t xml:space="preserve">Bibliografía</w:t>
-      </w:r>
-    </w:p>
-    <w:p>
-      <w:pPr>
-        <w:pStyle w:val="Compact"/>
-        <w:numPr>
-          <w:ilvl w:val="0"/>
-          <w:numId w:val="1001"/>
-        </w:numPr>
-      </w:pPr>
-      <w:r>
-        <w:t xml:space="preserve">Anexos</w:t>
-      </w:r>
-    </w:p>
-    <w:p>
-      <w:r>
-        <w:br w:type="page"/>
-      </w:r>
-    </w:p>
-    <w:bookmarkEnd w:id="10"/>
-    <w:bookmarkStart w:id="11" w:name="introducción"/>
-    <w:p>
-      <w:pPr>
-        <w:pStyle w:val="Heading2"/>
       </w:pPr>
       <w:r>
         <w:t xml:space="preserve">Introducción</w:t>
@@ -348,20 +177,20 @@
         <w:br w:type="page"/>
       </w:r>
     </w:p>
-    <w:bookmarkEnd w:id="11"/>
-    <w:bookmarkStart w:id="19" w:name="la-organización"/>
+    <w:bookmarkEnd w:id="9"/>
+    <w:bookmarkStart w:id="17" w:name="la-organización"/>
+    <w:p>
+      <w:pPr>
+        <w:pStyle w:val="Heading1"/>
+      </w:pPr>
+      <w:r>
+        <w:t xml:space="preserve">1. La organización</w:t>
+      </w:r>
+    </w:p>
+    <w:bookmarkStart w:id="10" w:name="qué-hace-y-dónde"/>
     <w:p>
       <w:pPr>
         <w:pStyle w:val="Heading2"/>
-      </w:pPr>
-      <w:r>
-        <w:t xml:space="preserve">1. La organización</w:t>
-      </w:r>
-    </w:p>
-    <w:bookmarkStart w:id="12" w:name="qué-hace-y-dónde"/>
-    <w:p>
-      <w:pPr>
-        <w:pStyle w:val="Heading3"/>
       </w:pPr>
       <w:r>
         <w:t xml:space="preserve">1.1 Qué hace y dónde</w:t>
@@ -531,11 +360,11 @@
         <w:t xml:space="preserve">Que esté todo en el mismo lugar es una ventaja que no se ve hasta que se pierde. No hay traslados internos entre producción, depósito y administración, y el dueño ve la operación completa caminando. Es algo típico de una empresa de este tamaño y se pierde apenas abrís una segunda planta, así que vale anotarlo antes de proponer cualquier cosa que implique crecer.</w:t>
       </w:r>
     </w:p>
-    <w:bookmarkEnd w:id="12"/>
-    <w:bookmarkStart w:id="13" w:name="qué-vende"/>
-    <w:p>
-      <w:pPr>
-        <w:pStyle w:val="Heading3"/>
+    <w:bookmarkEnd w:id="10"/>
+    <w:bookmarkStart w:id="11" w:name="qué-vende"/>
+    <w:p>
+      <w:pPr>
+        <w:pStyle w:val="Heading2"/>
       </w:pPr>
       <w:r>
         <w:t xml:space="preserve">1.2 Qué vende</w:t>
@@ -729,103 +558,103 @@
         <w:t xml:space="preserve">Los formatos de 1 y 2 Kg tampoco están por casualidad. Son para que el comercio chico fraccione y le saque margen propio.</w:t>
       </w:r>
     </w:p>
+    <w:bookmarkEnd w:id="11"/>
+    <w:bookmarkStart w:id="12" w:name="a-quién-le-vende"/>
+    <w:p>
+      <w:pPr>
+        <w:pStyle w:val="Heading2"/>
+      </w:pPr>
+      <w:r>
+        <w:t xml:space="preserve">1.3 A quién le vende</w:t>
+      </w:r>
+    </w:p>
+    <w:p>
+      <w:pPr>
+        <w:pStyle w:val="FirstParagraph"/>
+      </w:pPr>
+      <w:r>
+        <w:t xml:space="preserve">Hay dos clientes bien distintos.</w:t>
+      </w:r>
+    </w:p>
+    <w:p>
+      <w:pPr>
+        <w:pStyle w:val="BodyText"/>
+      </w:pPr>
+      <w:r>
+        <w:t xml:space="preserve">Por un lado, los 57 distribuidores mayoristas repartidos en 7 provincias. Acá apareció algo que no esperábamos: 35 de esos 57 están en la Patagonia, o sea el 61 por ciento. Mendoza, que es la provincia donde está la fábrica, tiene apenas 6. Dulxelitos es una empresa mendocina que en realidad vende afuera de Cuyo.</w:t>
+      </w:r>
+    </w:p>
+    <w:p>
+      <w:pPr>
+        <w:pStyle w:val="BodyText"/>
+      </w:pPr>
+      <w:r>
+        <w:t xml:space="preserve">Por otro lado está Aiello Supermercados, de San Luis, que es la única cadena con la que trabaja y lo hace en forma directa, sin distribuidor en el medio. Aiello es también una empresa familiar, fundada en 1972, más o menos del mismo tamaño que Dulxelitos, y tiene una política de comprarle a proveedores locales. Eso último probablemente explique cómo una pyme mendocina terminó en su góndola.</w:t>
+      </w:r>
+    </w:p>
+    <w:p>
+      <w:pPr>
+        <w:pStyle w:val="BodyText"/>
+      </w:pPr>
+      <w:r>
+        <w:t xml:space="preserve">Hay un dato que nos faltó y que nos hubiera servido bastante: cuánto factura cada distribuidor. Con 57 clientes no sabemos si la facturación está bien repartida o si hay tres o cuatro que explican la mitad. Preguntamos y no existe el dato, la empresa no lo mide. Eso en sí ya dice algo y lo retomamos en la sección 5.</w:t>
+      </w:r>
+    </w:p>
+    <w:bookmarkEnd w:id="12"/>
+    <w:bookmarkStart w:id="13" w:name="un-poco-de-historia-y-cómo-está-hoy"/>
+    <w:p>
+      <w:pPr>
+        <w:pStyle w:val="Heading2"/>
+      </w:pPr>
+      <w:r>
+        <w:t xml:space="preserve">1.4 Un poco de historia y cómo está hoy</w:t>
+      </w:r>
+    </w:p>
+    <w:p>
+      <w:pPr>
+        <w:pStyle w:val="FirstParagraph"/>
+      </w:pPr>
+      <w:r>
+        <w:t xml:space="preserve">La empresa se fundó en 1973 y sigue en manos de la familia.</w:t>
+      </w:r>
+    </w:p>
+    <w:p>
+      <w:pPr>
+        <w:pStyle w:val="BodyText"/>
+      </w:pPr>
+      <w:r>
+        <w:t xml:space="preserve">De los hitos que vinieron después no pudimos averiguar mucho. Cuándo se sumó el fraccionamiento, cuándo se abrió la Patagonia, cuándo entró Aiello: nada de eso está registrado en ningún lado y nadie lo tiene claro. Preferimos decirlo antes que inventar una cronología.</w:t>
+      </w:r>
+    </w:p>
+    <w:p>
+      <w:pPr>
+        <w:pStyle w:val="BodyText"/>
+      </w:pPr>
+      <w:r>
+        <w:t xml:space="preserve">De la situación actual sí podemos hablar, y es bastante clara: hay más demanda que capacidad. La línea de producción está al límite desde hace bastante tiempo. No hay plan de ampliar, porque a la empresa le va bien y la saturación se tapa haciendo que la gente trabaje horas extras.</w:t>
+      </w:r>
+    </w:p>
+    <w:p>
+      <w:pPr>
+        <w:pStyle w:val="BodyText"/>
+      </w:pPr>
+      <w:r>
+        <w:t xml:space="preserve">Eso es lo más importante de esta sección. El problema de capacidad no se resolvió, se absorbió. Las horas extras son la forma en que una limitación de planta se convirtió en un gasto que se repite todos los meses y que nadie midió nunca. Más adelante, cuando calculemos el costo de no actuar, vamos a volver acá.</w:t>
+      </w:r>
+    </w:p>
+    <w:p>
+      <w:pPr>
+        <w:pStyle w:val="BodyText"/>
+      </w:pPr>
+      <w:r>
+        <w:t xml:space="preserve">Hay un efecto que ya se notó: en algunas temporadas no llegaban a cubrir la demanda de papas fritas. Con las horas extras hoy está más o menos controlado, pero margen para crecer no hay.</w:t>
+      </w:r>
+    </w:p>
     <w:bookmarkEnd w:id="13"/>
-    <w:bookmarkStart w:id="14" w:name="a-quién-le-vende"/>
-    <w:p>
-      <w:pPr>
-        <w:pStyle w:val="Heading3"/>
-      </w:pPr>
-      <w:r>
-        <w:t xml:space="preserve">1.3 A quién le vende</w:t>
-      </w:r>
-    </w:p>
-    <w:p>
-      <w:pPr>
-        <w:pStyle w:val="FirstParagraph"/>
-      </w:pPr>
-      <w:r>
-        <w:t xml:space="preserve">Hay dos clientes bien distintos.</w:t>
-      </w:r>
-    </w:p>
-    <w:p>
-      <w:pPr>
-        <w:pStyle w:val="BodyText"/>
-      </w:pPr>
-      <w:r>
-        <w:t xml:space="preserve">Por un lado, los 57 distribuidores mayoristas repartidos en 7 provincias. Acá apareció algo que no esperábamos: 35 de esos 57 están en la Patagonia, o sea el 61 por ciento. Mendoza, que es la provincia donde está la fábrica, tiene apenas 6. Dulxelitos es una empresa mendocina que en realidad vende afuera de Cuyo.</w:t>
-      </w:r>
-    </w:p>
-    <w:p>
-      <w:pPr>
-        <w:pStyle w:val="BodyText"/>
-      </w:pPr>
-      <w:r>
-        <w:t xml:space="preserve">Por otro lado está Aiello Supermercados, de San Luis, que es la única cadena con la que trabaja y lo hace en forma directa, sin distribuidor en el medio. Aiello es también una empresa familiar, fundada en 1972, más o menos del mismo tamaño que Dulxelitos, y tiene una política de comprarle a proveedores locales. Eso último probablemente explique cómo una pyme mendocina terminó en su góndola.</w:t>
-      </w:r>
-    </w:p>
-    <w:p>
-      <w:pPr>
-        <w:pStyle w:val="BodyText"/>
-      </w:pPr>
-      <w:r>
-        <w:t xml:space="preserve">Hay un dato que nos faltó y que nos hubiera servido bastante: cuánto factura cada distribuidor. Con 57 clientes no sabemos si la facturación está bien repartida o si hay tres o cuatro que explican la mitad. Preguntamos y no existe el dato, la empresa no lo mide. Eso en sí ya dice algo y lo retomamos en la sección 5.</w:t>
-      </w:r>
-    </w:p>
-    <w:bookmarkEnd w:id="14"/>
-    <w:bookmarkStart w:id="15" w:name="un-poco-de-historia-y-cómo-está-hoy"/>
-    <w:p>
-      <w:pPr>
-        <w:pStyle w:val="Heading3"/>
-      </w:pPr>
-      <w:r>
-        <w:t xml:space="preserve">1.4 Un poco de historia y cómo está hoy</w:t>
-      </w:r>
-    </w:p>
-    <w:p>
-      <w:pPr>
-        <w:pStyle w:val="FirstParagraph"/>
-      </w:pPr>
-      <w:r>
-        <w:t xml:space="preserve">La empresa se fundó en 1973 y sigue en manos de la familia.</w:t>
-      </w:r>
-    </w:p>
-    <w:p>
-      <w:pPr>
-        <w:pStyle w:val="BodyText"/>
-      </w:pPr>
-      <w:r>
-        <w:t xml:space="preserve">De los hitos que vinieron después no pudimos averiguar mucho. Cuándo se sumó el fraccionamiento, cuándo se abrió la Patagonia, cuándo entró Aiello: nada de eso está registrado en ningún lado y nadie lo tiene claro. Preferimos decirlo antes que inventar una cronología.</w:t>
-      </w:r>
-    </w:p>
-    <w:p>
-      <w:pPr>
-        <w:pStyle w:val="BodyText"/>
-      </w:pPr>
-      <w:r>
-        <w:t xml:space="preserve">De la situación actual sí podemos hablar, y es bastante clara: hay más demanda que capacidad. La línea de producción está al límite desde hace bastante tiempo. No hay plan de ampliar, porque a la empresa le va bien y la saturación se tapa haciendo que la gente trabaje horas extras.</w:t>
-      </w:r>
-    </w:p>
-    <w:p>
-      <w:pPr>
-        <w:pStyle w:val="BodyText"/>
-      </w:pPr>
-      <w:r>
-        <w:t xml:space="preserve">Eso es lo más importante de esta sección. El problema de capacidad no se resolvió, se absorbió. Las horas extras son la forma en que una limitación de planta se convirtió en un gasto que se repite todos los meses y que nadie midió nunca. Más adelante, cuando calculemos el costo de no actuar, vamos a volver acá.</w:t>
-      </w:r>
-    </w:p>
-    <w:p>
-      <w:pPr>
-        <w:pStyle w:val="BodyText"/>
-      </w:pPr>
-      <w:r>
-        <w:t xml:space="preserve">Hay un efecto que ya se notó: en algunas temporadas no llegaban a cubrir la demanda de papas fritas. Con las horas extras hoy está más o menos controlado, pero margen para crecer no hay.</w:t>
-      </w:r>
-    </w:p>
-    <w:bookmarkEnd w:id="15"/>
-    <w:bookmarkStart w:id="16" w:name="quién-hace-qué"/>
-    <w:p>
-      <w:pPr>
-        <w:pStyle w:val="Heading3"/>
+    <w:bookmarkStart w:id="14" w:name="quién-hace-qué"/>
+    <w:p>
+      <w:pPr>
+        <w:pStyle w:val="Heading2"/>
       </w:pPr>
       <w:r>
         <w:t xml:space="preserve">1.5 Quién hace qué</w:t>
@@ -1054,11 +883,11 @@
         <w:t xml:space="preserve">Lo que sigue concentrado no es la operación sino la decisión. El día a día está cubierto; el criterio para decidir hacia dónde va la empresa está en una sola cabeza.</w:t>
       </w:r>
     </w:p>
-    <w:bookmarkEnd w:id="16"/>
-    <w:bookmarkStart w:id="18" w:name="cómo-conseguimos-la-información"/>
-    <w:p>
-      <w:pPr>
-        <w:pStyle w:val="Heading3"/>
+    <w:bookmarkEnd w:id="14"/>
+    <w:bookmarkStart w:id="16" w:name="cómo-conseguimos-la-información"/>
+    <w:p>
+      <w:pPr>
+        <w:pStyle w:val="Heading2"/>
       </w:pPr>
       <w:r>
         <w:t xml:space="preserve">1.6 Cómo conseguimos la información</w:t>
@@ -1085,7 +914,7 @@
         <w:pStyle w:val="Compact"/>
         <w:numPr>
           <w:ilvl w:val="0"/>
-          <w:numId w:val="1002"/>
+          <w:numId w:val="1001"/>
         </w:numPr>
       </w:pPr>
       <w:r>
@@ -1097,17 +926,17 @@
         <w:pStyle w:val="Compact"/>
         <w:numPr>
           <w:ilvl w:val="0"/>
-          <w:numId w:val="1002"/>
+          <w:numId w:val="1001"/>
         </w:numPr>
       </w:pPr>
       <w:r>
         <w:t xml:space="preserve">La página de la empresa, el Instagram, listados de mayoristas de la zona y la página de Aiello.</w:t>
       </w:r>
     </w:p>
-    <w:bookmarkStart w:id="17" w:name="Xb690bff38e24de5ee1043a083351aae38252b01"/>
-    <w:p>
-      <w:pPr>
-        <w:pStyle w:val="Heading4"/>
+    <w:bookmarkStart w:id="15" w:name="Xb690bff38e24de5ee1043a083351aae38252b01"/>
+    <w:p>
+      <w:pPr>
+        <w:pStyle w:val="Heading3"/>
       </w:pPr>
       <w:r>
         <w:t xml:space="preserve">Sobre el sesgo de tener a alguien adentro</w:t>
@@ -1152,30 +981,30 @@
         </w:pict>
       </w:r>
     </w:p>
+    <w:bookmarkEnd w:id="15"/>
+    <w:bookmarkEnd w:id="16"/>
     <w:bookmarkEnd w:id="17"/>
-    <w:bookmarkEnd w:id="18"/>
-    <w:bookmarkEnd w:id="19"/>
-    <w:bookmarkStart w:id="33" w:name="el-contexto"/>
+    <w:bookmarkStart w:id="31" w:name="el-contexto"/>
+    <w:p>
+      <w:pPr>
+        <w:pStyle w:val="Heading1"/>
+      </w:pPr>
+      <w:r>
+        <w:t xml:space="preserve">2. El contexto</w:t>
+      </w:r>
+    </w:p>
+    <w:p>
+      <w:pPr>
+        <w:pStyle w:val="FirstParagraph"/>
+      </w:pPr>
+      <w:r>
+        <w:t xml:space="preserve">Para esta parte usamos cuatro herramientas de las que vimos en clase: PESTEL para mirar el entorno general, las cinco fuerzas de Porter para el sector, la cadena de valor para lo que pasa adentro y el FODA cruzado para sacar conclusiones. Las aplicamos en ese orden a propósito, porque cada una alimenta a la siguiente. Las oportunidades y amenazas del FODA salen del PESTEL y de Porter, y las fortalezas y debilidades salen de la cadena de valor.</w:t>
+      </w:r>
+    </w:p>
+    <w:bookmarkStart w:id="18" w:name="pestel"/>
     <w:p>
       <w:pPr>
         <w:pStyle w:val="Heading2"/>
-      </w:pPr>
-      <w:r>
-        <w:t xml:space="preserve">2. El contexto</w:t>
-      </w:r>
-    </w:p>
-    <w:p>
-      <w:pPr>
-        <w:pStyle w:val="FirstParagraph"/>
-      </w:pPr>
-      <w:r>
-        <w:t xml:space="preserve">Para esta parte usamos cuatro herramientas de las que vimos en clase: PESTEL para mirar el entorno general, las cinco fuerzas de Porter para el sector, la cadena de valor para lo que pasa adentro y el FODA cruzado para sacar conclusiones. Las aplicamos en ese orden a propósito, porque cada una alimenta a la siguiente. Las oportunidades y amenazas del FODA salen del PESTEL y de Porter, y las fortalezas y debilidades salen de la cadena de valor.</w:t>
-      </w:r>
-    </w:p>
-    <w:bookmarkStart w:id="20" w:name="pestel"/>
-    <w:p>
-      <w:pPr>
-        <w:pStyle w:val="Heading3"/>
       </w:pPr>
       <w:r>
         <w:t xml:space="preserve">2.1 PESTEL</w:t>
@@ -1450,23 +1279,99 @@
         <w:t xml:space="preserve">Sacando cuentas, el entorno no les es hostil. Lo político y lo social juegan a favor. Donde sí hay presión es en lo económico, y pega justo donde son más débiles: una empresa que compite por precio, con inflación en los insumos, cobrando a 30 días y sin saber cuánto le cuesta realmente cada producto.</w:t>
       </w:r>
     </w:p>
+    <w:bookmarkEnd w:id="18"/>
+    <w:bookmarkStart w:id="24" w:name="las-cinco-fuerzas-de-porter"/>
+    <w:p>
+      <w:pPr>
+        <w:pStyle w:val="Heading2"/>
+      </w:pPr>
+      <w:r>
+        <w:t xml:space="preserve">2.2 Las cinco fuerzas de Porter</w:t>
+      </w:r>
+    </w:p>
+    <w:bookmarkStart w:id="19" w:name="rivalidad-entre-competidores"/>
+    <w:p>
+      <w:pPr>
+        <w:pStyle w:val="Heading3"/>
+      </w:pPr>
+      <w:r>
+        <w:t xml:space="preserve">Rivalidad entre competidores</w:t>
+      </w:r>
+    </w:p>
+    <w:p>
+      <w:pPr>
+        <w:pStyle w:val="FirstParagraph"/>
+      </w:pPr>
+      <w:r>
+        <w:t xml:space="preserve">Cuando preguntamos contra quién compiten, nos nombraron a Manisur (de San Rafael), Águila y Águila (de Mendoza) y Crops. Los tres son de la zona.</w:t>
+      </w:r>
+    </w:p>
+    <w:p>
+      <w:pPr>
+        <w:pStyle w:val="BodyText"/>
+      </w:pPr>
+      <w:r>
+        <w:t xml:space="preserve">Esto nos pareció lo más interesante de toda la sección. La competencia que la empresa reconoce es regional, no nacional. No se miden contra las marcas grandes que uno ve en cualquier kiosco del país, sino contra pymes parecidas a ellos, varias de la misma provincia. Eso explica por qué compiten por precio y por servicio al canal, y no invirtiendo en publicidad o en marca.</w:t>
+      </w:r>
+    </w:p>
+    <w:p>
+      <w:pPr>
+        <w:pStyle w:val="BodyText"/>
+      </w:pPr>
+      <w:r>
+        <w:t xml:space="preserve">Aclaramos que no relevamos si las marcas nacionales les compiten de verdad en el depósito de un distribuidor patagónico. Trabajamos con la competencia que la empresa reconoce como tal.</w:t>
+      </w:r>
+    </w:p>
+    <w:bookmarkEnd w:id="19"/>
+    <w:bookmarkStart w:id="20" w:name="poder-de-los-proveedores"/>
+    <w:p>
+      <w:pPr>
+        <w:pStyle w:val="Heading3"/>
+      </w:pPr>
+      <w:r>
+        <w:t xml:space="preserve">Poder de los proveedores</w:t>
+      </w:r>
+    </w:p>
+    <w:p>
+      <w:pPr>
+        <w:pStyle w:val="FirstParagraph"/>
+      </w:pPr>
+      <w:r>
+        <w:t xml:space="preserve">Acá hay que separar dos cosas bastante distintas.</w:t>
+      </w:r>
+    </w:p>
+    <w:p>
+      <w:pPr>
+        <w:pStyle w:val="BodyText"/>
+      </w:pPr>
+      <w:r>
+        <w:t xml:space="preserve">El film impreso lo compran a un solo proveedor. Cuando ese proveedor falla es un problema, aunque nos dijeron que consiguen reemplazo rápido. El tema es que el arte impreso es específico de la marca, y como el catálogo tiene más de 25 combinaciones de producto y formato, cada cambio de proveedor implica rehacer un montón de artes y cumplir mínimos de compra.</w:t>
+      </w:r>
+    </w:p>
+    <w:p>
+      <w:pPr>
+        <w:pStyle w:val="BodyText"/>
+      </w:pPr>
+      <w:r>
+        <w:t xml:space="preserve">La materia prima a granel y el producto terminado que fraccionan son otra historia: si falta, se frena la producción, pero hay alternativas en el mercado. No es una dependencia real.</w:t>
+      </w:r>
+    </w:p>
+    <w:p>
+      <w:pPr>
+        <w:pStyle w:val="BodyText"/>
+      </w:pPr>
+      <w:r>
+        <w:t xml:space="preserve">En el canvas habíamos puesto el packaging como una dependencia dura. Después de preguntar lo bajamos un poco, porque el reemplazo se consigue. Pero lo esencial queda: hay un solo proveedor para el insumo que lleva la marca impresa.</w:t>
+      </w:r>
+    </w:p>
     <w:bookmarkEnd w:id="20"/>
-    <w:bookmarkStart w:id="26" w:name="las-cinco-fuerzas-de-porter"/>
+    <w:bookmarkStart w:id="21" w:name="poder-de-los-compradores"/>
     <w:p>
       <w:pPr>
         <w:pStyle w:val="Heading3"/>
       </w:pPr>
       <w:r>
-        <w:t xml:space="preserve">2.2 Las cinco fuerzas de Porter</w:t>
-      </w:r>
-    </w:p>
-    <w:bookmarkStart w:id="21" w:name="rivalidad-entre-competidores"/>
-    <w:p>
-      <w:pPr>
-        <w:pStyle w:val="Heading4"/>
-      </w:pPr>
-      <w:r>
-        <w:t xml:space="preserve">Rivalidad entre competidores</w:t>
+        <w:t xml:space="preserve">Poder de los compradores</w:t>
       </w:r>
     </w:p>
     <w:p>
@@ -1474,7 +1379,7 @@
         <w:pStyle w:val="FirstParagraph"/>
       </w:pPr>
       <w:r>
-        <w:t xml:space="preserve">Cuando preguntamos contra quién compiten, nos nombraron a Manisur (de San Rafael), Águila y Águila (de Mendoza) y Crops. Los tres son de la zona.</w:t>
+        <w:t xml:space="preserve">Con 57 distribuidores y exclusividad territorial acordada, ninguno tiene poder evidente para imponer condiciones. Y con Aiello la relación es entre dos empresas familiares de tamaño parecido, no un vínculo donde el supermercado manda.</w:t>
       </w:r>
     </w:p>
     <w:p>
@@ -1482,7 +1387,25 @@
         <w:pStyle w:val="BodyText"/>
       </w:pPr>
       <w:r>
-        <w:t xml:space="preserve">Esto nos pareció lo más interesante de toda la sección. La competencia que la empresa reconoce es regional, no nacional. No se miden contra las marcas grandes que uno ve en cualquier kiosco del país, sino contra pymes parecidas a ellos, varias de la misma provincia. Eso explica por qué compiten por precio y por servicio al canal, y no invirtiendo en publicidad o en marca.</w:t>
+        <w:t xml:space="preserve">Igual, sin saber cuánto factura cada uno, esto es una presunción razonable más que una conclusión firme. Si resultara que cinco distribuidores explican la mitad de la facturación, esta fuerza cambiaría completamente.</w:t>
+      </w:r>
+    </w:p>
+    <w:bookmarkEnd w:id="21"/>
+    <w:bookmarkStart w:id="22" w:name="amenaza-de-nuevos-entrantes"/>
+    <w:p>
+      <w:pPr>
+        <w:pStyle w:val="Heading3"/>
+      </w:pPr>
+      <w:r>
+        <w:t xml:space="preserve">Amenaza de nuevos entrantes</w:t>
+      </w:r>
+    </w:p>
+    <w:p>
+      <w:pPr>
+        <w:pStyle w:val="FirstParagraph"/>
+      </w:pPr>
+      <w:r>
+        <w:t xml:space="preserve">Baja, y por tres motivos que no tienen nada que ver con tecnología.</w:t>
       </w:r>
     </w:p>
     <w:p>
@@ -1490,17 +1413,33 @@
         <w:pStyle w:val="BodyText"/>
       </w:pPr>
       <w:r>
-        <w:t xml:space="preserve">Aclaramos que no relevamos si las marcas nacionales les compiten de verdad en el depósito de un distribuidor patagónico. Trabajamos con la competencia que la empresa reconoce como tal.</w:t>
-      </w:r>
-    </w:p>
-    <w:bookmarkEnd w:id="21"/>
-    <w:bookmarkStart w:id="22" w:name="poder-de-los-proveedores"/>
-    <w:p>
-      <w:pPr>
-        <w:pStyle w:val="Heading4"/>
-      </w:pPr>
-      <w:r>
-        <w:t xml:space="preserve">Poder de los proveedores</w:t>
+        <w:t xml:space="preserve">Uno, la red de 57 distribuidores en 7 provincias. Armar esa cobertura lleva décadas.</w:t>
+      </w:r>
+    </w:p>
+    <w:p>
+      <w:pPr>
+        <w:pStyle w:val="BodyText"/>
+      </w:pPr>
+      <w:r>
+        <w:t xml:space="preserve">Dos, las habilitaciones RNE y RNPA, que dejan afuera a los informales.</w:t>
+      </w:r>
+    </w:p>
+    <w:p>
+      <w:pPr>
+        <w:pStyle w:val="BodyText"/>
+      </w:pPr>
+      <w:r>
+        <w:t xml:space="preserve">Tres, la capacidad logística, que la propia empresa reconoce como su diferencial.</w:t>
+      </w:r>
+    </w:p>
+    <w:bookmarkEnd w:id="22"/>
+    <w:bookmarkStart w:id="23" w:name="productos-sustitutos"/>
+    <w:p>
+      <w:pPr>
+        <w:pStyle w:val="Heading3"/>
+      </w:pPr>
+      <w:r>
+        <w:t xml:space="preserve">Productos sustitutos</w:t>
       </w:r>
     </w:p>
     <w:p>
@@ -1508,7 +1447,7 @@
         <w:pStyle w:val="FirstParagraph"/>
       </w:pPr>
       <w:r>
-        <w:t xml:space="preserve">Acá hay que separar dos cosas bastante distintas.</w:t>
+        <w:t xml:space="preserve">No la pudimos evaluar. Preguntamos qué producto le saca venta al snack en el punto de venta y no supieron decirnos. Lo lógico sería pensar en galletitas, golosinas o marcas propias de supermercado, pero sin nada que lo respalde preferimos no afirmarlo.</w:t>
       </w:r>
     </w:p>
     <w:p>
@@ -1516,134 +1455,24 @@
         <w:pStyle w:val="BodyText"/>
       </w:pPr>
       <w:r>
-        <w:t xml:space="preserve">El film impreso lo compran a un solo proveedor. Cuando ese proveedor falla es un problema, aunque nos dijeron que consiguen reemplazo rápido. El tema es que el arte impreso es específico de la marca, y como el catálogo tiene más de 25 combinaciones de producto y formato, cada cambio de proveedor implica rehacer un montón de artes y cumplir mínimos de compra.</w:t>
-      </w:r>
-    </w:p>
-    <w:p>
-      <w:pPr>
-        <w:pStyle w:val="BodyText"/>
-      </w:pPr>
-      <w:r>
-        <w:t xml:space="preserve">La materia prima a granel y el producto terminado que fraccionan son otra historia: si falta, se frena la producción, pero hay alternativas en el mercado. No es una dependencia real.</w:t>
-      </w:r>
-    </w:p>
-    <w:p>
-      <w:pPr>
-        <w:pStyle w:val="BodyText"/>
-      </w:pPr>
-      <w:r>
-        <w:t xml:space="preserve">En el canvas habíamos puesto el packaging como una dependencia dura. Después de preguntar lo bajamos un poco, porque el reemplazo se consigue. Pero lo esencial queda: hay un solo proveedor para el insumo que lleva la marca impresa.</w:t>
-      </w:r>
-    </w:p>
-    <w:bookmarkEnd w:id="22"/>
-    <w:bookmarkStart w:id="23" w:name="poder-de-los-compradores"/>
-    <w:p>
-      <w:pPr>
-        <w:pStyle w:val="Heading4"/>
-      </w:pPr>
-      <w:r>
-        <w:t xml:space="preserve">Poder de los compradores</w:t>
-      </w:r>
-    </w:p>
-    <w:p>
-      <w:pPr>
-        <w:pStyle w:val="FirstParagraph"/>
-      </w:pPr>
-      <w:r>
-        <w:t xml:space="preserve">Con 57 distribuidores y exclusividad territorial acordada, ninguno tiene poder evidente para imponer condiciones. Y con Aiello la relación es entre dos empresas familiares de tamaño parecido, no un vínculo donde el supermercado manda.</w:t>
-      </w:r>
-    </w:p>
-    <w:p>
-      <w:pPr>
-        <w:pStyle w:val="BodyText"/>
-      </w:pPr>
-      <w:r>
-        <w:t xml:space="preserve">Igual, sin saber cuánto factura cada uno, esto es una presunción razonable más que una conclusión firme. Si resultara que cinco distribuidores explican la mitad de la facturación, esta fuerza cambiaría completamente.</w:t>
+        <w:t xml:space="preserve">Juntando las cinco: el sector es cómodo. Rivalidad entre pares de la zona, compradores repartidos, y barreras de entrada que Dulxelitos superó hace cuarenta años. La única fuerza que realmente les juega en contra es la del proveedor de film. Y esto explica bastante: una empresa puede aguantar 53 años sin sistemas ni mediciones cuando el entorno nunca la obligó a tenerlos.</w:t>
       </w:r>
     </w:p>
     <w:bookmarkEnd w:id="23"/>
-    <w:bookmarkStart w:id="24" w:name="amenaza-de-nuevos-entrantes"/>
-    <w:p>
-      <w:pPr>
-        <w:pStyle w:val="Heading4"/>
-      </w:pPr>
-      <w:r>
-        <w:t xml:space="preserve">Amenaza de nuevos entrantes</w:t>
-      </w:r>
-    </w:p>
-    <w:p>
-      <w:pPr>
-        <w:pStyle w:val="FirstParagraph"/>
-      </w:pPr>
-      <w:r>
-        <w:t xml:space="preserve">Baja, y por tres motivos que no tienen nada que ver con tecnología.</w:t>
-      </w:r>
-    </w:p>
-    <w:p>
-      <w:pPr>
-        <w:pStyle w:val="BodyText"/>
-      </w:pPr>
-      <w:r>
-        <w:t xml:space="preserve">Uno, la red de 57 distribuidores en 7 provincias. Armar esa cobertura lleva décadas.</w:t>
-      </w:r>
-    </w:p>
-    <w:p>
-      <w:pPr>
-        <w:pStyle w:val="BodyText"/>
-      </w:pPr>
-      <w:r>
-        <w:t xml:space="preserve">Dos, las habilitaciones RNE y RNPA, que dejan afuera a los informales.</w:t>
-      </w:r>
-    </w:p>
-    <w:p>
-      <w:pPr>
-        <w:pStyle w:val="BodyText"/>
-      </w:pPr>
-      <w:r>
-        <w:t xml:space="preserve">Tres, la capacidad logística, que la propia empresa reconoce como su diferencial.</w:t>
-      </w:r>
-    </w:p>
     <w:bookmarkEnd w:id="24"/>
-    <w:bookmarkStart w:id="25" w:name="productos-sustitutos"/>
-    <w:p>
-      <w:pPr>
-        <w:pStyle w:val="Heading4"/>
-      </w:pPr>
-      <w:r>
-        <w:t xml:space="preserve">Productos sustitutos</w:t>
-      </w:r>
-    </w:p>
-    <w:p>
-      <w:pPr>
-        <w:pStyle w:val="FirstParagraph"/>
-      </w:pPr>
-      <w:r>
-        <w:t xml:space="preserve">No la pudimos evaluar. Preguntamos qué producto le saca venta al snack en el punto de venta y no supieron decirnos. Lo lógico sería pensar en galletitas, golosinas o marcas propias de supermercado, pero sin nada que lo respalde preferimos no afirmarlo.</w:t>
-      </w:r>
-    </w:p>
-    <w:p>
-      <w:pPr>
-        <w:pStyle w:val="BodyText"/>
-      </w:pPr>
-      <w:r>
-        <w:t xml:space="preserve">Juntando las cinco: el sector es cómodo. Rivalidad entre pares de la zona, compradores repartidos, y barreras de entrada que Dulxelitos superó hace cuarenta años. La única fuerza que realmente les juega en contra es la del proveedor de film. Y esto explica bastante: una empresa puede aguantar 53 años sin sistemas ni mediciones cuando el entorno nunca la obligó a tenerlos.</w:t>
-      </w:r>
-    </w:p>
-    <w:bookmarkEnd w:id="25"/>
-    <w:bookmarkEnd w:id="26"/>
-    <w:bookmarkStart w:id="29" w:name="cadena-de-valor"/>
+    <w:bookmarkStart w:id="27" w:name="cadena-de-valor"/>
+    <w:p>
+      <w:pPr>
+        <w:pStyle w:val="Heading2"/>
+      </w:pPr>
+      <w:r>
+        <w:t xml:space="preserve">2.3 Cadena de valor</w:t>
+      </w:r>
+    </w:p>
+    <w:bookmarkStart w:id="25" w:name="actividades-primarias"/>
     <w:p>
       <w:pPr>
         <w:pStyle w:val="Heading3"/>
-      </w:pPr>
-      <w:r>
-        <w:t xml:space="preserve">2.3 Cadena de valor</w:t>
-      </w:r>
-    </w:p>
-    <w:bookmarkStart w:id="27" w:name="actividades-primarias"/>
-    <w:p>
-      <w:pPr>
-        <w:pStyle w:val="Heading4"/>
       </w:pPr>
       <w:r>
         <w:t xml:space="preserve">Actividades primarias</w:t>
@@ -1875,11 +1704,11 @@
         </w:tc>
       </w:tr>
     </w:tbl>
-    <w:bookmarkEnd w:id="27"/>
-    <w:bookmarkStart w:id="28" w:name="actividades-de-apoyo"/>
-    <w:p>
-      <w:pPr>
-        <w:pStyle w:val="Heading4"/>
+    <w:bookmarkEnd w:id="25"/>
+    <w:bookmarkStart w:id="26" w:name="actividades-de-apoyo"/>
+    <w:p>
+      <w:pPr>
+        <w:pStyle w:val="Heading3"/>
       </w:pPr>
       <w:r>
         <w:t xml:space="preserve">Actividades de apoyo</w:t>
@@ -2084,12 +1913,12 @@
         <w:t xml:space="preserve">La conclusión es bastante directa: el margen se crea en operaciones y en logística, y se pierde en dirección y en tecnología. Dicho de otra forma, la empresa es buena haciendo y llevando, y es ciega midiendo y decidiendo. Todas las fortalezas del FODA que sigue salen del primer grupo y todas las debilidades del segundo.</w:t>
       </w:r>
     </w:p>
-    <w:bookmarkEnd w:id="28"/>
-    <w:bookmarkEnd w:id="29"/>
-    <w:bookmarkStart w:id="30" w:name="foda"/>
-    <w:p>
-      <w:pPr>
-        <w:pStyle w:val="Heading3"/>
+    <w:bookmarkEnd w:id="26"/>
+    <w:bookmarkEnd w:id="27"/>
+    <w:bookmarkStart w:id="28" w:name="foda"/>
+    <w:p>
+      <w:pPr>
+        <w:pStyle w:val="Heading2"/>
       </w:pPr>
       <w:r>
         <w:t xml:space="preserve">2.4 FODA</w:t>
@@ -2112,11 +1941,95 @@
         <w:pStyle w:val="Compact"/>
         <w:numPr>
           <w:ilvl w:val="0"/>
-          <w:numId w:val="1003"/>
+          <w:numId w:val="1002"/>
         </w:numPr>
       </w:pPr>
       <w:r>
         <w:t xml:space="preserve">La red de 57 distribuidores en 7 provincias, armada en 53 años.</w:t>
+      </w:r>
+    </w:p>
+    <w:p>
+      <w:pPr>
+        <w:pStyle w:val="Compact"/>
+        <w:numPr>
+          <w:ilvl w:val="0"/>
+          <w:numId w:val="1002"/>
+        </w:numPr>
+      </w:pPr>
+      <w:r>
+        <w:t xml:space="preserve">La logística propia más la tercerizada, que ellos mismos reconocen como diferencial.</w:t>
+      </w:r>
+    </w:p>
+    <w:p>
+      <w:pPr>
+        <w:pStyle w:val="Compact"/>
+        <w:numPr>
+          <w:ilvl w:val="0"/>
+          <w:numId w:val="1002"/>
+        </w:numPr>
+      </w:pPr>
+      <w:r>
+        <w:t xml:space="preserve">Una marca con 53 años y presencia en góndola de supermercado.</w:t>
+      </w:r>
+    </w:p>
+    <w:p>
+      <w:pPr>
+        <w:pStyle w:val="Compact"/>
+        <w:numPr>
+          <w:ilvl w:val="0"/>
+          <w:numId w:val="1002"/>
+        </w:numPr>
+      </w:pPr>
+      <w:r>
+        <w:t xml:space="preserve">Las habilitaciones RNE y RNPA.</w:t>
+      </w:r>
+    </w:p>
+    <w:p>
+      <w:pPr>
+        <w:pStyle w:val="Compact"/>
+        <w:numPr>
+          <w:ilvl w:val="0"/>
+          <w:numId w:val="1002"/>
+        </w:numPr>
+      </w:pPr>
+      <w:r>
+        <w:t xml:space="preserve">Segunda generación trabajando, así que el día a día está cubierto.</w:t>
+      </w:r>
+    </w:p>
+    <w:p>
+      <w:pPr>
+        <w:pStyle w:val="Compact"/>
+        <w:numPr>
+          <w:ilvl w:val="0"/>
+          <w:numId w:val="1002"/>
+        </w:numPr>
+      </w:pPr>
+      <w:r>
+        <w:t xml:space="preserve">Los distribuidores están conformes. Nos dijeron que los eligen por compromiso y precio.</w:t>
+      </w:r>
+    </w:p>
+    <w:p>
+      <w:pPr>
+        <w:pStyle w:val="Compact"/>
+        <w:numPr>
+          <w:ilvl w:val="0"/>
+          <w:numId w:val="1002"/>
+        </w:numPr>
+      </w:pPr>
+      <w:r>
+        <w:t xml:space="preserve">Demanda pareja todo el año y sin exposición a los plazos de pago de una cadena grande.</w:t>
+      </w:r>
+    </w:p>
+    <w:p>
+      <w:pPr>
+        <w:pStyle w:val="FirstParagraph"/>
+      </w:pPr>
+      <w:r>
+        <w:rPr>
+          <w:b/>
+          <w:bCs/>
+        </w:rPr>
+        <w:t xml:space="preserve">Debilidades</w:t>
       </w:r>
     </w:p>
     <w:p>
@@ -2128,7 +2041,7 @@
         </w:numPr>
       </w:pPr>
       <w:r>
-        <w:t xml:space="preserve">La logística propia más la tercerizada, que ellos mismos reconocen como diferencial.</w:t>
+        <w:t xml:space="preserve">El costeo por producto está mal y no está sistematizado. Le ponen precio a todo sobre una base que saben equivocada.</w:t>
       </w:r>
     </w:p>
     <w:p>
@@ -2140,7 +2053,7 @@
         </w:numPr>
       </w:pPr>
       <w:r>
-        <w:t xml:space="preserve">Una marca con 53 años y presencia en góndola de supermercado.</w:t>
+        <w:t xml:space="preserve">La planta está saturada y lo tapan con horas extras, sin plan de ampliar.</w:t>
       </w:r>
     </w:p>
     <w:p>
@@ -2152,7 +2065,7 @@
         </w:numPr>
       </w:pPr>
       <w:r>
-        <w:t xml:space="preserve">Las habilitaciones RNE y RNPA.</w:t>
+        <w:t xml:space="preserve">No miden nada ni tienen reuniones de dirección.</w:t>
       </w:r>
     </w:p>
     <w:p>
@@ -2164,7 +2077,7 @@
         </w:numPr>
       </w:pPr>
       <w:r>
-        <w:t xml:space="preserve">Segunda generación trabajando, así que el día a día está cubierto.</w:t>
+        <w:t xml:space="preserve">El sistema de gestión está viejo, tiene errores y no se integra.</w:t>
       </w:r>
     </w:p>
     <w:p>
@@ -2176,7 +2089,7 @@
         </w:numPr>
       </w:pPr>
       <w:r>
-        <w:t xml:space="preserve">Los distribuidores están conformes. Nos dijeron que los eligen por compromiso y precio.</w:t>
+        <w:t xml:space="preserve">Un solo proveedor de film.</w:t>
       </w:r>
     </w:p>
     <w:p>
@@ -2188,7 +2101,31 @@
         </w:numPr>
       </w:pPr>
       <w:r>
-        <w:t xml:space="preserve">Demanda pareja todo el año y sin exposición a los plazos de pago de una cadena grande.</w:t>
+        <w:t xml:space="preserve">No tienen CRM ni registro útil de la cartera, y no saben cuánto factura cada cliente.</w:t>
+      </w:r>
+    </w:p>
+    <w:p>
+      <w:pPr>
+        <w:pStyle w:val="Compact"/>
+        <w:numPr>
+          <w:ilvl w:val="0"/>
+          <w:numId w:val="1003"/>
+        </w:numPr>
+      </w:pPr>
+      <w:r>
+        <w:t xml:space="preserve">Para saber si hay stock, el distribuidor tiene que llamar o ir al depósito.</w:t>
+      </w:r>
+    </w:p>
+    <w:p>
+      <w:pPr>
+        <w:pStyle w:val="Compact"/>
+        <w:numPr>
+          <w:ilvl w:val="0"/>
+          <w:numId w:val="1003"/>
+        </w:numPr>
+      </w:pPr>
+      <w:r>
+        <w:t xml:space="preserve">Nadie se capacitó en nada digital en los últimos dos años.</w:t>
       </w:r>
     </w:p>
     <w:p>
@@ -2200,7 +2137,7 @@
           <w:b/>
           <w:bCs/>
         </w:rPr>
-        <w:t xml:space="preserve">Debilidades</w:t>
+        <w:t xml:space="preserve">Oportunidades</w:t>
       </w:r>
     </w:p>
     <w:p>
@@ -2212,7 +2149,7 @@
         </w:numPr>
       </w:pPr>
       <w:r>
-        <w:t xml:space="preserve">El costeo por producto está mal y no está sistematizado. Le ponen precio a todo sobre una base que saben equivocada.</w:t>
+        <w:t xml:space="preserve">La tienda online ya está construida y con el catálogo cargado, solo que apagada.</w:t>
       </w:r>
     </w:p>
     <w:p>
@@ -2224,7 +2161,7 @@
         </w:numPr>
       </w:pPr>
       <w:r>
-        <w:t xml:space="preserve">La planta está saturada y lo tapan con horas extras, sin plan de ampliar.</w:t>
+        <w:t xml:space="preserve">El equipo tiene ganas de capacitarse.</w:t>
       </w:r>
     </w:p>
     <w:p>
@@ -2236,7 +2173,7 @@
         </w:numPr>
       </w:pPr>
       <w:r>
-        <w:t xml:space="preserve">No miden nada ni tienen reuniones de dirección.</w:t>
+        <w:t xml:space="preserve">Aiello funciona como modelo: se puede repetir con otras cadenas regionales parecidas.</w:t>
       </w:r>
     </w:p>
     <w:p>
@@ -2248,7 +2185,7 @@
         </w:numPr>
       </w:pPr>
       <w:r>
-        <w:t xml:space="preserve">El sistema de gestión está viejo, tiene errores y no se integra.</w:t>
+        <w:t xml:space="preserve">La línea de fraccionamiento y repostería permite crecer sin ampliar la planta.</w:t>
       </w:r>
     </w:p>
     <w:p>
@@ -2260,43 +2197,7 @@
         </w:numPr>
       </w:pPr>
       <w:r>
-        <w:t xml:space="preserve">Un solo proveedor de film.</w:t>
-      </w:r>
-    </w:p>
-    <w:p>
-      <w:pPr>
-        <w:pStyle w:val="Compact"/>
-        <w:numPr>
-          <w:ilvl w:val="0"/>
-          <w:numId w:val="1004"/>
-        </w:numPr>
-      </w:pPr>
-      <w:r>
-        <w:t xml:space="preserve">No tienen CRM ni registro útil de la cartera, y no saben cuánto factura cada cliente.</w:t>
-      </w:r>
-    </w:p>
-    <w:p>
-      <w:pPr>
-        <w:pStyle w:val="Compact"/>
-        <w:numPr>
-          <w:ilvl w:val="0"/>
-          <w:numId w:val="1004"/>
-        </w:numPr>
-      </w:pPr>
-      <w:r>
-        <w:t xml:space="preserve">Para saber si hay stock, el distribuidor tiene que llamar o ir al depósito.</w:t>
-      </w:r>
-    </w:p>
-    <w:p>
-      <w:pPr>
-        <w:pStyle w:val="Compact"/>
-        <w:numPr>
-          <w:ilvl w:val="0"/>
-          <w:numId w:val="1004"/>
-        </w:numPr>
-      </w:pPr>
-      <w:r>
-        <w:t xml:space="preserve">Nadie se capacitó en nada digital en los últimos dos años.</w:t>
+        <w:t xml:space="preserve">La competencia que enfrentan es regional, sin presión de las marcas grandes.</w:t>
       </w:r>
     </w:p>
     <w:p>
@@ -2308,7 +2209,7 @@
           <w:b/>
           <w:bCs/>
         </w:rPr>
-        <w:t xml:space="preserve">Oportunidades</w:t>
+        <w:t xml:space="preserve">Amenazas</w:t>
       </w:r>
     </w:p>
     <w:p>
@@ -2320,7 +2221,7 @@
         </w:numPr>
       </w:pPr>
       <w:r>
-        <w:t xml:space="preserve">La tienda online ya está construida y con el catálogo cargado, solo que apagada.</w:t>
+        <w:t xml:space="preserve">La inflación de insumos sobre un modelo que compite por precio.</w:t>
       </w:r>
     </w:p>
     <w:p>
@@ -2332,7 +2233,7 @@
         </w:numPr>
       </w:pPr>
       <w:r>
-        <w:t xml:space="preserve">El equipo tiene ganas de capacitarse.</w:t>
+        <w:t xml:space="preserve">Que falle el proveedor de film.</w:t>
       </w:r>
     </w:p>
     <w:p>
@@ -2344,7 +2245,7 @@
         </w:numPr>
       </w:pPr>
       <w:r>
-        <w:t xml:space="preserve">Aiello funciona como modelo: se puede repetir con otras cadenas regionales parecidas.</w:t>
+        <w:t xml:space="preserve">La planta saturada: si la demanda salta, no hay con qué responder.</w:t>
       </w:r>
     </w:p>
     <w:p>
@@ -2356,7 +2257,7 @@
         </w:numPr>
       </w:pPr>
       <w:r>
-        <w:t xml:space="preserve">La línea de fraccionamiento y repostería permite crecer sin ampliar la planta.</w:t>
+        <w:t xml:space="preserve">Perder clientes sin enterarse, porque no hay datos de la cartera.</w:t>
       </w:r>
     </w:p>
     <w:p>
@@ -2368,86 +2269,14 @@
         </w:numPr>
       </w:pPr>
       <w:r>
-        <w:t xml:space="preserve">La competencia que enfrentan es regional, sin presión de las marcas grandes.</w:t>
-      </w:r>
-    </w:p>
-    <w:p>
-      <w:pPr>
-        <w:pStyle w:val="FirstParagraph"/>
-      </w:pPr>
-      <w:r>
-        <w:rPr>
-          <w:b/>
-          <w:bCs/>
-        </w:rPr>
-        <w:t xml:space="preserve">Amenazas</w:t>
-      </w:r>
-    </w:p>
-    <w:p>
-      <w:pPr>
-        <w:pStyle w:val="Compact"/>
-        <w:numPr>
-          <w:ilvl w:val="0"/>
-          <w:numId w:val="1006"/>
-        </w:numPr>
-      </w:pPr>
-      <w:r>
-        <w:t xml:space="preserve">La inflación de insumos sobre un modelo que compite por precio.</w:t>
-      </w:r>
-    </w:p>
-    <w:p>
-      <w:pPr>
-        <w:pStyle w:val="Compact"/>
-        <w:numPr>
-          <w:ilvl w:val="0"/>
-          <w:numId w:val="1006"/>
-        </w:numPr>
-      </w:pPr>
-      <w:r>
-        <w:t xml:space="preserve">Que falle el proveedor de film.</w:t>
-      </w:r>
-    </w:p>
-    <w:p>
-      <w:pPr>
-        <w:pStyle w:val="Compact"/>
-        <w:numPr>
-          <w:ilvl w:val="0"/>
-          <w:numId w:val="1006"/>
-        </w:numPr>
-      </w:pPr>
-      <w:r>
-        <w:t xml:space="preserve">La planta saturada: si la demanda salta, no hay con qué responder.</w:t>
-      </w:r>
-    </w:p>
-    <w:p>
-      <w:pPr>
-        <w:pStyle w:val="Compact"/>
-        <w:numPr>
-          <w:ilvl w:val="0"/>
-          <w:numId w:val="1006"/>
-        </w:numPr>
-      </w:pPr>
-      <w:r>
-        <w:t xml:space="preserve">Perder clientes sin enterarse, porque no hay datos de la cartera.</w:t>
-      </w:r>
-    </w:p>
-    <w:p>
-      <w:pPr>
-        <w:pStyle w:val="Compact"/>
-        <w:numPr>
-          <w:ilvl w:val="0"/>
-          <w:numId w:val="1006"/>
-        </w:numPr>
-      </w:pPr>
-      <w:r>
         <w:t xml:space="preserve">Que algún competidor de la zona invierta en gestión y capacidad y ellos no.</w:t>
       </w:r>
     </w:p>
-    <w:bookmarkEnd w:id="30"/>
-    <w:bookmarkStart w:id="31" w:name="foda-cruzado"/>
-    <w:p>
-      <w:pPr>
-        <w:pStyle w:val="Heading3"/>
+    <w:bookmarkEnd w:id="28"/>
+    <w:bookmarkStart w:id="29" w:name="foda-cruzado"/>
+    <w:p>
+      <w:pPr>
+        <w:pStyle w:val="Heading2"/>
       </w:pPr>
       <w:r>
         <w:t xml:space="preserve">2.5 FODA cruzado</w:t>
@@ -2579,11 +2408,11 @@
         </w:tc>
       </w:tr>
     </w:tbl>
-    <w:bookmarkEnd w:id="31"/>
-    <w:bookmarkStart w:id="32" w:name="qué-significa-todo-esto-para-el-negocio"/>
-    <w:p>
-      <w:pPr>
-        <w:pStyle w:val="Heading3"/>
+    <w:bookmarkEnd w:id="29"/>
+    <w:bookmarkStart w:id="30" w:name="qué-significa-todo-esto-para-el-negocio"/>
+    <w:p>
+      <w:pPr>
+        <w:pStyle w:val="Heading2"/>
       </w:pPr>
       <w:r>
         <w:t xml:space="preserve">2.6 Qué significa todo esto para el negocio</w:t>
@@ -2594,7 +2423,7 @@
         <w:pStyle w:val="Compact"/>
         <w:numPr>
           <w:ilvl w:val="0"/>
-          <w:numId w:val="1007"/>
+          <w:numId w:val="1006"/>
         </w:numPr>
       </w:pPr>
       <w:r>
@@ -2616,7 +2445,7 @@
         <w:pStyle w:val="Compact"/>
         <w:numPr>
           <w:ilvl w:val="0"/>
-          <w:numId w:val="1007"/>
+          <w:numId w:val="1006"/>
         </w:numPr>
       </w:pPr>
       <w:r>
@@ -2638,7 +2467,7 @@
         <w:pStyle w:val="Compact"/>
         <w:numPr>
           <w:ilvl w:val="0"/>
-          <w:numId w:val="1007"/>
+          <w:numId w:val="1006"/>
         </w:numPr>
       </w:pPr>
       <w:r>
@@ -2660,7 +2489,7 @@
         <w:pStyle w:val="Compact"/>
         <w:numPr>
           <w:ilvl w:val="0"/>
-          <w:numId w:val="1007"/>
+          <w:numId w:val="1006"/>
         </w:numPr>
       </w:pPr>
       <w:r>
@@ -2682,7 +2511,7 @@
         <w:pStyle w:val="Compact"/>
         <w:numPr>
           <w:ilvl w:val="0"/>
-          <w:numId w:val="1007"/>
+          <w:numId w:val="1006"/>
         </w:numPr>
       </w:pPr>
       <w:r>
@@ -2704,7 +2533,7 @@
         <w:pStyle w:val="Compact"/>
         <w:numPr>
           <w:ilvl w:val="0"/>
-          <w:numId w:val="1007"/>
+          <w:numId w:val="1006"/>
         </w:numPr>
       </w:pPr>
       <w:r>
@@ -2726,7 +2555,7 @@
         <w:pStyle w:val="Compact"/>
         <w:numPr>
           <w:ilvl w:val="0"/>
-          <w:numId w:val="1007"/>
+          <w:numId w:val="1006"/>
         </w:numPr>
       </w:pPr>
       <w:r>
@@ -2750,30 +2579,30 @@
         </w:pict>
       </w:r>
     </w:p>
-    <w:bookmarkEnd w:id="32"/>
-    <w:bookmarkEnd w:id="33"/>
-    <w:bookmarkStart w:id="49" w:name="modelo-de-negocio-actual"/>
+    <w:bookmarkEnd w:id="30"/>
+    <w:bookmarkEnd w:id="31"/>
+    <w:bookmarkStart w:id="47" w:name="modelo-de-negocio-actual"/>
+    <w:p>
+      <w:pPr>
+        <w:pStyle w:val="Heading1"/>
+      </w:pPr>
+      <w:r>
+        <w:t xml:space="preserve">3. Modelo de negocio actual</w:t>
+      </w:r>
+    </w:p>
+    <w:bookmarkStart w:id="41" w:name="los-nueve-bloques-del-canvas"/>
     <w:p>
       <w:pPr>
         <w:pStyle w:val="Heading2"/>
       </w:pPr>
       <w:r>
-        <w:t xml:space="preserve">3. Modelo de negocio actual</w:t>
-      </w:r>
-    </w:p>
-    <w:bookmarkStart w:id="43" w:name="los-nueve-bloques-del-canvas"/>
+        <w:t xml:space="preserve">3.1 Los nueve bloques del canvas</w:t>
+      </w:r>
+    </w:p>
+    <w:bookmarkStart w:id="32" w:name="segmentos-de-clientes"/>
     <w:p>
       <w:pPr>
         <w:pStyle w:val="Heading3"/>
-      </w:pPr>
-      <w:r>
-        <w:t xml:space="preserve">3.1 Los nueve bloques del canvas</w:t>
-      </w:r>
-    </w:p>
-    <w:bookmarkStart w:id="34" w:name="segmentos-de-clientes"/>
-    <w:p>
-      <w:pPr>
-        <w:pStyle w:val="Heading4"/>
       </w:pPr>
       <w:r>
         <w:t xml:space="preserve">1. Segmentos de clientes</w:t>
@@ -3196,11 +3025,11 @@
         <w:t xml:space="preserve">Lo que no pudimos saber es cuánto factura cada distribuidor. Con 57 clientes no sabemos si está bien repartido o si unos pocos concentran el volumen. Lo preguntamos y el dato no existe: la empresa no mide la concentración de su propia cartera. Esa ausencia ya es un hallazgo y la retomamos en la sección 5.</w:t>
       </w:r>
     </w:p>
-    <w:bookmarkEnd w:id="34"/>
-    <w:bookmarkStart w:id="35" w:name="propuesta-de-valor"/>
-    <w:p>
-      <w:pPr>
-        <w:pStyle w:val="Heading4"/>
+    <w:bookmarkEnd w:id="32"/>
+    <w:bookmarkStart w:id="33" w:name="propuesta-de-valor"/>
+    <w:p>
+      <w:pPr>
+        <w:pStyle w:val="Heading3"/>
       </w:pPr>
       <w:r>
         <w:t xml:space="preserve">2. Propuesta de valor</w:t>
@@ -3231,7 +3060,7 @@
         <w:pStyle w:val="Compact"/>
         <w:numPr>
           <w:ilvl w:val="0"/>
-          <w:numId w:val="1008"/>
+          <w:numId w:val="1007"/>
         </w:numPr>
       </w:pPr>
       <w:r>
@@ -3252,7 +3081,7 @@
         <w:pStyle w:val="Compact"/>
         <w:numPr>
           <w:ilvl w:val="0"/>
-          <w:numId w:val="1008"/>
+          <w:numId w:val="1007"/>
         </w:numPr>
       </w:pPr>
       <w:r>
@@ -3273,7 +3102,7 @@
         <w:pStyle w:val="Compact"/>
         <w:numPr>
           <w:ilvl w:val="0"/>
-          <w:numId w:val="1008"/>
+          <w:numId w:val="1007"/>
         </w:numPr>
       </w:pPr>
       <w:r>
@@ -3294,7 +3123,7 @@
         <w:pStyle w:val="Compact"/>
         <w:numPr>
           <w:ilvl w:val="0"/>
-          <w:numId w:val="1008"/>
+          <w:numId w:val="1007"/>
         </w:numPr>
       </w:pPr>
       <w:r>
@@ -3306,7 +3135,7 @@
         <w:pStyle w:val="Compact"/>
         <w:numPr>
           <w:ilvl w:val="0"/>
-          <w:numId w:val="1008"/>
+          <w:numId w:val="1007"/>
         </w:numPr>
       </w:pPr>
       <w:r>
@@ -3890,11 +3719,11 @@
         <w:t xml:space="preserve">Mirándolo con lo que vimos en clase, la propuesta es de liderazgo en costos, no de diferenciación. Compiten por precio y por servicio al canal, no por atributos del producto que el consumidor perciba.</w:t>
       </w:r>
     </w:p>
-    <w:bookmarkEnd w:id="35"/>
-    <w:bookmarkStart w:id="36" w:name="canales"/>
-    <w:p>
-      <w:pPr>
-        <w:pStyle w:val="Heading4"/>
+    <w:bookmarkEnd w:id="33"/>
+    <w:bookmarkStart w:id="34" w:name="canales"/>
+    <w:p>
+      <w:pPr>
+        <w:pStyle w:val="Heading3"/>
       </w:pPr>
       <w:r>
         <w:t xml:space="preserve">3. Canales</w:t>
@@ -3917,11 +3746,117 @@
         <w:pStyle w:val="Compact"/>
         <w:numPr>
           <w:ilvl w:val="0"/>
-          <w:numId w:val="1009"/>
+          <w:numId w:val="1008"/>
         </w:numPr>
       </w:pPr>
       <w:r>
         <w:t xml:space="preserve">Flota propia de reparto.</w:t>
+      </w:r>
+    </w:p>
+    <w:p>
+      <w:pPr>
+        <w:pStyle w:val="Compact"/>
+        <w:numPr>
+          <w:ilvl w:val="0"/>
+          <w:numId w:val="1008"/>
+        </w:numPr>
+      </w:pPr>
+      <w:r>
+        <w:t xml:space="preserve">Transporte tercerizado, que es lo que hace posible llegar a la Patagonia.</w:t>
+      </w:r>
+    </w:p>
+    <w:p>
+      <w:pPr>
+        <w:pStyle w:val="Compact"/>
+        <w:numPr>
+          <w:ilvl w:val="0"/>
+          <w:numId w:val="1008"/>
+        </w:numPr>
+      </w:pPr>
+      <w:r>
+        <w:t xml:space="preserve">Retiro en fábrica.</w:t>
+      </w:r>
+    </w:p>
+    <w:p>
+      <w:pPr>
+        <w:pStyle w:val="Compact"/>
+        <w:numPr>
+          <w:ilvl w:val="0"/>
+          <w:numId w:val="1008"/>
+        </w:numPr>
+      </w:pPr>
+      <w:r>
+        <w:t xml:space="preserve">Un viajante con zona asignada, que entrega y da presencia en el territorio. No administra la cartera: eso se maneja desde la empresa.</w:t>
+      </w:r>
+    </w:p>
+    <w:p>
+      <w:pPr>
+        <w:pStyle w:val="Compact"/>
+        <w:numPr>
+          <w:ilvl w:val="0"/>
+          <w:numId w:val="1008"/>
+        </w:numPr>
+      </w:pPr>
+      <w:r>
+        <w:t xml:space="preserve">WhatsApp y teléfono, que es por donde entran los pedidos y es el contacto declarado para los 57 distribuidores.</w:t>
+      </w:r>
+    </w:p>
+    <w:p>
+      <w:pPr>
+        <w:pStyle w:val="Compact"/>
+        <w:numPr>
+          <w:ilvl w:val="0"/>
+          <w:numId w:val="1008"/>
+        </w:numPr>
+      </w:pPr>
+      <w:r>
+        <w:t xml:space="preserve">Contacto comercial directo con Aiello.</w:t>
+      </w:r>
+    </w:p>
+    <w:p>
+      <w:pPr>
+        <w:pStyle w:val="FirstParagraph"/>
+      </w:pPr>
+      <w:r>
+        <w:t xml:space="preserve">Sobre lo digital: la empresa no vende online, aunque la tienda esté construida. El sitio tiene carrito, checkout, registro de usuario y panel de órdenes, y el catálogo está publicado con las tres líneas, sus variedades y presentaciones. Lo que no hay es operación: no se ve medio de pago y la empresa le vende solo al canal.</w:t>
+      </w:r>
+    </w:p>
+    <w:p>
+      <w:pPr>
+        <w:pStyle w:val="BodyText"/>
+      </w:pPr>
+      <w:r>
+        <w:t xml:space="preserve">En redes tienen Instagram con unos 2.777 seguidores y publicaciones activas, más Facebook. Sirven para que la marca esté presente y para que los contacten, no para vender.</w:t>
+      </w:r>
+    </w:p>
+    <w:p>
+      <w:pPr>
+        <w:pStyle w:val="BodyText"/>
+      </w:pPr>
+      <w:r>
+        <w:t xml:space="preserve">El pie de la página dice 2020 como último año de actualización. Al principio pensamos que la infraestructura había quedado a medio hacer, pero cuando fuimos a mirar bien resultó que está terminada y el catálogo cargado. Lo que falta es la decisión de usarla, que además es coherente con venderle solo a mayoristas. O sea que es capacidad que ya se pagó y está apagada.</w:t>
+      </w:r>
+    </w:p>
+    <w:bookmarkEnd w:id="34"/>
+    <w:bookmarkStart w:id="35" w:name="relación-con-clientes"/>
+    <w:p>
+      <w:pPr>
+        <w:pStyle w:val="Heading3"/>
+      </w:pPr>
+      <w:r>
+        <w:t xml:space="preserve">4. Relación con clientes</w:t>
+      </w:r>
+    </w:p>
+    <w:p>
+      <w:pPr>
+        <w:pStyle w:val="FirstParagraph"/>
+      </w:pPr>
+      <w:r>
+        <w:rPr>
+          <w:i/>
+          <w:iCs/>
+        </w:rPr>
+        <w:t xml:space="preserve">¿Cómo los fidelizamos?</w:t>
       </w:r>
     </w:p>
     <w:p>
@@ -3933,7 +3868,7 @@
         </w:numPr>
       </w:pPr>
       <w:r>
-        <w:t xml:space="preserve">Transporte tercerizado, que es lo que hace posible llegar a la Patagonia.</w:t>
+        <w:t xml:space="preserve">La relación la mantiene la empresa, no el viajante. Eso evita el problema clásico de que la cartera se vaya con el vendedor, pero pone la carga de sostener 57 relaciones sobre una estructura chica.</w:t>
       </w:r>
     </w:p>
     <w:p>
@@ -3945,7 +3880,7 @@
         </w:numPr>
       </w:pPr>
       <w:r>
-        <w:t xml:space="preserve">Retiro en fábrica.</w:t>
+        <w:t xml:space="preserve">Hay exclusividad territorial acordada con los distribuidores, y se nota en el mapa: en casi todas las localidades figura uno o dos, no varios compitiendo entre sí.</w:t>
       </w:r>
     </w:p>
     <w:p>
@@ -3957,7 +3892,7 @@
         </w:numPr>
       </w:pPr>
       <w:r>
-        <w:t xml:space="preserve">Un viajante con zona asignada, que entrega y da presencia en el territorio. No administra la cartera: eso se maneja desde la empresa.</w:t>
+        <w:t xml:space="preserve">La atención es de lunes a viernes en un horario acotado, y no hay ningún canal de autogestión fuera de esa franja. Un distribuidor de Comodoro Rivadavia o de Bariloche solo puede operar en esa ventana.</w:t>
       </w:r>
     </w:p>
     <w:p>
@@ -3969,19 +3904,7 @@
         </w:numPr>
       </w:pPr>
       <w:r>
-        <w:t xml:space="preserve">WhatsApp y teléfono, que es por donde entran los pedidos y es el contacto declarado para los 57 distribuidores.</w:t>
-      </w:r>
-    </w:p>
-    <w:p>
-      <w:pPr>
-        <w:pStyle w:val="Compact"/>
-        <w:numPr>
-          <w:ilvl w:val="0"/>
-          <w:numId w:val="1009"/>
-        </w:numPr>
-      </w:pPr>
-      <w:r>
-        <w:t xml:space="preserve">Contacto comercial directo con Aiello.</w:t>
+        <w:t xml:space="preserve">No hay política de fidelización ni CRM. El cliente se queda por costumbre, precio y trato directo.</w:t>
       </w:r>
     </w:p>
     <w:p>
@@ -3989,33 +3912,65 @@
         <w:pStyle w:val="FirstParagraph"/>
       </w:pPr>
       <w:r>
-        <w:t xml:space="preserve">Sobre lo digital: la empresa no vende online, aunque la tienda esté construida. El sitio tiene carrito, checkout, registro de usuario y panel de órdenes, y el catálogo está publicado con las tres líneas, sus variedades y presentaciones. Lo que no hay es operación: no se ve medio de pago y la empresa le vende solo al canal.</w:t>
-      </w:r>
-    </w:p>
-    <w:p>
-      <w:pPr>
-        <w:pStyle w:val="BodyText"/>
-      </w:pPr>
-      <w:r>
-        <w:t xml:space="preserve">En redes tienen Instagram con unos 2.777 seguidores y publicaciones activas, más Facebook. Sirven para que la marca esté presente y para que los contacten, no para vender.</w:t>
-      </w:r>
-    </w:p>
-    <w:p>
-      <w:pPr>
-        <w:pStyle w:val="BodyText"/>
-      </w:pPr>
-      <w:r>
-        <w:t xml:space="preserve">El pie de la página dice 2020 como último año de actualización. Al principio pensamos que la infraestructura había quedado a medio hacer, pero cuando fuimos a mirar bien resultó que está terminada y el catálogo cargado. Lo que falta es la decisión de usarla, que además es coherente con venderle solo a mayoristas. O sea que es capacidad que ya se pagó y está apagada.</w:t>
-      </w:r>
-    </w:p>
-    <w:bookmarkEnd w:id="36"/>
-    <w:bookmarkStart w:id="37" w:name="relación-con-clientes"/>
-    <w:p>
-      <w:pPr>
-        <w:pStyle w:val="Heading4"/>
-      </w:pPr>
-      <w:r>
-        <w:t xml:space="preserve">4. Relación con clientes</w:t>
+        <w:t xml:space="preserve">Un detalle que encontramos revisando la lista pública de distribuidores: hay registros duplicados.</w:t>
+      </w:r>
+      <w:r>
+        <w:t xml:space="preserve"> </w:t>
+      </w:r>
+      <w:r>
+        <w:t xml:space="preserve">“Organización Don Tomás”</w:t>
+      </w:r>
+      <w:r>
+        <w:t xml:space="preserve"> </w:t>
+      </w:r>
+      <w:r>
+        <w:t xml:space="preserve">de General Roca y</w:t>
+      </w:r>
+      <w:r>
+        <w:t xml:space="preserve"> </w:t>
+      </w:r>
+      <w:r>
+        <w:t xml:space="preserve">“Distribuidora Don Bruno”</w:t>
+      </w:r>
+      <w:r>
+        <w:t xml:space="preserve"> </w:t>
+      </w:r>
+      <w:r>
+        <w:t xml:space="preserve">de Huergo figuran con el mismo número de WhatsApp, y</w:t>
+      </w:r>
+      <w:r>
+        <w:t xml:space="preserve"> </w:t>
+      </w:r>
+      <w:r>
+        <w:t xml:space="preserve">“Steck Héctor”</w:t>
+      </w:r>
+      <w:r>
+        <w:t xml:space="preserve"> </w:t>
+      </w:r>
+      <w:r>
+        <w:t xml:space="preserve">de Choele Choel y</w:t>
+      </w:r>
+      <w:r>
+        <w:t xml:space="preserve"> </w:t>
+      </w:r>
+      <w:r>
+        <w:t xml:space="preserve">“Amestoy Javier”</w:t>
+      </w:r>
+      <w:r>
+        <w:t xml:space="preserve"> </w:t>
+      </w:r>
+      <w:r>
+        <w:t xml:space="preserve">de Sierra Grande con la misma dirección. Si la lista que la empresa publica hacia afuera tiene errores, es razonable suponer que el registro interno tampoco está prolijo.</w:t>
+      </w:r>
+    </w:p>
+    <w:bookmarkEnd w:id="35"/>
+    <w:bookmarkStart w:id="36" w:name="fuentes-de-ingreso"/>
+    <w:p>
+      <w:pPr>
+        <w:pStyle w:val="Heading3"/>
+      </w:pPr>
+      <w:r>
+        <w:t xml:space="preserve">5. Fuentes de ingreso</w:t>
       </w:r>
     </w:p>
     <w:p>
@@ -4027,7 +3982,7 @@
           <w:i/>
           <w:iCs/>
         </w:rPr>
-        <w:t xml:space="preserve">¿Cómo los fidelizamos?</w:t>
+        <w:t xml:space="preserve">¿Por qué pagan nuestros clientes?</w:t>
       </w:r>
     </w:p>
     <w:p>
@@ -4039,7 +3994,7 @@
         </w:numPr>
       </w:pPr>
       <w:r>
-        <w:t xml:space="preserve">La relación la mantiene la empresa, no el viajante. Eso evita el problema clásico de que la cartera se vaya con el vendedor, pero pone la carga de sostener 57 relaciones sobre una estructura chica.</w:t>
+        <w:t xml:space="preserve">Venta mayorista a distribuidores, que es la fuente principal, basada en volumen con poca ganancia por unidad.</w:t>
       </w:r>
     </w:p>
     <w:p>
@@ -4051,7 +4006,7 @@
         </w:numPr>
       </w:pPr>
       <w:r>
-        <w:t xml:space="preserve">Hay exclusividad territorial acordada con los distribuidores, y se nota en el mapa: en casi todas las localidades figura uno o dos, no varios compitiendo entre sí.</w:t>
+        <w:t xml:space="preserve">Venta directa a Aiello.</w:t>
       </w:r>
     </w:p>
     <w:p>
@@ -4063,19 +4018,7 @@
         </w:numPr>
       </w:pPr>
       <w:r>
-        <w:t xml:space="preserve">La atención es de lunes a viernes en un horario acotado, y no hay ningún canal de autogestión fuera de esa franja. Un distribuidor de Comodoro Rivadavia o de Bariloche solo puede operar en esa ventana.</w:t>
-      </w:r>
-    </w:p>
-    <w:p>
-      <w:pPr>
-        <w:pStyle w:val="Compact"/>
-        <w:numPr>
-          <w:ilvl w:val="0"/>
-          <w:numId w:val="1010"/>
-        </w:numPr>
-      </w:pPr>
-      <w:r>
-        <w:t xml:space="preserve">No hay política de fidelización ni CRM. El cliente se queda por costumbre, precio y trato directo.</w:t>
+        <w:t xml:space="preserve">Venta de producto fraccionado, o sea la línea de repostería y los formatos de 1 y 2 Kg.</w:t>
       </w:r>
     </w:p>
     <w:p>
@@ -4083,65 +4026,33 @@
         <w:pStyle w:val="FirstParagraph"/>
       </w:pPr>
       <w:r>
-        <w:t xml:space="preserve">Un detalle que encontramos revisando la lista pública de distribuidores: hay registros duplicados.</w:t>
-      </w:r>
-      <w:r>
-        <w:t xml:space="preserve"> </w:t>
-      </w:r>
-      <w:r>
-        <w:t xml:space="preserve">“Organización Don Tomás”</w:t>
-      </w:r>
-      <w:r>
-        <w:t xml:space="preserve"> </w:t>
-      </w:r>
-      <w:r>
-        <w:t xml:space="preserve">de General Roca y</w:t>
-      </w:r>
-      <w:r>
-        <w:t xml:space="preserve"> </w:t>
-      </w:r>
-      <w:r>
-        <w:t xml:space="preserve">“Distribuidora Don Bruno”</w:t>
-      </w:r>
-      <w:r>
-        <w:t xml:space="preserve"> </w:t>
-      </w:r>
-      <w:r>
-        <w:t xml:space="preserve">de Huergo figuran con el mismo número de WhatsApp, y</w:t>
-      </w:r>
-      <w:r>
-        <w:t xml:space="preserve"> </w:t>
-      </w:r>
-      <w:r>
-        <w:t xml:space="preserve">“Steck Héctor”</w:t>
-      </w:r>
-      <w:r>
-        <w:t xml:space="preserve"> </w:t>
-      </w:r>
-      <w:r>
-        <w:t xml:space="preserve">de Choele Choel y</w:t>
-      </w:r>
-      <w:r>
-        <w:t xml:space="preserve"> </w:t>
-      </w:r>
-      <w:r>
-        <w:t xml:space="preserve">“Amestoy Javier”</w:t>
-      </w:r>
-      <w:r>
-        <w:t xml:space="preserve"> </w:t>
-      </w:r>
-      <w:r>
-        <w:t xml:space="preserve">de Sierra Grande con la misma dirección. Si la lista que la empresa publica hacia afuera tiene errores, es razonable suponer que el registro interno tampoco está prolijo.</w:t>
-      </w:r>
-    </w:p>
-    <w:bookmarkEnd w:id="37"/>
-    <w:bookmarkStart w:id="38" w:name="fuentes-de-ingreso"/>
-    <w:p>
-      <w:pPr>
-        <w:pStyle w:val="Heading4"/>
-      </w:pPr>
-      <w:r>
-        <w:t xml:space="preserve">5. Fuentes de ingreso</w:t>
+        <w:t xml:space="preserve">No hay ingreso por venta minorista ni por internet: toda la facturación viene del canal mayorista y de Aiello.</w:t>
+      </w:r>
+    </w:p>
+    <w:p>
+      <w:pPr>
+        <w:pStyle w:val="BodyText"/>
+      </w:pPr>
+      <w:r>
+        <w:t xml:space="preserve">Cobran de contado y en efectivo, con cuenta corriente a unos 30 días, y con cheques diferidos.</w:t>
+      </w:r>
+    </w:p>
+    <w:p>
+      <w:pPr>
+        <w:pStyle w:val="BodyText"/>
+      </w:pPr>
+      <w:r>
+        <w:t xml:space="preserve">La demanda es pareja durante todo el año, sin temporada marcada, lo que tiene sentido para un producto de consumo diario y con una cobertura geográfica amplia que compensa las estacionalidades de cada zona.</w:t>
+      </w:r>
+    </w:p>
+    <w:bookmarkEnd w:id="36"/>
+    <w:bookmarkStart w:id="37" w:name="recursos-clave"/>
+    <w:p>
+      <w:pPr>
+        <w:pStyle w:val="Heading3"/>
+      </w:pPr>
+      <w:r>
+        <w:t xml:space="preserve">6. Recursos clave</w:t>
       </w:r>
     </w:p>
     <w:p>
@@ -4153,7 +4064,7 @@
           <w:i/>
           <w:iCs/>
         </w:rPr>
-        <w:t xml:space="preserve">¿Por qué pagan nuestros clientes?</w:t>
+        <w:t xml:space="preserve">¿Qué activos necesitamos?</w:t>
       </w:r>
     </w:p>
     <w:p>
@@ -4165,7 +4076,17 @@
         </w:numPr>
       </w:pPr>
       <w:r>
-        <w:t xml:space="preserve">Venta mayorista a distribuidores, que es la fuente principal, basada en volumen con poca ganancia por unidad.</w:t>
+        <w:rPr>
+          <w:b/>
+          <w:bCs/>
+        </w:rPr>
+        <w:t xml:space="preserve">La red de 57 distribuidores.</w:t>
+      </w:r>
+      <w:r>
+        <w:t xml:space="preserve"> </w:t>
+      </w:r>
+      <w:r>
+        <w:t xml:space="preserve">Para nosotros es el activo más valioso y el menos reconocido. Armar cobertura en 7 provincias lleva décadas y es la verdadera barrera de entrada que tienen.</w:t>
       </w:r>
     </w:p>
     <w:p>
@@ -4177,7 +4098,17 @@
         </w:numPr>
       </w:pPr>
       <w:r>
-        <w:t xml:space="preserve">Venta directa a Aiello.</w:t>
+        <w:rPr>
+          <w:b/>
+          <w:bCs/>
+        </w:rPr>
+        <w:t xml:space="preserve">La línea de producción al límite.</w:t>
+      </w:r>
+      <w:r>
+        <w:t xml:space="preserve"> </w:t>
+      </w:r>
+      <w:r>
+        <w:t xml:space="preserve">La planta no da abasto y hoy es el cuello de botella para crecer.</w:t>
       </w:r>
     </w:p>
     <w:p>
@@ -4189,41 +4120,112 @@
         </w:numPr>
       </w:pPr>
       <w:r>
-        <w:t xml:space="preserve">Venta de producto fraccionado, o sea la línea de repostería y los formatos de 1 y 2 Kg.</w:t>
-      </w:r>
-    </w:p>
-    <w:p>
-      <w:pPr>
-        <w:pStyle w:val="FirstParagraph"/>
-      </w:pPr>
-      <w:r>
-        <w:t xml:space="preserve">No hay ingreso por venta minorista ni por internet: toda la facturación viene del canal mayorista y de Aiello.</w:t>
-      </w:r>
-    </w:p>
-    <w:p>
-      <w:pPr>
-        <w:pStyle w:val="BodyText"/>
-      </w:pPr>
-      <w:r>
-        <w:t xml:space="preserve">Cobran de contado y en efectivo, con cuenta corriente a unos 30 días, y con cheques diferidos.</w:t>
-      </w:r>
-    </w:p>
-    <w:p>
-      <w:pPr>
-        <w:pStyle w:val="BodyText"/>
-      </w:pPr>
-      <w:r>
-        <w:t xml:space="preserve">La demanda es pareja durante todo el año, sin temporada marcada, lo que tiene sentido para un producto de consumo diario y con una cobertura geográfica amplia que compensa las estacionalidades de cada zona.</w:t>
-      </w:r>
-    </w:p>
-    <w:bookmarkEnd w:id="38"/>
-    <w:bookmarkStart w:id="39" w:name="recursos-clave"/>
-    <w:p>
-      <w:pPr>
-        <w:pStyle w:val="Heading4"/>
-      </w:pPr>
-      <w:r>
-        <w:t xml:space="preserve">6. Recursos clave</w:t>
+        <w:rPr>
+          <w:b/>
+          <w:bCs/>
+        </w:rPr>
+        <w:t xml:space="preserve">El conocimiento de la familia.</w:t>
+      </w:r>
+      <w:r>
+        <w:t xml:space="preserve"> </w:t>
+      </w:r>
+      <w:r>
+        <w:t xml:space="preserve">Recetas, estructura de costos y contactos comerciales están en pocas manos. Con un matiz que averiguamos después: hay segunda generación trabajando. El dueño decide lo importante y los dos hijos lo secundario (reposición, compras, cuentas de clientes), así que si faltara un dueño un mes la operación no se frena. Lo concentrado no es la operación sino el criterio estratégico.</w:t>
+      </w:r>
+    </w:p>
+    <w:p>
+      <w:pPr>
+        <w:pStyle w:val="Compact"/>
+        <w:numPr>
+          <w:ilvl w:val="0"/>
+          <w:numId w:val="1011"/>
+        </w:numPr>
+      </w:pPr>
+      <w:r>
+        <w:rPr>
+          <w:b/>
+          <w:bCs/>
+        </w:rPr>
+        <w:t xml:space="preserve">La marca</w:t>
+      </w:r>
+      <w:r>
+        <w:t xml:space="preserve">, con 53 años, presencia en góndola de supermercado y reconocimiento en el canal mayorista de siete provincias.</w:t>
+      </w:r>
+    </w:p>
+    <w:p>
+      <w:pPr>
+        <w:pStyle w:val="Compact"/>
+        <w:numPr>
+          <w:ilvl w:val="0"/>
+          <w:numId w:val="1011"/>
+        </w:numPr>
+      </w:pPr>
+      <w:r>
+        <w:rPr>
+          <w:b/>
+          <w:bCs/>
+        </w:rPr>
+        <w:t xml:space="preserve">La flota propia</w:t>
+      </w:r>
+      <w:r>
+        <w:t xml:space="preserve"> </w:t>
+      </w:r>
+      <w:r>
+        <w:t xml:space="preserve">y la capacidad logística que la empresa reivindica como diferencial.</w:t>
+      </w:r>
+    </w:p>
+    <w:p>
+      <w:pPr>
+        <w:pStyle w:val="Compact"/>
+        <w:numPr>
+          <w:ilvl w:val="0"/>
+          <w:numId w:val="1011"/>
+        </w:numPr>
+      </w:pPr>
+      <w:r>
+        <w:rPr>
+          <w:b/>
+          <w:bCs/>
+        </w:rPr>
+        <w:t xml:space="preserve">La planilla de costos por producto.</w:t>
+      </w:r>
+      <w:r>
+        <w:t xml:space="preserve"> </w:t>
+      </w:r>
+      <w:r>
+        <w:t xml:space="preserve">La ponemos como recurso porque de ella depende el precio de todo el catálogo, aunque sea imprecisa y con errores que la propia empresa reconoce.</w:t>
+      </w:r>
+    </w:p>
+    <w:p>
+      <w:pPr>
+        <w:pStyle w:val="Compact"/>
+        <w:numPr>
+          <w:ilvl w:val="0"/>
+          <w:numId w:val="1011"/>
+        </w:numPr>
+      </w:pPr>
+      <w:r>
+        <w:rPr>
+          <w:b/>
+          <w:bCs/>
+        </w:rPr>
+        <w:t xml:space="preserve">Las habilitaciones bromatológicas y los registros RNE y RNPA.</w:t>
+      </w:r>
+      <w:r>
+        <w:t xml:space="preserve"> </w:t>
+      </w:r>
+      <w:r>
+        <w:t xml:space="preserve">Es lo que les permite mover mercadería entre provincias y entrar a un supermercado, y es una barrera real frente a competidores informales.</w:t>
+      </w:r>
+    </w:p>
+    <w:bookmarkEnd w:id="37"/>
+    <w:bookmarkStart w:id="38" w:name="actividades-clave"/>
+    <w:p>
+      <w:pPr>
+        <w:pStyle w:val="Heading3"/>
+      </w:pPr>
+      <w:r>
+        <w:t xml:space="preserve">7. Actividades clave</w:t>
       </w:r>
     </w:p>
     <w:p>
@@ -4235,7 +4237,7 @@
           <w:i/>
           <w:iCs/>
         </w:rPr>
-        <w:t xml:space="preserve">¿Qué activos necesitamos?</w:t>
+        <w:t xml:space="preserve">¿Qué hacemos para entregar valor?</w:t>
       </w:r>
     </w:p>
     <w:p>
@@ -4247,17 +4249,7 @@
         </w:numPr>
       </w:pPr>
       <w:r>
-        <w:rPr>
-          <w:b/>
-          <w:bCs/>
-        </w:rPr>
-        <w:t xml:space="preserve">La red de 57 distribuidores.</w:t>
-      </w:r>
-      <w:r>
-        <w:t xml:space="preserve"> </w:t>
-      </w:r>
-      <w:r>
-        <w:t xml:space="preserve">Para nosotros es el activo más valioso y el menos reconocido. Armar cobertura en 7 provincias lleva décadas y es la verdadera barrera de entrada que tienen.</w:t>
+        <w:t xml:space="preserve">Producción: extrusión, freído y saborizado de las líneas propias.</w:t>
       </w:r>
     </w:p>
     <w:p>
@@ -4269,17 +4261,7 @@
         </w:numPr>
       </w:pPr>
       <w:r>
-        <w:rPr>
-          <w:b/>
-          <w:bCs/>
-        </w:rPr>
-        <w:t xml:space="preserve">La línea de producción al límite.</w:t>
-      </w:r>
-      <w:r>
-        <w:t xml:space="preserve"> </w:t>
-      </w:r>
-      <w:r>
-        <w:t xml:space="preserve">La planta no da abasto y hoy es el cuello de botella para crecer.</w:t>
+        <w:t xml:space="preserve">Fraccionamiento y envasado, que está bien vivo y se ve en la línea de repostería y en los formatos a granel.</w:t>
       </w:r>
     </w:p>
     <w:p>
@@ -4291,17 +4273,7 @@
         </w:numPr>
       </w:pPr>
       <w:r>
-        <w:rPr>
-          <w:b/>
-          <w:bCs/>
-        </w:rPr>
-        <w:t xml:space="preserve">El conocimiento de la familia.</w:t>
-      </w:r>
-      <w:r>
-        <w:t xml:space="preserve"> </w:t>
-      </w:r>
-      <w:r>
-        <w:t xml:space="preserve">Recetas, estructura de costos y contactos comerciales están en pocas manos. Con un matiz que averiguamos después: hay segunda generación trabajando. El dueño decide lo importante y los dos hijos lo secundario (reposición, compras, cuentas de clientes), así que si faltara un dueño un mes la operación no se frena. Lo concentrado no es la operación sino el criterio estratégico.</w:t>
+        <w:t xml:space="preserve">Compras de materia prima y de packaging.</w:t>
       </w:r>
     </w:p>
     <w:p>
@@ -4313,14 +4285,7 @@
         </w:numPr>
       </w:pPr>
       <w:r>
-        <w:rPr>
-          <w:b/>
-          <w:bCs/>
-        </w:rPr>
-        <w:t xml:space="preserve">La marca</w:t>
-      </w:r>
-      <w:r>
-        <w:t xml:space="preserve">, con 53 años, presencia en góndola de supermercado y reconocimiento en el canal mayorista de siete provincias.</w:t>
+        <w:t xml:space="preserve">Distribución y logística, combinando flota propia y transporte tercerizado para llegar a la Patagonia. Es lo que la empresa declara como su diferencial.</w:t>
       </w:r>
     </w:p>
     <w:p>
@@ -4332,17 +4297,7 @@
         </w:numPr>
       </w:pPr>
       <w:r>
-        <w:rPr>
-          <w:b/>
-          <w:bCs/>
-        </w:rPr>
-        <w:t xml:space="preserve">La flota propia</w:t>
-      </w:r>
-      <w:r>
-        <w:t xml:space="preserve"> </w:t>
-      </w:r>
-      <w:r>
-        <w:t xml:space="preserve">y la capacidad logística que la empresa reivindica como diferencial.</w:t>
+        <w:t xml:space="preserve">Reparto y presencia en el territorio con el viajante, con la gestión comercial retenida en la empresa.</w:t>
       </w:r>
     </w:p>
     <w:p>
@@ -4354,17 +4309,7 @@
         </w:numPr>
       </w:pPr>
       <w:r>
-        <w:rPr>
-          <w:b/>
-          <w:bCs/>
-        </w:rPr>
-        <w:t xml:space="preserve">La planilla de costos por producto.</w:t>
-      </w:r>
-      <w:r>
-        <w:t xml:space="preserve"> </w:t>
-      </w:r>
-      <w:r>
-        <w:t xml:space="preserve">La ponemos como recurso porque de ella depende el precio de todo el catálogo, aunque sea imprecisa y con errores que la propia empresa reconoce.</w:t>
+        <w:t xml:space="preserve">Manejo centralizado de la relación con los 57 distribuidores.</w:t>
       </w:r>
     </w:p>
     <w:p>
@@ -4376,27 +4321,17 @@
         </w:numPr>
       </w:pPr>
       <w:r>
-        <w:rPr>
-          <w:b/>
-          <w:bCs/>
-        </w:rPr>
-        <w:t xml:space="preserve">Las habilitaciones bromatológicas y los registros RNE y RNPA.</w:t>
-      </w:r>
-      <w:r>
-        <w:t xml:space="preserve"> </w:t>
-      </w:r>
-      <w:r>
-        <w:t xml:space="preserve">Es lo que les permite mover mercadería entre provincias y entrar a un supermercado, y es una barrera real frente a competidores informales.</w:t>
-      </w:r>
-    </w:p>
-    <w:bookmarkEnd w:id="39"/>
-    <w:bookmarkStart w:id="40" w:name="actividades-clave"/>
-    <w:p>
-      <w:pPr>
-        <w:pStyle w:val="Heading4"/>
-      </w:pPr>
-      <w:r>
-        <w:t xml:space="preserve">7. Actividades clave</w:t>
+        <w:t xml:space="preserve">Administración, facturación y cobranza, repartidas entre planillas y un sistema de gestión que no se hablan entre sí.</w:t>
+      </w:r>
+    </w:p>
+    <w:bookmarkEnd w:id="38"/>
+    <w:bookmarkStart w:id="39" w:name="socios-clave"/>
+    <w:p>
+      <w:pPr>
+        <w:pStyle w:val="Heading3"/>
+      </w:pPr>
+      <w:r>
+        <w:t xml:space="preserve">8. Socios clave</w:t>
       </w:r>
     </w:p>
     <w:p>
@@ -4408,7 +4343,7 @@
           <w:i/>
           <w:iCs/>
         </w:rPr>
-        <w:t xml:space="preserve">¿Qué hacemos para entregar valor?</w:t>
+        <w:t xml:space="preserve">¿Quiénes son nuestros aliados?</w:t>
       </w:r>
     </w:p>
     <w:p>
@@ -4420,7 +4355,17 @@
         </w:numPr>
       </w:pPr>
       <w:r>
-        <w:t xml:space="preserve">Producción: extrusión, freído y saborizado de las líneas propias.</w:t>
+        <w:rPr>
+          <w:b/>
+          <w:bCs/>
+        </w:rPr>
+        <w:t xml:space="preserve">Proveedores de packaging y film impreso.</w:t>
+      </w:r>
+      <w:r>
+        <w:t xml:space="preserve"> </w:t>
+      </w:r>
+      <w:r>
+        <w:t xml:space="preserve">Es una dependencia real: hay uno solo, piden mínimos de compra y el arte es específico de la marca, así que cambiar de proveedor encarece y demora.</w:t>
       </w:r>
     </w:p>
     <w:p>
@@ -4432,7 +4377,17 @@
         </w:numPr>
       </w:pPr>
       <w:r>
-        <w:t xml:space="preserve">Fraccionamiento y envasado, que está bien vivo y se ve en la línea de repostería y en los formatos a granel.</w:t>
+        <w:rPr>
+          <w:b/>
+          <w:bCs/>
+        </w:rPr>
+        <w:t xml:space="preserve">Proveedores de materia prima a granel.</w:t>
+      </w:r>
+      <w:r>
+        <w:t xml:space="preserve"> </w:t>
+      </w:r>
+      <w:r>
+        <w:t xml:space="preserve">Críticos pero reemplazables: si fallan se frena la producción, pero hay alternativas.</w:t>
       </w:r>
     </w:p>
     <w:p>
@@ -4444,7 +4399,14 @@
         </w:numPr>
       </w:pPr>
       <w:r>
-        <w:t xml:space="preserve">Compras de materia prima y de packaging.</w:t>
+        <w:rPr>
+          <w:b/>
+          <w:bCs/>
+        </w:rPr>
+        <w:t xml:space="preserve">Proveedores de producto terminado a granel</w:t>
+      </w:r>
+      <w:r>
+        <w:t xml:space="preserve">, que abastecen la línea de fraccionamiento (esencias, granas, almidón, maní). Permiten tener un catálogo amplio sin agrandar la planta.</w:t>
       </w:r>
     </w:p>
     <w:p>
@@ -4456,7 +4418,14 @@
         </w:numPr>
       </w:pPr>
       <w:r>
-        <w:t xml:space="preserve">Distribución y logística, combinando flota propia y transporte tercerizado para llegar a la Patagonia. Es lo que la empresa declara como su diferencial.</w:t>
+        <w:rPr>
+          <w:b/>
+          <w:bCs/>
+        </w:rPr>
+        <w:t xml:space="preserve">Los 57 distribuidores</w:t>
+      </w:r>
+      <w:r>
+        <w:t xml:space="preserve">, que son socios y clientes a la vez: ponen el capital de trabajo y conocen el territorio de cada provincia.</w:t>
       </w:r>
     </w:p>
     <w:p>
@@ -4468,7 +4437,14 @@
         </w:numPr>
       </w:pPr>
       <w:r>
-        <w:t xml:space="preserve">Reparto y presencia en el territorio con el viajante, con la gestión comercial retenida en la empresa.</w:t>
+        <w:rPr>
+          <w:b/>
+          <w:bCs/>
+        </w:rPr>
+        <w:t xml:space="preserve">Transportistas tercerizados</w:t>
+      </w:r>
+      <w:r>
+        <w:t xml:space="preserve">, que dan la cobertura que la flota propia no alcanza.</w:t>
       </w:r>
     </w:p>
     <w:p>
@@ -4480,7 +4456,14 @@
         </w:numPr>
       </w:pPr>
       <w:r>
-        <w:t xml:space="preserve">Manejo centralizado de la relación con los 57 distribuidores.</w:t>
+        <w:rPr>
+          <w:b/>
+          <w:bCs/>
+        </w:rPr>
+        <w:t xml:space="preserve">Aiello Supermercados</w:t>
+      </w:r>
+      <w:r>
+        <w:t xml:space="preserve">, que es un socio comercial de tamaño parecido y no un retailer que imponga condiciones.</w:t>
       </w:r>
     </w:p>
     <w:p>
@@ -4492,17 +4475,27 @@
         </w:numPr>
       </w:pPr>
       <w:r>
-        <w:t xml:space="preserve">Administración, facturación y cobranza, repartidas entre planillas y un sistema de gestión que no se hablan entre sí.</w:t>
-      </w:r>
-    </w:p>
-    <w:bookmarkEnd w:id="40"/>
-    <w:bookmarkStart w:id="41" w:name="socios-clave"/>
-    <w:p>
-      <w:pPr>
-        <w:pStyle w:val="Heading4"/>
-      </w:pPr>
-      <w:r>
-        <w:t xml:space="preserve">8. Socios clave</w:t>
+        <w:rPr>
+          <w:b/>
+          <w:bCs/>
+        </w:rPr>
+        <w:t xml:space="preserve">El proveedor del sistema de gestión</w:t>
+      </w:r>
+      <w:r>
+        <w:t xml:space="preserve"> </w:t>
+      </w:r>
+      <w:r>
+        <w:t xml:space="preserve">y el de la página web (Productus).</w:t>
+      </w:r>
+    </w:p>
+    <w:bookmarkEnd w:id="39"/>
+    <w:bookmarkStart w:id="40" w:name="estructura-de-costos"/>
+    <w:p>
+      <w:pPr>
+        <w:pStyle w:val="Heading3"/>
+      </w:pPr>
+      <w:r>
+        <w:t xml:space="preserve">9. Estructura de costos</w:t>
       </w:r>
     </w:p>
     <w:p>
@@ -4514,7 +4507,7 @@
           <w:i/>
           <w:iCs/>
         </w:rPr>
-        <w:t xml:space="preserve">¿Quiénes son nuestros aliados?</w:t>
+        <w:t xml:space="preserve">¿Cuáles son los principales costos?</w:t>
       </w:r>
     </w:p>
     <w:p>
@@ -4530,13 +4523,10 @@
           <w:b/>
           <w:bCs/>
         </w:rPr>
-        <w:t xml:space="preserve">Proveedores de packaging y film impreso.</w:t>
-      </w:r>
-      <w:r>
-        <w:t xml:space="preserve"> </w:t>
-      </w:r>
-      <w:r>
-        <w:t xml:space="preserve">Es una dependencia real: hay uno solo, piden mínimos de compra y el arte es específico de la marca, así que cambiar de proveedor encarece y demora.</w:t>
+        <w:t xml:space="preserve">Materia prima</w:t>
+      </w:r>
+      <w:r>
+        <w:t xml:space="preserve">, que es el componente más pesado y tiene sentido en un modelo donde el margen depende de comprar bien.</w:t>
       </w:r>
     </w:p>
     <w:p>
@@ -4552,13 +4542,13 @@
           <w:b/>
           <w:bCs/>
         </w:rPr>
-        <w:t xml:space="preserve">Proveedores de materia prima a granel.</w:t>
+        <w:t xml:space="preserve">Packaging y film impreso.</w:t>
       </w:r>
       <w:r>
         <w:t xml:space="preserve"> </w:t>
       </w:r>
       <w:r>
-        <w:t xml:space="preserve">Críticos pero reemplazables: si fallan se frena la producción, pero hay alternativas.</w:t>
+        <w:t xml:space="preserve">En snacks el envase pesa casi tanto como el contenido en la estructura de costos, y se agrava por la cantidad de presentaciones: más de 25 combinaciones, cada una con su arte y su mínimo de compra.</w:t>
       </w:r>
     </w:p>
     <w:p>
@@ -4574,10 +4564,10 @@
           <w:b/>
           <w:bCs/>
         </w:rPr>
-        <w:t xml:space="preserve">Proveedores de producto terminado a granel</w:t>
-      </w:r>
-      <w:r>
-        <w:t xml:space="preserve">, que abastecen la línea de fraccionamiento (esencias, granas, almidón, maní). Permiten tener un catálogo amplio sin agrandar la planta.</w:t>
+        <w:t xml:space="preserve">Mano de obra</w:t>
+      </w:r>
+      <w:r>
+        <w:t xml:space="preserve">, entre 15 y 20 personas repartidas en producción, envasado, reparto y administración.</w:t>
       </w:r>
     </w:p>
     <w:p>
@@ -4593,10 +4583,13 @@
           <w:b/>
           <w:bCs/>
         </w:rPr>
-        <w:t xml:space="preserve">Los 57 distribuidores</w:t>
-      </w:r>
-      <w:r>
-        <w:t xml:space="preserve">, que son socios y clientes a la vez: ponen el capital de trabajo y conocen el territorio de cada provincia.</w:t>
+        <w:t xml:space="preserve">Logística y flete.</w:t>
+      </w:r>
+      <w:r>
+        <w:t xml:space="preserve"> </w:t>
+      </w:r>
+      <w:r>
+        <w:t xml:space="preserve">El snack ocupa mucho y pesa poco, así que el costo por unidad transportada es alto. Con el 61 por ciento de la cartera en la Patagonia, la distancia promedio al cliente es grande.</w:t>
       </w:r>
     </w:p>
     <w:p>
@@ -4612,10 +4605,10 @@
           <w:b/>
           <w:bCs/>
         </w:rPr>
-        <w:t xml:space="preserve">Transportistas tercerizados</w:t>
-      </w:r>
-      <w:r>
-        <w:t xml:space="preserve">, que dan la cobertura que la flota propia no alcanza.</w:t>
+        <w:t xml:space="preserve">Energía y mantenimiento</w:t>
+      </w:r>
+      <w:r>
+        <w:t xml:space="preserve">, agravado por trabajar al límite: una línea saturada se desgasta más y deja menos ventanas para el mantenimiento preventivo.</w:t>
       </w:r>
     </w:p>
     <w:p>
@@ -4631,42 +4624,29 @@
           <w:b/>
           <w:bCs/>
         </w:rPr>
-        <w:t xml:space="preserve">Aiello Supermercados</w:t>
-      </w:r>
-      <w:r>
-        <w:t xml:space="preserve">, que es un socio comercial de tamaño parecido y no un retailer que imponga condiciones.</w:t>
-      </w:r>
-    </w:p>
-    <w:p>
-      <w:pPr>
-        <w:pStyle w:val="Compact"/>
-        <w:numPr>
-          <w:ilvl w:val="0"/>
-          <w:numId w:val="1014"/>
-        </w:numPr>
-      </w:pPr>
-      <w:r>
-        <w:rPr>
-          <w:b/>
-          <w:bCs/>
-        </w:rPr>
-        <w:t xml:space="preserve">El proveedor del sistema de gestión</w:t>
-      </w:r>
-      <w:r>
-        <w:t xml:space="preserve"> </w:t>
-      </w:r>
-      <w:r>
-        <w:t xml:space="preserve">y el de la página web (Productus).</w:t>
-      </w:r>
-    </w:p>
+        <w:t xml:space="preserve">Costo financiero</w:t>
+      </w:r>
+      <w:r>
+        <w:t xml:space="preserve">, por la cuenta corriente a 30 días y los cheques diferidos.</w:t>
+      </w:r>
+    </w:p>
+    <w:p>
+      <w:pPr>
+        <w:pStyle w:val="FirstParagraph"/>
+      </w:pPr>
+      <w:r>
+        <w:t xml:space="preserve">Y acá está el problema de fondo: ningún componente de costo está asignado con precisión a cada producto. El costeo por producto existe en una planilla, pero la empresa reconoce que es impreciso y que tiene errores. O sea que fijan precio sobre una base que saben equivocada, en un modelo cuya única ventaja declarada es justamente el precio.</w:t>
+      </w:r>
+    </w:p>
+    <w:bookmarkEnd w:id="40"/>
     <w:bookmarkEnd w:id="41"/>
-    <w:bookmarkStart w:id="42" w:name="estructura-de-costos"/>
-    <w:p>
-      <w:pPr>
-        <w:pStyle w:val="Heading4"/>
-      </w:pPr>
-      <w:r>
-        <w:t xml:space="preserve">9. Estructura de costos</w:t>
+    <w:bookmarkStart w:id="42" w:name="síntesis-del-canvas"/>
+    <w:p>
+      <w:pPr>
+        <w:pStyle w:val="Heading2"/>
+      </w:pPr>
+      <w:r>
+        <w:t xml:space="preserve">3.2 Síntesis del canvas</w:t>
       </w:r>
     </w:p>
     <w:p>
@@ -4674,11 +4654,15 @@
         <w:pStyle w:val="FirstParagraph"/>
       </w:pPr>
       <w:r>
-        <w:rPr>
-          <w:i/>
-          <w:iCs/>
-        </w:rPr>
-        <w:t xml:space="preserve">¿Cuáles son los principales costos?</w:t>
+        <w:t xml:space="preserve">Dulxelitos tiene un modelo industrial de volumen orientado al canal mayorista, sostenido durante 53 años. Fabrica y fracciona snacks baratos y los coloca a través de 57 distribuidores que le dan alcance en 7 provincias sin obligarla a armar una fuerza de ventas propia enorme. La única excepción es Aiello. Su ventaja no es el producto sino la combinación de precio y logística: le vende rentabilidad al canal.</w:t>
+      </w:r>
+    </w:p>
+    <w:p>
+      <w:pPr>
+        <w:pStyle w:val="BodyText"/>
+      </w:pPr>
+      <w:r>
+        <w:t xml:space="preserve">Del canvas salen cinco puntos flojos:</w:t>
       </w:r>
     </w:p>
     <w:p>
@@ -4694,10 +4678,13 @@
           <w:b/>
           <w:bCs/>
         </w:rPr>
-        <w:t xml:space="preserve">Materia prima</w:t>
-      </w:r>
-      <w:r>
-        <w:t xml:space="preserve">, que es el componente más pesado y tiene sentido en un modelo donde el margen depende de comprar bien.</w:t>
+        <w:t xml:space="preserve">Compiten por precio pero no saben cuánto les cuesta.</w:t>
+      </w:r>
+      <w:r>
+        <w:t xml:space="preserve"> </w:t>
+      </w:r>
+      <w:r>
+        <w:t xml:space="preserve">Fijan precios sobre una planilla que la empresa admite equivocada.</w:t>
       </w:r>
     </w:p>
     <w:p>
@@ -4713,13 +4700,13 @@
           <w:b/>
           <w:bCs/>
         </w:rPr>
-        <w:t xml:space="preserve">Packaging y film impreso.</w:t>
+        <w:t xml:space="preserve">La planta está saturada</w:t>
       </w:r>
       <w:r>
         <w:t xml:space="preserve"> </w:t>
       </w:r>
       <w:r>
-        <w:t xml:space="preserve">En snacks el envase pesa casi tanto como el contenido en la estructura de costos, y se agrava por la cantidad de presentaciones: más de 25 combinaciones, cada una con su arte y su mínimo de compra.</w:t>
+        <w:t xml:space="preserve">y siguen tomando pedidos por canales que no se comunican entre sí: viajante, WhatsApp, teléfono y sistema de gestión.</w:t>
       </w:r>
     </w:p>
     <w:p>
@@ -4735,10 +4722,13 @@
           <w:b/>
           <w:bCs/>
         </w:rPr>
-        <w:t xml:space="preserve">Mano de obra</w:t>
-      </w:r>
-      <w:r>
-        <w:t xml:space="preserve">, entre 15 y 20 personas repartidas en producción, envasado, reparto y administración.</w:t>
+        <w:t xml:space="preserve">El activo más valioso es el peor administrado.</w:t>
+      </w:r>
+      <w:r>
+        <w:t xml:space="preserve"> </w:t>
+      </w:r>
+      <w:r>
+        <w:t xml:space="preserve">No hay CRM, no se mide cuánto pesa cada cliente, y hasta la lista que publican tiene duplicados.</w:t>
       </w:r>
     </w:p>
     <w:p>
@@ -4754,13 +4744,13 @@
           <w:b/>
           <w:bCs/>
         </w:rPr>
-        <w:t xml:space="preserve">Logística y flete.</w:t>
+        <w:t xml:space="preserve">Los recursos críticos son personas, no procesos.</w:t>
       </w:r>
       <w:r>
         <w:t xml:space="preserve"> </w:t>
       </w:r>
       <w:r>
-        <w:t xml:space="preserve">El snack ocupa mucho y pesa poco, así que el costo por unidad transportada es alto. Con el 61 por ciento de la cartera en la Patagonia, la distancia promedio al cliente es grande.</w:t>
+        <w:t xml:space="preserve">Recetas, costos y la relación con los distribuidores se manejan de forma centralizada y descansan sobre la familia. La continuidad operativa está cubierta por los hijos; la decisión estratégica sigue en una sola cabeza.</w:t>
       </w:r>
     </w:p>
     <w:p>
@@ -4776,29 +4766,23 @@
           <w:b/>
           <w:bCs/>
         </w:rPr>
-        <w:t xml:space="preserve">Energía y mantenimiento</w:t>
-      </w:r>
-      <w:r>
-        <w:t xml:space="preserve">, agravado por trabajar al límite: una línea saturada se desgasta más y deja menos ventanas para el mantenimiento preventivo.</w:t>
-      </w:r>
-    </w:p>
-    <w:p>
-      <w:pPr>
-        <w:pStyle w:val="Compact"/>
-        <w:numPr>
-          <w:ilvl w:val="0"/>
-          <w:numId w:val="1015"/>
-        </w:numPr>
-      </w:pPr>
-      <w:r>
-        <w:rPr>
-          <w:b/>
-          <w:bCs/>
-        </w:rPr>
-        <w:t xml:space="preserve">Costo financiero</w:t>
-      </w:r>
-      <w:r>
-        <w:t xml:space="preserve">, por la cuenta corriente a 30 días y los cheques diferidos.</w:t>
+        <w:t xml:space="preserve">Construyeron un canal digital completo y lo dejaron apagado.</w:t>
+      </w:r>
+      <w:r>
+        <w:t xml:space="preserve"> </w:t>
+      </w:r>
+      <w:r>
+        <w:t xml:space="preserve">El sitio tiene e-commerce con el catálogo cargado desde 2020, pero sin medio de pago ni operación. No es una obra a medio terminar: es capacidad instalada que decidieron no usar, y por eso es la oportunidad más barata que tienen.</w:t>
+      </w:r>
+    </w:p>
+    <w:bookmarkEnd w:id="42"/>
+    <w:bookmarkStart w:id="43" w:name="lógica-de-valor"/>
+    <w:p>
+      <w:pPr>
+        <w:pStyle w:val="Heading2"/>
+      </w:pPr>
+      <w:r>
+        <w:t xml:space="preserve">3.3 Lógica de valor</w:t>
       </w:r>
     </w:p>
     <w:p>
@@ -4806,202 +4790,47 @@
         <w:pStyle w:val="FirstParagraph"/>
       </w:pPr>
       <w:r>
-        <w:t xml:space="preserve">Y acá está el problema de fondo: ningún componente de costo está asignado con precisión a cada producto. El costeo por producto existe en una planilla, pero la empresa reconoce que es impreciso y que tiene errores. O sea que fijan precio sobre una base que saben equivocada, en un modelo cuya única ventaja declarada es justamente el precio.</w:t>
-      </w:r>
-    </w:p>
-    <w:bookmarkEnd w:id="42"/>
+        <w:t xml:space="preserve">Dulxelitos no le vende snacks al que se los come: le vende rentabilidad al que los revende.</w:t>
+      </w:r>
+    </w:p>
+    <w:p>
+      <w:pPr>
+        <w:pStyle w:val="BodyText"/>
+      </w:pPr>
+      <w:r>
+        <w:t xml:space="preserve">El mecanismo es un modelo industrial de volumen con venta indirecta. Producen y fraccionan barato, y colocan todo a través de 57 distribuidores que ponen el capital de trabajo y conocen el territorio de cada provincia. A cambio, el distribuidor se lleva margen, variedad en un solo proveedor y una logística que le llega hasta la puerta.</w:t>
+      </w:r>
+    </w:p>
+    <w:p>
+      <w:pPr>
+        <w:pStyle w:val="BodyText"/>
+      </w:pPr>
+      <w:r>
+        <w:t xml:space="preserve">La ventaja competitiva es liderazgo en costos, no diferenciación. El producto no compite por atributos que el consumidor perciba, porque no hay publicidad ni posicionamiento de marca hacia el público. Compite por precio y por servicio al canal. Y esto lo pudimos confirmar desde el otro lado del mostrador: cuando preguntamos por qué un distribuidor los elige, la respuesta fue</w:t>
+      </w:r>
+      <w:r>
+        <w:t xml:space="preserve"> </w:t>
+      </w:r>
+      <w:r>
+        <w:t xml:space="preserve">“compromiso y precio”</w:t>
+      </w:r>
+      <w:r>
+        <w:t xml:space="preserve">.</w:t>
+      </w:r>
+    </w:p>
+    <w:p>
+      <w:pPr>
+        <w:pStyle w:val="BodyText"/>
+      </w:pPr>
+      <w:r>
+        <w:t xml:space="preserve">El modelo es bastante coherente. Todo el canvas apunta para el mismo lado: la flota propia, el catálogo amplio, los formatos de 1 y 2 Kg, la exclusividad territorial y hasta no tener venta minorista son decisiones que encajan con venderle rentabilidad a un mayorista.</w:t>
+      </w:r>
+    </w:p>
     <w:bookmarkEnd w:id="43"/>
-    <w:bookmarkStart w:id="44" w:name="síntesis-del-canvas"/>
-    <w:p>
-      <w:pPr>
-        <w:pStyle w:val="Heading3"/>
-      </w:pPr>
-      <w:r>
-        <w:t xml:space="preserve">3.2 Síntesis del canvas</w:t>
-      </w:r>
-    </w:p>
-    <w:p>
-      <w:pPr>
-        <w:pStyle w:val="FirstParagraph"/>
-      </w:pPr>
-      <w:r>
-        <w:t xml:space="preserve">Dulxelitos tiene un modelo industrial de volumen orientado al canal mayorista, sostenido durante 53 años. Fabrica y fracciona snacks baratos y los coloca a través de 57 distribuidores que le dan alcance en 7 provincias sin obligarla a armar una fuerza de ventas propia enorme. La única excepción es Aiello. Su ventaja no es el producto sino la combinación de precio y logística: le vende rentabilidad al canal.</w:t>
-      </w:r>
-    </w:p>
-    <w:p>
-      <w:pPr>
-        <w:pStyle w:val="BodyText"/>
-      </w:pPr>
-      <w:r>
-        <w:t xml:space="preserve">Del canvas salen cinco puntos flojos:</w:t>
-      </w:r>
-    </w:p>
-    <w:p>
-      <w:pPr>
-        <w:pStyle w:val="Compact"/>
-        <w:numPr>
-          <w:ilvl w:val="0"/>
-          <w:numId w:val="1016"/>
-        </w:numPr>
-      </w:pPr>
-      <w:r>
-        <w:rPr>
-          <w:b/>
-          <w:bCs/>
-        </w:rPr>
-        <w:t xml:space="preserve">Compiten por precio pero no saben cuánto les cuesta.</w:t>
-      </w:r>
-      <w:r>
-        <w:t xml:space="preserve"> </w:t>
-      </w:r>
-      <w:r>
-        <w:t xml:space="preserve">Fijan precios sobre una planilla que la empresa admite equivocada.</w:t>
-      </w:r>
-    </w:p>
-    <w:p>
-      <w:pPr>
-        <w:pStyle w:val="Compact"/>
-        <w:numPr>
-          <w:ilvl w:val="0"/>
-          <w:numId w:val="1016"/>
-        </w:numPr>
-      </w:pPr>
-      <w:r>
-        <w:rPr>
-          <w:b/>
-          <w:bCs/>
-        </w:rPr>
-        <w:t xml:space="preserve">La planta está saturada</w:t>
-      </w:r>
-      <w:r>
-        <w:t xml:space="preserve"> </w:t>
-      </w:r>
-      <w:r>
-        <w:t xml:space="preserve">y siguen tomando pedidos por canales que no se comunican entre sí: viajante, WhatsApp, teléfono y sistema de gestión.</w:t>
-      </w:r>
-    </w:p>
-    <w:p>
-      <w:pPr>
-        <w:pStyle w:val="Compact"/>
-        <w:numPr>
-          <w:ilvl w:val="0"/>
-          <w:numId w:val="1016"/>
-        </w:numPr>
-      </w:pPr>
-      <w:r>
-        <w:rPr>
-          <w:b/>
-          <w:bCs/>
-        </w:rPr>
-        <w:t xml:space="preserve">El activo más valioso es el peor administrado.</w:t>
-      </w:r>
-      <w:r>
-        <w:t xml:space="preserve"> </w:t>
-      </w:r>
-      <w:r>
-        <w:t xml:space="preserve">No hay CRM, no se mide cuánto pesa cada cliente, y hasta la lista que publican tiene duplicados.</w:t>
-      </w:r>
-    </w:p>
-    <w:p>
-      <w:pPr>
-        <w:pStyle w:val="Compact"/>
-        <w:numPr>
-          <w:ilvl w:val="0"/>
-          <w:numId w:val="1016"/>
-        </w:numPr>
-      </w:pPr>
-      <w:r>
-        <w:rPr>
-          <w:b/>
-          <w:bCs/>
-        </w:rPr>
-        <w:t xml:space="preserve">Los recursos críticos son personas, no procesos.</w:t>
-      </w:r>
-      <w:r>
-        <w:t xml:space="preserve"> </w:t>
-      </w:r>
-      <w:r>
-        <w:t xml:space="preserve">Recetas, costos y la relación con los distribuidores se manejan de forma centralizada y descansan sobre la familia. La continuidad operativa está cubierta por los hijos; la decisión estratégica sigue en una sola cabeza.</w:t>
-      </w:r>
-    </w:p>
-    <w:p>
-      <w:pPr>
-        <w:pStyle w:val="Compact"/>
-        <w:numPr>
-          <w:ilvl w:val="0"/>
-          <w:numId w:val="1016"/>
-        </w:numPr>
-      </w:pPr>
-      <w:r>
-        <w:rPr>
-          <w:b/>
-          <w:bCs/>
-        </w:rPr>
-        <w:t xml:space="preserve">Construyeron un canal digital completo y lo dejaron apagado.</w:t>
-      </w:r>
-      <w:r>
-        <w:t xml:space="preserve"> </w:t>
-      </w:r>
-      <w:r>
-        <w:t xml:space="preserve">El sitio tiene e-commerce con el catálogo cargado desde 2020, pero sin medio de pago ni operación. No es una obra a medio terminar: es capacidad instalada que decidieron no usar, y por eso es la oportunidad más barata que tienen.</w:t>
-      </w:r>
-    </w:p>
-    <w:bookmarkEnd w:id="44"/>
-    <w:bookmarkStart w:id="45" w:name="lógica-de-valor"/>
-    <w:p>
-      <w:pPr>
-        <w:pStyle w:val="Heading3"/>
-      </w:pPr>
-      <w:r>
-        <w:t xml:space="preserve">3.3 Lógica de valor</w:t>
-      </w:r>
-    </w:p>
-    <w:p>
-      <w:pPr>
-        <w:pStyle w:val="FirstParagraph"/>
-      </w:pPr>
-      <w:r>
-        <w:t xml:space="preserve">Dulxelitos no le vende snacks al que se los come: le vende rentabilidad al que los revende.</w:t>
-      </w:r>
-    </w:p>
-    <w:p>
-      <w:pPr>
-        <w:pStyle w:val="BodyText"/>
-      </w:pPr>
-      <w:r>
-        <w:t xml:space="preserve">El mecanismo es un modelo industrial de volumen con venta indirecta. Producen y fraccionan barato, y colocan todo a través de 57 distribuidores que ponen el capital de trabajo y conocen el territorio de cada provincia. A cambio, el distribuidor se lleva margen, variedad en un solo proveedor y una logística que le llega hasta la puerta.</w:t>
-      </w:r>
-    </w:p>
-    <w:p>
-      <w:pPr>
-        <w:pStyle w:val="BodyText"/>
-      </w:pPr>
-      <w:r>
-        <w:t xml:space="preserve">La ventaja competitiva es liderazgo en costos, no diferenciación. El producto no compite por atributos que el consumidor perciba, porque no hay publicidad ni posicionamiento de marca hacia el público. Compite por precio y por servicio al canal. Y esto lo pudimos confirmar desde el otro lado del mostrador: cuando preguntamos por qué un distribuidor los elige, la respuesta fue</w:t>
-      </w:r>
-      <w:r>
-        <w:t xml:space="preserve"> </w:t>
-      </w:r>
-      <w:r>
-        <w:t xml:space="preserve">“compromiso y precio”</w:t>
-      </w:r>
-      <w:r>
-        <w:t xml:space="preserve">.</w:t>
-      </w:r>
-    </w:p>
-    <w:p>
-      <w:pPr>
-        <w:pStyle w:val="BodyText"/>
-      </w:pPr>
-      <w:r>
-        <w:t xml:space="preserve">El modelo es bastante coherente. Todo el canvas apunta para el mismo lado: la flota propia, el catálogo amplio, los formatos de 1 y 2 Kg, la exclusividad territorial y hasta no tener venta minorista son decisiones que encajan con venderle rentabilidad a un mayorista.</w:t>
-      </w:r>
-    </w:p>
-    <w:bookmarkEnd w:id="45"/>
-    <w:bookmarkStart w:id="46" w:name="explotación-y-exploración"/>
-    <w:p>
-      <w:pPr>
-        <w:pStyle w:val="Heading3"/>
+    <w:bookmarkStart w:id="44" w:name="explotación-y-exploración"/>
+    <w:p>
+      <w:pPr>
+        <w:pStyle w:val="Heading2"/>
       </w:pPr>
       <w:r>
         <w:t xml:space="preserve">3.4 Explotación y exploración</w:t>
@@ -5218,11 +5047,11 @@
         <w:t xml:space="preserve">Sobre la tienda online vale una aclaración. Es la única inversión de exploración con plata real que encontramos: se hizo en 2020 y quedó apagada. Al principio la leímos como una obra a medio terminar, pero cuando chequeamos bien resultó que el catálogo está cargado y la tienda funciona a nivel técnico. Lo que falta es la decisión de usarla. El hallazgo cambia de sentido y para nosotros mejora: no es que no pudieron terminarla, es que construyeron una capacidad y no la activaron. Que es la oportunidad más barata que tienen, porque la inversión ya está hecha.</w:t>
       </w:r>
     </w:p>
-    <w:bookmarkEnd w:id="46"/>
-    <w:bookmarkStart w:id="47" w:name="debilidades-y-dependencias"/>
-    <w:p>
-      <w:pPr>
-        <w:pStyle w:val="Heading3"/>
+    <w:bookmarkEnd w:id="44"/>
+    <w:bookmarkStart w:id="45" w:name="debilidades-y-dependencias"/>
+    <w:p>
+      <w:pPr>
+        <w:pStyle w:val="Heading2"/>
       </w:pPr>
       <w:r>
         <w:t xml:space="preserve">3.5 Debilidades y dependencias</w:t>
@@ -5276,11 +5105,11 @@
         <w:t xml:space="preserve">Sobre este último punto tuvimos que corregirnos. En el canvas habíamos puesto el conocimiento concentrado en los dueños como una dependencia crítica, sin matices. Después preguntamos qué pasaría si faltara un dueño durante un mes y nos dijeron que no se frena nada porque están los hijos. Así que la dependencia no desaparece, se corre de lugar: lo que está cubierto es la operación, lo que sigue en una sola cabeza es la decisión estratégica. Menos urgente, pero igual de real.</w:t>
       </w:r>
     </w:p>
-    <w:bookmarkEnd w:id="47"/>
-    <w:bookmarkStart w:id="48" w:name="tensiones-del-modelo"/>
-    <w:p>
-      <w:pPr>
-        <w:pStyle w:val="Heading3"/>
+    <w:bookmarkEnd w:id="45"/>
+    <w:bookmarkStart w:id="46" w:name="tensiones-del-modelo"/>
+    <w:p>
+      <w:pPr>
+        <w:pStyle w:val="Heading2"/>
       </w:pPr>
       <w:r>
         <w:t xml:space="preserve">3.6 Tensiones del modelo</w:t>
@@ -5381,106 +5210,106 @@
         </w:pict>
       </w:r>
     </w:p>
+    <w:bookmarkEnd w:id="46"/>
+    <w:bookmarkEnd w:id="47"/>
+    <w:bookmarkStart w:id="56" w:name="propuesta-de-valor-actual"/>
+    <w:p>
+      <w:pPr>
+        <w:pStyle w:val="Heading1"/>
+      </w:pPr>
+      <w:r>
+        <w:t xml:space="preserve">4. Propuesta de valor actual</w:t>
+      </w:r>
+    </w:p>
+    <w:bookmarkStart w:id="48" w:name="qué-segmento-elegimos"/>
+    <w:p>
+      <w:pPr>
+        <w:pStyle w:val="Heading2"/>
+      </w:pPr>
+      <w:r>
+        <w:t xml:space="preserve">4.1 Qué segmento elegimos</w:t>
+      </w:r>
+    </w:p>
+    <w:p>
+      <w:pPr>
+        <w:pStyle w:val="FirstParagraph"/>
+      </w:pPr>
+      <w:r>
+        <w:t xml:space="preserve">Elegimos al distribuidor mayorista, mirando sobre todo al patagónico.</w:t>
+      </w:r>
+    </w:p>
+    <w:p>
+      <w:pPr>
+        <w:pStyle w:val="BodyText"/>
+      </w:pPr>
+      <w:r>
+        <w:t xml:space="preserve">Los motivos: es el núcleo del modelo, porque la empresa le vende solo al canal. Es donde está el volumen, con 35 de los 57 distribuidores en la Patagonia. Es donde el servicio más se tensiona, por la distancia, el costo de flete y el horario acotado de atención. Y tiene tamaño suficiente para armar un canvas, cosa que con un solo cliente no pasa.</w:t>
+      </w:r>
+    </w:p>
+    <w:p>
+      <w:pPr>
+        <w:pStyle w:val="BodyText"/>
+      </w:pPr>
+      <w:r>
+        <w:t xml:space="preserve">Descartamos a Aiello. Es el único cliente directo y con contrato, pero es uno solo, y un VPC armado sobre un único cliente no sirve para generalizar nada.</w:t>
+      </w:r>
+    </w:p>
+    <w:p>
+      <w:pPr>
+        <w:pStyle w:val="BodyText"/>
+      </w:pPr>
+      <w:r>
+        <w:t xml:space="preserve">Tenemos que aclarar algo: la justificación del segmento es geográfica, no económica. Preguntamos qué porcentaje de la facturación explican los cinco distribuidores más grandes y la empresa no tiene el dato. Si esa concentración fuera alta y estuviera fuera de la Patagonia, habría que revisar la elección. Lo decimos en vez de estimarlo.</w:t>
+      </w:r>
+    </w:p>
     <w:bookmarkEnd w:id="48"/>
+    <w:bookmarkStart w:id="52" w:name="perfil-del-cliente"/>
+    <w:p>
+      <w:pPr>
+        <w:pStyle w:val="Heading2"/>
+      </w:pPr>
+      <w:r>
+        <w:t xml:space="preserve">4.2 Perfil del cliente</w:t>
+      </w:r>
+    </w:p>
+    <w:bookmarkStart w:id="49" w:name="qué-intenta-hacer-el-distribuidor"/>
+    <w:p>
+      <w:pPr>
+        <w:pStyle w:val="Heading3"/>
+      </w:pPr>
+      <w:r>
+        <w:t xml:space="preserve">Qué intenta hacer el distribuidor</w:t>
+      </w:r>
+    </w:p>
+    <w:p>
+      <w:pPr>
+        <w:pStyle w:val="FirstParagraph"/>
+      </w:pPr>
+      <w:r>
+        <w:t xml:space="preserve">Lo funcional: revender con margen, tener el producto cuando el minorista se lo pide, armar un surtido amplio sin tener que comprarle a cinco proveedores distintos, y fraccionar los formatos de 1 y 2 Kg para sacar margen extra.</w:t>
+      </w:r>
+    </w:p>
+    <w:p>
+      <w:pPr>
+        <w:pStyle w:val="BodyText"/>
+      </w:pPr>
+      <w:r>
+        <w:t xml:space="preserve">Lo financiero: mantener el capital de trabajo con plazos que le cierren la caja, que hoy son cuenta corriente a 30 días y cheques diferidos.</w:t>
+      </w:r>
+    </w:p>
+    <w:p>
+      <w:pPr>
+        <w:pStyle w:val="BodyText"/>
+      </w:pPr>
+      <w:r>
+        <w:t xml:space="preserve">Y lo de rol: ser el proveedor confiable de sus propios clientes en su territorio exclusivo.</w:t>
+      </w:r>
+    </w:p>
     <w:bookmarkEnd w:id="49"/>
-    <w:bookmarkStart w:id="58" w:name="propuesta-de-valor-actual"/>
-    <w:p>
-      <w:pPr>
-        <w:pStyle w:val="Heading2"/>
-      </w:pPr>
-      <w:r>
-        <w:t xml:space="preserve">4. Propuesta de valor actual</w:t>
-      </w:r>
-    </w:p>
-    <w:bookmarkStart w:id="50" w:name="qué-segmento-elegimos"/>
+    <w:bookmarkStart w:id="50" w:name="qué-le-molesta"/>
     <w:p>
       <w:pPr>
         <w:pStyle w:val="Heading3"/>
-      </w:pPr>
-      <w:r>
-        <w:t xml:space="preserve">4.1 Qué segmento elegimos</w:t>
-      </w:r>
-    </w:p>
-    <w:p>
-      <w:pPr>
-        <w:pStyle w:val="FirstParagraph"/>
-      </w:pPr>
-      <w:r>
-        <w:t xml:space="preserve">Elegimos al distribuidor mayorista, mirando sobre todo al patagónico.</w:t>
-      </w:r>
-    </w:p>
-    <w:p>
-      <w:pPr>
-        <w:pStyle w:val="BodyText"/>
-      </w:pPr>
-      <w:r>
-        <w:t xml:space="preserve">Los motivos: es el núcleo del modelo, porque la empresa le vende solo al canal. Es donde está el volumen, con 35 de los 57 distribuidores en la Patagonia. Es donde el servicio más se tensiona, por la distancia, el costo de flete y el horario acotado de atención. Y tiene tamaño suficiente para armar un canvas, cosa que con un solo cliente no pasa.</w:t>
-      </w:r>
-    </w:p>
-    <w:p>
-      <w:pPr>
-        <w:pStyle w:val="BodyText"/>
-      </w:pPr>
-      <w:r>
-        <w:t xml:space="preserve">Descartamos a Aiello. Es el único cliente directo y con contrato, pero es uno solo, y un VPC armado sobre un único cliente no sirve para generalizar nada.</w:t>
-      </w:r>
-    </w:p>
-    <w:p>
-      <w:pPr>
-        <w:pStyle w:val="BodyText"/>
-      </w:pPr>
-      <w:r>
-        <w:t xml:space="preserve">Tenemos que aclarar algo: la justificación del segmento es geográfica, no económica. Preguntamos qué porcentaje de la facturación explican los cinco distribuidores más grandes y la empresa no tiene el dato. Si esa concentración fuera alta y estuviera fuera de la Patagonia, habría que revisar la elección. Lo decimos en vez de estimarlo.</w:t>
-      </w:r>
-    </w:p>
-    <w:bookmarkEnd w:id="50"/>
-    <w:bookmarkStart w:id="54" w:name="perfil-del-cliente"/>
-    <w:p>
-      <w:pPr>
-        <w:pStyle w:val="Heading3"/>
-      </w:pPr>
-      <w:r>
-        <w:t xml:space="preserve">4.2 Perfil del cliente</w:t>
-      </w:r>
-    </w:p>
-    <w:bookmarkStart w:id="51" w:name="qué-intenta-hacer-el-distribuidor"/>
-    <w:p>
-      <w:pPr>
-        <w:pStyle w:val="Heading4"/>
-      </w:pPr>
-      <w:r>
-        <w:t xml:space="preserve">Qué intenta hacer el distribuidor</w:t>
-      </w:r>
-    </w:p>
-    <w:p>
-      <w:pPr>
-        <w:pStyle w:val="FirstParagraph"/>
-      </w:pPr>
-      <w:r>
-        <w:t xml:space="preserve">Lo funcional: revender con margen, tener el producto cuando el minorista se lo pide, armar un surtido amplio sin tener que comprarle a cinco proveedores distintos, y fraccionar los formatos de 1 y 2 Kg para sacar margen extra.</w:t>
-      </w:r>
-    </w:p>
-    <w:p>
-      <w:pPr>
-        <w:pStyle w:val="BodyText"/>
-      </w:pPr>
-      <w:r>
-        <w:t xml:space="preserve">Lo financiero: mantener el capital de trabajo con plazos que le cierren la caja, que hoy son cuenta corriente a 30 días y cheques diferidos.</w:t>
-      </w:r>
-    </w:p>
-    <w:p>
-      <w:pPr>
-        <w:pStyle w:val="BodyText"/>
-      </w:pPr>
-      <w:r>
-        <w:t xml:space="preserve">Y lo de rol: ser el proveedor confiable de sus propios clientes en su territorio exclusivo.</w:t>
-      </w:r>
-    </w:p>
-    <w:bookmarkEnd w:id="51"/>
-    <w:bookmarkStart w:id="52" w:name="qué-le-molesta"/>
-    <w:p>
-      <w:pPr>
-        <w:pStyle w:val="Heading4"/>
       </w:pPr>
       <w:r>
         <w:t xml:space="preserve">Qué le molesta</w:t>
@@ -5701,54 +5530,54 @@
         </w:tc>
       </w:tr>
     </w:tbl>
+    <w:bookmarkEnd w:id="50"/>
+    <w:bookmarkStart w:id="51" w:name="qué-espera-y-valora"/>
+    <w:p>
+      <w:pPr>
+        <w:pStyle w:val="Heading3"/>
+      </w:pPr>
+      <w:r>
+        <w:t xml:space="preserve">Qué espera y valora</w:t>
+      </w:r>
+    </w:p>
+    <w:p>
+      <w:pPr>
+        <w:pStyle w:val="FirstParagraph"/>
+      </w:pPr>
+      <w:r>
+        <w:t xml:space="preserve">Compromiso y precio, que son las palabras con las que el propio canal explica por qué los elige.</w:t>
+      </w:r>
+    </w:p>
+    <w:p>
+      <w:pPr>
+        <w:pStyle w:val="BodyText"/>
+      </w:pPr>
+      <w:r>
+        <w:t xml:space="preserve">Que la entrega sea previsible: un pedido llega a un cliente patagónico en no más de una semana, sobre 1.000 o 1.500 km.</w:t>
+      </w:r>
+    </w:p>
+    <w:p>
+      <w:pPr>
+        <w:pStyle w:val="BodyText"/>
+      </w:pPr>
+      <w:r>
+        <w:t xml:space="preserve">Que le avisen cuando falta algo. Y esto nos pareció importante: cuando falta un producto la empresa avisa, y si el distribuidor pregunta se le dice. Nunca le mandan algo que no pidió ni le hacen creer que hay stock cuando no hay.</w:t>
+      </w:r>
+    </w:p>
+    <w:p>
+      <w:pPr>
+        <w:pStyle w:val="BodyText"/>
+      </w:pPr>
+      <w:r>
+        <w:t xml:space="preserve">También la exclusividad territorial, que le garantiza no competir contra otro distribuidor de la misma marca, y el catálogo amplio en un solo proveedor.</w:t>
+      </w:r>
+    </w:p>
+    <w:bookmarkEnd w:id="51"/>
     <w:bookmarkEnd w:id="52"/>
-    <w:bookmarkStart w:id="53" w:name="qué-espera-y-valora"/>
-    <w:p>
-      <w:pPr>
-        <w:pStyle w:val="Heading4"/>
-      </w:pPr>
-      <w:r>
-        <w:t xml:space="preserve">Qué espera y valora</w:t>
-      </w:r>
-    </w:p>
-    <w:p>
-      <w:pPr>
-        <w:pStyle w:val="FirstParagraph"/>
-      </w:pPr>
-      <w:r>
-        <w:t xml:space="preserve">Compromiso y precio, que son las palabras con las que el propio canal explica por qué los elige.</w:t>
-      </w:r>
-    </w:p>
-    <w:p>
-      <w:pPr>
-        <w:pStyle w:val="BodyText"/>
-      </w:pPr>
-      <w:r>
-        <w:t xml:space="preserve">Que la entrega sea previsible: un pedido llega a un cliente patagónico en no más de una semana, sobre 1.000 o 1.500 km.</w:t>
-      </w:r>
-    </w:p>
-    <w:p>
-      <w:pPr>
-        <w:pStyle w:val="BodyText"/>
-      </w:pPr>
-      <w:r>
-        <w:t xml:space="preserve">Que le avisen cuando falta algo. Y esto nos pareció importante: cuando falta un producto la empresa avisa, y si el distribuidor pregunta se le dice. Nunca le mandan algo que no pidió ni le hacen creer que hay stock cuando no hay.</w:t>
-      </w:r>
-    </w:p>
-    <w:p>
-      <w:pPr>
-        <w:pStyle w:val="BodyText"/>
-      </w:pPr>
-      <w:r>
-        <w:t xml:space="preserve">También la exclusividad territorial, que le garantiza no competir contra otro distribuidor de la misma marca, y el catálogo amplio en un solo proveedor.</w:t>
-      </w:r>
-    </w:p>
-    <w:bookmarkEnd w:id="53"/>
-    <w:bookmarkEnd w:id="54"/>
-    <w:bookmarkStart w:id="55" w:name="qué-ofrece-hoy-la-empresa"/>
-    <w:p>
-      <w:pPr>
-        <w:pStyle w:val="Heading3"/>
+    <w:bookmarkStart w:id="53" w:name="qué-ofrece-hoy-la-empresa"/>
+    <w:p>
+      <w:pPr>
+        <w:pStyle w:val="Heading2"/>
       </w:pPr>
       <w:r>
         <w:t xml:space="preserve">4.3 Qué ofrece hoy la empresa</w:t>
@@ -5969,52 +5798,52 @@
         <w:t xml:space="preserve">Y del lado de lo que el cliente valora, sí responden bien: precio competitivo por control de costos, logística que llega a 7 provincias, exclusividad territorial, variedad de catálogo, formatos que le dan margen extra al minorista, y 53 años de marca que el canal reconoce.</w:t>
       </w:r>
     </w:p>
-    <w:bookmarkEnd w:id="55"/>
-    <w:bookmarkStart w:id="57" w:name="encaje-y-brecha"/>
+    <w:bookmarkEnd w:id="53"/>
+    <w:bookmarkStart w:id="55" w:name="encaje-y-brecha"/>
+    <w:p>
+      <w:pPr>
+        <w:pStyle w:val="Heading2"/>
+      </w:pPr>
+      <w:r>
+        <w:t xml:space="preserve">4.4 Encaje y brecha</w:t>
+      </w:r>
+    </w:p>
+    <w:p>
+      <w:pPr>
+        <w:pStyle w:val="FirstParagraph"/>
+      </w:pPr>
+      <w:r>
+        <w:t xml:space="preserve">El encaje es bueno, y para nosotros ese es el hallazgo de esta sección.</w:t>
+      </w:r>
+    </w:p>
+    <w:p>
+      <w:pPr>
+        <w:pStyle w:val="BodyText"/>
+      </w:pPr>
+      <w:r>
+        <w:t xml:space="preserve">Lo que la empresa ofrece responde bastante bien a lo que el distribuidor necesita. El canal está conforme: no hay quejas habituales, la entrega es previsible, y los dos atributos que el cliente valora son exactamente los dos que la empresa entrega.</w:t>
+      </w:r>
+    </w:p>
+    <w:p>
+      <w:pPr>
+        <w:pStyle w:val="BodyText"/>
+      </w:pPr>
+      <w:r>
+        <w:t xml:space="preserve">Entramos a esta sección esperando encontrar un canal maltratado y encontramos lo contrario. La propuesta de valor de Dulxelitos funciona. El distribuidor está conforme y lo dice con sus propias palabras.</w:t>
+      </w:r>
+    </w:p>
+    <w:p>
+      <w:pPr>
+        <w:pStyle w:val="BodyText"/>
+      </w:pPr>
+      <w:r>
+        <w:t xml:space="preserve">Esto nos reordenó el diagnóstico de todo el trabajo. Los problemas de Dulxelitos no están en la relación con el canal, están puertas adentro. Una empresa puede tener clientes conformes y al mismo tiempo no saber cuánto gana con cada uno, no poder producir más de lo que produce y no enterarse cuando uno se va. Que es más o menos el caso.</w:t>
+      </w:r>
+    </w:p>
+    <w:bookmarkStart w:id="54" w:name="la-brecha-que-sí-hay"/>
     <w:p>
       <w:pPr>
         <w:pStyle w:val="Heading3"/>
-      </w:pPr>
-      <w:r>
-        <w:t xml:space="preserve">4.4 Encaje y brecha</w:t>
-      </w:r>
-    </w:p>
-    <w:p>
-      <w:pPr>
-        <w:pStyle w:val="FirstParagraph"/>
-      </w:pPr>
-      <w:r>
-        <w:t xml:space="preserve">El encaje es bueno, y para nosotros ese es el hallazgo de esta sección.</w:t>
-      </w:r>
-    </w:p>
-    <w:p>
-      <w:pPr>
-        <w:pStyle w:val="BodyText"/>
-      </w:pPr>
-      <w:r>
-        <w:t xml:space="preserve">Lo que la empresa ofrece responde bastante bien a lo que el distribuidor necesita. El canal está conforme: no hay quejas habituales, la entrega es previsible, y los dos atributos que el cliente valora son exactamente los dos que la empresa entrega.</w:t>
-      </w:r>
-    </w:p>
-    <w:p>
-      <w:pPr>
-        <w:pStyle w:val="BodyText"/>
-      </w:pPr>
-      <w:r>
-        <w:t xml:space="preserve">Entramos a esta sección esperando encontrar un canal maltratado y encontramos lo contrario. La propuesta de valor de Dulxelitos funciona. El distribuidor está conforme y lo dice con sus propias palabras.</w:t>
-      </w:r>
-    </w:p>
-    <w:p>
-      <w:pPr>
-        <w:pStyle w:val="BodyText"/>
-      </w:pPr>
-      <w:r>
-        <w:t xml:space="preserve">Esto nos reordenó el diagnóstico de todo el trabajo. Los problemas de Dulxelitos no están en la relación con el canal, están puertas adentro. Una empresa puede tener clientes conformes y al mismo tiempo no saber cuánto gana con cada uno, no poder producir más de lo que produce y no enterarse cuando uno se va. Que es más o menos el caso.</w:t>
-      </w:r>
-    </w:p>
-    <w:bookmarkStart w:id="56" w:name="la-brecha-que-sí-hay"/>
-    <w:p>
-      <w:pPr>
-        <w:pStyle w:val="Heading4"/>
       </w:pPr>
       <w:r>
         <w:t xml:space="preserve">La brecha que sí hay</w:t>
@@ -6067,72 +5896,72 @@
         </w:pict>
       </w:r>
     </w:p>
+    <w:bookmarkEnd w:id="54"/>
+    <w:bookmarkEnd w:id="55"/>
     <w:bookmarkEnd w:id="56"/>
-    <w:bookmarkEnd w:id="57"/>
-    <w:bookmarkEnd w:id="58"/>
-    <w:bookmarkStart w:id="65" w:name="madurez-y-capacidades"/>
+    <w:bookmarkStart w:id="63" w:name="madurez-y-capacidades"/>
+    <w:p>
+      <w:pPr>
+        <w:pStyle w:val="Heading1"/>
+      </w:pPr>
+      <w:r>
+        <w:t xml:space="preserve">5. Madurez y capacidades</w:t>
+      </w:r>
+    </w:p>
+    <w:bookmarkStart w:id="58" w:name="qué-modelo-usamos"/>
     <w:p>
       <w:pPr>
         <w:pStyle w:val="Heading2"/>
       </w:pPr>
       <w:r>
-        <w:t xml:space="preserve">5. Madurez y capacidades</w:t>
-      </w:r>
-    </w:p>
-    <w:bookmarkStart w:id="60" w:name="qué-modelo-usamos"/>
+        <w:t xml:space="preserve">5.1 Qué modelo usamos</w:t>
+      </w:r>
+    </w:p>
+    <w:p>
+      <w:pPr>
+        <w:pStyle w:val="FirstParagraph"/>
+      </w:pPr>
+      <w:r>
+        <w:t xml:space="preserve">Usamos el modelo de madurez digital de la cátedra, con su escala de A a E (1 a 5) y su encuesta de 24 preguntas sobre seis dimensiones.</w:t>
+      </w:r>
+    </w:p>
+    <w:p>
+      <w:pPr>
+        <w:pStyle w:val="BodyText"/>
+      </w:pPr>
+      <w:r>
+        <w:t xml:space="preserve">El enunciado del trabajo pide evaluar siete dimensiones: estrategia, liderazgo, procesos, tecnología y datos, personas, clientes y gobierno. El modelo tiene seis, porque mete gobierno adentro de</w:t>
+      </w:r>
+      <w:r>
+        <w:t xml:space="preserve"> </w:t>
+      </w:r>
+      <w:r>
+        <w:t xml:space="preserve">“Procesos y Operaciones”</w:t>
+      </w:r>
+      <w:r>
+        <w:t xml:space="preserve">, en la pregunta que dice si existe una gobernanza clara sobre los procesos digitales.</w:t>
+      </w:r>
+    </w:p>
+    <w:p>
+      <w:pPr>
+        <w:pStyle w:val="BodyText"/>
+      </w:pPr>
+      <w:r>
+        <w:t xml:space="preserve">Lo que hicimos fue dejar las seis dimensiones del modelo con sus 24 preguntas originales y agregar Gobierno como séptima, con cuatro preguntas nuestras armadas con el mismo criterio y la misma escala. No lo hicimos por cumplir con el enunciado sino porque en este caso puntual tiene sentido: en una empresa sin reuniones de dirección, sin indicadores gerenciales definidos y sin revisión periódica de los números, el gobierno da para una dimensión propia y no para quedar metido en una sola pregunta sobre procesos.</w:t>
+      </w:r>
+    </w:p>
+    <w:p>
+      <w:pPr>
+        <w:pStyle w:val="BodyText"/>
+      </w:pPr>
+      <w:r>
+        <w:t xml:space="preserve">Una aclaración sobre la proporcionalidad, que el enunciado marca: la madurez hay que evaluarla según el tamaño de la empresa y no se premia la sofisticación innecesaria. Lo tuvimos en cuenta. Para una pyme de 15 a 20 personas, no tener un ERP integrado o un área de datos no es una falla. Lo que sí señalamos como brecha es lo que afecta directo a la plata y a la continuidad.</w:t>
+      </w:r>
+    </w:p>
+    <w:bookmarkStart w:id="57" w:name="la-escala"/>
     <w:p>
       <w:pPr>
         <w:pStyle w:val="Heading3"/>
-      </w:pPr>
-      <w:r>
-        <w:t xml:space="preserve">5.1 Qué modelo usamos</w:t>
-      </w:r>
-    </w:p>
-    <w:p>
-      <w:pPr>
-        <w:pStyle w:val="FirstParagraph"/>
-      </w:pPr>
-      <w:r>
-        <w:t xml:space="preserve">Usamos el modelo de madurez digital de la cátedra, con su escala de A a E (1 a 5) y su encuesta de 24 preguntas sobre seis dimensiones.</w:t>
-      </w:r>
-    </w:p>
-    <w:p>
-      <w:pPr>
-        <w:pStyle w:val="BodyText"/>
-      </w:pPr>
-      <w:r>
-        <w:t xml:space="preserve">El enunciado del trabajo pide evaluar siete dimensiones: estrategia, liderazgo, procesos, tecnología y datos, personas, clientes y gobierno. El modelo tiene seis, porque mete gobierno adentro de</w:t>
-      </w:r>
-      <w:r>
-        <w:t xml:space="preserve"> </w:t>
-      </w:r>
-      <w:r>
-        <w:t xml:space="preserve">“Procesos y Operaciones”</w:t>
-      </w:r>
-      <w:r>
-        <w:t xml:space="preserve">, en la pregunta que dice si existe una gobernanza clara sobre los procesos digitales.</w:t>
-      </w:r>
-    </w:p>
-    <w:p>
-      <w:pPr>
-        <w:pStyle w:val="BodyText"/>
-      </w:pPr>
-      <w:r>
-        <w:t xml:space="preserve">Lo que hicimos fue dejar las seis dimensiones del modelo con sus 24 preguntas originales y agregar Gobierno como séptima, con cuatro preguntas nuestras armadas con el mismo criterio y la misma escala. No lo hicimos por cumplir con el enunciado sino porque en este caso puntual tiene sentido: en una empresa sin reuniones de dirección, sin indicadores gerenciales definidos y sin revisión periódica de los números, el gobierno da para una dimensión propia y no para quedar metido en una sola pregunta sobre procesos.</w:t>
-      </w:r>
-    </w:p>
-    <w:p>
-      <w:pPr>
-        <w:pStyle w:val="BodyText"/>
-      </w:pPr>
-      <w:r>
-        <w:t xml:space="preserve">Una aclaración sobre la proporcionalidad, que el enunciado marca: la madurez hay que evaluarla según el tamaño de la empresa y no se premia la sofisticación innecesaria. Lo tuvimos en cuenta. Para una pyme de 15 a 20 personas, no tener un ERP integrado o un área de datos no es una falla. Lo que sí señalamos como brecha es lo que afecta directo a la plata y a la continuidad.</w:t>
-      </w:r>
-    </w:p>
-    <w:bookmarkStart w:id="59" w:name="la-escala"/>
-    <w:p>
-      <w:pPr>
-        <w:pStyle w:val="Heading4"/>
       </w:pPr>
       <w:r>
         <w:t xml:space="preserve">La escala</w:t>
@@ -6522,12 +6351,12 @@
         </w:tc>
       </w:tr>
     </w:tbl>
-    <w:bookmarkEnd w:id="59"/>
-    <w:bookmarkEnd w:id="60"/>
-    <w:bookmarkStart w:id="61" w:name="la-encuesta"/>
-    <w:p>
-      <w:pPr>
-        <w:pStyle w:val="Heading3"/>
+    <w:bookmarkEnd w:id="57"/>
+    <w:bookmarkEnd w:id="58"/>
+    <w:bookmarkStart w:id="59" w:name="la-encuesta"/>
+    <w:p>
+      <w:pPr>
+        <w:pStyle w:val="Heading2"/>
       </w:pPr>
       <w:r>
         <w:t xml:space="preserve">5.2 La encuesta</w:t>
@@ -8210,11 +8039,11 @@
         </w:tc>
       </w:tr>
     </w:tbl>
-    <w:bookmarkEnd w:id="61"/>
-    <w:bookmarkStart w:id="62" w:name="resultado"/>
-    <w:p>
-      <w:pPr>
-        <w:pStyle w:val="Heading3"/>
+    <w:bookmarkEnd w:id="59"/>
+    <w:bookmarkStart w:id="60" w:name="resultado"/>
+    <w:p>
+      <w:pPr>
+        <w:pStyle w:val="Heading2"/>
       </w:pPr>
       <w:r>
         <w:t xml:space="preserve">5.3 Resultado</w:t>
@@ -8700,11 +8529,11 @@
         <w:t xml:space="preserve">El piso está en Estrategia con 1.25, y después Liderazgo, Personas y Gobierno, las tres con 1.50. Lo que nos parece el hallazgo central es la distancia entre los datos operativos que ya tienen y el uso gerencial que les dan. Una empresa que factura hace 53 años y sostiene 57 distribuidores no está mal gestionada. Lo que le pasa es que decide y controla sin instrumentos integrados.</w:t>
       </w:r>
     </w:p>
-    <w:bookmarkEnd w:id="62"/>
-    <w:bookmarkStart w:id="63" w:name="dimensión-por-dimensión"/>
-    <w:p>
-      <w:pPr>
-        <w:pStyle w:val="Heading3"/>
+    <w:bookmarkEnd w:id="60"/>
+    <w:bookmarkStart w:id="61" w:name="dimensión-por-dimensión"/>
+    <w:p>
+      <w:pPr>
+        <w:pStyle w:val="Heading2"/>
       </w:pPr>
       <w:r>
         <w:t xml:space="preserve">5.4 Dimensión por dimensión</w:t>
@@ -8844,11 +8673,11 @@
         <w:t xml:space="preserve">No hay reuniones periódicas de dirección ni indicadores gerenciales definidos. Existe un responsable del área de sistemas, aunque no hay roles formalizados para el gobierno de los datos y los procesos digitales. Sí hay backup de planillas y sucesión operativa de hecho. El proveedor único de film no se gestiona como riesgo. La brecha es que no existe una instancia periódica de dirección que junte las estadísticas que ya tienen, las convierta en indicadores y las use para revisar el negocio. Y el costo de no actuar es que esta dimensión explica a todas las demás: sin una instancia de revisión integrada, los problemas que no tienen un indicador formal, como el costo de la saturación, la concentración de la cartera o el margen por producto, pueden seguir ahí sin que nadie los dimensione.</w:t>
       </w:r>
     </w:p>
-    <w:bookmarkEnd w:id="63"/>
-    <w:bookmarkStart w:id="64" w:name="costo-de-no-actuar"/>
-    <w:p>
-      <w:pPr>
-        <w:pStyle w:val="Heading3"/>
+    <w:bookmarkEnd w:id="61"/>
+    <w:bookmarkStart w:id="62" w:name="costo-de-no-actuar"/>
+    <w:p>
+      <w:pPr>
+        <w:pStyle w:val="Heading2"/>
       </w:pPr>
       <w:r>
         <w:t xml:space="preserve">5.5 Costo de no actuar</w:t>
@@ -9117,75 +8946,75 @@
         </w:pict>
       </w:r>
     </w:p>
+    <w:bookmarkEnd w:id="62"/>
+    <w:bookmarkEnd w:id="63"/>
+    <w:bookmarkStart w:id="64" w:name="conclusiones-del-diagnóstico"/>
+    <w:p>
+      <w:pPr>
+        <w:pStyle w:val="Heading1"/>
+      </w:pPr>
+      <w:r>
+        <w:t xml:space="preserve">6. Conclusiones del diagnóstico</w:t>
+      </w:r>
+    </w:p>
+    <w:p>
+      <w:pPr>
+        <w:pStyle w:val="FirstParagraph"/>
+      </w:pPr>
+      <w:r>
+        <w:t xml:space="preserve">Al empezar el trabajo dábamos por sentado que íbamos a encontrar los problemas de Dulxelitos del lado del cliente. Nos pasó lo contrario, y eso terminó ordenando todo el análisis.</w:t>
+      </w:r>
+    </w:p>
+    <w:p>
+      <w:pPr>
+        <w:pStyle w:val="BodyText"/>
+      </w:pPr>
+      <w:r>
+        <w:t xml:space="preserve">El canal está conforme. Los distribuidores eligen a la empresa por compromiso y precio, casi no hay quejas, y la entrega a la Patagonia llega en menos de una semana sobre 1.500 kilómetros. La propuesta de valor funciona.</w:t>
+      </w:r>
+    </w:p>
+    <w:p>
+      <w:pPr>
+        <w:pStyle w:val="BodyText"/>
+      </w:pPr>
+      <w:r>
+        <w:t xml:space="preserve">Los problemas están puertas adentro, y son tres. La empresa compite por precio sin saber cuánto le cuesta cada producto, porque el costeo vive en una planilla que ellos mismos reconocen imprecisa. La planta está saturada desde hace tiempo y en vez de resolverlo lo absorben con horas extras, que es un gasto mensual que nadie midió. Y el activo más valioso que tienen, la red de 57 distribuidores armada en 53 años, no tiene ningún sistema detrás: no saben cuánto factura cada uno ni se enteran cuando alguno se va.</w:t>
+      </w:r>
+    </w:p>
+    <w:p>
+      <w:pPr>
+        <w:pStyle w:val="BodyText"/>
+      </w:pPr>
+      <w:r>
+        <w:t xml:space="preserve">La evaluación de madurez dio 1.79 sobre 5, nivel Inicial. Tres dimensiones llegan a Básico, pero las dos más bajas son Estrategia y Gobierno, que justamente no son sobre herramientas sino sobre decidir y controlar. Una empresa que lleva 53 años y sostiene siete provincias no está mal gestionada. Lo que le pasa es que decide sin instrumentos.</w:t>
+      </w:r>
+    </w:p>
+    <w:p>
+      <w:pPr>
+        <w:pStyle w:val="BodyText"/>
+      </w:pPr>
+      <w:r>
+        <w:t xml:space="preserve">No pudimos cuantificar el costo de no actuar, y eso es parte del diagnóstico. Cuando preguntamos por las magnitudes, la empresa no las tenía, y la percepción interna es que los problemas son menores. Es la respuesta esperable de una organización que no mide: el costo no está bajo, está sin observar. Con dos cifras que ya existen, las horas extras del último año y el tiempo que lleva rehacer la lista de precios, se podría cuantificar la mitad sin salir a relevar nada nuevo.</w:t>
+      </w:r>
+    </w:p>
+    <w:p>
+      <w:pPr>
+        <w:pStyle w:val="BodyText"/>
+      </w:pPr>
+      <w:r>
+        <w:t xml:space="preserve">Sobre el trabajo en sí: tener a alguien adentro nos dio mucho acceso y también nos obligó a cuidarnos. El cruce con fuentes públicas sirvió en las dos direcciones, y de hecho nos corrigió un error que habíamos cometido mirando la página web de la empresa.</w:t>
+      </w:r>
+    </w:p>
+    <w:p>
+      <w:r>
+        <w:br w:type="page"/>
+      </w:r>
+    </w:p>
     <w:bookmarkEnd w:id="64"/>
-    <w:bookmarkEnd w:id="65"/>
-    <w:bookmarkStart w:id="66" w:name="conclusiones-del-diagnóstico"/>
-    <w:p>
-      <w:pPr>
-        <w:pStyle w:val="Heading2"/>
-      </w:pPr>
-      <w:r>
-        <w:t xml:space="preserve">6. Conclusiones del diagnóstico</w:t>
-      </w:r>
-    </w:p>
-    <w:p>
-      <w:pPr>
-        <w:pStyle w:val="FirstParagraph"/>
-      </w:pPr>
-      <w:r>
-        <w:t xml:space="preserve">Al empezar el trabajo dábamos por sentado que íbamos a encontrar los problemas de Dulxelitos del lado del cliente. Nos pasó lo contrario, y eso terminó ordenando todo el análisis.</w:t>
-      </w:r>
-    </w:p>
-    <w:p>
-      <w:pPr>
-        <w:pStyle w:val="BodyText"/>
-      </w:pPr>
-      <w:r>
-        <w:t xml:space="preserve">El canal está conforme. Los distribuidores eligen a la empresa por compromiso y precio, casi no hay quejas, y la entrega a la Patagonia llega en menos de una semana sobre 1.500 kilómetros. La propuesta de valor funciona.</w:t>
-      </w:r>
-    </w:p>
-    <w:p>
-      <w:pPr>
-        <w:pStyle w:val="BodyText"/>
-      </w:pPr>
-      <w:r>
-        <w:t xml:space="preserve">Los problemas están puertas adentro, y son tres. La empresa compite por precio sin saber cuánto le cuesta cada producto, porque el costeo vive en una planilla que ellos mismos reconocen imprecisa. La planta está saturada desde hace tiempo y en vez de resolverlo lo absorben con horas extras, que es un gasto mensual que nadie midió. Y el activo más valioso que tienen, la red de 57 distribuidores armada en 53 años, no tiene ningún sistema detrás: no saben cuánto factura cada uno ni se enteran cuando alguno se va.</w:t>
-      </w:r>
-    </w:p>
-    <w:p>
-      <w:pPr>
-        <w:pStyle w:val="BodyText"/>
-      </w:pPr>
-      <w:r>
-        <w:t xml:space="preserve">La evaluación de madurez dio 1.79 sobre 5, nivel Inicial. Tres dimensiones llegan a Básico, pero las dos más bajas son Estrategia y Gobierno, que justamente no son sobre herramientas sino sobre decidir y controlar. Una empresa que lleva 53 años y sostiene siete provincias no está mal gestionada. Lo que le pasa es que decide sin instrumentos.</w:t>
-      </w:r>
-    </w:p>
-    <w:p>
-      <w:pPr>
-        <w:pStyle w:val="BodyText"/>
-      </w:pPr>
-      <w:r>
-        <w:t xml:space="preserve">No pudimos cuantificar el costo de no actuar, y eso es parte del diagnóstico. Cuando preguntamos por las magnitudes, la empresa no las tenía, y la percepción interna es que los problemas son menores. Es la respuesta esperable de una organización que no mide: el costo no está bajo, está sin observar. Con dos cifras que ya existen, las horas extras del último año y el tiempo que lleva rehacer la lista de precios, se podría cuantificar la mitad sin salir a relevar nada nuevo.</w:t>
-      </w:r>
-    </w:p>
-    <w:p>
-      <w:pPr>
-        <w:pStyle w:val="BodyText"/>
-      </w:pPr>
-      <w:r>
-        <w:t xml:space="preserve">Sobre el trabajo en sí: tener a alguien adentro nos dio mucho acceso y también nos obligó a cuidarnos. El cruce con fuentes públicas sirvió en las dos direcciones, y de hecho nos corrigió un error que habíamos cometido mirando la página web de la empresa.</w:t>
-      </w:r>
-    </w:p>
-    <w:p>
-      <w:r>
-        <w:br w:type="page"/>
-      </w:r>
-    </w:p>
-    <w:bookmarkEnd w:id="66"/>
-    <w:bookmarkStart w:id="67" w:name="bibliografía"/>
-    <w:p>
-      <w:pPr>
-        <w:pStyle w:val="Heading2"/>
+    <w:bookmarkStart w:id="65" w:name="bibliografía"/>
+    <w:p>
+      <w:pPr>
+        <w:pStyle w:val="Heading1"/>
       </w:pPr>
       <w:r>
         <w:t xml:space="preserve">7. Bibliografía</w:t>
@@ -9208,7 +9037,7 @@
         <w:pStyle w:val="Compact"/>
         <w:numPr>
           <w:ilvl w:val="0"/>
-          <w:numId w:val="1017"/>
+          <w:numId w:val="1016"/>
         </w:numPr>
       </w:pPr>
       <w:r>
@@ -9233,7 +9062,7 @@
         <w:pStyle w:val="Compact"/>
         <w:numPr>
           <w:ilvl w:val="0"/>
-          <w:numId w:val="1017"/>
+          <w:numId w:val="1016"/>
         </w:numPr>
       </w:pPr>
       <w:r>
@@ -9258,7 +9087,7 @@
         <w:pStyle w:val="Compact"/>
         <w:numPr>
           <w:ilvl w:val="0"/>
-          <w:numId w:val="1017"/>
+          <w:numId w:val="1016"/>
         </w:numPr>
       </w:pPr>
       <w:r>
@@ -9283,7 +9112,7 @@
         <w:pStyle w:val="Compact"/>
         <w:numPr>
           <w:ilvl w:val="0"/>
-          <w:numId w:val="1017"/>
+          <w:numId w:val="1016"/>
         </w:numPr>
       </w:pPr>
       <w:r>
@@ -9308,7 +9137,7 @@
         <w:pStyle w:val="Compact"/>
         <w:numPr>
           <w:ilvl w:val="0"/>
-          <w:numId w:val="1017"/>
+          <w:numId w:val="1016"/>
         </w:numPr>
       </w:pPr>
       <w:r>
@@ -9333,7 +9162,7 @@
         <w:pStyle w:val="Compact"/>
         <w:numPr>
           <w:ilvl w:val="0"/>
-          <w:numId w:val="1017"/>
+          <w:numId w:val="1016"/>
         </w:numPr>
       </w:pPr>
       <w:r>
@@ -9370,11 +9199,83 @@
         <w:pStyle w:val="Compact"/>
         <w:numPr>
           <w:ilvl w:val="0"/>
-          <w:numId w:val="1018"/>
+          <w:numId w:val="1017"/>
         </w:numPr>
       </w:pPr>
       <w:r>
         <w:t xml:space="preserve">Cátedra de Gestión Gerencial (2026). Presentación introductoria al cursado. UTN FRSR.</w:t>
+      </w:r>
+    </w:p>
+    <w:p>
+      <w:pPr>
+        <w:pStyle w:val="Compact"/>
+        <w:numPr>
+          <w:ilvl w:val="0"/>
+          <w:numId w:val="1017"/>
+        </w:numPr>
+      </w:pPr>
+      <w:r>
+        <w:t xml:space="preserve">Cátedra de Gestión Gerencial (2026). Clase 1: gobernanza de TI y valor de negocio. UTN FRSR.</w:t>
+      </w:r>
+    </w:p>
+    <w:p>
+      <w:pPr>
+        <w:pStyle w:val="Compact"/>
+        <w:numPr>
+          <w:ilvl w:val="0"/>
+          <w:numId w:val="1017"/>
+        </w:numPr>
+      </w:pPr>
+      <w:r>
+        <w:t xml:space="preserve">Cátedra de Gestión Gerencial (2026). Clase 2: análisis estratégico y modelos de negocio. UTN FRSR.</w:t>
+      </w:r>
+    </w:p>
+    <w:p>
+      <w:pPr>
+        <w:pStyle w:val="Compact"/>
+        <w:numPr>
+          <w:ilvl w:val="0"/>
+          <w:numId w:val="1017"/>
+        </w:numPr>
+      </w:pPr>
+      <w:r>
+        <w:t xml:space="preserve">Cátedra de Gestión Gerencial (2026). Clase 3: transformación digital, madurez y gestión bimodal. UTN FRSR.</w:t>
+      </w:r>
+    </w:p>
+    <w:p>
+      <w:pPr>
+        <w:pStyle w:val="Compact"/>
+        <w:numPr>
+          <w:ilvl w:val="0"/>
+          <w:numId w:val="1017"/>
+        </w:numPr>
+      </w:pPr>
+      <w:r>
+        <w:t xml:space="preserve">Cátedra de Gestión Gerencial (2026). Modelo de madurez digital. UTN FRSR.</w:t>
+      </w:r>
+    </w:p>
+    <w:p>
+      <w:pPr>
+        <w:pStyle w:val="Compact"/>
+        <w:numPr>
+          <w:ilvl w:val="0"/>
+          <w:numId w:val="1017"/>
+        </w:numPr>
+      </w:pPr>
+      <w:r>
+        <w:t xml:space="preserve">Cátedra de Gestión Gerencial (2026). Trabajo Práctico Final, Parte 1: consigna y guía del caso Distribuidora Montaña. UTN FRSR.</w:t>
+      </w:r>
+    </w:p>
+    <w:p>
+      <w:pPr>
+        <w:pStyle w:val="FirstParagraph"/>
+      </w:pPr>
+      <w:r>
+        <w:rPr>
+          <w:b/>
+          <w:bCs/>
+        </w:rPr>
+        <w:t xml:space="preserve">Fuentes primarias del caso</w:t>
       </w:r>
     </w:p>
     <w:p>
@@ -9386,7 +9287,7 @@
         </w:numPr>
       </w:pPr>
       <w:r>
-        <w:t xml:space="preserve">Cátedra de Gestión Gerencial (2026). Clase 1: gobernanza de TI y valor de negocio. UTN FRSR.</w:t>
+        <w:t xml:space="preserve">Dulxelitos. Sitio oficial dulxelitos.com.ar, secciones Bienvenido, Productos, Nosotros y Distribuidores. Consultado el 4 de septiembre de 2026.</w:t>
       </w:r>
     </w:p>
     <w:p>
@@ -9398,7 +9299,16 @@
         </w:numPr>
       </w:pPr>
       <w:r>
-        <w:t xml:space="preserve">Cátedra de Gestión Gerencial (2026). Clase 2: análisis estratégico y modelos de negocio. UTN FRSR.</w:t>
+        <w:t xml:space="preserve">Dulxelitos. Perfil de Instagram</w:t>
+      </w:r>
+      <w:r>
+        <w:t xml:space="preserve"> </w:t>
+      </w:r>
+      <w:r>
+        <w:t xml:space="preserve">@dulxelitos</w:t>
+      </w:r>
+      <w:r>
+        <w:t xml:space="preserve">.</w:t>
       </w:r>
     </w:p>
     <w:p>
@@ -9410,7 +9320,7 @@
         </w:numPr>
       </w:pPr>
       <w:r>
-        <w:t xml:space="preserve">Cátedra de Gestión Gerencial (2026). Clase 3: transformación digital, madurez y gestión bimodal. UTN FRSR.</w:t>
+        <w:t xml:space="preserve">Aiello Supermercados. Sitio oficial superaiello.com.ar, secciones Nuestra Historia y Sucursales.</w:t>
       </w:r>
     </w:p>
     <w:p>
@@ -9422,7 +9332,7 @@
         </w:numPr>
       </w:pPr>
       <w:r>
-        <w:t xml:space="preserve">Cátedra de Gestión Gerencial (2026). Modelo de madurez digital. UTN FRSR.</w:t>
+        <w:t xml:space="preserve">Listados de mayoristas regionales de la zona de influencia.</w:t>
       </w:r>
     </w:p>
     <w:p>
@@ -9434,87 +9344,6 @@
         </w:numPr>
       </w:pPr>
       <w:r>
-        <w:t xml:space="preserve">Cátedra de Gestión Gerencial (2026). Trabajo Práctico Final, Parte 1: consigna y guía del caso Distribuidora Montaña. UTN FRSR.</w:t>
-      </w:r>
-    </w:p>
-    <w:p>
-      <w:pPr>
-        <w:pStyle w:val="FirstParagraph"/>
-      </w:pPr>
-      <w:r>
-        <w:rPr>
-          <w:b/>
-          <w:bCs/>
-        </w:rPr>
-        <w:t xml:space="preserve">Fuentes primarias del caso</w:t>
-      </w:r>
-    </w:p>
-    <w:p>
-      <w:pPr>
-        <w:pStyle w:val="Compact"/>
-        <w:numPr>
-          <w:ilvl w:val="0"/>
-          <w:numId w:val="1019"/>
-        </w:numPr>
-      </w:pPr>
-      <w:r>
-        <w:t xml:space="preserve">Dulxelitos. Sitio oficial dulxelitos.com.ar, secciones Bienvenido, Productos, Nosotros y Distribuidores. Consultado el 4 de septiembre de 2026.</w:t>
-      </w:r>
-    </w:p>
-    <w:p>
-      <w:pPr>
-        <w:pStyle w:val="Compact"/>
-        <w:numPr>
-          <w:ilvl w:val="0"/>
-          <w:numId w:val="1019"/>
-        </w:numPr>
-      </w:pPr>
-      <w:r>
-        <w:t xml:space="preserve">Dulxelitos. Perfil de Instagram</w:t>
-      </w:r>
-      <w:r>
-        <w:t xml:space="preserve"> </w:t>
-      </w:r>
-      <w:r>
-        <w:t xml:space="preserve">@dulxelitos</w:t>
-      </w:r>
-      <w:r>
-        <w:t xml:space="preserve">.</w:t>
-      </w:r>
-    </w:p>
-    <w:p>
-      <w:pPr>
-        <w:pStyle w:val="Compact"/>
-        <w:numPr>
-          <w:ilvl w:val="0"/>
-          <w:numId w:val="1019"/>
-        </w:numPr>
-      </w:pPr>
-      <w:r>
-        <w:t xml:space="preserve">Aiello Supermercados. Sitio oficial superaiello.com.ar, secciones Nuestra Historia y Sucursales.</w:t>
-      </w:r>
-    </w:p>
-    <w:p>
-      <w:pPr>
-        <w:pStyle w:val="Compact"/>
-        <w:numPr>
-          <w:ilvl w:val="0"/>
-          <w:numId w:val="1019"/>
-        </w:numPr>
-      </w:pPr>
-      <w:r>
-        <w:t xml:space="preserve">Listados de mayoristas regionales de la zona de influencia.</w:t>
-      </w:r>
-    </w:p>
-    <w:p>
-      <w:pPr>
-        <w:pStyle w:val="Compact"/>
-        <w:numPr>
-          <w:ilvl w:val="0"/>
-          <w:numId w:val="1019"/>
-        </w:numPr>
-      </w:pPr>
-      <w:r>
         <w:t xml:space="preserve">Entrevistas y observación directa del equipo en la organización.</w:t>
       </w:r>
     </w:p>
@@ -9523,11 +9352,11 @@
         <w:br w:type="page"/>
       </w:r>
     </w:p>
-    <w:bookmarkEnd w:id="67"/>
-    <w:bookmarkStart w:id="70" w:name="anexos"/>
-    <w:p>
-      <w:pPr>
-        <w:pStyle w:val="Heading2"/>
+    <w:bookmarkEnd w:id="65"/>
+    <w:bookmarkStart w:id="67" w:name="anexos"/>
+    <w:p>
+      <w:pPr>
+        <w:pStyle w:val="Heading1"/>
       </w:pPr>
       <w:r>
         <w:t xml:space="preserve">8. Anexos</w:t>
@@ -9553,10 +9382,10 @@
         <w:t xml:space="preserve">, con el detalle de las herramientas de análisis y cómo se encadenan, y una planilla de cálculo con la encuesta de madurez completa, el FODA y esa misma tabla de herramientas.</w:t>
       </w:r>
     </w:p>
-    <w:bookmarkStart w:id="68" w:name="anexo-i-datos-que-la-empresa-no-mide"/>
-    <w:p>
-      <w:pPr>
-        <w:pStyle w:val="Heading3"/>
+    <w:bookmarkStart w:id="66" w:name="anexo-i-datos-que-la-empresa-no-mide"/>
+    <w:p>
+      <w:pPr>
+        <w:pStyle w:val="Heading2"/>
       </w:pPr>
       <w:r>
         <w:t xml:space="preserve">Anexo I: datos que la empresa no mide</w:t>
@@ -9825,1281 +9654,8 @@
         </w:tc>
       </w:tr>
     </w:tbl>
-    <w:p>
-      <w:r>
-        <w:br w:type="page"/>
-      </w:r>
-    </w:p>
-    <w:bookmarkEnd w:id="68"/>
-    <w:bookmarkStart w:id="69" w:name="Xb847e54c146f6c28789d967e367bf46cf8beba9"/>
-    <w:p>
-      <w:pPr>
-        <w:pStyle w:val="Heading3"/>
-      </w:pPr>
-      <w:r>
-        <w:t xml:space="preserve">Anexo II: herramientas de análisis aplicadas</w:t>
-      </w:r>
-    </w:p>
-    <w:p>
-      <w:pPr>
-        <w:pStyle w:val="FirstParagraph"/>
-      </w:pPr>
-      <w:r>
-        <w:rPr>
-          <w:b/>
-          <w:bCs/>
-        </w:rPr>
-        <w:t xml:space="preserve">Cuadro general</w:t>
-      </w:r>
-    </w:p>
-    <w:tbl>
-      <w:tblPr>
-        <w:tblStyle w:val="Table"/>
-        <w:tblW w:type="pct" w:w="5000"/>
-        <w:tblLayout w:type="fixed"/>
-        <w:tblLook w:firstRow="1" w:lastRow="0" w:firstColumn="0" w:lastColumn="0" w:noHBand="0" w:noVBand="0" w:val="0020"/>
-      </w:tblPr>
-      <w:tblGrid>
-        <w:gridCol w:w="1584"/>
-        <w:gridCol w:w="1584"/>
-        <w:gridCol w:w="1584"/>
-        <w:gridCol w:w="1584"/>
-        <w:gridCol w:w="1584"/>
-      </w:tblGrid>
-      <w:tr>
-        <w:trPr>
-          <w:tblHeader w:val="on"/>
-        </w:trPr>
-        <w:tc>
-          <w:tcPr/>
-          <w:p>
-            <w:pPr>
-              <w:pStyle w:val="Compact"/>
-            </w:pPr>
-            <w:r>
-              <w:t xml:space="preserve">Sección</w:t>
-            </w:r>
-          </w:p>
-        </w:tc>
-        <w:tc>
-          <w:tcPr/>
-          <w:p>
-            <w:pPr>
-              <w:pStyle w:val="Compact"/>
-            </w:pPr>
-            <w:r>
-              <w:t xml:space="preserve">Herramienta</w:t>
-            </w:r>
-          </w:p>
-        </w:tc>
-        <w:tc>
-          <w:tcPr/>
-          <w:p>
-            <w:pPr>
-              <w:pStyle w:val="Compact"/>
-            </w:pPr>
-            <w:r>
-              <w:t xml:space="preserve">Autor / origen</w:t>
-            </w:r>
-          </w:p>
-        </w:tc>
-        <w:tc>
-          <w:tcPr/>
-          <w:p>
-            <w:pPr>
-              <w:pStyle w:val="Compact"/>
-            </w:pPr>
-            <w:r>
-              <w:t xml:space="preserve">Para qué la usamos</w:t>
-            </w:r>
-          </w:p>
-        </w:tc>
-        <w:tc>
-          <w:tcPr/>
-          <w:p>
-            <w:pPr>
-              <w:pStyle w:val="Compact"/>
-            </w:pPr>
-            <w:r>
-              <w:t xml:space="preserve">Dónde la vimos</w:t>
-            </w:r>
-          </w:p>
-        </w:tc>
-      </w:tr>
-      <w:tr>
-        <w:tc>
-          <w:tcPr/>
-          <w:p>
-            <w:pPr>
-              <w:pStyle w:val="Compact"/>
-            </w:pPr>
-            <w:r>
-              <w:t xml:space="preserve">1. La organización</w:t>
-            </w:r>
-          </w:p>
-        </w:tc>
-        <w:tc>
-          <w:tcPr/>
-          <w:p>
-            <w:pPr>
-              <w:pStyle w:val="Compact"/>
-            </w:pPr>
-            <w:r>
-              <w:t xml:space="preserve">No aplica</w:t>
-            </w:r>
-          </w:p>
-        </w:tc>
-        <w:tc>
-          <w:tcPr/>
-          <w:p>
-            <w:pPr>
-              <w:pStyle w:val="Compact"/>
-            </w:pPr>
-          </w:p>
-        </w:tc>
-        <w:tc>
-          <w:tcPr/>
-          <w:p>
-            <w:pPr>
-              <w:pStyle w:val="Compact"/>
-            </w:pPr>
-            <w:r>
-              <w:t xml:space="preserve">Es relevamiento descriptivo. Seguimos la estructura que pide el enunciado</w:t>
-            </w:r>
-          </w:p>
-        </w:tc>
-        <w:tc>
-          <w:tcPr/>
-          <w:p>
-            <w:pPr>
-              <w:pStyle w:val="Compact"/>
-            </w:pPr>
-            <w:r>
-              <w:t xml:space="preserve">Enunciado del TP</w:t>
-            </w:r>
-          </w:p>
-        </w:tc>
-      </w:tr>
-      <w:tr>
-        <w:tc>
-          <w:tcPr/>
-          <w:p>
-            <w:pPr>
-              <w:pStyle w:val="Compact"/>
-            </w:pPr>
-            <w:r>
-              <w:t xml:space="preserve">2. El contexto</w:t>
-            </w:r>
-          </w:p>
-        </w:tc>
-        <w:tc>
-          <w:tcPr/>
-          <w:p>
-            <w:pPr>
-              <w:pStyle w:val="Compact"/>
-            </w:pPr>
-            <w:r>
-              <w:t xml:space="preserve">PESTEL</w:t>
-            </w:r>
-          </w:p>
-        </w:tc>
-        <w:tc>
-          <w:tcPr/>
-          <w:p>
-            <w:pPr>
-              <w:pStyle w:val="Compact"/>
-            </w:pPr>
-            <w:r>
-              <w:t xml:space="preserve">Aguilar (1967)</w:t>
-            </w:r>
-          </w:p>
-        </w:tc>
-        <w:tc>
-          <w:tcPr/>
-          <w:p>
-            <w:pPr>
-              <w:pStyle w:val="Compact"/>
-            </w:pPr>
-            <w:r>
-              <w:t xml:space="preserve">Mirar el entorno general: político, económico, social, tecnológico, ecológico y legal</w:t>
-            </w:r>
-          </w:p>
-        </w:tc>
-        <w:tc>
-          <w:tcPr/>
-          <w:p>
-            <w:pPr>
-              <w:pStyle w:val="Compact"/>
-            </w:pPr>
-            <w:r>
-              <w:t xml:space="preserve">Clase 2</w:t>
-            </w:r>
-          </w:p>
-        </w:tc>
-      </w:tr>
-      <w:tr>
-        <w:tc>
-          <w:tcPr/>
-          <w:p>
-            <w:pPr>
-              <w:pStyle w:val="Compact"/>
-            </w:pPr>
-            <w:r>
-              <w:t xml:space="preserve">2. El contexto</w:t>
-            </w:r>
-          </w:p>
-        </w:tc>
-        <w:tc>
-          <w:tcPr/>
-          <w:p>
-            <w:pPr>
-              <w:pStyle w:val="Compact"/>
-            </w:pPr>
-            <w:r>
-              <w:t xml:space="preserve">Cinco fuerzas</w:t>
-            </w:r>
-          </w:p>
-        </w:tc>
-        <w:tc>
-          <w:tcPr/>
-          <w:p>
-            <w:pPr>
-              <w:pStyle w:val="Compact"/>
-            </w:pPr>
-            <w:r>
-              <w:t xml:space="preserve">Porter (1979, 1980)</w:t>
-            </w:r>
-          </w:p>
-        </w:tc>
-        <w:tc>
-          <w:tcPr/>
-          <w:p>
-            <w:pPr>
-              <w:pStyle w:val="Compact"/>
-            </w:pPr>
-            <w:r>
-              <w:t xml:space="preserve">Analizar el sector: rivalidad, proveedores, compradores, entrantes y sustitutos</w:t>
-            </w:r>
-          </w:p>
-        </w:tc>
-        <w:tc>
-          <w:tcPr/>
-          <w:p>
-            <w:pPr>
-              <w:pStyle w:val="Compact"/>
-            </w:pPr>
-            <w:r>
-              <w:t xml:space="preserve">Clase 2</w:t>
-            </w:r>
-          </w:p>
-        </w:tc>
-      </w:tr>
-      <w:tr>
-        <w:tc>
-          <w:tcPr/>
-          <w:p>
-            <w:pPr>
-              <w:pStyle w:val="Compact"/>
-            </w:pPr>
-            <w:r>
-              <w:t xml:space="preserve">2. El contexto</w:t>
-            </w:r>
-          </w:p>
-        </w:tc>
-        <w:tc>
-          <w:tcPr/>
-          <w:p>
-            <w:pPr>
-              <w:pStyle w:val="Compact"/>
-            </w:pPr>
-            <w:r>
-              <w:t xml:space="preserve">Cadena de valor</w:t>
-            </w:r>
-          </w:p>
-        </w:tc>
-        <w:tc>
-          <w:tcPr/>
-          <w:p>
-            <w:pPr>
-              <w:pStyle w:val="Compact"/>
-            </w:pPr>
-            <w:r>
-              <w:t xml:space="preserve">Porter (1985)</w:t>
-            </w:r>
-          </w:p>
-        </w:tc>
-        <w:tc>
-          <w:tcPr/>
-          <w:p>
-            <w:pPr>
-              <w:pStyle w:val="Compact"/>
-            </w:pPr>
-            <w:r>
-              <w:t xml:space="preserve">Ver dónde se crea y dónde se pierde margen puertas adentro</w:t>
-            </w:r>
-          </w:p>
-        </w:tc>
-        <w:tc>
-          <w:tcPr/>
-          <w:p>
-            <w:pPr>
-              <w:pStyle w:val="Compact"/>
-            </w:pPr>
-            <w:r>
-              <w:t xml:space="preserve">Clase 2 (aparece también en la Clase 1)</w:t>
-            </w:r>
-          </w:p>
-        </w:tc>
-      </w:tr>
-      <w:tr>
-        <w:tc>
-          <w:tcPr/>
-          <w:p>
-            <w:pPr>
-              <w:pStyle w:val="Compact"/>
-            </w:pPr>
-            <w:r>
-              <w:t xml:space="preserve">2. El contexto</w:t>
-            </w:r>
-          </w:p>
-        </w:tc>
-        <w:tc>
-          <w:tcPr/>
-          <w:p>
-            <w:pPr>
-              <w:pStyle w:val="Compact"/>
-            </w:pPr>
-            <w:r>
-              <w:t xml:space="preserve">FODA cruzado</w:t>
-            </w:r>
-          </w:p>
-        </w:tc>
-        <w:tc>
-          <w:tcPr/>
-          <w:p>
-            <w:pPr>
-              <w:pStyle w:val="Compact"/>
-            </w:pPr>
-            <w:r>
-              <w:t xml:space="preserve">Herramienta clásica de planeamiento</w:t>
-            </w:r>
-          </w:p>
-        </w:tc>
-        <w:tc>
-          <w:tcPr/>
-          <w:p>
-            <w:pPr>
-              <w:pStyle w:val="Compact"/>
-            </w:pPr>
-            <w:r>
-              <w:t xml:space="preserve">Combinar todo lo anterior y sacar iniciativas concretas</w:t>
-            </w:r>
-          </w:p>
-        </w:tc>
-        <w:tc>
-          <w:tcPr/>
-          <w:p>
-            <w:pPr>
-              <w:pStyle w:val="Compact"/>
-            </w:pPr>
-            <w:r>
-              <w:t xml:space="preserve">Clase 2</w:t>
-            </w:r>
-          </w:p>
-        </w:tc>
-      </w:tr>
-      <w:tr>
-        <w:tc>
-          <w:tcPr/>
-          <w:p>
-            <w:pPr>
-              <w:pStyle w:val="Compact"/>
-            </w:pPr>
-            <w:r>
-              <w:t xml:space="preserve">3. Modelo de negocio</w:t>
-            </w:r>
-          </w:p>
-        </w:tc>
-        <w:tc>
-          <w:tcPr/>
-          <w:p>
-            <w:pPr>
-              <w:pStyle w:val="Compact"/>
-            </w:pPr>
-            <w:r>
-              <w:t xml:space="preserve">Business Model Canvas</w:t>
-            </w:r>
-          </w:p>
-        </w:tc>
-        <w:tc>
-          <w:tcPr/>
-          <w:p>
-            <w:pPr>
-              <w:pStyle w:val="Compact"/>
-            </w:pPr>
-            <w:r>
-              <w:t xml:space="preserve">Osterwalder y Pigneur (2010)</w:t>
-            </w:r>
-          </w:p>
-        </w:tc>
-        <w:tc>
-          <w:tcPr/>
-          <w:p>
-            <w:pPr>
-              <w:pStyle w:val="Compact"/>
-            </w:pPr>
-            <w:r>
-              <w:t xml:space="preserve">Describir cómo la empresa crea, entrega y captura valor hoy</w:t>
-            </w:r>
-          </w:p>
-        </w:tc>
-        <w:tc>
-          <w:tcPr/>
-          <w:p>
-            <w:pPr>
-              <w:pStyle w:val="Compact"/>
-            </w:pPr>
-            <w:r>
-              <w:t xml:space="preserve">Clase 2</w:t>
-            </w:r>
-          </w:p>
-        </w:tc>
-      </w:tr>
-      <w:tr>
-        <w:tc>
-          <w:tcPr/>
-          <w:p>
-            <w:pPr>
-              <w:pStyle w:val="Compact"/>
-            </w:pPr>
-            <w:r>
-              <w:t xml:space="preserve">3. Modelo de negocio</w:t>
-            </w:r>
-          </w:p>
-        </w:tc>
-        <w:tc>
-          <w:tcPr/>
-          <w:p>
-            <w:pPr>
-              <w:pStyle w:val="Compact"/>
-            </w:pPr>
-            <w:r>
-              <w:t xml:space="preserve">Explotación y exploración (Run / Change the Business)</w:t>
-            </w:r>
-          </w:p>
-        </w:tc>
-        <w:tc>
-          <w:tcPr/>
-          <w:p>
-            <w:pPr>
-              <w:pStyle w:val="Compact"/>
-            </w:pPr>
-            <w:r>
-              <w:t xml:space="preserve">Enfoque bimodal de la materia</w:t>
-            </w:r>
-          </w:p>
-        </w:tc>
-        <w:tc>
-          <w:tcPr/>
-          <w:p>
-            <w:pPr>
-              <w:pStyle w:val="Compact"/>
-            </w:pPr>
-            <w:r>
-              <w:t xml:space="preserve">Separar lo que sostiene la operación de lo que la transforma</w:t>
-            </w:r>
-          </w:p>
-        </w:tc>
-        <w:tc>
-          <w:tcPr/>
-          <w:p>
-            <w:pPr>
-              <w:pStyle w:val="Compact"/>
-            </w:pPr>
-            <w:r>
-              <w:t xml:space="preserve">Presentación introductoria y Clase 3</w:t>
-            </w:r>
-          </w:p>
-        </w:tc>
-      </w:tr>
-      <w:tr>
-        <w:tc>
-          <w:tcPr/>
-          <w:p>
-            <w:pPr>
-              <w:pStyle w:val="Compact"/>
-            </w:pPr>
-            <w:r>
-              <w:t xml:space="preserve">3. Modelo de negocio</w:t>
-            </w:r>
-          </w:p>
-        </w:tc>
-        <w:tc>
-          <w:tcPr/>
-          <w:p>
-            <w:pPr>
-              <w:pStyle w:val="Compact"/>
-            </w:pPr>
-            <w:r>
-              <w:t xml:space="preserve">Liderazgo en costos vs. diferenciación</w:t>
-            </w:r>
-          </w:p>
-        </w:tc>
-        <w:tc>
-          <w:tcPr/>
-          <w:p>
-            <w:pPr>
-              <w:pStyle w:val="Compact"/>
-            </w:pPr>
-            <w:r>
-              <w:t xml:space="preserve">Porter (1980)</w:t>
-            </w:r>
-          </w:p>
-        </w:tc>
-        <w:tc>
-          <w:tcPr/>
-          <w:p>
-            <w:pPr>
-              <w:pStyle w:val="Compact"/>
-            </w:pPr>
-            <w:r>
-              <w:t xml:space="preserve">Definir cuál es la ventaja competitiva real de la empresa</w:t>
-            </w:r>
-          </w:p>
-        </w:tc>
-        <w:tc>
-          <w:tcPr/>
-          <w:p>
-            <w:pPr>
-              <w:pStyle w:val="Compact"/>
-            </w:pPr>
-            <w:r>
-              <w:t xml:space="preserve">Clase 2</w:t>
-            </w:r>
-          </w:p>
-        </w:tc>
-      </w:tr>
-      <w:tr>
-        <w:tc>
-          <w:tcPr/>
-          <w:p>
-            <w:pPr>
-              <w:pStyle w:val="Compact"/>
-            </w:pPr>
-            <w:r>
-              <w:t xml:space="preserve">4. Propuesta de valor</w:t>
-            </w:r>
-          </w:p>
-        </w:tc>
-        <w:tc>
-          <w:tcPr/>
-          <w:p>
-            <w:pPr>
-              <w:pStyle w:val="Compact"/>
-            </w:pPr>
-            <w:r>
-              <w:t xml:space="preserve">Value Proposition Canvas</w:t>
-            </w:r>
-          </w:p>
-        </w:tc>
-        <w:tc>
-          <w:tcPr/>
-          <w:p>
-            <w:pPr>
-              <w:pStyle w:val="Compact"/>
-            </w:pPr>
-            <w:r>
-              <w:t xml:space="preserve">Osterwalder, Pigneur, Bernarda y Smith (2014)</w:t>
-            </w:r>
-          </w:p>
-        </w:tc>
-        <w:tc>
-          <w:tcPr/>
-          <w:p>
-            <w:pPr>
-              <w:pStyle w:val="Compact"/>
-            </w:pPr>
-            <w:r>
-              <w:t xml:space="preserve">Cruzar lo que el cliente necesita con lo que la empresa ofrece, y medir el encaje</w:t>
-            </w:r>
-          </w:p>
-        </w:tc>
-        <w:tc>
-          <w:tcPr/>
-          <w:p>
-            <w:pPr>
-              <w:pStyle w:val="Compact"/>
-            </w:pPr>
-            <w:r>
-              <w:t xml:space="preserve">Clase 2</w:t>
-            </w:r>
-          </w:p>
-        </w:tc>
-      </w:tr>
-      <w:tr>
-        <w:tc>
-          <w:tcPr/>
-          <w:p>
-            <w:pPr>
-              <w:pStyle w:val="Compact"/>
-            </w:pPr>
-            <w:r>
-              <w:t xml:space="preserve">5. Madurez</w:t>
-            </w:r>
-          </w:p>
-        </w:tc>
-        <w:tc>
-          <w:tcPr/>
-          <w:p>
-            <w:pPr>
-              <w:pStyle w:val="Compact"/>
-            </w:pPr>
-            <w:r>
-              <w:t xml:space="preserve">Modelo de madurez digital de la cátedra</w:t>
-            </w:r>
-          </w:p>
-        </w:tc>
-        <w:tc>
-          <w:tcPr/>
-          <w:p>
-            <w:pPr>
-              <w:pStyle w:val="Compact"/>
-            </w:pPr>
-            <w:r>
-              <w:t xml:space="preserve">Cátedra de Gestión Gerencial</w:t>
-            </w:r>
-          </w:p>
-        </w:tc>
-        <w:tc>
-          <w:tcPr/>
-          <w:p>
-            <w:pPr>
-              <w:pStyle w:val="Compact"/>
-            </w:pPr>
-            <w:r>
-              <w:t xml:space="preserve">Evaluar seis dimensiones con escala A a E, más una séptima que agregamos</w:t>
-            </w:r>
-          </w:p>
-        </w:tc>
-        <w:tc>
-          <w:tcPr/>
-          <w:p>
-            <w:pPr>
-              <w:pStyle w:val="Compact"/>
-            </w:pPr>
-            <w:r>
-              <w:t xml:space="preserve">Material de cátedra</w:t>
-            </w:r>
-          </w:p>
-        </w:tc>
-      </w:tr>
-      <w:tr>
-        <w:tc>
-          <w:tcPr/>
-          <w:p>
-            <w:pPr>
-              <w:pStyle w:val="Compact"/>
-            </w:pPr>
-            <w:r>
-              <w:t xml:space="preserve">5. Madurez</w:t>
-            </w:r>
-          </w:p>
-        </w:tc>
-        <w:tc>
-          <w:tcPr/>
-          <w:p>
-            <w:pPr>
-              <w:pStyle w:val="Compact"/>
-            </w:pPr>
-            <w:r>
-              <w:t xml:space="preserve">Costo de No Actuar (CoI)</w:t>
-            </w:r>
-          </w:p>
-        </w:tc>
-        <w:tc>
-          <w:tcPr/>
-          <w:p>
-            <w:pPr>
-              <w:pStyle w:val="Compact"/>
-            </w:pPr>
-            <w:r>
-              <w:t xml:space="preserve">Fórmula de tres componentes</w:t>
-            </w:r>
-          </w:p>
-        </w:tc>
-        <w:tc>
-          <w:tcPr/>
-          <w:p>
-            <w:pPr>
-              <w:pStyle w:val="Compact"/>
-            </w:pPr>
-            <w:r>
-              <w:t xml:space="preserve">Poner en plata lo que cuesta no resolver cada brecha</w:t>
-            </w:r>
-          </w:p>
-        </w:tc>
-        <w:tc>
-          <w:tcPr/>
-          <w:p>
-            <w:pPr>
-              <w:pStyle w:val="Compact"/>
-            </w:pPr>
-            <w:r>
-              <w:t xml:space="preserve">Clase 3</w:t>
-            </w:r>
-          </w:p>
-        </w:tc>
-      </w:tr>
-    </w:tbl>
-    <w:p>
-      <w:pPr>
-        <w:pStyle w:val="BodyText"/>
-      </w:pPr>
-      <w:r>
-        <w:rPr>
-          <w:b/>
-          <w:bCs/>
-        </w:rPr>
-        <w:t xml:space="preserve">Cómo se encadenan</w:t>
-      </w:r>
-    </w:p>
-    <w:p>
-      <w:pPr>
-        <w:pStyle w:val="BodyText"/>
-      </w:pPr>
-      <w:r>
-        <w:t xml:space="preserve">El orden en que las aplicamos no es casual. Cada herramienta produce algo que la siguiente necesita.</w:t>
-      </w:r>
-    </w:p>
-    <w:p>
-      <w:pPr>
-        <w:pStyle w:val="SourceCode"/>
-      </w:pPr>
-      <w:r>
-        <w:rPr>
-          <w:rStyle w:val="VerbatimChar"/>
-        </w:rPr>
-        <w:t xml:space="preserve">SECCIÓN 1</w:t>
-      </w:r>
-      <w:r>
-        <w:br/>
-      </w:r>
-      <w:r>
-        <w:rPr>
-          <w:rStyle w:val="VerbatimChar"/>
-        </w:rPr>
-        <w:t xml:space="preserve">  Relevamiento de la organización</w:t>
-      </w:r>
-      <w:r>
-        <w:br/>
-      </w:r>
-      <w:r>
-        <w:rPr>
-          <w:rStyle w:val="VerbatimChar"/>
-        </w:rPr>
-        <w:t xml:space="preserve">       |</w:t>
-      </w:r>
-      <w:r>
-        <w:br/>
-      </w:r>
-      <w:r>
-        <w:rPr>
-          <w:rStyle w:val="VerbatimChar"/>
-        </w:rPr>
-        <w:t xml:space="preserve">       v</w:t>
-      </w:r>
-      <w:r>
-        <w:br/>
-      </w:r>
-      <w:r>
-        <w:rPr>
-          <w:rStyle w:val="VerbatimChar"/>
-        </w:rPr>
-        <w:t xml:space="preserve">SECCIÓN 2</w:t>
-      </w:r>
-      <w:r>
-        <w:br/>
-      </w:r>
-      <w:r>
-        <w:rPr>
-          <w:rStyle w:val="VerbatimChar"/>
-        </w:rPr>
-        <w:t xml:space="preserve">  PESTEL ---------------+</w:t>
-      </w:r>
-      <w:r>
-        <w:br/>
-      </w:r>
-      <w:r>
-        <w:rPr>
-          <w:rStyle w:val="VerbatimChar"/>
-        </w:rPr>
-        <w:t xml:space="preserve">                        |--&gt; Oportunidades y Amenazas --+</w:t>
-      </w:r>
-      <w:r>
-        <w:br/>
-      </w:r>
-      <w:r>
-        <w:rPr>
-          <w:rStyle w:val="VerbatimChar"/>
-        </w:rPr>
-        <w:t xml:space="preserve">  Cinco fuerzas --------+                               |</w:t>
-      </w:r>
-      <w:r>
-        <w:br/>
-      </w:r>
-      <w:r>
-        <w:rPr>
-          <w:rStyle w:val="VerbatimChar"/>
-        </w:rPr>
-        <w:t xml:space="preserve">                                                        +--&gt; FODA CRUZADO</w:t>
-      </w:r>
-      <w:r>
-        <w:br/>
-      </w:r>
-      <w:r>
-        <w:rPr>
-          <w:rStyle w:val="VerbatimChar"/>
-        </w:rPr>
-        <w:t xml:space="preserve">  Cadena de valor ----&gt; Fortalezas y Debilidades -------+     (iniciativas)</w:t>
-      </w:r>
-      <w:r>
-        <w:br/>
-      </w:r>
-      <w:r>
-        <w:rPr>
-          <w:rStyle w:val="VerbatimChar"/>
-        </w:rPr>
-        <w:t xml:space="preserve">       |</w:t>
-      </w:r>
-      <w:r>
-        <w:br/>
-      </w:r>
-      <w:r>
-        <w:rPr>
-          <w:rStyle w:val="VerbatimChar"/>
-        </w:rPr>
-        <w:t xml:space="preserve">       v</w:t>
-      </w:r>
-      <w:r>
-        <w:br/>
-      </w:r>
-      <w:r>
-        <w:rPr>
-          <w:rStyle w:val="VerbatimChar"/>
-        </w:rPr>
-        <w:t xml:space="preserve">SECCIÓN 3                          SECCIÓN 4                    SECCIÓN 5</w:t>
-      </w:r>
-      <w:r>
-        <w:br/>
-      </w:r>
-      <w:r>
-        <w:rPr>
-          <w:rStyle w:val="VerbatimChar"/>
-        </w:rPr>
-        <w:t xml:space="preserve">  Business Model Canvas              Value Proposition Canvas      Modelo de madurez</w:t>
-      </w:r>
-      <w:r>
-        <w:br/>
-      </w:r>
-      <w:r>
-        <w:rPr>
-          <w:rStyle w:val="VerbatimChar"/>
-        </w:rPr>
-        <w:t xml:space="preserve">  + Run / Change the Business        (segmento prioritario)        + Costo de No Actuar</w:t>
-      </w:r>
-      <w:r>
-        <w:br/>
-      </w:r>
-      <w:r>
-        <w:rPr>
-          <w:rStyle w:val="VerbatimChar"/>
-        </w:rPr>
-        <w:t xml:space="preserve">       |                                   |                             |</w:t>
-      </w:r>
-      <w:r>
-        <w:br/>
-      </w:r>
-      <w:r>
-        <w:rPr>
-          <w:rStyle w:val="VerbatimChar"/>
-        </w:rPr>
-        <w:t xml:space="preserve">       +-----------------------------------+-----------------------------+</w:t>
-      </w:r>
-      <w:r>
-        <w:br/>
-      </w:r>
-      <w:r>
-        <w:rPr>
-          <w:rStyle w:val="VerbatimChar"/>
-        </w:rPr>
-        <w:t xml:space="preserve">                                           |</w:t>
-      </w:r>
-      <w:r>
-        <w:br/>
-      </w:r>
-      <w:r>
-        <w:rPr>
-          <w:rStyle w:val="VerbatimChar"/>
-        </w:rPr>
-        <w:t xml:space="preserve">                                           v</w:t>
-      </w:r>
-      <w:r>
-        <w:br/>
-      </w:r>
-      <w:r>
-        <w:rPr>
-          <w:rStyle w:val="VerbatimChar"/>
-        </w:rPr>
-        <w:t xml:space="preserve">                                    SECCIÓN 6 (se entrega aparte)</w:t>
-      </w:r>
-      <w:r>
-        <w:br/>
-      </w:r>
-      <w:r>
-        <w:rPr>
-          <w:rStyle w:val="VerbatimChar"/>
-        </w:rPr>
-        <w:t xml:space="preserve">                                    Problema gerencial priorizado</w:t>
-      </w:r>
-    </w:p>
-    <w:p>
-      <w:pPr>
-        <w:pStyle w:val="FirstParagraph"/>
-      </w:pPr>
-      <w:r>
-        <w:t xml:space="preserve">En concreto:</w:t>
-      </w:r>
-    </w:p>
-    <w:p>
-      <w:pPr>
-        <w:pStyle w:val="Compact"/>
-        <w:numPr>
-          <w:ilvl w:val="0"/>
-          <w:numId w:val="1020"/>
-        </w:numPr>
-      </w:pPr>
-      <w:r>
-        <w:t xml:space="preserve">El</w:t>
-      </w:r>
-      <w:r>
-        <w:t xml:space="preserve"> </w:t>
-      </w:r>
-      <w:r>
-        <w:rPr>
-          <w:b/>
-          <w:bCs/>
-        </w:rPr>
-        <w:t xml:space="preserve">PESTEL</w:t>
-      </w:r>
-      <w:r>
-        <w:t xml:space="preserve"> </w:t>
-      </w:r>
-      <w:r>
-        <w:t xml:space="preserve">y las</w:t>
-      </w:r>
-      <w:r>
-        <w:t xml:space="preserve"> </w:t>
-      </w:r>
-      <w:r>
-        <w:rPr>
-          <w:b/>
-          <w:bCs/>
-        </w:rPr>
-        <w:t xml:space="preserve">cinco fuerzas</w:t>
-      </w:r>
-      <w:r>
-        <w:t xml:space="preserve"> </w:t>
-      </w:r>
-      <w:r>
-        <w:t xml:space="preserve">producen las oportunidades y las amenazas del FODA.</w:t>
-      </w:r>
-    </w:p>
-    <w:p>
-      <w:pPr>
-        <w:pStyle w:val="Compact"/>
-        <w:numPr>
-          <w:ilvl w:val="0"/>
-          <w:numId w:val="1020"/>
-        </w:numPr>
-      </w:pPr>
-      <w:r>
-        <w:t xml:space="preserve">La</w:t>
-      </w:r>
-      <w:r>
-        <w:t xml:space="preserve"> </w:t>
-      </w:r>
-      <w:r>
-        <w:rPr>
-          <w:b/>
-          <w:bCs/>
-        </w:rPr>
-        <w:t xml:space="preserve">cadena de valor</w:t>
-      </w:r>
-      <w:r>
-        <w:t xml:space="preserve"> </w:t>
-      </w:r>
-      <w:r>
-        <w:t xml:space="preserve">produce las fortalezas y las debilidades.</w:t>
-      </w:r>
-    </w:p>
-    <w:p>
-      <w:pPr>
-        <w:pStyle w:val="Compact"/>
-        <w:numPr>
-          <w:ilvl w:val="0"/>
-          <w:numId w:val="1020"/>
-        </w:numPr>
-      </w:pPr>
-      <w:r>
-        <w:t xml:space="preserve">El</w:t>
-      </w:r>
-      <w:r>
-        <w:t xml:space="preserve"> </w:t>
-      </w:r>
-      <w:r>
-        <w:rPr>
-          <w:b/>
-          <w:bCs/>
-        </w:rPr>
-        <w:t xml:space="preserve">FODA cruzado</w:t>
-      </w:r>
-      <w:r>
-        <w:t xml:space="preserve"> </w:t>
-      </w:r>
-      <w:r>
-        <w:t xml:space="preserve">combina las cuatro y de ahí salen las iniciativas.</w:t>
-      </w:r>
-    </w:p>
-    <w:p>
-      <w:pPr>
-        <w:pStyle w:val="Compact"/>
-        <w:numPr>
-          <w:ilvl w:val="0"/>
-          <w:numId w:val="1020"/>
-        </w:numPr>
-      </w:pPr>
-      <w:r>
-        <w:t xml:space="preserve">El</w:t>
-      </w:r>
-      <w:r>
-        <w:t xml:space="preserve"> </w:t>
-      </w:r>
-      <w:r>
-        <w:rPr>
-          <w:b/>
-          <w:bCs/>
-        </w:rPr>
-        <w:t xml:space="preserve">segmento prioritario</w:t>
-      </w:r>
-      <w:r>
-        <w:t xml:space="preserve"> </w:t>
-      </w:r>
-      <w:r>
-        <w:t xml:space="preserve">de la sección 4 se justifica con lo que vimos en las cinco fuerzas.</w:t>
-      </w:r>
-    </w:p>
-    <w:p>
-      <w:pPr>
-        <w:pStyle w:val="Compact"/>
-        <w:numPr>
-          <w:ilvl w:val="0"/>
-          <w:numId w:val="1020"/>
-        </w:numPr>
-      </w:pPr>
-      <w:r>
-        <w:t xml:space="preserve">La</w:t>
-      </w:r>
-      <w:r>
-        <w:t xml:space="preserve"> </w:t>
-      </w:r>
-      <w:r>
-        <w:rPr>
-          <w:b/>
-          <w:bCs/>
-        </w:rPr>
-        <w:t xml:space="preserve">madurez</w:t>
-      </w:r>
-      <w:r>
-        <w:t xml:space="preserve"> </w:t>
-      </w:r>
-      <w:r>
-        <w:t xml:space="preserve">de la sección 5 se apoya en evidencia que fue apareciendo en las secciones 1 a 4.</w:t>
-      </w:r>
-    </w:p>
-    <w:p>
-      <w:pPr>
-        <w:pStyle w:val="FirstParagraph"/>
-      </w:pPr>
-      <w:r>
-        <w:rPr>
-          <w:b/>
-          <w:bCs/>
-        </w:rPr>
-        <w:t xml:space="preserve">Herramientas que no usamos, y por qué</w:t>
-      </w:r>
-    </w:p>
-    <w:tbl>
-      <w:tblPr>
-        <w:tblStyle w:val="Table"/>
-        <w:tblW w:type="pct" w:w="5000"/>
-        <w:tblLayout w:type="fixed"/>
-        <w:tblLook w:firstRow="1" w:lastRow="0" w:firstColumn="0" w:lastColumn="0" w:noHBand="0" w:noVBand="0" w:val="0020"/>
-      </w:tblPr>
-      <w:tblGrid>
-        <w:gridCol w:w="3960"/>
-        <w:gridCol w:w="3960"/>
-      </w:tblGrid>
-      <w:tr>
-        <w:trPr>
-          <w:tblHeader w:val="on"/>
-        </w:trPr>
-        <w:tc>
-          <w:tcPr/>
-          <w:p>
-            <w:pPr>
-              <w:pStyle w:val="Compact"/>
-            </w:pPr>
-            <w:r>
-              <w:t xml:space="preserve">Herramienta</w:t>
-            </w:r>
-          </w:p>
-        </w:tc>
-        <w:tc>
-          <w:tcPr/>
-          <w:p>
-            <w:pPr>
-              <w:pStyle w:val="Compact"/>
-            </w:pPr>
-            <w:r>
-              <w:t xml:space="preserve">Por qué la dejamos afuera</w:t>
-            </w:r>
-          </w:p>
-        </w:tc>
-      </w:tr>
-      <w:tr>
-        <w:tc>
-          <w:tcPr/>
-          <w:p>
-            <w:pPr>
-              <w:pStyle w:val="Compact"/>
-            </w:pPr>
-            <w:r>
-              <w:t xml:space="preserve">Hipótesis de Oportunidad Tecnológica</w:t>
-            </w:r>
-          </w:p>
-        </w:tc>
-        <w:tc>
-          <w:tcPr/>
-          <w:p>
-            <w:pPr>
-              <w:pStyle w:val="Compact"/>
-            </w:pPr>
-            <w:r>
-              <w:t xml:space="preserve">Es una propuesta de solución (To-Be) y este trabajo es diagnóstico del estado actual (AS-IS)</w:t>
-            </w:r>
-          </w:p>
-        </w:tc>
-      </w:tr>
-      <w:tr>
-        <w:tc>
-          <w:tcPr/>
-          <w:p>
-            <w:pPr>
-              <w:pStyle w:val="Compact"/>
-            </w:pPr>
-            <w:r>
-              <w:t xml:space="preserve">Business Model Canvas en versión To-Be</w:t>
-            </w:r>
-          </w:p>
-        </w:tc>
-        <w:tc>
-          <w:tcPr/>
-          <w:p>
-            <w:pPr>
-              <w:pStyle w:val="Compact"/>
-            </w:pPr>
-            <w:r>
-              <w:t xml:space="preserve">Mismo motivo: el enunciado pide el modelo actual, no el propuesto</w:t>
-            </w:r>
-          </w:p>
-        </w:tc>
-      </w:tr>
-      <w:tr>
-        <w:tc>
-          <w:tcPr/>
-          <w:p>
-            <w:pPr>
-              <w:pStyle w:val="Compact"/>
-            </w:pPr>
-            <w:r>
-              <w:t xml:space="preserve">Balanced Scorecard y OKR</w:t>
-            </w:r>
-          </w:p>
-        </w:tc>
-        <w:tc>
-          <w:tcPr/>
-          <w:p>
-            <w:pPr>
-              <w:pStyle w:val="Compact"/>
-            </w:pPr>
-            <w:r>
-              <w:t xml:space="preserve">Corresponden al Hito 3, no a esta entrega</w:t>
-            </w:r>
-          </w:p>
-        </w:tc>
-      </w:tr>
-      <w:tr>
-        <w:tc>
-          <w:tcPr/>
-          <w:p>
-            <w:pPr>
-              <w:pStyle w:val="Compact"/>
-            </w:pPr>
-            <w:r>
-              <w:t xml:space="preserve">Design Thinking</w:t>
-            </w:r>
-          </w:p>
-        </w:tc>
-        <w:tc>
-          <w:tcPr/>
-          <w:p>
-            <w:pPr>
-              <w:pStyle w:val="Compact"/>
-            </w:pPr>
-            <w:r>
-              <w:t xml:space="preserve">Se vio en la Clase 3 pero apunta a idear soluciones, que todavía no toca</w:t>
-            </w:r>
-          </w:p>
-        </w:tc>
-      </w:tr>
-      <w:tr>
-        <w:tc>
-          <w:tcPr/>
-          <w:p>
-            <w:pPr>
-              <w:pStyle w:val="Compact"/>
-            </w:pPr>
-            <w:r>
-              <w:t xml:space="preserve">Plantilla canónica del problema gerencial</w:t>
-            </w:r>
-          </w:p>
-        </w:tc>
-        <w:tc>
-          <w:tcPr/>
-          <w:p>
-            <w:pPr>
-              <w:pStyle w:val="Compact"/>
-            </w:pPr>
-            <w:r>
-              <w:t xml:space="preserve">Es para la sección 6, que entregamos aparte</w:t>
-            </w:r>
-          </w:p>
-        </w:tc>
-      </w:tr>
-    </w:tbl>
-    <w:bookmarkEnd w:id="69"/>
-    <w:bookmarkEnd w:id="70"/>
-    <w:bookmarkEnd w:id="71"/>
+    <w:bookmarkEnd w:id="66"/>
+    <w:bookmarkEnd w:id="67"/>
     <w:sectPr>
       <w:footnotePr>
         <w:numRestart w:val="eachSect"/>
@@ -11210,6 +9766,109 @@
       </w:pPr>
     </w:lvl>
   </w:abstractNum>
+  <w:abstractNum w:abstractNumId="991">
+    <w:nsid w:val="0000A991"/>
+    <w:multiLevelType w:val="multilevel"/>
+    <w:lvl w:ilvl="0">
+      <w:numFmt w:val="bullet"/>
+      <w:lvlText w:val=""/>
+      <w:lvlJc w:val="left"/>
+      <w:pPr>
+        <w:ind w:left="720" w:hanging="360"/>
+      </w:pPr>
+      <w:rPr>
+        <w:rFonts w:ascii="Symbol" w:hAnsi="Symbol" w:cs="Symbol" w:hint="default"/>
+      </w:rPr>
+    </w:lvl>
+    <w:lvl w:ilvl="1">
+      <w:numFmt w:val="bullet"/>
+      <w:lvlText w:val="o"/>
+      <w:lvlJc w:val="left"/>
+      <w:pPr>
+        <w:ind w:left="1440" w:hanging="360"/>
+      </w:pPr>
+      <w:rPr>
+        <w:rFonts w:ascii="Courier New" w:hAnsi="Courier New" w:cs="Courier New" w:hint="default"/>
+      </w:rPr>
+    </w:lvl>
+    <w:lvl w:ilvl="2">
+      <w:numFmt w:val="bullet"/>
+      <w:lvlText w:val=""/>
+      <w:lvlJc w:val="left"/>
+      <w:pPr>
+        <w:ind w:left="2160" w:hanging="360"/>
+      </w:pPr>
+      <w:rPr>
+        <w:rFonts w:ascii="Wingdings" w:hAnsi="Wingdings" w:cs="Wingdings" w:hint="default"/>
+      </w:rPr>
+    </w:lvl>
+    <w:lvl w:ilvl="3">
+      <w:numFmt w:val="bullet"/>
+      <w:lvlText w:val=""/>
+      <w:lvlJc w:val="left"/>
+      <w:pPr>
+        <w:ind w:left="2880" w:hanging="360"/>
+      </w:pPr>
+      <w:rPr>
+        <w:rFonts w:ascii="Symbol" w:hAnsi="Symbol" w:cs="Symbol" w:hint="default"/>
+      </w:rPr>
+    </w:lvl>
+    <w:lvl w:ilvl="4">
+      <w:numFmt w:val="bullet"/>
+      <w:lvlText w:val="o"/>
+      <w:lvlJc w:val="left"/>
+      <w:pPr>
+        <w:ind w:left="3600" w:hanging="360"/>
+      </w:pPr>
+      <w:rPr>
+        <w:rFonts w:ascii="Courier New" w:hAnsi="Courier New" w:cs="Courier New" w:hint="default"/>
+      </w:rPr>
+    </w:lvl>
+    <w:lvl w:ilvl="5">
+      <w:numFmt w:val="bullet"/>
+      <w:lvlText w:val=""/>
+      <w:lvlJc w:val="left"/>
+      <w:pPr>
+        <w:ind w:left="4320" w:hanging="360"/>
+      </w:pPr>
+      <w:rPr>
+        <w:rFonts w:ascii="Wingdings" w:hAnsi="Wingdings" w:cs="Wingdings" w:hint="default"/>
+      </w:rPr>
+    </w:lvl>
+    <w:lvl w:ilvl="6">
+      <w:numFmt w:val="bullet"/>
+      <w:lvlText w:val=""/>
+      <w:lvlJc w:val="left"/>
+      <w:pPr>
+        <w:ind w:left="5040" w:hanging="360"/>
+      </w:pPr>
+      <w:rPr>
+        <w:rFonts w:ascii="Symbol" w:hAnsi="Symbol" w:cs="Symbol" w:hint="default"/>
+      </w:rPr>
+    </w:lvl>
+    <w:lvl w:ilvl="7">
+      <w:numFmt w:val="bullet"/>
+      <w:lvlText w:val="o"/>
+      <w:lvlJc w:val="left"/>
+      <w:pPr>
+        <w:ind w:left="5760" w:hanging="360"/>
+      </w:pPr>
+      <w:rPr>
+        <w:rFonts w:ascii="Courier New" w:hAnsi="Courier New" w:cs="Courier New" w:hint="default"/>
+      </w:rPr>
+    </w:lvl>
+    <w:lvl w:ilvl="8">
+      <w:numFmt w:val="bullet"/>
+      <w:lvlText w:val=""/>
+      <w:lvlJc w:val="left"/>
+      <w:pPr>
+        <w:ind w:left="6480" w:hanging="360"/>
+      </w:pPr>
+      <w:rPr>
+        <w:rFonts w:ascii="Wingdings" w:hAnsi="Wingdings" w:cs="Wingdings" w:hint="default"/>
+      </w:rPr>
+    </w:lvl>
+  </w:abstractNum>
   <w:abstractNum w:abstractNumId="99411">
     <w:nsid w:val="00A99411"/>
     <w:multiLevelType w:val="multilevel"/>
@@ -11295,113 +9954,13 @@
       </w:pPr>
     </w:lvl>
   </w:abstractNum>
-  <w:abstractNum w:abstractNumId="991">
-    <w:nsid w:val="0000A991"/>
-    <w:multiLevelType w:val="multilevel"/>
-    <w:lvl w:ilvl="0">
-      <w:numFmt w:val="bullet"/>
-      <w:lvlText w:val=""/>
-      <w:lvlJc w:val="left"/>
-      <w:pPr>
-        <w:ind w:left="720" w:hanging="360"/>
-      </w:pPr>
-      <w:rPr>
-        <w:rFonts w:ascii="Symbol" w:hAnsi="Symbol" w:cs="Symbol" w:hint="default"/>
-      </w:rPr>
-    </w:lvl>
-    <w:lvl w:ilvl="1">
-      <w:numFmt w:val="bullet"/>
-      <w:lvlText w:val="o"/>
-      <w:lvlJc w:val="left"/>
-      <w:pPr>
-        <w:ind w:left="1440" w:hanging="360"/>
-      </w:pPr>
-      <w:rPr>
-        <w:rFonts w:ascii="Courier New" w:hAnsi="Courier New" w:cs="Courier New" w:hint="default"/>
-      </w:rPr>
-    </w:lvl>
-    <w:lvl w:ilvl="2">
-      <w:numFmt w:val="bullet"/>
-      <w:lvlText w:val=""/>
-      <w:lvlJc w:val="left"/>
-      <w:pPr>
-        <w:ind w:left="2160" w:hanging="360"/>
-      </w:pPr>
-      <w:rPr>
-        <w:rFonts w:ascii="Wingdings" w:hAnsi="Wingdings" w:cs="Wingdings" w:hint="default"/>
-      </w:rPr>
-    </w:lvl>
-    <w:lvl w:ilvl="3">
-      <w:numFmt w:val="bullet"/>
-      <w:lvlText w:val=""/>
-      <w:lvlJc w:val="left"/>
-      <w:pPr>
-        <w:ind w:left="2880" w:hanging="360"/>
-      </w:pPr>
-      <w:rPr>
-        <w:rFonts w:ascii="Symbol" w:hAnsi="Symbol" w:cs="Symbol" w:hint="default"/>
-      </w:rPr>
-    </w:lvl>
-    <w:lvl w:ilvl="4">
-      <w:numFmt w:val="bullet"/>
-      <w:lvlText w:val="o"/>
-      <w:lvlJc w:val="left"/>
-      <w:pPr>
-        <w:ind w:left="3600" w:hanging="360"/>
-      </w:pPr>
-      <w:rPr>
-        <w:rFonts w:ascii="Courier New" w:hAnsi="Courier New" w:cs="Courier New" w:hint="default"/>
-      </w:rPr>
-    </w:lvl>
-    <w:lvl w:ilvl="5">
-      <w:numFmt w:val="bullet"/>
-      <w:lvlText w:val=""/>
-      <w:lvlJc w:val="left"/>
-      <w:pPr>
-        <w:ind w:left="4320" w:hanging="360"/>
-      </w:pPr>
-      <w:rPr>
-        <w:rFonts w:ascii="Wingdings" w:hAnsi="Wingdings" w:cs="Wingdings" w:hint="default"/>
-      </w:rPr>
-    </w:lvl>
-    <w:lvl w:ilvl="6">
-      <w:numFmt w:val="bullet"/>
-      <w:lvlText w:val=""/>
-      <w:lvlJc w:val="left"/>
-      <w:pPr>
-        <w:ind w:left="5040" w:hanging="360"/>
-      </w:pPr>
-      <w:rPr>
-        <w:rFonts w:ascii="Symbol" w:hAnsi="Symbol" w:cs="Symbol" w:hint="default"/>
-      </w:rPr>
-    </w:lvl>
-    <w:lvl w:ilvl="7">
-      <w:numFmt w:val="bullet"/>
-      <w:lvlText w:val="o"/>
-      <w:lvlJc w:val="left"/>
-      <w:pPr>
-        <w:ind w:left="5760" w:hanging="360"/>
-      </w:pPr>
-      <w:rPr>
-        <w:rFonts w:ascii="Courier New" w:hAnsi="Courier New" w:cs="Courier New" w:hint="default"/>
-      </w:rPr>
-    </w:lvl>
-    <w:lvl w:ilvl="8">
-      <w:numFmt w:val="bullet"/>
-      <w:lvlText w:val=""/>
-      <w:lvlJc w:val="left"/>
-      <w:pPr>
-        <w:ind w:left="6480" w:hanging="360"/>
-      </w:pPr>
-      <w:rPr>
-        <w:rFonts w:ascii="Wingdings" w:hAnsi="Wingdings" w:cs="Wingdings" w:hint="default"/>
-      </w:rPr>
-    </w:lvl>
-  </w:abstractNum>
   <w:num w:numId="1000">
     <w:abstractNumId w:val="990"/>
   </w:num>
   <w:num w:numId="1001">
+    <w:abstractNumId w:val="991"/>
+  </w:num>
+  <w:num w:numId="1002">
     <w:abstractNumId w:val="99411"/>
     <w:lvlOverride w:ilvl="0">
       <w:startOverride w:val="1"/>
@@ -11430,9 +9989,6 @@
     <w:lvlOverride w:ilvl="8">
       <w:startOverride w:val="1"/>
     </w:lvlOverride>
-  </w:num>
-  <w:num w:numId="1002">
-    <w:abstractNumId w:val="991"/>
   </w:num>
   <w:num w:numId="1003">
     <w:abstractNumId w:val="99411"/>
@@ -11525,6 +10081,33 @@
     </w:lvlOverride>
   </w:num>
   <w:num w:numId="1006">
+    <w:abstractNumId w:val="991"/>
+  </w:num>
+  <w:num w:numId="1007">
+    <w:abstractNumId w:val="991"/>
+  </w:num>
+  <w:num w:numId="1008">
+    <w:abstractNumId w:val="991"/>
+  </w:num>
+  <w:num w:numId="1009">
+    <w:abstractNumId w:val="991"/>
+  </w:num>
+  <w:num w:numId="1010">
+    <w:abstractNumId w:val="991"/>
+  </w:num>
+  <w:num w:numId="1011">
+    <w:abstractNumId w:val="991"/>
+  </w:num>
+  <w:num w:numId="1012">
+    <w:abstractNumId w:val="991"/>
+  </w:num>
+  <w:num w:numId="1013">
+    <w:abstractNumId w:val="991"/>
+  </w:num>
+  <w:num w:numId="1014">
+    <w:abstractNumId w:val="991"/>
+  </w:num>
+  <w:num w:numId="1015">
     <w:abstractNumId w:val="99411"/>
     <w:lvlOverride w:ilvl="0">
       <w:startOverride w:val="1"/>
@@ -11554,73 +10137,13 @@
       <w:startOverride w:val="1"/>
     </w:lvlOverride>
   </w:num>
-  <w:num w:numId="1007">
+  <w:num w:numId="1016">
     <w:abstractNumId w:val="991"/>
-  </w:num>
-  <w:num w:numId="1008">
-    <w:abstractNumId w:val="991"/>
-  </w:num>
-  <w:num w:numId="1009">
-    <w:abstractNumId w:val="991"/>
-  </w:num>
-  <w:num w:numId="1010">
-    <w:abstractNumId w:val="991"/>
-  </w:num>
-  <w:num w:numId="1011">
-    <w:abstractNumId w:val="991"/>
-  </w:num>
-  <w:num w:numId="1012">
-    <w:abstractNumId w:val="991"/>
-  </w:num>
-  <w:num w:numId="1013">
-    <w:abstractNumId w:val="991"/>
-  </w:num>
-  <w:num w:numId="1014">
-    <w:abstractNumId w:val="991"/>
-  </w:num>
-  <w:num w:numId="1015">
-    <w:abstractNumId w:val="991"/>
-  </w:num>
-  <w:num w:numId="1016">
-    <w:abstractNumId w:val="99411"/>
-    <w:lvlOverride w:ilvl="0">
-      <w:startOverride w:val="1"/>
-    </w:lvlOverride>
-    <w:lvlOverride w:ilvl="1">
-      <w:startOverride w:val="1"/>
-    </w:lvlOverride>
-    <w:lvlOverride w:ilvl="2">
-      <w:startOverride w:val="1"/>
-    </w:lvlOverride>
-    <w:lvlOverride w:ilvl="3">
-      <w:startOverride w:val="1"/>
-    </w:lvlOverride>
-    <w:lvlOverride w:ilvl="4">
-      <w:startOverride w:val="1"/>
-    </w:lvlOverride>
-    <w:lvlOverride w:ilvl="5">
-      <w:startOverride w:val="1"/>
-    </w:lvlOverride>
-    <w:lvlOverride w:ilvl="6">
-      <w:startOverride w:val="1"/>
-    </w:lvlOverride>
-    <w:lvlOverride w:ilvl="7">
-      <w:startOverride w:val="1"/>
-    </w:lvlOverride>
-    <w:lvlOverride w:ilvl="8">
-      <w:startOverride w:val="1"/>
-    </w:lvlOverride>
   </w:num>
   <w:num w:numId="1017">
     <w:abstractNumId w:val="991"/>
   </w:num>
   <w:num w:numId="1018">
-    <w:abstractNumId w:val="991"/>
-  </w:num>
-  <w:num w:numId="1019">
-    <w:abstractNumId w:val="991"/>
-  </w:num>
-  <w:num w:numId="1020">
     <w:abstractNumId w:val="991"/>
   </w:num>
 </w:numbering>
@@ -11634,7 +10157,7 @@
         <w:rFonts w:asciiTheme="minorHAnsi" w:cstheme="minorBidi" w:eastAsiaTheme="minorEastAsia" w:hAnsiTheme="minorHAnsi"/>
         <w:sz w:val="24"/>
         <w:szCs w:val="24"/>
-        <w:lang w:bidi="ar-SA" w:eastAsia="zh-CN" w:val="en-US"/>
+        <w:lang w:bidi="ar-SA" w:eastAsia="zh-CN" w:val="es"/>
       </w:rPr>
     </w:rPrDefault>
     <w:pPrDefault>
@@ -12242,7 +10765,7 @@
     <w:name w:val="Verbatim Char"/>
     <w:basedOn w:val="BodyTextChar"/>
     <w:rPr>
-      <w:rFonts w:ascii="Consolas" w:hAnsi="Consolas"/>
+      <w:rFonts w:ascii="Arial" w:hAnsi="Arial"/>
       <w:sz w:val="22"/>
     </w:rPr>
   </w:style>
@@ -12261,7 +10784,7 @@
     <w:name w:val="Hyperlink"/>
     <w:basedOn w:val="BodyTextChar"/>
     <w:rPr>
-      <w:color w:themeColor="accent1" w:val="4F81BD"/>
+      <w:color w:themeColor="accent1" w:val="1F3864"/>
     </w:rPr>
   </w:style>
   <w:style w:styleId="TOCHeading" w:type="paragraph">
@@ -12279,7 +10802,7 @@
       <w:rFonts w:asciiTheme="majorHAnsi" w:cstheme="majorBidi" w:eastAsiaTheme="majorEastAsia" w:hAnsiTheme="majorHAnsi"/>
       <w:b w:val="0"/>
       <w:bCs w:val="0"/>
-      <w:color w:themeColor="accent1" w:themeShade="BF" w:val="365F91"/>
+      <w:color w:themeColor="accent1" w:themeShade="BF" w:val="1F3864"/>
     </w:rPr>
   </w:style>
   <w:style w:type="paragraph" w:customStyle="1" w:styleId="SourceCode">

--- a/Material Campus/Proyecto Final/Proyecto/Entrega/TP Final Parte 1 - Dulxelitos.docx
+++ b/Material Campus/Proyecto Final/Proyecto/Entrega/TP Final Parte 1 - Dulxelitos.docx
@@ -2,78 +2,6 @@
 <file path=word/document.xml><?xml version="1.0" encoding="utf-8"?>
 <w:document xmlns:w="http://schemas.openxmlformats.org/wordprocessingml/2006/main" xmlns:m="http://schemas.openxmlformats.org/officeDocument/2006/math" xmlns:r="http://schemas.openxmlformats.org/officeDocument/2006/relationships" xmlns:o="urn:schemas-microsoft-com:office:office" xmlns:v="urn:schemas-microsoft-com:vml" xmlns:w10="urn:schemas-microsoft-com:office:word" xmlns:a="http://schemas.openxmlformats.org/drawingml/2006/main" xmlns:pic="http://schemas.openxmlformats.org/drawingml/2006/picture" xmlns:wp="http://schemas.openxmlformats.org/drawingml/2006/wordprocessingDrawing">
   <w:body>
-    <w:p>
-      <w:pPr>
-        <w:pStyle w:val="Title"/>
-      </w:pPr>
-      <w:r>
-        <w:t xml:space="preserve">Trabajo Práctico Final, Parte 1</w:t>
-      </w:r>
-    </w:p>
-    <w:p>
-      <w:pPr>
-        <w:pStyle w:val="Subtitle"/>
-      </w:pPr>
-      <w:r>
-        <w:t xml:space="preserve">Diagnóstico gerencial de Dulxelitos</w:t>
-      </w:r>
-    </w:p>
-    <w:p>
-      <w:pPr>
-        <w:pStyle w:val="Author"/>
-      </w:pPr>
-      <w:r>
-        <w:t xml:space="preserve">Universidad Tecnológica Nacional, Facultad Regional San Rafael</w:t>
-      </w:r>
-    </w:p>
-    <w:p>
-      <w:pPr>
-        <w:pStyle w:val="Author"/>
-      </w:pPr>
-      <w:r>
-        <w:t xml:space="preserve">Ingeniería en Sistemas de Información, Plan 2026</w:t>
-      </w:r>
-    </w:p>
-    <w:p>
-      <w:pPr>
-        <w:pStyle w:val="Author"/>
-      </w:pPr>
-      <w:r>
-        <w:t xml:space="preserve">Cátedra: Gestión Gerencial, quinto año</w:t>
-      </w:r>
-    </w:p>
-    <w:p>
-      <w:pPr>
-        <w:pStyle w:val="Author"/>
-      </w:pPr>
-      <w:r>
-        <w:t xml:space="preserve">Docentes: Ing. Jeremías Pino e Ing. Martín Noguerol</w:t>
-      </w:r>
-    </w:p>
-    <w:p>
-      <w:pPr>
-        <w:pStyle w:val="Author"/>
-      </w:pPr>
-      <w:r>
-        <w:t xml:space="preserve">Organización analizada: Dulxelitos, San Rafael, Mendoza, desde 1973</w:t>
-      </w:r>
-    </w:p>
-    <w:p>
-      <w:pPr>
-        <w:pStyle w:val="Author"/>
-      </w:pPr>
-      <w:r>
-        <w:t xml:space="preserve">Integrantes: (completar con apellido y nombre de cada integrante)</w:t>
-      </w:r>
-    </w:p>
-    <w:p>
-      <w:pPr>
-        <w:pStyle w:val="Date"/>
-      </w:pPr>
-      <w:r>
-        <w:t xml:space="preserve">20/09/2026</w:t>
-      </w:r>
-    </w:p>
     <w:sdt>
       <w:sdtPr>
         <w:docPartObj>
@@ -93,13 +21,66 @@
         <w:p>
           <w:r>
             <w:fldChar w:fldCharType="begin" w:dirty="true"/>
-            <w:instrText xml:space="preserve">TOC \o "1-3" \h \z \u</w:instrText>
+            <w:instrText xml:space="preserve">TOC \o "1-2" \h \z \u</w:instrText>
             <w:fldChar w:fldCharType="separate"/>
             <w:fldChar w:fldCharType="end"/>
           </w:r>
         </w:p>
       </w:sdtContent>
     </w:sdt>
+    <w:p>
+      <w:pPr>
+        <w:pStyle w:val="FirstParagraph"/>
+      </w:pPr>
+      <w:r>
+        <w:t xml:space="preserve">Trabajo Práctico Final - Parte 1</w:t>
+      </w:r>
+    </w:p>
+    <w:p>
+      <w:pPr>
+        <w:pStyle w:val="BodyText"/>
+      </w:pPr>
+      <w:r>
+        <w:t xml:space="preserve">Diagnóstico gerencial de Dulxelitos</w:t>
+      </w:r>
+    </w:p>
+    <w:p>
+      <w:pPr>
+        <w:pStyle w:val="BodyText"/>
+      </w:pPr>
+      <w:r>
+        <w:t xml:space="preserve">Gestión Gerencial</w:t>
+      </w:r>
+    </w:p>
+    <w:p>
+      <w:pPr>
+        <w:pStyle w:val="BodyText"/>
+      </w:pPr>
+      <w:r>
+        <w:t xml:space="preserve">Ingeniería en Sistemas de Información</w:t>
+      </w:r>
+    </w:p>
+    <w:p>
+      <w:pPr>
+        <w:pStyle w:val="BodyText"/>
+      </w:pPr>
+      <w:r>
+        <w:t xml:space="preserve">Integrantes: Lepez Joaquín, Geyer Juan José, Lopez Juan, Sorato Emiliano</w:t>
+      </w:r>
+    </w:p>
+    <w:p>
+      <w:pPr>
+        <w:pStyle w:val="BodyText"/>
+      </w:pPr>
+      <w:r>
+        <w:t xml:space="preserve">Docentes: Ing. Jeremías Pino, Ing. Martín Noguerol</w:t>
+      </w:r>
+    </w:p>
+    <w:p>
+      <w:r>
+        <w:br w:type="page"/>
+      </w:r>
+    </w:p>
     <w:bookmarkStart w:id="9" w:name="introducción"/>
     <w:p>
       <w:pPr>

--- a/Material Campus/Proyecto Final/Proyecto/Entrega/TP Final Parte 1 - Dulxelitos.docx
+++ b/Material Campus/Proyecto Final/Proyecto/Entrega/TP Final Parte 1 - Dulxelitos.docx
@@ -6359,11 +6359,11 @@
         <w:tblLook w:firstRow="1" w:lastRow="0" w:firstColumn="0" w:lastColumn="0" w:noHBand="0" w:noVBand="0" w:val="0020"/>
       </w:tblPr>
       <w:tblGrid>
-        <w:gridCol w:w="1250"/>
-        <w:gridCol w:w="1250"/>
-        <w:gridCol w:w="2084"/>
-        <w:gridCol w:w="2084"/>
-        <w:gridCol w:w="1250"/>
+        <w:gridCol w:w="1274"/>
+        <w:gridCol w:w="3004"/>
+        <w:gridCol w:w="637"/>
+        <w:gridCol w:w="546"/>
+        <w:gridCol w:w="2457"/>
       </w:tblGrid>
       <w:tr>
         <w:trPr>
@@ -8033,14 +8033,15 @@
     <w:tbl>
       <w:tblPr>
         <w:tblStyle w:val="Table"/>
-        <w:tblW w:type="auto" w:w="0"/>
+        <w:tblW w:type="pct" w:w="5000"/>
+        <w:tblLayout w:type="fixed"/>
         <w:tblLook w:firstRow="1" w:lastRow="0" w:firstColumn="0" w:lastColumn="0" w:noHBand="0" w:noVBand="0" w:val="0020"/>
       </w:tblPr>
       <w:tblGrid>
-        <w:gridCol w:w="1980"/>
-        <w:gridCol w:w="1980"/>
-        <w:gridCol w:w="1980"/>
-        <w:gridCol w:w="1980"/>
+        <w:gridCol w:w="3727"/>
+        <w:gridCol w:w="1164"/>
+        <w:gridCol w:w="1164"/>
+        <w:gridCol w:w="1863"/>
       </w:tblGrid>
       <w:tr>
         <w:trPr>
@@ -9334,7 +9335,7 @@
       </w:r>
     </w:p>
     <w:bookmarkEnd w:id="65"/>
-    <w:bookmarkStart w:id="67" w:name="anexos"/>
+    <w:bookmarkStart w:id="68" w:name="anexos"/>
     <w:p>
       <w:pPr>
         <w:pStyle w:val="Heading1"/>
@@ -9635,8 +9636,1280 @@
         </w:tc>
       </w:tr>
     </w:tbl>
+    <w:p>
+      <w:r>
+        <w:br w:type="page"/>
+      </w:r>
+    </w:p>
     <w:bookmarkEnd w:id="66"/>
+    <w:bookmarkStart w:id="67" w:name="Xb847e54c146f6c28789d967e367bf46cf8beba9"/>
+    <w:p>
+      <w:pPr>
+        <w:pStyle w:val="Heading2"/>
+      </w:pPr>
+      <w:r>
+        <w:t xml:space="preserve">Anexo II: herramientas de análisis aplicadas</w:t>
+      </w:r>
+    </w:p>
+    <w:p>
+      <w:pPr>
+        <w:pStyle w:val="FirstParagraph"/>
+      </w:pPr>
+      <w:r>
+        <w:rPr>
+          <w:b/>
+          <w:bCs/>
+        </w:rPr>
+        <w:t xml:space="preserve">Cuadro general</w:t>
+      </w:r>
+    </w:p>
+    <w:tbl>
+      <w:tblPr>
+        <w:tblStyle w:val="Table"/>
+        <w:tblW w:type="pct" w:w="5000"/>
+        <w:tblLayout w:type="fixed"/>
+        <w:tblLook w:firstRow="1" w:lastRow="0" w:firstColumn="0" w:lastColumn="0" w:noHBand="0" w:noVBand="0" w:val="0020"/>
+      </w:tblPr>
+      <w:tblGrid>
+        <w:gridCol w:w="1218"/>
+        <w:gridCol w:w="1566"/>
+        <w:gridCol w:w="1392"/>
+        <w:gridCol w:w="2523"/>
+        <w:gridCol w:w="1218"/>
+      </w:tblGrid>
+      <w:tr>
+        <w:trPr>
+          <w:tblHeader w:val="on"/>
+        </w:trPr>
+        <w:tc>
+          <w:tcPr/>
+          <w:p>
+            <w:pPr>
+              <w:pStyle w:val="Compact"/>
+            </w:pPr>
+            <w:r>
+              <w:t xml:space="preserve">Sección</w:t>
+            </w:r>
+          </w:p>
+        </w:tc>
+        <w:tc>
+          <w:tcPr/>
+          <w:p>
+            <w:pPr>
+              <w:pStyle w:val="Compact"/>
+            </w:pPr>
+            <w:r>
+              <w:t xml:space="preserve">Herramienta</w:t>
+            </w:r>
+          </w:p>
+        </w:tc>
+        <w:tc>
+          <w:tcPr/>
+          <w:p>
+            <w:pPr>
+              <w:pStyle w:val="Compact"/>
+            </w:pPr>
+            <w:r>
+              <w:t xml:space="preserve">Autor / origen</w:t>
+            </w:r>
+          </w:p>
+        </w:tc>
+        <w:tc>
+          <w:tcPr/>
+          <w:p>
+            <w:pPr>
+              <w:pStyle w:val="Compact"/>
+            </w:pPr>
+            <w:r>
+              <w:t xml:space="preserve">Para qué la usamos</w:t>
+            </w:r>
+          </w:p>
+        </w:tc>
+        <w:tc>
+          <w:tcPr/>
+          <w:p>
+            <w:pPr>
+              <w:pStyle w:val="Compact"/>
+            </w:pPr>
+            <w:r>
+              <w:t xml:space="preserve">Dónde la vimos</w:t>
+            </w:r>
+          </w:p>
+        </w:tc>
+      </w:tr>
+      <w:tr>
+        <w:tc>
+          <w:tcPr/>
+          <w:p>
+            <w:pPr>
+              <w:pStyle w:val="Compact"/>
+            </w:pPr>
+            <w:r>
+              <w:t xml:space="preserve">1. La organización</w:t>
+            </w:r>
+          </w:p>
+        </w:tc>
+        <w:tc>
+          <w:tcPr/>
+          <w:p>
+            <w:pPr>
+              <w:pStyle w:val="Compact"/>
+            </w:pPr>
+            <w:r>
+              <w:t xml:space="preserve">No aplica</w:t>
+            </w:r>
+          </w:p>
+        </w:tc>
+        <w:tc>
+          <w:tcPr/>
+          <w:p>
+            <w:pPr>
+              <w:pStyle w:val="Compact"/>
+            </w:pPr>
+          </w:p>
+        </w:tc>
+        <w:tc>
+          <w:tcPr/>
+          <w:p>
+            <w:pPr>
+              <w:pStyle w:val="Compact"/>
+            </w:pPr>
+            <w:r>
+              <w:t xml:space="preserve">Es relevamiento descriptivo. Seguimos la estructura que pide el enunciado</w:t>
+            </w:r>
+          </w:p>
+        </w:tc>
+        <w:tc>
+          <w:tcPr/>
+          <w:p>
+            <w:pPr>
+              <w:pStyle w:val="Compact"/>
+            </w:pPr>
+            <w:r>
+              <w:t xml:space="preserve">Enunciado del TP</w:t>
+            </w:r>
+          </w:p>
+        </w:tc>
+      </w:tr>
+      <w:tr>
+        <w:tc>
+          <w:tcPr/>
+          <w:p>
+            <w:pPr>
+              <w:pStyle w:val="Compact"/>
+            </w:pPr>
+            <w:r>
+              <w:t xml:space="preserve">2. El contexto</w:t>
+            </w:r>
+          </w:p>
+        </w:tc>
+        <w:tc>
+          <w:tcPr/>
+          <w:p>
+            <w:pPr>
+              <w:pStyle w:val="Compact"/>
+            </w:pPr>
+            <w:r>
+              <w:t xml:space="preserve">PESTEL</w:t>
+            </w:r>
+          </w:p>
+        </w:tc>
+        <w:tc>
+          <w:tcPr/>
+          <w:p>
+            <w:pPr>
+              <w:pStyle w:val="Compact"/>
+            </w:pPr>
+            <w:r>
+              <w:t xml:space="preserve">Aguilar (1967)</w:t>
+            </w:r>
+          </w:p>
+        </w:tc>
+        <w:tc>
+          <w:tcPr/>
+          <w:p>
+            <w:pPr>
+              <w:pStyle w:val="Compact"/>
+            </w:pPr>
+            <w:r>
+              <w:t xml:space="preserve">Mirar el entorno general: político, económico, social, tecnológico, ecológico y legal</w:t>
+            </w:r>
+          </w:p>
+        </w:tc>
+        <w:tc>
+          <w:tcPr/>
+          <w:p>
+            <w:pPr>
+              <w:pStyle w:val="Compact"/>
+            </w:pPr>
+            <w:r>
+              <w:t xml:space="preserve">Clase 2</w:t>
+            </w:r>
+          </w:p>
+        </w:tc>
+      </w:tr>
+      <w:tr>
+        <w:tc>
+          <w:tcPr/>
+          <w:p>
+            <w:pPr>
+              <w:pStyle w:val="Compact"/>
+            </w:pPr>
+            <w:r>
+              <w:t xml:space="preserve">2. El contexto</w:t>
+            </w:r>
+          </w:p>
+        </w:tc>
+        <w:tc>
+          <w:tcPr/>
+          <w:p>
+            <w:pPr>
+              <w:pStyle w:val="Compact"/>
+            </w:pPr>
+            <w:r>
+              <w:t xml:space="preserve">Cinco fuerzas</w:t>
+            </w:r>
+          </w:p>
+        </w:tc>
+        <w:tc>
+          <w:tcPr/>
+          <w:p>
+            <w:pPr>
+              <w:pStyle w:val="Compact"/>
+            </w:pPr>
+            <w:r>
+              <w:t xml:space="preserve">Porter (1979, 1980)</w:t>
+            </w:r>
+          </w:p>
+        </w:tc>
+        <w:tc>
+          <w:tcPr/>
+          <w:p>
+            <w:pPr>
+              <w:pStyle w:val="Compact"/>
+            </w:pPr>
+            <w:r>
+              <w:t xml:space="preserve">Analizar el sector: rivalidad, proveedores, compradores, entrantes y sustitutos</w:t>
+            </w:r>
+          </w:p>
+        </w:tc>
+        <w:tc>
+          <w:tcPr/>
+          <w:p>
+            <w:pPr>
+              <w:pStyle w:val="Compact"/>
+            </w:pPr>
+            <w:r>
+              <w:t xml:space="preserve">Clase 2</w:t>
+            </w:r>
+          </w:p>
+        </w:tc>
+      </w:tr>
+      <w:tr>
+        <w:tc>
+          <w:tcPr/>
+          <w:p>
+            <w:pPr>
+              <w:pStyle w:val="Compact"/>
+            </w:pPr>
+            <w:r>
+              <w:t xml:space="preserve">2. El contexto</w:t>
+            </w:r>
+          </w:p>
+        </w:tc>
+        <w:tc>
+          <w:tcPr/>
+          <w:p>
+            <w:pPr>
+              <w:pStyle w:val="Compact"/>
+            </w:pPr>
+            <w:r>
+              <w:t xml:space="preserve">Cadena de valor</w:t>
+            </w:r>
+          </w:p>
+        </w:tc>
+        <w:tc>
+          <w:tcPr/>
+          <w:p>
+            <w:pPr>
+              <w:pStyle w:val="Compact"/>
+            </w:pPr>
+            <w:r>
+              <w:t xml:space="preserve">Porter (1985)</w:t>
+            </w:r>
+          </w:p>
+        </w:tc>
+        <w:tc>
+          <w:tcPr/>
+          <w:p>
+            <w:pPr>
+              <w:pStyle w:val="Compact"/>
+            </w:pPr>
+            <w:r>
+              <w:t xml:space="preserve">Ver dónde se crea y dónde se pierde margen puertas adentro</w:t>
+            </w:r>
+          </w:p>
+        </w:tc>
+        <w:tc>
+          <w:tcPr/>
+          <w:p>
+            <w:pPr>
+              <w:pStyle w:val="Compact"/>
+            </w:pPr>
+            <w:r>
+              <w:t xml:space="preserve">Clase 2 (aparece también en la Clase 1)</w:t>
+            </w:r>
+          </w:p>
+        </w:tc>
+      </w:tr>
+      <w:tr>
+        <w:tc>
+          <w:tcPr/>
+          <w:p>
+            <w:pPr>
+              <w:pStyle w:val="Compact"/>
+            </w:pPr>
+            <w:r>
+              <w:t xml:space="preserve">2. El contexto</w:t>
+            </w:r>
+          </w:p>
+        </w:tc>
+        <w:tc>
+          <w:tcPr/>
+          <w:p>
+            <w:pPr>
+              <w:pStyle w:val="Compact"/>
+            </w:pPr>
+            <w:r>
+              <w:t xml:space="preserve">FODA cruzado</w:t>
+            </w:r>
+          </w:p>
+        </w:tc>
+        <w:tc>
+          <w:tcPr/>
+          <w:p>
+            <w:pPr>
+              <w:pStyle w:val="Compact"/>
+            </w:pPr>
+            <w:r>
+              <w:t xml:space="preserve">Herramienta clásica de planeamiento</w:t>
+            </w:r>
+          </w:p>
+        </w:tc>
+        <w:tc>
+          <w:tcPr/>
+          <w:p>
+            <w:pPr>
+              <w:pStyle w:val="Compact"/>
+            </w:pPr>
+            <w:r>
+              <w:t xml:space="preserve">Combinar todo lo anterior y sacar iniciativas concretas</w:t>
+            </w:r>
+          </w:p>
+        </w:tc>
+        <w:tc>
+          <w:tcPr/>
+          <w:p>
+            <w:pPr>
+              <w:pStyle w:val="Compact"/>
+            </w:pPr>
+            <w:r>
+              <w:t xml:space="preserve">Clase 2</w:t>
+            </w:r>
+          </w:p>
+        </w:tc>
+      </w:tr>
+      <w:tr>
+        <w:tc>
+          <w:tcPr/>
+          <w:p>
+            <w:pPr>
+              <w:pStyle w:val="Compact"/>
+            </w:pPr>
+            <w:r>
+              <w:t xml:space="preserve">3. Modelo de negocio</w:t>
+            </w:r>
+          </w:p>
+        </w:tc>
+        <w:tc>
+          <w:tcPr/>
+          <w:p>
+            <w:pPr>
+              <w:pStyle w:val="Compact"/>
+            </w:pPr>
+            <w:r>
+              <w:t xml:space="preserve">Business Model Canvas</w:t>
+            </w:r>
+          </w:p>
+        </w:tc>
+        <w:tc>
+          <w:tcPr/>
+          <w:p>
+            <w:pPr>
+              <w:pStyle w:val="Compact"/>
+            </w:pPr>
+            <w:r>
+              <w:t xml:space="preserve">Osterwalder y Pigneur (2010)</w:t>
+            </w:r>
+          </w:p>
+        </w:tc>
+        <w:tc>
+          <w:tcPr/>
+          <w:p>
+            <w:pPr>
+              <w:pStyle w:val="Compact"/>
+            </w:pPr>
+            <w:r>
+              <w:t xml:space="preserve">Describir cómo la empresa crea, entrega y captura valor hoy</w:t>
+            </w:r>
+          </w:p>
+        </w:tc>
+        <w:tc>
+          <w:tcPr/>
+          <w:p>
+            <w:pPr>
+              <w:pStyle w:val="Compact"/>
+            </w:pPr>
+            <w:r>
+              <w:t xml:space="preserve">Clase 2</w:t>
+            </w:r>
+          </w:p>
+        </w:tc>
+      </w:tr>
+      <w:tr>
+        <w:tc>
+          <w:tcPr/>
+          <w:p>
+            <w:pPr>
+              <w:pStyle w:val="Compact"/>
+            </w:pPr>
+            <w:r>
+              <w:t xml:space="preserve">3. Modelo de negocio</w:t>
+            </w:r>
+          </w:p>
+        </w:tc>
+        <w:tc>
+          <w:tcPr/>
+          <w:p>
+            <w:pPr>
+              <w:pStyle w:val="Compact"/>
+            </w:pPr>
+            <w:r>
+              <w:t xml:space="preserve">Explotación y exploración (Run / Change the Business)</w:t>
+            </w:r>
+          </w:p>
+        </w:tc>
+        <w:tc>
+          <w:tcPr/>
+          <w:p>
+            <w:pPr>
+              <w:pStyle w:val="Compact"/>
+            </w:pPr>
+            <w:r>
+              <w:t xml:space="preserve">Enfoque bimodal de la materia</w:t>
+            </w:r>
+          </w:p>
+        </w:tc>
+        <w:tc>
+          <w:tcPr/>
+          <w:p>
+            <w:pPr>
+              <w:pStyle w:val="Compact"/>
+            </w:pPr>
+            <w:r>
+              <w:t xml:space="preserve">Separar lo que sostiene la operación de lo que la transforma</w:t>
+            </w:r>
+          </w:p>
+        </w:tc>
+        <w:tc>
+          <w:tcPr/>
+          <w:p>
+            <w:pPr>
+              <w:pStyle w:val="Compact"/>
+            </w:pPr>
+            <w:r>
+              <w:t xml:space="preserve">Presentación introductoria y Clase 3</w:t>
+            </w:r>
+          </w:p>
+        </w:tc>
+      </w:tr>
+      <w:tr>
+        <w:tc>
+          <w:tcPr/>
+          <w:p>
+            <w:pPr>
+              <w:pStyle w:val="Compact"/>
+            </w:pPr>
+            <w:r>
+              <w:t xml:space="preserve">3. Modelo de negocio</w:t>
+            </w:r>
+          </w:p>
+        </w:tc>
+        <w:tc>
+          <w:tcPr/>
+          <w:p>
+            <w:pPr>
+              <w:pStyle w:val="Compact"/>
+            </w:pPr>
+            <w:r>
+              <w:t xml:space="preserve">Liderazgo en costos vs. diferenciación</w:t>
+            </w:r>
+          </w:p>
+        </w:tc>
+        <w:tc>
+          <w:tcPr/>
+          <w:p>
+            <w:pPr>
+              <w:pStyle w:val="Compact"/>
+            </w:pPr>
+            <w:r>
+              <w:t xml:space="preserve">Porter (1980)</w:t>
+            </w:r>
+          </w:p>
+        </w:tc>
+        <w:tc>
+          <w:tcPr/>
+          <w:p>
+            <w:pPr>
+              <w:pStyle w:val="Compact"/>
+            </w:pPr>
+            <w:r>
+              <w:t xml:space="preserve">Definir cuál es la ventaja competitiva real de la empresa</w:t>
+            </w:r>
+          </w:p>
+        </w:tc>
+        <w:tc>
+          <w:tcPr/>
+          <w:p>
+            <w:pPr>
+              <w:pStyle w:val="Compact"/>
+            </w:pPr>
+            <w:r>
+              <w:t xml:space="preserve">Clase 2</w:t>
+            </w:r>
+          </w:p>
+        </w:tc>
+      </w:tr>
+      <w:tr>
+        <w:tc>
+          <w:tcPr/>
+          <w:p>
+            <w:pPr>
+              <w:pStyle w:val="Compact"/>
+            </w:pPr>
+            <w:r>
+              <w:t xml:space="preserve">4. Propuesta de valor</w:t>
+            </w:r>
+          </w:p>
+        </w:tc>
+        <w:tc>
+          <w:tcPr/>
+          <w:p>
+            <w:pPr>
+              <w:pStyle w:val="Compact"/>
+            </w:pPr>
+            <w:r>
+              <w:t xml:space="preserve">Value Proposition Canvas</w:t>
+            </w:r>
+          </w:p>
+        </w:tc>
+        <w:tc>
+          <w:tcPr/>
+          <w:p>
+            <w:pPr>
+              <w:pStyle w:val="Compact"/>
+            </w:pPr>
+            <w:r>
+              <w:t xml:space="preserve">Osterwalder, Pigneur, Bernarda y Smith (2014)</w:t>
+            </w:r>
+          </w:p>
+        </w:tc>
+        <w:tc>
+          <w:tcPr/>
+          <w:p>
+            <w:pPr>
+              <w:pStyle w:val="Compact"/>
+            </w:pPr>
+            <w:r>
+              <w:t xml:space="preserve">Cruzar lo que el cliente necesita con lo que la empresa ofrece, y medir el encaje</w:t>
+            </w:r>
+          </w:p>
+        </w:tc>
+        <w:tc>
+          <w:tcPr/>
+          <w:p>
+            <w:pPr>
+              <w:pStyle w:val="Compact"/>
+            </w:pPr>
+            <w:r>
+              <w:t xml:space="preserve">Clase 2</w:t>
+            </w:r>
+          </w:p>
+        </w:tc>
+      </w:tr>
+      <w:tr>
+        <w:tc>
+          <w:tcPr/>
+          <w:p>
+            <w:pPr>
+              <w:pStyle w:val="Compact"/>
+            </w:pPr>
+            <w:r>
+              <w:t xml:space="preserve">5. Madurez</w:t>
+            </w:r>
+          </w:p>
+        </w:tc>
+        <w:tc>
+          <w:tcPr/>
+          <w:p>
+            <w:pPr>
+              <w:pStyle w:val="Compact"/>
+            </w:pPr>
+            <w:r>
+              <w:t xml:space="preserve">Modelo de madurez digital de la cátedra</w:t>
+            </w:r>
+          </w:p>
+        </w:tc>
+        <w:tc>
+          <w:tcPr/>
+          <w:p>
+            <w:pPr>
+              <w:pStyle w:val="Compact"/>
+            </w:pPr>
+            <w:r>
+              <w:t xml:space="preserve">Cátedra de Gestión Gerencial</w:t>
+            </w:r>
+          </w:p>
+        </w:tc>
+        <w:tc>
+          <w:tcPr/>
+          <w:p>
+            <w:pPr>
+              <w:pStyle w:val="Compact"/>
+            </w:pPr>
+            <w:r>
+              <w:t xml:space="preserve">Evaluar seis dimensiones con escala A a E, más una séptima que agregamos</w:t>
+            </w:r>
+          </w:p>
+        </w:tc>
+        <w:tc>
+          <w:tcPr/>
+          <w:p>
+            <w:pPr>
+              <w:pStyle w:val="Compact"/>
+            </w:pPr>
+            <w:r>
+              <w:t xml:space="preserve">Material de cátedra</w:t>
+            </w:r>
+          </w:p>
+        </w:tc>
+      </w:tr>
+      <w:tr>
+        <w:tc>
+          <w:tcPr/>
+          <w:p>
+            <w:pPr>
+              <w:pStyle w:val="Compact"/>
+            </w:pPr>
+            <w:r>
+              <w:t xml:space="preserve">5. Madurez</w:t>
+            </w:r>
+          </w:p>
+        </w:tc>
+        <w:tc>
+          <w:tcPr/>
+          <w:p>
+            <w:pPr>
+              <w:pStyle w:val="Compact"/>
+            </w:pPr>
+            <w:r>
+              <w:t xml:space="preserve">Costo de No Actuar (CoI)</w:t>
+            </w:r>
+          </w:p>
+        </w:tc>
+        <w:tc>
+          <w:tcPr/>
+          <w:p>
+            <w:pPr>
+              <w:pStyle w:val="Compact"/>
+            </w:pPr>
+            <w:r>
+              <w:t xml:space="preserve">Fórmula de tres componentes</w:t>
+            </w:r>
+          </w:p>
+        </w:tc>
+        <w:tc>
+          <w:tcPr/>
+          <w:p>
+            <w:pPr>
+              <w:pStyle w:val="Compact"/>
+            </w:pPr>
+            <w:r>
+              <w:t xml:space="preserve">Poner en plata lo que cuesta no resolver cada brecha</w:t>
+            </w:r>
+          </w:p>
+        </w:tc>
+        <w:tc>
+          <w:tcPr/>
+          <w:p>
+            <w:pPr>
+              <w:pStyle w:val="Compact"/>
+            </w:pPr>
+            <w:r>
+              <w:t xml:space="preserve">Clase 3</w:t>
+            </w:r>
+          </w:p>
+        </w:tc>
+      </w:tr>
+    </w:tbl>
+    <w:p>
+      <w:pPr>
+        <w:pStyle w:val="BodyText"/>
+      </w:pPr>
+      <w:r>
+        <w:rPr>
+          <w:b/>
+          <w:bCs/>
+        </w:rPr>
+        <w:t xml:space="preserve">Cómo se encadenan</w:t>
+      </w:r>
+    </w:p>
+    <w:p>
+      <w:pPr>
+        <w:pStyle w:val="BodyText"/>
+      </w:pPr>
+      <w:r>
+        <w:t xml:space="preserve">El orden en que las aplicamos no es casual. Cada herramienta produce algo que la siguiente necesita.</w:t>
+      </w:r>
+    </w:p>
+    <w:p>
+      <w:pPr>
+        <w:pStyle w:val="SourceCode"/>
+      </w:pPr>
+      <w:r>
+        <w:rPr>
+          <w:rStyle w:val="VerbatimChar"/>
+        </w:rPr>
+        <w:t xml:space="preserve">SECCIÓN 1</w:t>
+      </w:r>
+      <w:r>
+        <w:br/>
+      </w:r>
+      <w:r>
+        <w:rPr>
+          <w:rStyle w:val="VerbatimChar"/>
+        </w:rPr>
+        <w:t xml:space="preserve">  Relevamiento de la organización</w:t>
+      </w:r>
+      <w:r>
+        <w:br/>
+      </w:r>
+      <w:r>
+        <w:rPr>
+          <w:rStyle w:val="VerbatimChar"/>
+        </w:rPr>
+        <w:t xml:space="preserve">       |</w:t>
+      </w:r>
+      <w:r>
+        <w:br/>
+      </w:r>
+      <w:r>
+        <w:rPr>
+          <w:rStyle w:val="VerbatimChar"/>
+        </w:rPr>
+        <w:t xml:space="preserve">       v</w:t>
+      </w:r>
+      <w:r>
+        <w:br/>
+      </w:r>
+      <w:r>
+        <w:rPr>
+          <w:rStyle w:val="VerbatimChar"/>
+        </w:rPr>
+        <w:t xml:space="preserve">SECCIÓN 2</w:t>
+      </w:r>
+      <w:r>
+        <w:br/>
+      </w:r>
+      <w:r>
+        <w:rPr>
+          <w:rStyle w:val="VerbatimChar"/>
+        </w:rPr>
+        <w:t xml:space="preserve">  PESTEL ---------------+</w:t>
+      </w:r>
+      <w:r>
+        <w:br/>
+      </w:r>
+      <w:r>
+        <w:rPr>
+          <w:rStyle w:val="VerbatimChar"/>
+        </w:rPr>
+        <w:t xml:space="preserve">                        |--&gt; Oportunidades y Amenazas --+</w:t>
+      </w:r>
+      <w:r>
+        <w:br/>
+      </w:r>
+      <w:r>
+        <w:rPr>
+          <w:rStyle w:val="VerbatimChar"/>
+        </w:rPr>
+        <w:t xml:space="preserve">  Cinco fuerzas --------+                               |</w:t>
+      </w:r>
+      <w:r>
+        <w:br/>
+      </w:r>
+      <w:r>
+        <w:rPr>
+          <w:rStyle w:val="VerbatimChar"/>
+        </w:rPr>
+        <w:t xml:space="preserve">                                                        +--&gt; FODA CRUZADO</w:t>
+      </w:r>
+      <w:r>
+        <w:br/>
+      </w:r>
+      <w:r>
+        <w:rPr>
+          <w:rStyle w:val="VerbatimChar"/>
+        </w:rPr>
+        <w:t xml:space="preserve">  Cadena de valor ----&gt; Fortalezas y Debilidades -------+     (iniciativas)</w:t>
+      </w:r>
+      <w:r>
+        <w:br/>
+      </w:r>
+      <w:r>
+        <w:rPr>
+          <w:rStyle w:val="VerbatimChar"/>
+        </w:rPr>
+        <w:t xml:space="preserve">       |</w:t>
+      </w:r>
+      <w:r>
+        <w:br/>
+      </w:r>
+      <w:r>
+        <w:rPr>
+          <w:rStyle w:val="VerbatimChar"/>
+        </w:rPr>
+        <w:t xml:space="preserve">       v</w:t>
+      </w:r>
+      <w:r>
+        <w:br/>
+      </w:r>
+      <w:r>
+        <w:rPr>
+          <w:rStyle w:val="VerbatimChar"/>
+        </w:rPr>
+        <w:t xml:space="preserve">SECCIÓN 3                          SECCIÓN 4                    SECCIÓN 5</w:t>
+      </w:r>
+      <w:r>
+        <w:br/>
+      </w:r>
+      <w:r>
+        <w:rPr>
+          <w:rStyle w:val="VerbatimChar"/>
+        </w:rPr>
+        <w:t xml:space="preserve">  Business Model Canvas              Value Proposition Canvas      Modelo de madurez</w:t>
+      </w:r>
+      <w:r>
+        <w:br/>
+      </w:r>
+      <w:r>
+        <w:rPr>
+          <w:rStyle w:val="VerbatimChar"/>
+        </w:rPr>
+        <w:t xml:space="preserve">  + Run / Change the Business        (segmento prioritario)        + Costo de No Actuar</w:t>
+      </w:r>
+      <w:r>
+        <w:br/>
+      </w:r>
+      <w:r>
+        <w:rPr>
+          <w:rStyle w:val="VerbatimChar"/>
+        </w:rPr>
+        <w:t xml:space="preserve">       |                                   |                             |</w:t>
+      </w:r>
+      <w:r>
+        <w:br/>
+      </w:r>
+      <w:r>
+        <w:rPr>
+          <w:rStyle w:val="VerbatimChar"/>
+        </w:rPr>
+        <w:t xml:space="preserve">       +-----------------------------------+-----------------------------+</w:t>
+      </w:r>
+      <w:r>
+        <w:br/>
+      </w:r>
+      <w:r>
+        <w:rPr>
+          <w:rStyle w:val="VerbatimChar"/>
+        </w:rPr>
+        <w:t xml:space="preserve">                                           |</w:t>
+      </w:r>
+      <w:r>
+        <w:br/>
+      </w:r>
+      <w:r>
+        <w:rPr>
+          <w:rStyle w:val="VerbatimChar"/>
+        </w:rPr>
+        <w:t xml:space="preserve">                                           v</w:t>
+      </w:r>
+      <w:r>
+        <w:br/>
+      </w:r>
+      <w:r>
+        <w:rPr>
+          <w:rStyle w:val="VerbatimChar"/>
+        </w:rPr>
+        <w:t xml:space="preserve">                                    SECCIÓN 6 (se entrega aparte)</w:t>
+      </w:r>
+      <w:r>
+        <w:br/>
+      </w:r>
+      <w:r>
+        <w:rPr>
+          <w:rStyle w:val="VerbatimChar"/>
+        </w:rPr>
+        <w:t xml:space="preserve">                                    Problema gerencial priorizado</w:t>
+      </w:r>
+    </w:p>
+    <w:p>
+      <w:pPr>
+        <w:pStyle w:val="FirstParagraph"/>
+      </w:pPr>
+      <w:r>
+        <w:t xml:space="preserve">En concreto:</w:t>
+      </w:r>
+    </w:p>
+    <w:p>
+      <w:pPr>
+        <w:pStyle w:val="Compact"/>
+        <w:numPr>
+          <w:ilvl w:val="0"/>
+          <w:numId w:val="1019"/>
+        </w:numPr>
+      </w:pPr>
+      <w:r>
+        <w:t xml:space="preserve">El</w:t>
+      </w:r>
+      <w:r>
+        <w:t xml:space="preserve"> </w:t>
+      </w:r>
+      <w:r>
+        <w:rPr>
+          <w:b/>
+          <w:bCs/>
+        </w:rPr>
+        <w:t xml:space="preserve">PESTEL</w:t>
+      </w:r>
+      <w:r>
+        <w:t xml:space="preserve"> </w:t>
+      </w:r>
+      <w:r>
+        <w:t xml:space="preserve">y las</w:t>
+      </w:r>
+      <w:r>
+        <w:t xml:space="preserve"> </w:t>
+      </w:r>
+      <w:r>
+        <w:rPr>
+          <w:b/>
+          <w:bCs/>
+        </w:rPr>
+        <w:t xml:space="preserve">cinco fuerzas</w:t>
+      </w:r>
+      <w:r>
+        <w:t xml:space="preserve"> </w:t>
+      </w:r>
+      <w:r>
+        <w:t xml:space="preserve">producen las oportunidades y las amenazas del FODA.</w:t>
+      </w:r>
+    </w:p>
+    <w:p>
+      <w:pPr>
+        <w:pStyle w:val="Compact"/>
+        <w:numPr>
+          <w:ilvl w:val="0"/>
+          <w:numId w:val="1019"/>
+        </w:numPr>
+      </w:pPr>
+      <w:r>
+        <w:t xml:space="preserve">La</w:t>
+      </w:r>
+      <w:r>
+        <w:t xml:space="preserve"> </w:t>
+      </w:r>
+      <w:r>
+        <w:rPr>
+          <w:b/>
+          <w:bCs/>
+        </w:rPr>
+        <w:t xml:space="preserve">cadena de valor</w:t>
+      </w:r>
+      <w:r>
+        <w:t xml:space="preserve"> </w:t>
+      </w:r>
+      <w:r>
+        <w:t xml:space="preserve">produce las fortalezas y las debilidades.</w:t>
+      </w:r>
+    </w:p>
+    <w:p>
+      <w:pPr>
+        <w:pStyle w:val="Compact"/>
+        <w:numPr>
+          <w:ilvl w:val="0"/>
+          <w:numId w:val="1019"/>
+        </w:numPr>
+      </w:pPr>
+      <w:r>
+        <w:t xml:space="preserve">El</w:t>
+      </w:r>
+      <w:r>
+        <w:t xml:space="preserve"> </w:t>
+      </w:r>
+      <w:r>
+        <w:rPr>
+          <w:b/>
+          <w:bCs/>
+        </w:rPr>
+        <w:t xml:space="preserve">FODA cruzado</w:t>
+      </w:r>
+      <w:r>
+        <w:t xml:space="preserve"> </w:t>
+      </w:r>
+      <w:r>
+        <w:t xml:space="preserve">combina las cuatro y de ahí salen las iniciativas.</w:t>
+      </w:r>
+    </w:p>
+    <w:p>
+      <w:pPr>
+        <w:pStyle w:val="Compact"/>
+        <w:numPr>
+          <w:ilvl w:val="0"/>
+          <w:numId w:val="1019"/>
+        </w:numPr>
+      </w:pPr>
+      <w:r>
+        <w:t xml:space="preserve">El</w:t>
+      </w:r>
+      <w:r>
+        <w:t xml:space="preserve"> </w:t>
+      </w:r>
+      <w:r>
+        <w:rPr>
+          <w:b/>
+          <w:bCs/>
+        </w:rPr>
+        <w:t xml:space="preserve">segmento prioritario</w:t>
+      </w:r>
+      <w:r>
+        <w:t xml:space="preserve"> </w:t>
+      </w:r>
+      <w:r>
+        <w:t xml:space="preserve">de la sección 4 se justifica con lo que vimos en las cinco fuerzas.</w:t>
+      </w:r>
+    </w:p>
+    <w:p>
+      <w:pPr>
+        <w:pStyle w:val="Compact"/>
+        <w:numPr>
+          <w:ilvl w:val="0"/>
+          <w:numId w:val="1019"/>
+        </w:numPr>
+      </w:pPr>
+      <w:r>
+        <w:t xml:space="preserve">La</w:t>
+      </w:r>
+      <w:r>
+        <w:t xml:space="preserve"> </w:t>
+      </w:r>
+      <w:r>
+        <w:rPr>
+          <w:b/>
+          <w:bCs/>
+        </w:rPr>
+        <w:t xml:space="preserve">madurez</w:t>
+      </w:r>
+      <w:r>
+        <w:t xml:space="preserve"> </w:t>
+      </w:r>
+      <w:r>
+        <w:t xml:space="preserve">de la sección 5 se apoya en evidencia que fue apareciendo en las secciones 1 a 4.</w:t>
+      </w:r>
+    </w:p>
+    <w:p>
+      <w:pPr>
+        <w:pStyle w:val="FirstParagraph"/>
+      </w:pPr>
+      <w:r>
+        <w:rPr>
+          <w:b/>
+          <w:bCs/>
+        </w:rPr>
+        <w:t xml:space="preserve">Herramientas que no usamos, y por qué</w:t>
+      </w:r>
+    </w:p>
+    <w:tbl>
+      <w:tblPr>
+        <w:tblStyle w:val="Table"/>
+        <w:tblW w:type="pct" w:w="5000"/>
+        <w:tblLayout w:type="fixed"/>
+        <w:tblLook w:firstRow="1" w:lastRow="0" w:firstColumn="0" w:lastColumn="0" w:noHBand="0" w:noVBand="0" w:val="0020"/>
+      </w:tblPr>
+      <w:tblGrid>
+        <w:gridCol w:w="3960"/>
+        <w:gridCol w:w="3960"/>
+      </w:tblGrid>
+      <w:tr>
+        <w:trPr>
+          <w:tblHeader w:val="on"/>
+        </w:trPr>
+        <w:tc>
+          <w:tcPr/>
+          <w:p>
+            <w:pPr>
+              <w:pStyle w:val="Compact"/>
+            </w:pPr>
+            <w:r>
+              <w:t xml:space="preserve">Herramienta</w:t>
+            </w:r>
+          </w:p>
+        </w:tc>
+        <w:tc>
+          <w:tcPr/>
+          <w:p>
+            <w:pPr>
+              <w:pStyle w:val="Compact"/>
+            </w:pPr>
+            <w:r>
+              <w:t xml:space="preserve">Por qué la dejamos afuera</w:t>
+            </w:r>
+          </w:p>
+        </w:tc>
+      </w:tr>
+      <w:tr>
+        <w:tc>
+          <w:tcPr/>
+          <w:p>
+            <w:pPr>
+              <w:pStyle w:val="Compact"/>
+            </w:pPr>
+            <w:r>
+              <w:t xml:space="preserve">Hipótesis de Oportunidad Tecnológica</w:t>
+            </w:r>
+          </w:p>
+        </w:tc>
+        <w:tc>
+          <w:tcPr/>
+          <w:p>
+            <w:pPr>
+              <w:pStyle w:val="Compact"/>
+            </w:pPr>
+            <w:r>
+              <w:t xml:space="preserve">Es una propuesta de solución (To-Be) y este trabajo es diagnóstico del estado actual (AS-IS)</w:t>
+            </w:r>
+          </w:p>
+        </w:tc>
+      </w:tr>
+      <w:tr>
+        <w:tc>
+          <w:tcPr/>
+          <w:p>
+            <w:pPr>
+              <w:pStyle w:val="Compact"/>
+            </w:pPr>
+            <w:r>
+              <w:t xml:space="preserve">Business Model Canvas en versión To-Be</w:t>
+            </w:r>
+          </w:p>
+        </w:tc>
+        <w:tc>
+          <w:tcPr/>
+          <w:p>
+            <w:pPr>
+              <w:pStyle w:val="Compact"/>
+            </w:pPr>
+            <w:r>
+              <w:t xml:space="preserve">Mismo motivo: el enunciado pide el modelo actual, no el propuesto</w:t>
+            </w:r>
+          </w:p>
+        </w:tc>
+      </w:tr>
+      <w:tr>
+        <w:tc>
+          <w:tcPr/>
+          <w:p>
+            <w:pPr>
+              <w:pStyle w:val="Compact"/>
+            </w:pPr>
+            <w:r>
+              <w:t xml:space="preserve">Balanced Scorecard y OKR</w:t>
+            </w:r>
+          </w:p>
+        </w:tc>
+        <w:tc>
+          <w:tcPr/>
+          <w:p>
+            <w:pPr>
+              <w:pStyle w:val="Compact"/>
+            </w:pPr>
+            <w:r>
+              <w:t xml:space="preserve">Corresponden al Hito 3, no a esta entrega</w:t>
+            </w:r>
+          </w:p>
+        </w:tc>
+      </w:tr>
+      <w:tr>
+        <w:tc>
+          <w:tcPr/>
+          <w:p>
+            <w:pPr>
+              <w:pStyle w:val="Compact"/>
+            </w:pPr>
+            <w:r>
+              <w:t xml:space="preserve">Design Thinking</w:t>
+            </w:r>
+          </w:p>
+        </w:tc>
+        <w:tc>
+          <w:tcPr/>
+          <w:p>
+            <w:pPr>
+              <w:pStyle w:val="Compact"/>
+            </w:pPr>
+            <w:r>
+              <w:t xml:space="preserve">Se vio en la Clase 3 pero apunta a idear soluciones, que todavía no toca</w:t>
+            </w:r>
+          </w:p>
+        </w:tc>
+      </w:tr>
+      <w:tr>
+        <w:tc>
+          <w:tcPr/>
+          <w:p>
+            <w:pPr>
+              <w:pStyle w:val="Compact"/>
+            </w:pPr>
+            <w:r>
+              <w:t xml:space="preserve">Plantilla canónica del problema gerencial</w:t>
+            </w:r>
+          </w:p>
+        </w:tc>
+        <w:tc>
+          <w:tcPr/>
+          <w:p>
+            <w:pPr>
+              <w:pStyle w:val="Compact"/>
+            </w:pPr>
+            <w:r>
+              <w:t xml:space="preserve">Es para la sección 6, que entregamos aparte</w:t>
+            </w:r>
+          </w:p>
+        </w:tc>
+      </w:tr>
+    </w:tbl>
     <w:bookmarkEnd w:id="67"/>
+    <w:bookmarkEnd w:id="68"/>
     <w:sectPr>
       <w:footnotePr>
         <w:numRestart w:val="eachSect"/>
@@ -10125,6 +11398,9 @@
     <w:abstractNumId w:val="991"/>
   </w:num>
   <w:num w:numId="1018">
+    <w:abstractNumId w:val="991"/>
+  </w:num>
+  <w:num w:numId="1019">
     <w:abstractNumId w:val="991"/>
   </w:num>
 </w:numbering>

--- a/Material Campus/Proyecto Final/Proyecto/Entrega/TP Final Parte 1 - Dulxelitos.docx
+++ b/Material Campus/Proyecto Final/Proyecto/Entrega/TP Final Parte 1 - Dulxelitos.docx
@@ -111,7 +111,7 @@
         <w:pStyle w:val="BodyText"/>
       </w:pPr>
       <w:r>
-        <w:t xml:space="preserve">El documento sigue las cinco secciones que pide el enunciado. Arranca describiendo la organización, sigue con el análisis del contexto aplicando PESTEL, las cinco fuerzas de Porter, la cadena de valor y un FODA cruzado, después presenta el modelo de negocio actual con un Business Model Canvas y su lectura, continúa con la propuesta de valor vista desde el cliente con un Value Proposition Canvas, y cierra evaluando la madurez de la empresa con el modelo de la cátedra y estimando el costo de no actuar.</w:t>
+        <w:t xml:space="preserve">El documento sigue las cinco secciones que pide el enunciado. Arranca describiendo la organización, sigue con el análisis del contexto mirando los factores del entorno que impactan, las cinco fuerzas de Porter, la cadena de valor y un FODA, después presenta el modelo de negocio actual con un Business Model Canvas y su lectura, continúa con la propuesta de valor vista desde el cliente con un Value Proposition Canvas, y cierra evaluando la madurez de la empresa con el modelo de la cátedra y estimando el costo de no actuar.</w:t>
       </w:r>
     </w:p>
     <w:p>
@@ -150,7 +150,7 @@
         <w:t xml:space="preserve"> </w:t>
       </w:r>
       <w:r>
-        <w:t xml:space="preserve">está el detalle de qué herramienta aplicamos en cada sección y cómo se encadenan entre sí.</w:t>
+        <w:t xml:space="preserve">está el detalle de qué herramienta aplicamos en cada sección, cuáles decidimos no usar y por qué, y cómo se encadenan entre sí.</w:t>
       </w:r>
     </w:p>
     <w:p>
@@ -965,7 +965,7 @@
     <w:bookmarkEnd w:id="15"/>
     <w:bookmarkEnd w:id="16"/>
     <w:bookmarkEnd w:id="17"/>
-    <w:bookmarkStart w:id="31" w:name="el-contexto"/>
+    <w:bookmarkStart w:id="30" w:name="el-contexto"/>
     <w:p>
       <w:pPr>
         <w:pStyle w:val="Heading1"/>
@@ -979,16 +979,415 @@
         <w:pStyle w:val="FirstParagraph"/>
       </w:pPr>
       <w:r>
-        <w:t xml:space="preserve">Para esta parte usamos cuatro herramientas de las que vimos en clase: PESTEL para mirar el entorno general, las cinco fuerzas de Porter para el sector, la cadena de valor para lo que pasa adentro y el FODA cruzado para sacar conclusiones. Las aplicamos en ese orden a propósito, porque cada una alimenta a la siguiente. Las oportunidades y amenazas del FODA salen del PESTEL y de Porter, y las fortalezas y debilidades salen de la cadena de valor.</w:t>
-      </w:r>
-    </w:p>
-    <w:bookmarkStart w:id="18" w:name="pestel"/>
+        <w:t xml:space="preserve">Para esta parte usamos tres herramientas de las que vimos en clase: los factores del entorno que realmente impactan en la empresa, las cinco fuerzas de Porter para el sector y la cadena de valor para lo que pasa puertas adentro. Con eso armamos el FODA. Las aplicamos en ese orden a propósito, porque cada una alimenta a la siguiente: las oportunidades y amenazas salen de los factores del entorno y de Porter, y las fortalezas y debilidades salen de la cadena de valor.</w:t>
+      </w:r>
+    </w:p>
+    <w:p>
+      <w:pPr>
+        <w:pStyle w:val="BodyText"/>
+      </w:pPr>
+      <w:r>
+        <w:rPr>
+          <w:b/>
+          <w:bCs/>
+        </w:rPr>
+        <w:t xml:space="preserve">Dos herramientas que decidimos no usar, y por qué.</w:t>
+      </w:r>
+      <w:r>
+        <w:t xml:space="preserve"> </w:t>
+      </w:r>
+      <w:r>
+        <w:t xml:space="preserve">El enunciado pide</w:t>
+      </w:r>
+      <w:r>
+        <w:t xml:space="preserve"> </w:t>
+      </w:r>
+      <w:r>
+        <w:t xml:space="preserve">“FODA, PESTEL, cinco fuerzas u otra herramienta equivalente”</w:t>
+      </w:r>
+      <w:r>
+        <w:t xml:space="preserve">, o sea que deja elegir.</w:t>
+      </w:r>
+    </w:p>
+    <w:p>
+      <w:pPr>
+        <w:pStyle w:val="BodyText"/>
+      </w:pPr>
+      <w:r>
+        <w:t xml:space="preserve">No hicimos un</w:t>
+      </w:r>
+      <w:r>
+        <w:t xml:space="preserve"> </w:t>
+      </w:r>
+      <w:r>
+        <w:rPr>
+          <w:b/>
+          <w:bCs/>
+        </w:rPr>
+        <w:t xml:space="preserve">PESTEL completo</w:t>
+      </w:r>
+      <w:r>
+        <w:t xml:space="preserve">. Lo probamos y cuatro de sus seis dimensiones volvían vacías: ninguna regulación los complicó, la presión ecológica no se siente, lo legal se pisa con lo político y lo tecnológico ya lo mide la sección 5 con mucho más rigor. Llenar seis casilleros para que cuatro digan</w:t>
+      </w:r>
+      <w:r>
+        <w:t xml:space="preserve"> </w:t>
+      </w:r>
+      <w:r>
+        <w:t xml:space="preserve">“sin impacto”</w:t>
+      </w:r>
+      <w:r>
+        <w:t xml:space="preserve"> </w:t>
+      </w:r>
+      <w:r>
+        <w:t xml:space="preserve">es exactamente lo que la guía de la cátedra advierte cuando pregunta cuál es la diferencia entre listar un factor PESTEL y explicar su impacto real en la empresa. Así que nos quedamos con los factores que sí impactan, y los desarrollamos en 2.1.</w:t>
+      </w:r>
+    </w:p>
+    <w:p>
+      <w:pPr>
+        <w:pStyle w:val="BodyText"/>
+      </w:pPr>
+      <w:r>
+        <w:t xml:space="preserve">Tampoco hicimos el</w:t>
+      </w:r>
+      <w:r>
+        <w:t xml:space="preserve"> </w:t>
+      </w:r>
+      <w:r>
+        <w:rPr>
+          <w:b/>
+          <w:bCs/>
+        </w:rPr>
+        <w:t xml:space="preserve">FODA cruzado</w:t>
+      </w:r>
+      <w:r>
+        <w:t xml:space="preserve">. El cruce sirve para derivar iniciativas, y esta entrega es diagnóstico: el enunciado es explícito en que todavía no hay que proponer solución. El FODA simple sí lo hicimos, porque el enunciado pide oportunidades y amenazas, y porque es la forma que usa la guía de la cátedra en su ejemplo resuelto.</w:t>
+      </w:r>
+    </w:p>
+    <w:bookmarkStart w:id="18" w:name="los-factores-del-entorno-que-sí-impactan"/>
     <w:p>
       <w:pPr>
         <w:pStyle w:val="Heading2"/>
       </w:pPr>
       <w:r>
-        <w:t xml:space="preserve">2.1 PESTEL</w:t>
+        <w:t xml:space="preserve">2.1 Los factores del entorno que sí impactan</w:t>
+      </w:r>
+    </w:p>
+    <w:p>
+      <w:pPr>
+        <w:pStyle w:val="FirstParagraph"/>
+      </w:pPr>
+      <w:r>
+        <w:t xml:space="preserve">El enunciado pide analizar las restricciones económicas, regulatorias, sociales y tecnológicas, más los factores regionales. Las tomamos una por una, pero contando qué le hace cada una a esta empresa en concreto.</w:t>
+      </w:r>
+    </w:p>
+    <w:p>
+      <w:pPr>
+        <w:pStyle w:val="BodyText"/>
+      </w:pPr>
+      <w:r>
+        <w:rPr>
+          <w:b/>
+          <w:bCs/>
+        </w:rPr>
+        <w:t xml:space="preserve">Económicas. Es la única presión seria, y pega donde más duele.</w:t>
+      </w:r>
+      <w:r>
+        <w:t xml:space="preserve"> </w:t>
+      </w:r>
+      <w:r>
+        <w:t xml:space="preserve">La inflación mueve la materia prima y el packaging, que son los dos componentes más pesados de su estructura de costos. Los insumos que más se movieron el último año son las papas fritas y el conito. A eso se le suma el costo financiero de cobrar a unos 30 días con cheques diferidos. El problema no es la inflación en sí sino dónde los agarra: es una empresa que compite por precio y que no sabe con precisión cuánto le cuesta cada producto, así que cada ajuste de lista agranda un error que nadie puede auditar.</w:t>
+      </w:r>
+    </w:p>
+    <w:p>
+      <w:pPr>
+        <w:pStyle w:val="BodyText"/>
+      </w:pPr>
+      <w:r>
+        <w:rPr>
+          <w:b/>
+          <w:bCs/>
+        </w:rPr>
+        <w:t xml:space="preserve">Regulatorias. Les juegan a favor.</w:t>
+      </w:r>
+      <w:r>
+        <w:t xml:space="preserve"> </w:t>
+      </w:r>
+      <w:r>
+        <w:t xml:space="preserve">Tienen la habilitación bromatológica y los registros RNE y RNPA al día. Les preguntamos si alguna regulación o control les complicó algo últimamente y la respuesta fue que nada. Esos registros son lo que les permite mover mercadería entre provincias y entrar a una góndola de supermercado, y de paso dejan afuera a cualquiera que quiera competir de manera informal. O sea que acá la regulación funciona como barrera de entrada a su favor, no como restricción.</w:t>
+      </w:r>
+    </w:p>
+    <w:p>
+      <w:pPr>
+        <w:pStyle w:val="BodyText"/>
+      </w:pPr>
+      <w:r>
+        <w:rPr>
+          <w:b/>
+          <w:bCs/>
+        </w:rPr>
+        <w:t xml:space="preserve">Sociales. Previsibilidad.</w:t>
+      </w:r>
+      <w:r>
+        <w:t xml:space="preserve"> </w:t>
+      </w:r>
+      <w:r>
+        <w:t xml:space="preserve">El snack es consumo de todos los días y la demanda es pareja durante todo el año, sin temporada alta ni baja. Eso les evita picos de caja y capital inmovilizado esperando una temporada. La única excepción son faltantes de papas fritas en algunos momentos, que no vienen de la demanda sino de la capacidad de planta.</w:t>
+      </w:r>
+    </w:p>
+    <w:p>
+      <w:pPr>
+        <w:pStyle w:val="BodyText"/>
+      </w:pPr>
+      <w:r>
+        <w:rPr>
+          <w:b/>
+          <w:bCs/>
+        </w:rPr>
+        <w:t xml:space="preserve">Tecnológicas. El atraso no les impide operar, les impide saber.</w:t>
+      </w:r>
+      <w:r>
+        <w:t xml:space="preserve"> </w:t>
+      </w:r>
+      <w:r>
+        <w:t xml:space="preserve">El sistema de gestión está desactualizado y no se integra con nada, no hay CRM y la tienda online está construida y apagada. Lo desarrollamos en la sección 5, que lo mide con el modelo de madurez.</w:t>
+      </w:r>
+    </w:p>
+    <w:p>
+      <w:pPr>
+        <w:pStyle w:val="BodyText"/>
+      </w:pPr>
+      <w:r>
+        <w:rPr>
+          <w:b/>
+          <w:bCs/>
+        </w:rPr>
+        <w:t xml:space="preserve">Factores regionales. La geografía manda.</w:t>
+      </w:r>
+      <w:r>
+        <w:t xml:space="preserve"> </w:t>
+      </w:r>
+      <w:r>
+        <w:t xml:space="preserve">El 61 por ciento de la cartera está en la Patagonia, a entre 1.000 y 1.500 km de la fábrica, y el snack es un producto de mucho volumen y poco peso, así que el flete por unidad transportada sale caro. No hay estacionalidad de cosecha ni de turismo que los afecte. Del lado de los proveedores, el film impreso tiene un solo origen, y eso lo tratamos en las cinco fuerzas.</w:t>
+      </w:r>
+    </w:p>
+    <w:p>
+      <w:pPr>
+        <w:pStyle w:val="BodyText"/>
+      </w:pPr>
+      <w:r>
+        <w:t xml:space="preserve">Juntando todo:</w:t>
+      </w:r>
+      <w:r>
+        <w:t xml:space="preserve"> </w:t>
+      </w:r>
+      <w:r>
+        <w:rPr>
+          <w:b/>
+          <w:bCs/>
+        </w:rPr>
+        <w:t xml:space="preserve">el entorno no les es hostil</w:t>
+      </w:r>
+      <w:r>
+        <w:t xml:space="preserve">. Lo regulatorio y lo social juegan a favor, lo tecnológico es un problema interno más que del entorno, y la única presión real es la económica.</w:t>
+      </w:r>
+    </w:p>
+    <w:bookmarkEnd w:id="18"/>
+    <w:bookmarkStart w:id="24" w:name="las-cinco-fuerzas-de-porter"/>
+    <w:p>
+      <w:pPr>
+        <w:pStyle w:val="Heading2"/>
+      </w:pPr>
+      <w:r>
+        <w:t xml:space="preserve">2.2 Las cinco fuerzas de Porter</w:t>
+      </w:r>
+    </w:p>
+    <w:bookmarkStart w:id="19" w:name="rivalidad-entre-competidores"/>
+    <w:p>
+      <w:pPr>
+        <w:pStyle w:val="Heading3"/>
+      </w:pPr>
+      <w:r>
+        <w:t xml:space="preserve">Rivalidad entre competidores</w:t>
+      </w:r>
+    </w:p>
+    <w:p>
+      <w:pPr>
+        <w:pStyle w:val="FirstParagraph"/>
+      </w:pPr>
+      <w:r>
+        <w:t xml:space="preserve">Cuando preguntamos contra quién compiten, nos nombraron a Manisur (de San Rafael), Águila y Águila (de Mendoza) y Crops. Los tres son de la zona.</w:t>
+      </w:r>
+    </w:p>
+    <w:p>
+      <w:pPr>
+        <w:pStyle w:val="BodyText"/>
+      </w:pPr>
+      <w:r>
+        <w:t xml:space="preserve">Esto nos pareció lo más interesante de toda la sección. La competencia que la empresa reconoce es regional, no nacional. No se miden contra las marcas grandes que uno ve en cualquier kiosco del país, sino contra pymes parecidas a ellos, varias de la misma provincia. Eso explica por qué compiten por precio y por servicio al canal, y no invirtiendo en publicidad o en marca.</w:t>
+      </w:r>
+    </w:p>
+    <w:p>
+      <w:pPr>
+        <w:pStyle w:val="BodyText"/>
+      </w:pPr>
+      <w:r>
+        <w:t xml:space="preserve">Aclaramos que no relevamos si las marcas nacionales les compiten de verdad en el depósito de un distribuidor patagónico. Trabajamos con la competencia que la empresa reconoce como tal.</w:t>
+      </w:r>
+    </w:p>
+    <w:bookmarkEnd w:id="19"/>
+    <w:bookmarkStart w:id="20" w:name="poder-de-los-proveedores"/>
+    <w:p>
+      <w:pPr>
+        <w:pStyle w:val="Heading3"/>
+      </w:pPr>
+      <w:r>
+        <w:t xml:space="preserve">Poder de los proveedores</w:t>
+      </w:r>
+    </w:p>
+    <w:p>
+      <w:pPr>
+        <w:pStyle w:val="FirstParagraph"/>
+      </w:pPr>
+      <w:r>
+        <w:t xml:space="preserve">Acá hay que separar dos cosas bastante distintas.</w:t>
+      </w:r>
+    </w:p>
+    <w:p>
+      <w:pPr>
+        <w:pStyle w:val="BodyText"/>
+      </w:pPr>
+      <w:r>
+        <w:t xml:space="preserve">El film impreso lo compran a un solo proveedor. Cuando ese proveedor falla es un problema, aunque nos dijeron que consiguen reemplazo rápido. El tema es que el arte impreso es específico de la marca, y como el catálogo tiene más de 25 combinaciones de producto y formato, cada cambio de proveedor implica rehacer un montón de artes y cumplir mínimos de compra.</w:t>
+      </w:r>
+    </w:p>
+    <w:p>
+      <w:pPr>
+        <w:pStyle w:val="BodyText"/>
+      </w:pPr>
+      <w:r>
+        <w:t xml:space="preserve">La materia prima a granel y el producto terminado que fraccionan son otra historia: si falta, se frena la producción, pero hay alternativas en el mercado. No es una dependencia real.</w:t>
+      </w:r>
+    </w:p>
+    <w:p>
+      <w:pPr>
+        <w:pStyle w:val="BodyText"/>
+      </w:pPr>
+      <w:r>
+        <w:t xml:space="preserve">En el canvas habíamos puesto el packaging como una dependencia dura. Después de preguntar lo bajamos un poco, porque el reemplazo se consigue. Pero lo esencial queda: hay un solo proveedor para el insumo que lleva la marca impresa.</w:t>
+      </w:r>
+    </w:p>
+    <w:bookmarkEnd w:id="20"/>
+    <w:bookmarkStart w:id="21" w:name="poder-de-los-compradores"/>
+    <w:p>
+      <w:pPr>
+        <w:pStyle w:val="Heading3"/>
+      </w:pPr>
+      <w:r>
+        <w:t xml:space="preserve">Poder de los compradores</w:t>
+      </w:r>
+    </w:p>
+    <w:p>
+      <w:pPr>
+        <w:pStyle w:val="FirstParagraph"/>
+      </w:pPr>
+      <w:r>
+        <w:t xml:space="preserve">Con 57 distribuidores y exclusividad territorial acordada, ninguno tiene poder evidente para imponer condiciones. Y con Aiello la relación es entre dos empresas familiares de tamaño parecido, no un vínculo donde el supermercado manda.</w:t>
+      </w:r>
+    </w:p>
+    <w:p>
+      <w:pPr>
+        <w:pStyle w:val="BodyText"/>
+      </w:pPr>
+      <w:r>
+        <w:t xml:space="preserve">Igual, sin saber cuánto factura cada uno, esto es una presunción razonable más que una conclusión firme. Si resultara que cinco distribuidores explican la mitad de la facturación, esta fuerza cambiaría completamente.</w:t>
+      </w:r>
+    </w:p>
+    <w:bookmarkEnd w:id="21"/>
+    <w:bookmarkStart w:id="22" w:name="amenaza-de-nuevos-entrantes"/>
+    <w:p>
+      <w:pPr>
+        <w:pStyle w:val="Heading3"/>
+      </w:pPr>
+      <w:r>
+        <w:t xml:space="preserve">Amenaza de nuevos entrantes</w:t>
+      </w:r>
+    </w:p>
+    <w:p>
+      <w:pPr>
+        <w:pStyle w:val="FirstParagraph"/>
+      </w:pPr>
+      <w:r>
+        <w:t xml:space="preserve">Baja, y por tres motivos que no tienen nada que ver con tecnología.</w:t>
+      </w:r>
+    </w:p>
+    <w:p>
+      <w:pPr>
+        <w:pStyle w:val="BodyText"/>
+      </w:pPr>
+      <w:r>
+        <w:t xml:space="preserve">Uno, la red de 57 distribuidores en 7 provincias. Armar esa cobertura lleva décadas.</w:t>
+      </w:r>
+    </w:p>
+    <w:p>
+      <w:pPr>
+        <w:pStyle w:val="BodyText"/>
+      </w:pPr>
+      <w:r>
+        <w:t xml:space="preserve">Dos, las habilitaciones RNE y RNPA, que dejan afuera a los informales.</w:t>
+      </w:r>
+    </w:p>
+    <w:p>
+      <w:pPr>
+        <w:pStyle w:val="BodyText"/>
+      </w:pPr>
+      <w:r>
+        <w:t xml:space="preserve">Tres, la capacidad logística, que la propia empresa reconoce como su diferencial.</w:t>
+      </w:r>
+    </w:p>
+    <w:bookmarkEnd w:id="22"/>
+    <w:bookmarkStart w:id="23" w:name="productos-sustitutos"/>
+    <w:p>
+      <w:pPr>
+        <w:pStyle w:val="Heading3"/>
+      </w:pPr>
+      <w:r>
+        <w:t xml:space="preserve">Productos sustitutos</w:t>
+      </w:r>
+    </w:p>
+    <w:p>
+      <w:pPr>
+        <w:pStyle w:val="FirstParagraph"/>
+      </w:pPr>
+      <w:r>
+        <w:t xml:space="preserve">No la pudimos evaluar. Preguntamos qué producto le saca venta al snack en el punto de venta y no supieron decirnos. Lo lógico sería pensar en galletitas, golosinas o marcas propias de supermercado, pero sin nada que lo respalde preferimos no afirmarlo.</w:t>
+      </w:r>
+    </w:p>
+    <w:p>
+      <w:pPr>
+        <w:pStyle w:val="BodyText"/>
+      </w:pPr>
+      <w:r>
+        <w:t xml:space="preserve">Juntando las cinco: el sector es cómodo. Rivalidad entre pares de la zona, compradores repartidos, y barreras de entrada que Dulxelitos superó hace cuarenta años. La única fuerza que realmente les juega en contra es la del proveedor de film. Y esto explica bastante: una empresa puede aguantar 53 años sin sistemas ni mediciones cuando el entorno nunca la obligó a tenerlos.</w:t>
+      </w:r>
+    </w:p>
+    <w:bookmarkEnd w:id="23"/>
+    <w:bookmarkEnd w:id="24"/>
+    <w:bookmarkStart w:id="27" w:name="cadena-de-valor"/>
+    <w:p>
+      <w:pPr>
+        <w:pStyle w:val="Heading2"/>
+      </w:pPr>
+      <w:r>
+        <w:t xml:space="preserve">2.3 Cadena de valor</w:t>
+      </w:r>
+    </w:p>
+    <w:bookmarkStart w:id="25" w:name="actividades-primarias"/>
+    <w:p>
+      <w:pPr>
+        <w:pStyle w:val="Heading3"/>
+      </w:pPr>
+      <w:r>
+        <w:t xml:space="preserve">Actividades primarias</w:t>
       </w:r>
     </w:p>
     <w:tbl>
@@ -1014,449 +1413,217 @@
               <w:pStyle w:val="Compact"/>
             </w:pPr>
             <w:r>
-              <w:t xml:space="preserve">Dimensión</w:t>
-            </w:r>
-          </w:p>
-        </w:tc>
-        <w:tc>
-          <w:tcPr/>
-          <w:p>
-            <w:pPr>
-              <w:pStyle w:val="Compact"/>
-            </w:pPr>
-            <w:r>
-              <w:t xml:space="preserve">Qué vemos</w:t>
-            </w:r>
-          </w:p>
-        </w:tc>
-        <w:tc>
-          <w:tcPr/>
-          <w:p>
-            <w:pPr>
-              <w:pStyle w:val="Compact"/>
-            </w:pPr>
-            <w:r>
-              <w:t xml:space="preserve">Qué implica</w:t>
-            </w:r>
-          </w:p>
-        </w:tc>
-      </w:tr>
-      <w:tr>
-        <w:tc>
-          <w:tcPr/>
-          <w:p>
-            <w:pPr>
-              <w:pStyle w:val="Compact"/>
-            </w:pPr>
-            <w:r>
-              <w:t xml:space="preserve">Político y legal</w:t>
-            </w:r>
-          </w:p>
-        </w:tc>
-        <w:tc>
-          <w:tcPr/>
-          <w:p>
-            <w:pPr>
-              <w:pStyle w:val="Compact"/>
-            </w:pPr>
-            <w:r>
-              <w:t xml:space="preserve">Tienen la habilitación bromatológica y los registros RNE y RNPA al día. Les preguntamos si alguna regulación o control les complicó algo últimamente y nos dijeron que no, nada</w:t>
-            </w:r>
-          </w:p>
-        </w:tc>
-        <w:tc>
-          <w:tcPr/>
-          <w:p>
-            <w:pPr>
-              <w:pStyle w:val="Compact"/>
-            </w:pPr>
-            <w:r>
-              <w:t xml:space="preserve">La regulación hoy les juega a favor más que en contra. Les permite mover mercadería entre provincias y entrar a un supermercado, y de paso deja afuera a cualquiera que quiera competir de manera informal</w:t>
-            </w:r>
-          </w:p>
-        </w:tc>
-      </w:tr>
-      <w:tr>
-        <w:tc>
-          <w:tcPr/>
-          <w:p>
-            <w:pPr>
-              <w:pStyle w:val="Compact"/>
-            </w:pPr>
-            <w:r>
-              <w:t xml:space="preserve">Económico</w:t>
-            </w:r>
-          </w:p>
-        </w:tc>
-        <w:tc>
-          <w:tcPr/>
-          <w:p>
-            <w:pPr>
-              <w:pStyle w:val="Compact"/>
-            </w:pPr>
-            <w:r>
-              <w:t xml:space="preserve">La inflación pega sobre materia prima y packaging. Los insumos que más se movieron el último año fueron las papas fritas y el conito. Cobran a cuenta corriente a unos 30 días y con cheques diferidos</w:t>
-            </w:r>
-          </w:p>
-        </w:tc>
-        <w:tc>
-          <w:tcPr/>
-          <w:p>
-            <w:pPr>
-              <w:pStyle w:val="Compact"/>
-            </w:pPr>
-            <w:r>
-              <w:t xml:space="preserve">Presión directa sobre el margen, en una empresa cuya única ventaja es el precio. Encima el costo financiero de los 30 días se suma a un costo de producto que no conocen bien</w:t>
-            </w:r>
-          </w:p>
-        </w:tc>
-      </w:tr>
-      <w:tr>
-        <w:tc>
-          <w:tcPr/>
-          <w:p>
-            <w:pPr>
-              <w:pStyle w:val="Compact"/>
-            </w:pPr>
-            <w:r>
-              <w:t xml:space="preserve">Social</w:t>
-            </w:r>
-          </w:p>
-        </w:tc>
-        <w:tc>
-          <w:tcPr/>
-          <w:p>
-            <w:pPr>
-              <w:pStyle w:val="Compact"/>
-            </w:pPr>
-            <w:r>
-              <w:t xml:space="preserve">El snack es consumo de todos los días. La demanda es pareja durante el año, sin temporada alta ni baja</w:t>
-            </w:r>
-          </w:p>
-        </w:tc>
-        <w:tc>
-          <w:tcPr/>
-          <w:p>
-            <w:pPr>
-              <w:pStyle w:val="Compact"/>
-            </w:pPr>
-            <w:r>
-              <w:t xml:space="preserve">Les da previsibilidad: no tienen picos de caja ni plata inmovilizada esperando una temporada. La excepción son faltantes de papas fritas en algunos momentos</w:t>
-            </w:r>
-          </w:p>
-        </w:tc>
-      </w:tr>
-      <w:tr>
-        <w:tc>
-          <w:tcPr/>
-          <w:p>
-            <w:pPr>
-              <w:pStyle w:val="Compact"/>
-            </w:pPr>
-            <w:r>
-              <w:t xml:space="preserve">Tecnológico</w:t>
-            </w:r>
-          </w:p>
-        </w:tc>
-        <w:tc>
-          <w:tcPr/>
-          <w:p>
-            <w:pPr>
-              <w:pStyle w:val="Compact"/>
-            </w:pPr>
-            <w:r>
-              <w:t xml:space="preserve">El sistema de gestión está viejo y no se integra con nada. No hay CRM. La tienda online está construida pero apagada. Los pedidos entran por WhatsApp y teléfono</w:t>
-            </w:r>
-          </w:p>
-        </w:tc>
-        <w:tc>
-          <w:tcPr/>
-          <w:p>
-            <w:pPr>
-              <w:pStyle w:val="Compact"/>
-            </w:pPr>
-            <w:r>
-              <w:t xml:space="preserve">El atraso no les impide operar, pero sí les impide saber. Sin integración no hay costo por producto ni información del cliente</w:t>
-            </w:r>
-          </w:p>
-        </w:tc>
-      </w:tr>
-      <w:tr>
-        <w:tc>
-          <w:tcPr/>
-          <w:p>
-            <w:pPr>
-              <w:pStyle w:val="Compact"/>
-            </w:pPr>
-            <w:r>
-              <w:t xml:space="preserve">Ecológico</w:t>
-            </w:r>
-          </w:p>
-        </w:tc>
-        <w:tc>
-          <w:tcPr/>
-          <w:p>
-            <w:pPr>
-              <w:pStyle w:val="Compact"/>
-            </w:pPr>
-            <w:r>
-              <w:t xml:space="preserve">El packaging es plástico y film impreso. El snack ocupa mucho volumen y pesa poco, así que el flete por unidad sale caro</w:t>
-            </w:r>
-          </w:p>
-        </w:tc>
-        <w:tc>
-          <w:tcPr/>
-          <w:p>
-            <w:pPr>
-              <w:pStyle w:val="Compact"/>
-            </w:pPr>
-            <w:r>
-              <w:t xml:space="preserve">La presión ambiental todavía no la sienten, pero el film es justo su mayor riesgo de abastecimiento</w:t>
-            </w:r>
-          </w:p>
-        </w:tc>
-      </w:tr>
-      <w:tr>
-        <w:tc>
-          <w:tcPr/>
-          <w:p>
-            <w:pPr>
-              <w:pStyle w:val="Compact"/>
-            </w:pPr>
-            <w:r>
-              <w:t xml:space="preserve">Legal</w:t>
-            </w:r>
-          </w:p>
-        </w:tc>
-        <w:tc>
-          <w:tcPr/>
-          <w:p>
-            <w:pPr>
-              <w:pStyle w:val="Compact"/>
-            </w:pPr>
-            <w:r>
-              <w:t xml:space="preserve">Rotulado, transporte entre provincias y temas fiscales, sin conflictos</w:t>
-            </w:r>
-          </w:p>
-        </w:tc>
-        <w:tc>
-          <w:tcPr/>
-          <w:p>
-            <w:pPr>
-              <w:pStyle w:val="Compact"/>
-            </w:pPr>
-            <w:r>
-              <w:t xml:space="preserve">Sin impacto por ahora</w:t>
+              <w:t xml:space="preserve">Actividad</w:t>
+            </w:r>
+          </w:p>
+        </w:tc>
+        <w:tc>
+          <w:tcPr/>
+          <w:p>
+            <w:pPr>
+              <w:pStyle w:val="Compact"/>
+            </w:pPr>
+            <w:r>
+              <w:t xml:space="preserve">Cómo la hacen</w:t>
+            </w:r>
+          </w:p>
+        </w:tc>
+        <w:tc>
+          <w:tcPr/>
+          <w:p>
+            <w:pPr>
+              <w:pStyle w:val="Compact"/>
+            </w:pPr>
+            <w:r>
+              <w:t xml:space="preserve">Aporte al margen</w:t>
+            </w:r>
+          </w:p>
+        </w:tc>
+      </w:tr>
+      <w:tr>
+        <w:tc>
+          <w:tcPr/>
+          <w:p>
+            <w:pPr>
+              <w:pStyle w:val="Compact"/>
+            </w:pPr>
+            <w:r>
+              <w:t xml:space="preserve">Logística interna</w:t>
+            </w:r>
+          </w:p>
+        </w:tc>
+        <w:tc>
+          <w:tcPr/>
+          <w:p>
+            <w:pPr>
+              <w:pStyle w:val="Compact"/>
+            </w:pPr>
+            <w:r>
+              <w:t xml:space="preserve">Compras de materia prima, packaging y producto a granel</w:t>
+            </w:r>
+          </w:p>
+        </w:tc>
+        <w:tc>
+          <w:tcPr/>
+          <w:p>
+            <w:pPr>
+              <w:pStyle w:val="Compact"/>
+            </w:pPr>
+            <w:r>
+              <w:t xml:space="preserve">Neutra, condicionada por el proveedor único de film</w:t>
+            </w:r>
+          </w:p>
+        </w:tc>
+      </w:tr>
+      <w:tr>
+        <w:tc>
+          <w:tcPr/>
+          <w:p>
+            <w:pPr>
+              <w:pStyle w:val="Compact"/>
+            </w:pPr>
+            <w:r>
+              <w:t xml:space="preserve">Operaciones</w:t>
+            </w:r>
+          </w:p>
+        </w:tc>
+        <w:tc>
+          <w:tcPr/>
+          <w:p>
+            <w:pPr>
+              <w:pStyle w:val="Compact"/>
+            </w:pPr>
+            <w:r>
+              <w:t xml:space="preserve">Extrusión, freído, saborizado, fraccionamiento y envasado</w:t>
+            </w:r>
+          </w:p>
+        </w:tc>
+        <w:tc>
+          <w:tcPr/>
+          <w:p>
+            <w:pPr>
+              <w:pStyle w:val="Compact"/>
+            </w:pPr>
+            <w:r>
+              <w:t xml:space="preserve">Acá se genera el margen, pero funcionan al límite y lo tapan con horas extras</w:t>
+            </w:r>
+          </w:p>
+        </w:tc>
+      </w:tr>
+      <w:tr>
+        <w:tc>
+          <w:tcPr/>
+          <w:p>
+            <w:pPr>
+              <w:pStyle w:val="Compact"/>
+            </w:pPr>
+            <w:r>
+              <w:t xml:space="preserve">Logística externa</w:t>
+            </w:r>
+          </w:p>
+        </w:tc>
+        <w:tc>
+          <w:tcPr/>
+          <w:p>
+            <w:pPr>
+              <w:pStyle w:val="Compact"/>
+            </w:pPr>
+            <w:r>
+              <w:t xml:space="preserve">Flota propia más transporte tercerizado para llegar a la Patagonia</w:t>
+            </w:r>
+          </w:p>
+        </w:tc>
+        <w:tc>
+          <w:tcPr/>
+          <w:p>
+            <w:pPr>
+              <w:pStyle w:val="Compact"/>
+            </w:pPr>
+            <w:r>
+              <w:t xml:space="preserve">Es su diferencial. Es lo que les permite vender en 7 provincias</w:t>
+            </w:r>
+          </w:p>
+        </w:tc>
+      </w:tr>
+      <w:tr>
+        <w:tc>
+          <w:tcPr/>
+          <w:p>
+            <w:pPr>
+              <w:pStyle w:val="Compact"/>
+            </w:pPr>
+            <w:r>
+              <w:t xml:space="preserve">Marketing y ventas</w:t>
+            </w:r>
+          </w:p>
+        </w:tc>
+        <w:tc>
+          <w:tcPr/>
+          <w:p>
+            <w:pPr>
+              <w:pStyle w:val="Compact"/>
+            </w:pPr>
+            <w:r>
+              <w:t xml:space="preserve">Viajante con zona, WhatsApp, teléfono y contacto directo con Aiello</w:t>
+            </w:r>
+          </w:p>
+        </w:tc>
+        <w:tc>
+          <w:tcPr/>
+          <w:p>
+            <w:pPr>
+              <w:pStyle w:val="Compact"/>
+            </w:pPr>
+            <w:r>
+              <w:t xml:space="preserve">Barato, pero no deja registro que se pueda usar después</w:t>
+            </w:r>
+          </w:p>
+        </w:tc>
+      </w:tr>
+      <w:tr>
+        <w:tc>
+          <w:tcPr/>
+          <w:p>
+            <w:pPr>
+              <w:pStyle w:val="Compact"/>
+            </w:pPr>
+            <w:r>
+              <w:t xml:space="preserve">Servicio</w:t>
+            </w:r>
+          </w:p>
+        </w:tc>
+        <w:tc>
+          <w:tcPr/>
+          <w:p>
+            <w:pPr>
+              <w:pStyle w:val="Compact"/>
+            </w:pPr>
+            <w:r>
+              <w:t xml:space="preserve">Atención de lunes a viernes en horario acotado</w:t>
+            </w:r>
+          </w:p>
+        </w:tc>
+        <w:tc>
+          <w:tcPr/>
+          <w:p>
+            <w:pPr>
+              <w:pStyle w:val="Compact"/>
+            </w:pPr>
+            <w:r>
+              <w:t xml:space="preserve">Punto flojo. Un distribuidor de Comodoro Rivadavia solo puede llamar en esa franja</w:t>
             </w:r>
           </w:p>
         </w:tc>
       </w:tr>
     </w:tbl>
-    <w:p>
-      <w:pPr>
-        <w:pStyle w:val="BodyText"/>
-      </w:pPr>
-      <w:r>
-        <w:t xml:space="preserve">Sacando cuentas, el entorno no les es hostil. Lo político y lo social juegan a favor. Donde sí hay presión es en lo económico, y pega justo donde son más débiles: una empresa que compite por precio, con inflación en los insumos, cobrando a 30 días y sin saber cuánto le cuesta realmente cada producto.</w:t>
-      </w:r>
-    </w:p>
-    <w:bookmarkEnd w:id="18"/>
-    <w:bookmarkStart w:id="24" w:name="las-cinco-fuerzas-de-porter"/>
-    <w:p>
-      <w:pPr>
-        <w:pStyle w:val="Heading2"/>
-      </w:pPr>
-      <w:r>
-        <w:t xml:space="preserve">2.2 Las cinco fuerzas de Porter</w:t>
-      </w:r>
-    </w:p>
-    <w:bookmarkStart w:id="19" w:name="rivalidad-entre-competidores"/>
+    <w:bookmarkEnd w:id="25"/>
+    <w:bookmarkStart w:id="26" w:name="actividades-de-apoyo"/>
     <w:p>
       <w:pPr>
         <w:pStyle w:val="Heading3"/>
       </w:pPr>
       <w:r>
-        <w:t xml:space="preserve">Rivalidad entre competidores</w:t>
-      </w:r>
-    </w:p>
-    <w:p>
-      <w:pPr>
-        <w:pStyle w:val="FirstParagraph"/>
-      </w:pPr>
-      <w:r>
-        <w:t xml:space="preserve">Cuando preguntamos contra quién compiten, nos nombraron a Manisur (de San Rafael), Águila y Águila (de Mendoza) y Crops. Los tres son de la zona.</w:t>
-      </w:r>
-    </w:p>
-    <w:p>
-      <w:pPr>
-        <w:pStyle w:val="BodyText"/>
-      </w:pPr>
-      <w:r>
-        <w:t xml:space="preserve">Esto nos pareció lo más interesante de toda la sección. La competencia que la empresa reconoce es regional, no nacional. No se miden contra las marcas grandes que uno ve en cualquier kiosco del país, sino contra pymes parecidas a ellos, varias de la misma provincia. Eso explica por qué compiten por precio y por servicio al canal, y no invirtiendo en publicidad o en marca.</w:t>
-      </w:r>
-    </w:p>
-    <w:p>
-      <w:pPr>
-        <w:pStyle w:val="BodyText"/>
-      </w:pPr>
-      <w:r>
-        <w:t xml:space="preserve">Aclaramos que no relevamos si las marcas nacionales les compiten de verdad en el depósito de un distribuidor patagónico. Trabajamos con la competencia que la empresa reconoce como tal.</w:t>
-      </w:r>
-    </w:p>
-    <w:bookmarkEnd w:id="19"/>
-    <w:bookmarkStart w:id="20" w:name="poder-de-los-proveedores"/>
-    <w:p>
-      <w:pPr>
-        <w:pStyle w:val="Heading3"/>
-      </w:pPr>
-      <w:r>
-        <w:t xml:space="preserve">Poder de los proveedores</w:t>
-      </w:r>
-    </w:p>
-    <w:p>
-      <w:pPr>
-        <w:pStyle w:val="FirstParagraph"/>
-      </w:pPr>
-      <w:r>
-        <w:t xml:space="preserve">Acá hay que separar dos cosas bastante distintas.</w:t>
-      </w:r>
-    </w:p>
-    <w:p>
-      <w:pPr>
-        <w:pStyle w:val="BodyText"/>
-      </w:pPr>
-      <w:r>
-        <w:t xml:space="preserve">El film impreso lo compran a un solo proveedor. Cuando ese proveedor falla es un problema, aunque nos dijeron que consiguen reemplazo rápido. El tema es que el arte impreso es específico de la marca, y como el catálogo tiene más de 25 combinaciones de producto y formato, cada cambio de proveedor implica rehacer un montón de artes y cumplir mínimos de compra.</w:t>
-      </w:r>
-    </w:p>
-    <w:p>
-      <w:pPr>
-        <w:pStyle w:val="BodyText"/>
-      </w:pPr>
-      <w:r>
-        <w:t xml:space="preserve">La materia prima a granel y el producto terminado que fraccionan son otra historia: si falta, se frena la producción, pero hay alternativas en el mercado. No es una dependencia real.</w:t>
-      </w:r>
-    </w:p>
-    <w:p>
-      <w:pPr>
-        <w:pStyle w:val="BodyText"/>
-      </w:pPr>
-      <w:r>
-        <w:t xml:space="preserve">En el canvas habíamos puesto el packaging como una dependencia dura. Después de preguntar lo bajamos un poco, porque el reemplazo se consigue. Pero lo esencial queda: hay un solo proveedor para el insumo que lleva la marca impresa.</w:t>
-      </w:r>
-    </w:p>
-    <w:bookmarkEnd w:id="20"/>
-    <w:bookmarkStart w:id="21" w:name="poder-de-los-compradores"/>
-    <w:p>
-      <w:pPr>
-        <w:pStyle w:val="Heading3"/>
-      </w:pPr>
-      <w:r>
-        <w:t xml:space="preserve">Poder de los compradores</w:t>
-      </w:r>
-    </w:p>
-    <w:p>
-      <w:pPr>
-        <w:pStyle w:val="FirstParagraph"/>
-      </w:pPr>
-      <w:r>
-        <w:t xml:space="preserve">Con 57 distribuidores y exclusividad territorial acordada, ninguno tiene poder evidente para imponer condiciones. Y con Aiello la relación es entre dos empresas familiares de tamaño parecido, no un vínculo donde el supermercado manda.</w:t>
-      </w:r>
-    </w:p>
-    <w:p>
-      <w:pPr>
-        <w:pStyle w:val="BodyText"/>
-      </w:pPr>
-      <w:r>
-        <w:t xml:space="preserve">Igual, sin saber cuánto factura cada uno, esto es una presunción razonable más que una conclusión firme. Si resultara que cinco distribuidores explican la mitad de la facturación, esta fuerza cambiaría completamente.</w:t>
-      </w:r>
-    </w:p>
-    <w:bookmarkEnd w:id="21"/>
-    <w:bookmarkStart w:id="22" w:name="amenaza-de-nuevos-entrantes"/>
-    <w:p>
-      <w:pPr>
-        <w:pStyle w:val="Heading3"/>
-      </w:pPr>
-      <w:r>
-        <w:t xml:space="preserve">Amenaza de nuevos entrantes</w:t>
-      </w:r>
-    </w:p>
-    <w:p>
-      <w:pPr>
-        <w:pStyle w:val="FirstParagraph"/>
-      </w:pPr>
-      <w:r>
-        <w:t xml:space="preserve">Baja, y por tres motivos que no tienen nada que ver con tecnología.</w:t>
-      </w:r>
-    </w:p>
-    <w:p>
-      <w:pPr>
-        <w:pStyle w:val="BodyText"/>
-      </w:pPr>
-      <w:r>
-        <w:t xml:space="preserve">Uno, la red de 57 distribuidores en 7 provincias. Armar esa cobertura lleva décadas.</w:t>
-      </w:r>
-    </w:p>
-    <w:p>
-      <w:pPr>
-        <w:pStyle w:val="BodyText"/>
-      </w:pPr>
-      <w:r>
-        <w:t xml:space="preserve">Dos, las habilitaciones RNE y RNPA, que dejan afuera a los informales.</w:t>
-      </w:r>
-    </w:p>
-    <w:p>
-      <w:pPr>
-        <w:pStyle w:val="BodyText"/>
-      </w:pPr>
-      <w:r>
-        <w:t xml:space="preserve">Tres, la capacidad logística, que la propia empresa reconoce como su diferencial.</w:t>
-      </w:r>
-    </w:p>
-    <w:bookmarkEnd w:id="22"/>
-    <w:bookmarkStart w:id="23" w:name="productos-sustitutos"/>
-    <w:p>
-      <w:pPr>
-        <w:pStyle w:val="Heading3"/>
-      </w:pPr>
-      <w:r>
-        <w:t xml:space="preserve">Productos sustitutos</w:t>
-      </w:r>
-    </w:p>
-    <w:p>
-      <w:pPr>
-        <w:pStyle w:val="FirstParagraph"/>
-      </w:pPr>
-      <w:r>
-        <w:t xml:space="preserve">No la pudimos evaluar. Preguntamos qué producto le saca venta al snack en el punto de venta y no supieron decirnos. Lo lógico sería pensar en galletitas, golosinas o marcas propias de supermercado, pero sin nada que lo respalde preferimos no afirmarlo.</w:t>
-      </w:r>
-    </w:p>
-    <w:p>
-      <w:pPr>
-        <w:pStyle w:val="BodyText"/>
-      </w:pPr>
-      <w:r>
-        <w:t xml:space="preserve">Juntando las cinco: el sector es cómodo. Rivalidad entre pares de la zona, compradores repartidos, y barreras de entrada que Dulxelitos superó hace cuarenta años. La única fuerza que realmente les juega en contra es la del proveedor de film. Y esto explica bastante: una empresa puede aguantar 53 años sin sistemas ni mediciones cuando el entorno nunca la obligó a tenerlos.</w:t>
-      </w:r>
-    </w:p>
-    <w:bookmarkEnd w:id="23"/>
-    <w:bookmarkEnd w:id="24"/>
-    <w:bookmarkStart w:id="27" w:name="cadena-de-valor"/>
-    <w:p>
-      <w:pPr>
-        <w:pStyle w:val="Heading2"/>
-      </w:pPr>
-      <w:r>
-        <w:t xml:space="preserve">2.3 Cadena de valor</w:t>
-      </w:r>
-    </w:p>
-    <w:bookmarkStart w:id="25" w:name="actividades-primarias"/>
-    <w:p>
-      <w:pPr>
-        <w:pStyle w:val="Heading3"/>
-      </w:pPr>
-      <w:r>
-        <w:t xml:space="preserve">Actividades primarias</w:t>
+        <w:t xml:space="preserve">Actividades de apoyo</w:t>
       </w:r>
     </w:p>
     <w:tbl>
@@ -1504,242 +1671,6 @@
               <w:pStyle w:val="Compact"/>
             </w:pPr>
             <w:r>
-              <w:t xml:space="preserve">Aporte al margen</w:t>
-            </w:r>
-          </w:p>
-        </w:tc>
-      </w:tr>
-      <w:tr>
-        <w:tc>
-          <w:tcPr/>
-          <w:p>
-            <w:pPr>
-              <w:pStyle w:val="Compact"/>
-            </w:pPr>
-            <w:r>
-              <w:t xml:space="preserve">Logística interna</w:t>
-            </w:r>
-          </w:p>
-        </w:tc>
-        <w:tc>
-          <w:tcPr/>
-          <w:p>
-            <w:pPr>
-              <w:pStyle w:val="Compact"/>
-            </w:pPr>
-            <w:r>
-              <w:t xml:space="preserve">Compras de materia prima, packaging y producto a granel</w:t>
-            </w:r>
-          </w:p>
-        </w:tc>
-        <w:tc>
-          <w:tcPr/>
-          <w:p>
-            <w:pPr>
-              <w:pStyle w:val="Compact"/>
-            </w:pPr>
-            <w:r>
-              <w:t xml:space="preserve">Neutra, condicionada por el proveedor único de film</w:t>
-            </w:r>
-          </w:p>
-        </w:tc>
-      </w:tr>
-      <w:tr>
-        <w:tc>
-          <w:tcPr/>
-          <w:p>
-            <w:pPr>
-              <w:pStyle w:val="Compact"/>
-            </w:pPr>
-            <w:r>
-              <w:t xml:space="preserve">Operaciones</w:t>
-            </w:r>
-          </w:p>
-        </w:tc>
-        <w:tc>
-          <w:tcPr/>
-          <w:p>
-            <w:pPr>
-              <w:pStyle w:val="Compact"/>
-            </w:pPr>
-            <w:r>
-              <w:t xml:space="preserve">Extrusión, freído, saborizado, fraccionamiento y envasado</w:t>
-            </w:r>
-          </w:p>
-        </w:tc>
-        <w:tc>
-          <w:tcPr/>
-          <w:p>
-            <w:pPr>
-              <w:pStyle w:val="Compact"/>
-            </w:pPr>
-            <w:r>
-              <w:t xml:space="preserve">Acá se genera el margen, pero funcionan al límite y lo tapan con horas extras</w:t>
-            </w:r>
-          </w:p>
-        </w:tc>
-      </w:tr>
-      <w:tr>
-        <w:tc>
-          <w:tcPr/>
-          <w:p>
-            <w:pPr>
-              <w:pStyle w:val="Compact"/>
-            </w:pPr>
-            <w:r>
-              <w:t xml:space="preserve">Logística externa</w:t>
-            </w:r>
-          </w:p>
-        </w:tc>
-        <w:tc>
-          <w:tcPr/>
-          <w:p>
-            <w:pPr>
-              <w:pStyle w:val="Compact"/>
-            </w:pPr>
-            <w:r>
-              <w:t xml:space="preserve">Flota propia más transporte tercerizado para llegar a la Patagonia</w:t>
-            </w:r>
-          </w:p>
-        </w:tc>
-        <w:tc>
-          <w:tcPr/>
-          <w:p>
-            <w:pPr>
-              <w:pStyle w:val="Compact"/>
-            </w:pPr>
-            <w:r>
-              <w:t xml:space="preserve">Es su diferencial. Es lo que les permite vender en 7 provincias</w:t>
-            </w:r>
-          </w:p>
-        </w:tc>
-      </w:tr>
-      <w:tr>
-        <w:tc>
-          <w:tcPr/>
-          <w:p>
-            <w:pPr>
-              <w:pStyle w:val="Compact"/>
-            </w:pPr>
-            <w:r>
-              <w:t xml:space="preserve">Marketing y ventas</w:t>
-            </w:r>
-          </w:p>
-        </w:tc>
-        <w:tc>
-          <w:tcPr/>
-          <w:p>
-            <w:pPr>
-              <w:pStyle w:val="Compact"/>
-            </w:pPr>
-            <w:r>
-              <w:t xml:space="preserve">Viajante con zona, WhatsApp, teléfono y contacto directo con Aiello</w:t>
-            </w:r>
-          </w:p>
-        </w:tc>
-        <w:tc>
-          <w:tcPr/>
-          <w:p>
-            <w:pPr>
-              <w:pStyle w:val="Compact"/>
-            </w:pPr>
-            <w:r>
-              <w:t xml:space="preserve">Barato, pero no deja registro que se pueda usar después</w:t>
-            </w:r>
-          </w:p>
-        </w:tc>
-      </w:tr>
-      <w:tr>
-        <w:tc>
-          <w:tcPr/>
-          <w:p>
-            <w:pPr>
-              <w:pStyle w:val="Compact"/>
-            </w:pPr>
-            <w:r>
-              <w:t xml:space="preserve">Servicio</w:t>
-            </w:r>
-          </w:p>
-        </w:tc>
-        <w:tc>
-          <w:tcPr/>
-          <w:p>
-            <w:pPr>
-              <w:pStyle w:val="Compact"/>
-            </w:pPr>
-            <w:r>
-              <w:t xml:space="preserve">Atención de lunes a viernes en horario acotado</w:t>
-            </w:r>
-          </w:p>
-        </w:tc>
-        <w:tc>
-          <w:tcPr/>
-          <w:p>
-            <w:pPr>
-              <w:pStyle w:val="Compact"/>
-            </w:pPr>
-            <w:r>
-              <w:t xml:space="preserve">Punto flojo. Un distribuidor de Comodoro Rivadavia solo puede llamar en esa franja</w:t>
-            </w:r>
-          </w:p>
-        </w:tc>
-      </w:tr>
-    </w:tbl>
-    <w:bookmarkEnd w:id="25"/>
-    <w:bookmarkStart w:id="26" w:name="actividades-de-apoyo"/>
-    <w:p>
-      <w:pPr>
-        <w:pStyle w:val="Heading3"/>
-      </w:pPr>
-      <w:r>
-        <w:t xml:space="preserve">Actividades de apoyo</w:t>
-      </w:r>
-    </w:p>
-    <w:tbl>
-      <w:tblPr>
-        <w:tblStyle w:val="Table"/>
-        <w:tblW w:type="pct" w:w="5000"/>
-        <w:tblLayout w:type="fixed"/>
-        <w:tblLook w:firstRow="1" w:lastRow="0" w:firstColumn="0" w:lastColumn="0" w:noHBand="0" w:noVBand="0" w:val="0020"/>
-      </w:tblPr>
-      <w:tblGrid>
-        <w:gridCol w:w="2640"/>
-        <w:gridCol w:w="2640"/>
-        <w:gridCol w:w="2640"/>
-      </w:tblGrid>
-      <w:tr>
-        <w:trPr>
-          <w:tblHeader w:val="on"/>
-        </w:trPr>
-        <w:tc>
-          <w:tcPr/>
-          <w:p>
-            <w:pPr>
-              <w:pStyle w:val="Compact"/>
-            </w:pPr>
-            <w:r>
-              <w:t xml:space="preserve">Actividad</w:t>
-            </w:r>
-          </w:p>
-        </w:tc>
-        <w:tc>
-          <w:tcPr/>
-          <w:p>
-            <w:pPr>
-              <w:pStyle w:val="Compact"/>
-            </w:pPr>
-            <w:r>
-              <w:t xml:space="preserve">Cómo la hacen</w:t>
-            </w:r>
-          </w:p>
-        </w:tc>
-        <w:tc>
-          <w:tcPr/>
-          <w:p>
-            <w:pPr>
-              <w:pStyle w:val="Compact"/>
-            </w:pPr>
-            <w:r>
               <w:t xml:space="preserve">Efecto</w:t>
             </w:r>
           </w:p>
@@ -2254,149 +2185,13 @@
       </w:r>
     </w:p>
     <w:bookmarkEnd w:id="28"/>
-    <w:bookmarkStart w:id="29" w:name="foda-cruzado"/>
+    <w:bookmarkStart w:id="29" w:name="qué-significa-todo-esto-para-el-negocio"/>
     <w:p>
       <w:pPr>
         <w:pStyle w:val="Heading2"/>
       </w:pPr>
       <w:r>
-        <w:t xml:space="preserve">2.5 FODA cruzado</w:t>
-      </w:r>
-    </w:p>
-    <w:tbl>
-      <w:tblPr>
-        <w:tblStyle w:val="Table"/>
-        <w:tblW w:type="pct" w:w="5000"/>
-        <w:tblLayout w:type="fixed"/>
-        <w:tblLook w:firstRow="1" w:lastRow="0" w:firstColumn="0" w:lastColumn="0" w:noHBand="0" w:noVBand="0" w:val="0020"/>
-      </w:tblPr>
-      <w:tblGrid>
-        <w:gridCol w:w="2640"/>
-        <w:gridCol w:w="2640"/>
-        <w:gridCol w:w="2640"/>
-      </w:tblGrid>
-      <w:tr>
-        <w:trPr>
-          <w:tblHeader w:val="on"/>
-        </w:trPr>
-        <w:tc>
-          <w:tcPr/>
-          <w:p>
-            <w:pPr>
-              <w:pStyle w:val="Compact"/>
-            </w:pPr>
-          </w:p>
-        </w:tc>
-        <w:tc>
-          <w:tcPr/>
-          <w:p>
-            <w:pPr>
-              <w:pStyle w:val="Compact"/>
-            </w:pPr>
-            <w:r>
-              <w:t xml:space="preserve">Oportunidades</w:t>
-            </w:r>
-          </w:p>
-        </w:tc>
-        <w:tc>
-          <w:tcPr/>
-          <w:p>
-            <w:pPr>
-              <w:pStyle w:val="Compact"/>
-            </w:pPr>
-            <w:r>
-              <w:t xml:space="preserve">Amenazas</w:t>
-            </w:r>
-          </w:p>
-        </w:tc>
-      </w:tr>
-      <w:tr>
-        <w:tc>
-          <w:tcPr/>
-          <w:p>
-            <w:pPr>
-              <w:pStyle w:val="Compact"/>
-            </w:pPr>
-            <w:r>
-              <w:rPr>
-                <w:b/>
-                <w:bCs/>
-              </w:rPr>
-              <w:t xml:space="preserve">Fortalezas</w:t>
-            </w:r>
-          </w:p>
-        </w:tc>
-        <w:tc>
-          <w:tcPr/>
-          <w:p>
-            <w:pPr>
-              <w:pStyle w:val="Compact"/>
-            </w:pPr>
-            <w:r>
-              <w:t xml:space="preserve">Crecer por el lado del fraccionamiento y la repostería, que aprovecha la red y la marca sin tocar la planta saturada. Y repetir el modelo Aiello con otras cadenas regionales de tamaño parecido</w:t>
-            </w:r>
-          </w:p>
-        </w:tc>
-        <w:tc>
-          <w:tcPr/>
-          <w:p>
-            <w:pPr>
-              <w:pStyle w:val="Compact"/>
-            </w:pPr>
-            <w:r>
-              <w:t xml:space="preserve">La red y la logística los protegen de la competencia regional, porque es la barrera que un competidor local no copia rápido. Y las habilitaciones frenan a los informales aunque haya inflación</w:t>
-            </w:r>
-          </w:p>
-        </w:tc>
-      </w:tr>
-      <w:tr>
-        <w:tc>
-          <w:tcPr/>
-          <w:p>
-            <w:pPr>
-              <w:pStyle w:val="Compact"/>
-            </w:pPr>
-            <w:r>
-              <w:rPr>
-                <w:b/>
-                <w:bCs/>
-              </w:rPr>
-              <w:t xml:space="preserve">Debilidades</w:t>
-            </w:r>
-          </w:p>
-        </w:tc>
-        <w:tc>
-          <w:tcPr/>
-          <w:p>
-            <w:pPr>
-              <w:pStyle w:val="Compact"/>
-            </w:pPr>
-            <w:r>
-              <w:t xml:space="preserve">Encender la tienda que ya está hecha, pero como canal de autogestión para distribuidores: que puedan consultar stock y cargar pedidos sin depender del teléfono en horario de oficina. Y aprovechar las ganas de capacitarse para meterlas en costos y en el uso del sistema</w:t>
-            </w:r>
-          </w:p>
-        </w:tc>
-        <w:tc>
-          <w:tcPr/>
-          <w:p>
-            <w:pPr>
-              <w:pStyle w:val="Compact"/>
-            </w:pPr>
-            <w:r>
-              <w:t xml:space="preserve">Armar un costeo por producto antes de tomar cualquier decisión de precio, porque si no la inflación les come el margen sin que se den cuenta. Medir la cartera para detectar las bajas a tiempo. Y resolver la capacidad de planta en vez de seguir absorbiéndola con horas extras</w:t>
-            </w:r>
-          </w:p>
-        </w:tc>
-      </w:tr>
-    </w:tbl>
-    <w:bookmarkEnd w:id="29"/>
-    <w:bookmarkStart w:id="30" w:name="qué-significa-todo-esto-para-el-negocio"/>
-    <w:p>
-      <w:pPr>
-        <w:pStyle w:val="Heading2"/>
-      </w:pPr>
-      <w:r>
-        <w:t xml:space="preserve">2.6 Qué significa todo esto para el negocio</w:t>
+        <w:t xml:space="preserve">2.5 Qué significa todo esto para el negocio</w:t>
       </w:r>
     </w:p>
     <w:p>
@@ -2560,9 +2355,9 @@
         </w:pict>
       </w:r>
     </w:p>
+    <w:bookmarkEnd w:id="29"/>
     <w:bookmarkEnd w:id="30"/>
-    <w:bookmarkEnd w:id="31"/>
-    <w:bookmarkStart w:id="47" w:name="modelo-de-negocio-actual"/>
+    <w:bookmarkStart w:id="46" w:name="modelo-de-negocio-actual"/>
     <w:p>
       <w:pPr>
         <w:pStyle w:val="Heading1"/>
@@ -2571,7 +2366,7 @@
         <w:t xml:space="preserve">3. Modelo de negocio actual</w:t>
       </w:r>
     </w:p>
-    <w:bookmarkStart w:id="41" w:name="los-nueve-bloques-del-canvas"/>
+    <w:bookmarkStart w:id="40" w:name="los-nueve-bloques-del-canvas"/>
     <w:p>
       <w:pPr>
         <w:pStyle w:val="Heading2"/>
@@ -2580,7 +2375,7 @@
         <w:t xml:space="preserve">3.1 Los nueve bloques del canvas</w:t>
       </w:r>
     </w:p>
-    <w:bookmarkStart w:id="32" w:name="segmentos-de-clientes"/>
+    <w:bookmarkStart w:id="31" w:name="segmentos-de-clientes"/>
     <w:p>
       <w:pPr>
         <w:pStyle w:val="Heading3"/>
@@ -3006,8 +2801,8 @@
         <w:t xml:space="preserve">Lo que no pudimos saber es cuánto factura cada distribuidor. Con 57 clientes no sabemos si está bien repartido o si unos pocos concentran el volumen. Lo preguntamos y el dato no existe: la empresa no mide la concentración de su propia cartera. Esa ausencia ya es un hallazgo y la retomamos en la sección 5.</w:t>
       </w:r>
     </w:p>
-    <w:bookmarkEnd w:id="32"/>
-    <w:bookmarkStart w:id="33" w:name="propuesta-de-valor"/>
+    <w:bookmarkEnd w:id="31"/>
+    <w:bookmarkStart w:id="32" w:name="propuesta-de-valor"/>
     <w:p>
       <w:pPr>
         <w:pStyle w:val="Heading3"/>
@@ -3700,8 +3495,8 @@
         <w:t xml:space="preserve">Mirándolo con lo que vimos en clase, la propuesta es de liderazgo en costos, no de diferenciación. Compiten por precio y por servicio al canal, no por atributos del producto que el consumidor perciba.</w:t>
       </w:r>
     </w:p>
-    <w:bookmarkEnd w:id="33"/>
-    <w:bookmarkStart w:id="34" w:name="canales"/>
+    <w:bookmarkEnd w:id="32"/>
+    <w:bookmarkStart w:id="33" w:name="canales"/>
     <w:p>
       <w:pPr>
         <w:pStyle w:val="Heading3"/>
@@ -3818,8 +3613,8 @@
         <w:t xml:space="preserve">El pie de la página dice 2020 como último año de actualización. Al principio pensamos que la infraestructura había quedado a medio hacer, pero cuando fuimos a mirar bien resultó que está terminada y el catálogo cargado. Lo que falta es la decisión de usarla, que además es coherente con venderle solo a mayoristas. O sea que es capacidad que ya se pagó y está apagada.</w:t>
       </w:r>
     </w:p>
-    <w:bookmarkEnd w:id="34"/>
-    <w:bookmarkStart w:id="35" w:name="relación-con-clientes"/>
+    <w:bookmarkEnd w:id="33"/>
+    <w:bookmarkStart w:id="34" w:name="relación-con-clientes"/>
     <w:p>
       <w:pPr>
         <w:pStyle w:val="Heading3"/>
@@ -3944,8 +3739,8 @@
         <w:t xml:space="preserve">de Sierra Grande con la misma dirección. Si la lista que la empresa publica hacia afuera tiene errores, es razonable suponer que el registro interno tampoco está prolijo.</w:t>
       </w:r>
     </w:p>
-    <w:bookmarkEnd w:id="35"/>
-    <w:bookmarkStart w:id="36" w:name="fuentes-de-ingreso"/>
+    <w:bookmarkEnd w:id="34"/>
+    <w:bookmarkStart w:id="35" w:name="fuentes-de-ingreso"/>
     <w:p>
       <w:pPr>
         <w:pStyle w:val="Heading3"/>
@@ -4026,8 +3821,8 @@
         <w:t xml:space="preserve">La demanda es pareja durante todo el año, sin temporada marcada, lo que tiene sentido para un producto de consumo diario y con una cobertura geográfica amplia que compensa las estacionalidades de cada zona.</w:t>
       </w:r>
     </w:p>
-    <w:bookmarkEnd w:id="36"/>
-    <w:bookmarkStart w:id="37" w:name="recursos-clave"/>
+    <w:bookmarkEnd w:id="35"/>
+    <w:bookmarkStart w:id="36" w:name="recursos-clave"/>
     <w:p>
       <w:pPr>
         <w:pStyle w:val="Heading3"/>
@@ -4199,8 +3994,8 @@
         <w:t xml:space="preserve">Es lo que les permite mover mercadería entre provincias y entrar a un supermercado, y es una barrera real frente a competidores informales.</w:t>
       </w:r>
     </w:p>
-    <w:bookmarkEnd w:id="37"/>
-    <w:bookmarkStart w:id="38" w:name="actividades-clave"/>
+    <w:bookmarkEnd w:id="36"/>
+    <w:bookmarkStart w:id="37" w:name="actividades-clave"/>
     <w:p>
       <w:pPr>
         <w:pStyle w:val="Heading3"/>
@@ -4305,8 +4100,8 @@
         <w:t xml:space="preserve">Administración, facturación y cobranza, repartidas entre planillas y un sistema de gestión que no se hablan entre sí.</w:t>
       </w:r>
     </w:p>
-    <w:bookmarkEnd w:id="38"/>
-    <w:bookmarkStart w:id="39" w:name="socios-clave"/>
+    <w:bookmarkEnd w:id="37"/>
+    <w:bookmarkStart w:id="38" w:name="socios-clave"/>
     <w:p>
       <w:pPr>
         <w:pStyle w:val="Heading3"/>
@@ -4469,8 +4264,8 @@
         <w:t xml:space="preserve">y el de la página web (Productus).</w:t>
       </w:r>
     </w:p>
-    <w:bookmarkEnd w:id="39"/>
-    <w:bookmarkStart w:id="40" w:name="estructura-de-costos"/>
+    <w:bookmarkEnd w:id="38"/>
+    <w:bookmarkStart w:id="39" w:name="estructura-de-costos"/>
     <w:p>
       <w:pPr>
         <w:pStyle w:val="Heading3"/>
@@ -4619,9 +4414,9 @@
         <w:t xml:space="preserve">Y acá está el problema de fondo: ningún componente de costo está asignado con precisión a cada producto. El costeo por producto existe en una planilla, pero la empresa reconoce que es impreciso y que tiene errores. O sea que fijan precio sobre una base que saben equivocada, en un modelo cuya única ventaja declarada es justamente el precio.</w:t>
       </w:r>
     </w:p>
+    <w:bookmarkEnd w:id="39"/>
     <w:bookmarkEnd w:id="40"/>
-    <w:bookmarkEnd w:id="41"/>
-    <w:bookmarkStart w:id="42" w:name="síntesis-del-canvas"/>
+    <w:bookmarkStart w:id="41" w:name="síntesis-del-canvas"/>
     <w:p>
       <w:pPr>
         <w:pStyle w:val="Heading2"/>
@@ -4756,59 +4551,59 @@
         <w:t xml:space="preserve">El sitio tiene e-commerce con el catálogo cargado desde 2020, pero sin medio de pago ni operación. No es una obra a medio terminar: es capacidad instalada que decidieron no usar, y por eso es la oportunidad más barata que tienen.</w:t>
       </w:r>
     </w:p>
+    <w:bookmarkEnd w:id="41"/>
+    <w:bookmarkStart w:id="42" w:name="lógica-de-valor"/>
+    <w:p>
+      <w:pPr>
+        <w:pStyle w:val="Heading2"/>
+      </w:pPr>
+      <w:r>
+        <w:t xml:space="preserve">3.3 Lógica de valor</w:t>
+      </w:r>
+    </w:p>
+    <w:p>
+      <w:pPr>
+        <w:pStyle w:val="FirstParagraph"/>
+      </w:pPr>
+      <w:r>
+        <w:t xml:space="preserve">Dulxelitos no le vende snacks al que se los come: le vende rentabilidad al que los revende.</w:t>
+      </w:r>
+    </w:p>
+    <w:p>
+      <w:pPr>
+        <w:pStyle w:val="BodyText"/>
+      </w:pPr>
+      <w:r>
+        <w:t xml:space="preserve">El mecanismo es un modelo industrial de volumen con venta indirecta. Producen y fraccionan barato, y colocan todo a través de 57 distribuidores que ponen el capital de trabajo y conocen el territorio de cada provincia. A cambio, el distribuidor se lleva margen, variedad en un solo proveedor y una logística que le llega hasta la puerta.</w:t>
+      </w:r>
+    </w:p>
+    <w:p>
+      <w:pPr>
+        <w:pStyle w:val="BodyText"/>
+      </w:pPr>
+      <w:r>
+        <w:t xml:space="preserve">La ventaja competitiva es liderazgo en costos, no diferenciación. El producto no compite por atributos que el consumidor perciba, porque no hay publicidad ni posicionamiento de marca hacia el público. Compite por precio y por servicio al canal. Y esto lo pudimos confirmar desde el otro lado del mostrador: cuando preguntamos por qué un distribuidor los elige, la respuesta fue</w:t>
+      </w:r>
+      <w:r>
+        <w:t xml:space="preserve"> </w:t>
+      </w:r>
+      <w:r>
+        <w:t xml:space="preserve">“compromiso y precio”</w:t>
+      </w:r>
+      <w:r>
+        <w:t xml:space="preserve">.</w:t>
+      </w:r>
+    </w:p>
+    <w:p>
+      <w:pPr>
+        <w:pStyle w:val="BodyText"/>
+      </w:pPr>
+      <w:r>
+        <w:t xml:space="preserve">El modelo es bastante coherente. Todo el canvas apunta para el mismo lado: la flota propia, el catálogo amplio, los formatos de 1 y 2 Kg, la exclusividad territorial y hasta no tener venta minorista son decisiones que encajan con venderle rentabilidad a un mayorista.</w:t>
+      </w:r>
+    </w:p>
     <w:bookmarkEnd w:id="42"/>
-    <w:bookmarkStart w:id="43" w:name="lógica-de-valor"/>
-    <w:p>
-      <w:pPr>
-        <w:pStyle w:val="Heading2"/>
-      </w:pPr>
-      <w:r>
-        <w:t xml:space="preserve">3.3 Lógica de valor</w:t>
-      </w:r>
-    </w:p>
-    <w:p>
-      <w:pPr>
-        <w:pStyle w:val="FirstParagraph"/>
-      </w:pPr>
-      <w:r>
-        <w:t xml:space="preserve">Dulxelitos no le vende snacks al que se los come: le vende rentabilidad al que los revende.</w:t>
-      </w:r>
-    </w:p>
-    <w:p>
-      <w:pPr>
-        <w:pStyle w:val="BodyText"/>
-      </w:pPr>
-      <w:r>
-        <w:t xml:space="preserve">El mecanismo es un modelo industrial de volumen con venta indirecta. Producen y fraccionan barato, y colocan todo a través de 57 distribuidores que ponen el capital de trabajo y conocen el territorio de cada provincia. A cambio, el distribuidor se lleva margen, variedad en un solo proveedor y una logística que le llega hasta la puerta.</w:t>
-      </w:r>
-    </w:p>
-    <w:p>
-      <w:pPr>
-        <w:pStyle w:val="BodyText"/>
-      </w:pPr>
-      <w:r>
-        <w:t xml:space="preserve">La ventaja competitiva es liderazgo en costos, no diferenciación. El producto no compite por atributos que el consumidor perciba, porque no hay publicidad ni posicionamiento de marca hacia el público. Compite por precio y por servicio al canal. Y esto lo pudimos confirmar desde el otro lado del mostrador: cuando preguntamos por qué un distribuidor los elige, la respuesta fue</w:t>
-      </w:r>
-      <w:r>
-        <w:t xml:space="preserve"> </w:t>
-      </w:r>
-      <w:r>
-        <w:t xml:space="preserve">“compromiso y precio”</w:t>
-      </w:r>
-      <w:r>
-        <w:t xml:space="preserve">.</w:t>
-      </w:r>
-    </w:p>
-    <w:p>
-      <w:pPr>
-        <w:pStyle w:val="BodyText"/>
-      </w:pPr>
-      <w:r>
-        <w:t xml:space="preserve">El modelo es bastante coherente. Todo el canvas apunta para el mismo lado: la flota propia, el catálogo amplio, los formatos de 1 y 2 Kg, la exclusividad territorial y hasta no tener venta minorista son decisiones que encajan con venderle rentabilidad a un mayorista.</w:t>
-      </w:r>
-    </w:p>
-    <w:bookmarkEnd w:id="43"/>
-    <w:bookmarkStart w:id="44" w:name="explotación-y-exploración"/>
+    <w:bookmarkStart w:id="43" w:name="explotación-y-exploración"/>
     <w:p>
       <w:pPr>
         <w:pStyle w:val="Heading2"/>
@@ -5028,66 +4823,66 @@
         <w:t xml:space="preserve">Sobre la tienda online vale una aclaración. Es la única inversión de exploración con plata real que encontramos: se hizo en 2020 y quedó apagada. Al principio la leímos como una obra a medio terminar, pero cuando chequeamos bien resultó que el catálogo está cargado y la tienda funciona a nivel técnico. Lo que falta es la decisión de usarla. El hallazgo cambia de sentido y para nosotros mejora: no es que no pudieron terminarla, es que construyeron una capacidad y no la activaron. Que es la oportunidad más barata que tienen, porque la inversión ya está hecha.</w:t>
       </w:r>
     </w:p>
+    <w:bookmarkEnd w:id="43"/>
+    <w:bookmarkStart w:id="44" w:name="debilidades-y-dependencias"/>
+    <w:p>
+      <w:pPr>
+        <w:pStyle w:val="Heading2"/>
+      </w:pPr>
+      <w:r>
+        <w:t xml:space="preserve">3.5 Debilidades y dependencias</w:t>
+      </w:r>
+    </w:p>
+    <w:p>
+      <w:pPr>
+        <w:pStyle w:val="FirstParagraph"/>
+      </w:pPr>
+      <w:r>
+        <w:t xml:space="preserve">Del canvas salen cuatro puntos donde la operación depende de algo que no controlan o que no conocen.</w:t>
+      </w:r>
+    </w:p>
+    <w:p>
+      <w:pPr>
+        <w:pStyle w:val="BodyText"/>
+      </w:pPr>
+      <w:r>
+        <w:t xml:space="preserve">Primero, el proveedor único de film impreso. El insumo que lleva la marca tiene un solo origen. El reemplazo se consigue rápido, pero el punto único de falla está.</w:t>
+      </w:r>
+    </w:p>
+    <w:p>
+      <w:pPr>
+        <w:pStyle w:val="BodyText"/>
+      </w:pPr>
+      <w:r>
+        <w:t xml:space="preserve">Segundo, la producción como cuello de botella. La planta está al límite desde hace tiempo y la restricción se absorbe con horas extras, no agrandando capacidad. Si la demanda salta, margen no hay.</w:t>
+      </w:r>
+    </w:p>
+    <w:p>
+      <w:pPr>
+        <w:pStyle w:val="BodyText"/>
+      </w:pPr>
+      <w:r>
+        <w:t xml:space="preserve">Tercero, los costos que no se conocen. El costeo por producto vive en planillas que la propia empresa reconoce imprecisas. Es la dependencia más jodida de todas porque afecta justo a la única ventaja que tienen.</w:t>
+      </w:r>
+    </w:p>
+    <w:p>
+      <w:pPr>
+        <w:pStyle w:val="BodyText"/>
+      </w:pPr>
+      <w:r>
+        <w:t xml:space="preserve">Cuarto, que el activo más valioso es el peor administrado. La red de 57 distribuidores no tiene CRM, no se mide cuánto factura cada uno y la lista que publican hacia afuera tiene duplicados. Se sostiene por costumbre y trato directo.</w:t>
+      </w:r>
+    </w:p>
+    <w:p>
+      <w:pPr>
+        <w:pStyle w:val="BodyText"/>
+      </w:pPr>
+      <w:r>
+        <w:t xml:space="preserve">Sobre este último punto tuvimos que corregirnos. En el canvas habíamos puesto el conocimiento concentrado en los dueños como una dependencia crítica, sin matices. Después preguntamos qué pasaría si faltara un dueño durante un mes y nos dijeron que no se frena nada porque están los hijos. Así que la dependencia no desaparece, se corre de lugar: lo que está cubierto es la operación, lo que sigue en una sola cabeza es la decisión estratégica. Menos urgente, pero igual de real.</w:t>
+      </w:r>
+    </w:p>
     <w:bookmarkEnd w:id="44"/>
-    <w:bookmarkStart w:id="45" w:name="debilidades-y-dependencias"/>
-    <w:p>
-      <w:pPr>
-        <w:pStyle w:val="Heading2"/>
-      </w:pPr>
-      <w:r>
-        <w:t xml:space="preserve">3.5 Debilidades y dependencias</w:t>
-      </w:r>
-    </w:p>
-    <w:p>
-      <w:pPr>
-        <w:pStyle w:val="FirstParagraph"/>
-      </w:pPr>
-      <w:r>
-        <w:t xml:space="preserve">Del canvas salen cuatro puntos donde la operación depende de algo que no controlan o que no conocen.</w:t>
-      </w:r>
-    </w:p>
-    <w:p>
-      <w:pPr>
-        <w:pStyle w:val="BodyText"/>
-      </w:pPr>
-      <w:r>
-        <w:t xml:space="preserve">Primero, el proveedor único de film impreso. El insumo que lleva la marca tiene un solo origen. El reemplazo se consigue rápido, pero el punto único de falla está.</w:t>
-      </w:r>
-    </w:p>
-    <w:p>
-      <w:pPr>
-        <w:pStyle w:val="BodyText"/>
-      </w:pPr>
-      <w:r>
-        <w:t xml:space="preserve">Segundo, la producción como cuello de botella. La planta está al límite desde hace tiempo y la restricción se absorbe con horas extras, no agrandando capacidad. Si la demanda salta, margen no hay.</w:t>
-      </w:r>
-    </w:p>
-    <w:p>
-      <w:pPr>
-        <w:pStyle w:val="BodyText"/>
-      </w:pPr>
-      <w:r>
-        <w:t xml:space="preserve">Tercero, los costos que no se conocen. El costeo por producto vive en planillas que la propia empresa reconoce imprecisas. Es la dependencia más jodida de todas porque afecta justo a la única ventaja que tienen.</w:t>
-      </w:r>
-    </w:p>
-    <w:p>
-      <w:pPr>
-        <w:pStyle w:val="BodyText"/>
-      </w:pPr>
-      <w:r>
-        <w:t xml:space="preserve">Cuarto, que el activo más valioso es el peor administrado. La red de 57 distribuidores no tiene CRM, no se mide cuánto factura cada uno y la lista que publican hacia afuera tiene duplicados. Se sostiene por costumbre y trato directo.</w:t>
-      </w:r>
-    </w:p>
-    <w:p>
-      <w:pPr>
-        <w:pStyle w:val="BodyText"/>
-      </w:pPr>
-      <w:r>
-        <w:t xml:space="preserve">Sobre este último punto tuvimos que corregirnos. En el canvas habíamos puesto el conocimiento concentrado en los dueños como una dependencia crítica, sin matices. Después preguntamos qué pasaría si faltara un dueño durante un mes y nos dijeron que no se frena nada porque están los hijos. Así que la dependencia no desaparece, se corre de lugar: lo que está cubierto es la operación, lo que sigue en una sola cabeza es la decisión estratégica. Menos urgente, pero igual de real.</w:t>
-      </w:r>
-    </w:p>
-    <w:bookmarkEnd w:id="45"/>
-    <w:bookmarkStart w:id="46" w:name="tensiones-del-modelo"/>
+    <w:bookmarkStart w:id="45" w:name="tensiones-del-modelo"/>
     <w:p>
       <w:pPr>
         <w:pStyle w:val="Heading2"/>
@@ -5191,24 +4986,75 @@
         </w:pict>
       </w:r>
     </w:p>
+    <w:bookmarkEnd w:id="45"/>
     <w:bookmarkEnd w:id="46"/>
+    <w:bookmarkStart w:id="55" w:name="propuesta-de-valor-actual"/>
+    <w:p>
+      <w:pPr>
+        <w:pStyle w:val="Heading1"/>
+      </w:pPr>
+      <w:r>
+        <w:t xml:space="preserve">4. Propuesta de valor actual</w:t>
+      </w:r>
+    </w:p>
+    <w:bookmarkStart w:id="47" w:name="qué-segmento-elegimos"/>
+    <w:p>
+      <w:pPr>
+        <w:pStyle w:val="Heading2"/>
+      </w:pPr>
+      <w:r>
+        <w:t xml:space="preserve">4.1 Qué segmento elegimos</w:t>
+      </w:r>
+    </w:p>
+    <w:p>
+      <w:pPr>
+        <w:pStyle w:val="FirstParagraph"/>
+      </w:pPr>
+      <w:r>
+        <w:t xml:space="preserve">Elegimos al distribuidor mayorista, mirando sobre todo al patagónico.</w:t>
+      </w:r>
+    </w:p>
+    <w:p>
+      <w:pPr>
+        <w:pStyle w:val="BodyText"/>
+      </w:pPr>
+      <w:r>
+        <w:t xml:space="preserve">Los motivos: es el núcleo del modelo, porque la empresa le vende solo al canal. Es donde está el volumen, con 35 de los 57 distribuidores en la Patagonia. Es donde el servicio más se tensiona, por la distancia, el costo de flete y el horario acotado de atención. Y tiene tamaño suficiente para armar un canvas, cosa que con un solo cliente no pasa.</w:t>
+      </w:r>
+    </w:p>
+    <w:p>
+      <w:pPr>
+        <w:pStyle w:val="BodyText"/>
+      </w:pPr>
+      <w:r>
+        <w:t xml:space="preserve">Descartamos a Aiello. Es el único cliente directo y con contrato, pero es uno solo, y un VPC armado sobre un único cliente no sirve para generalizar nada.</w:t>
+      </w:r>
+    </w:p>
+    <w:p>
+      <w:pPr>
+        <w:pStyle w:val="BodyText"/>
+      </w:pPr>
+      <w:r>
+        <w:t xml:space="preserve">Tenemos que aclarar algo: la justificación del segmento es geográfica, no económica. Preguntamos qué porcentaje de la facturación explican los cinco distribuidores más grandes y la empresa no tiene el dato. Si esa concentración fuera alta y estuviera fuera de la Patagonia, habría que revisar la elección. Lo decimos en vez de estimarlo.</w:t>
+      </w:r>
+    </w:p>
     <w:bookmarkEnd w:id="47"/>
-    <w:bookmarkStart w:id="56" w:name="propuesta-de-valor-actual"/>
-    <w:p>
-      <w:pPr>
-        <w:pStyle w:val="Heading1"/>
-      </w:pPr>
-      <w:r>
-        <w:t xml:space="preserve">4. Propuesta de valor actual</w:t>
-      </w:r>
-    </w:p>
-    <w:bookmarkStart w:id="48" w:name="qué-segmento-elegimos"/>
+    <w:bookmarkStart w:id="51" w:name="perfil-del-cliente"/>
     <w:p>
       <w:pPr>
         <w:pStyle w:val="Heading2"/>
       </w:pPr>
       <w:r>
-        <w:t xml:space="preserve">4.1 Qué segmento elegimos</w:t>
+        <w:t xml:space="preserve">4.2 Perfil del cliente</w:t>
+      </w:r>
+    </w:p>
+    <w:bookmarkStart w:id="48" w:name="qué-intenta-hacer-el-distribuidor"/>
+    <w:p>
+      <w:pPr>
+        <w:pStyle w:val="Heading3"/>
+      </w:pPr>
+      <w:r>
+        <w:t xml:space="preserve">Qué intenta hacer el distribuidor</w:t>
       </w:r>
     </w:p>
     <w:p>
@@ -5216,7 +5062,7 @@
         <w:pStyle w:val="FirstParagraph"/>
       </w:pPr>
       <w:r>
-        <w:t xml:space="preserve">Elegimos al distribuidor mayorista, mirando sobre todo al patagónico.</w:t>
+        <w:t xml:space="preserve">Lo funcional: revender con margen, tener el producto cuando el minorista se lo pide, armar un surtido amplio sin tener que comprarle a cinco proveedores distintos, y fraccionar los formatos de 1 y 2 Kg para sacar margen extra.</w:t>
       </w:r>
     </w:p>
     <w:p>
@@ -5224,7 +5070,7 @@
         <w:pStyle w:val="BodyText"/>
       </w:pPr>
       <w:r>
-        <w:t xml:space="preserve">Los motivos: es el núcleo del modelo, porque la empresa le vende solo al canal. Es donde está el volumen, con 35 de los 57 distribuidores en la Patagonia. Es donde el servicio más se tensiona, por la distancia, el costo de flete y el horario acotado de atención. Y tiene tamaño suficiente para armar un canvas, cosa que con un solo cliente no pasa.</w:t>
+        <w:t xml:space="preserve">Lo financiero: mantener el capital de trabajo con plazos que le cierren la caja, que hoy son cuenta corriente a 30 días y cheques diferidos.</w:t>
       </w:r>
     </w:p>
     <w:p>
@@ -5232,62 +5078,11 @@
         <w:pStyle w:val="BodyText"/>
       </w:pPr>
       <w:r>
-        <w:t xml:space="preserve">Descartamos a Aiello. Es el único cliente directo y con contrato, pero es uno solo, y un VPC armado sobre un único cliente no sirve para generalizar nada.</w:t>
-      </w:r>
-    </w:p>
-    <w:p>
-      <w:pPr>
-        <w:pStyle w:val="BodyText"/>
-      </w:pPr>
-      <w:r>
-        <w:t xml:space="preserve">Tenemos que aclarar algo: la justificación del segmento es geográfica, no económica. Preguntamos qué porcentaje de la facturación explican los cinco distribuidores más grandes y la empresa no tiene el dato. Si esa concentración fuera alta y estuviera fuera de la Patagonia, habría que revisar la elección. Lo decimos en vez de estimarlo.</w:t>
+        <w:t xml:space="preserve">Y lo de rol: ser el proveedor confiable de sus propios clientes en su territorio exclusivo.</w:t>
       </w:r>
     </w:p>
     <w:bookmarkEnd w:id="48"/>
-    <w:bookmarkStart w:id="52" w:name="perfil-del-cliente"/>
-    <w:p>
-      <w:pPr>
-        <w:pStyle w:val="Heading2"/>
-      </w:pPr>
-      <w:r>
-        <w:t xml:space="preserve">4.2 Perfil del cliente</w:t>
-      </w:r>
-    </w:p>
-    <w:bookmarkStart w:id="49" w:name="qué-intenta-hacer-el-distribuidor"/>
-    <w:p>
-      <w:pPr>
-        <w:pStyle w:val="Heading3"/>
-      </w:pPr>
-      <w:r>
-        <w:t xml:space="preserve">Qué intenta hacer el distribuidor</w:t>
-      </w:r>
-    </w:p>
-    <w:p>
-      <w:pPr>
-        <w:pStyle w:val="FirstParagraph"/>
-      </w:pPr>
-      <w:r>
-        <w:t xml:space="preserve">Lo funcional: revender con margen, tener el producto cuando el minorista se lo pide, armar un surtido amplio sin tener que comprarle a cinco proveedores distintos, y fraccionar los formatos de 1 y 2 Kg para sacar margen extra.</w:t>
-      </w:r>
-    </w:p>
-    <w:p>
-      <w:pPr>
-        <w:pStyle w:val="BodyText"/>
-      </w:pPr>
-      <w:r>
-        <w:t xml:space="preserve">Lo financiero: mantener el capital de trabajo con plazos que le cierren la caja, que hoy son cuenta corriente a 30 días y cheques diferidos.</w:t>
-      </w:r>
-    </w:p>
-    <w:p>
-      <w:pPr>
-        <w:pStyle w:val="BodyText"/>
-      </w:pPr>
-      <w:r>
-        <w:t xml:space="preserve">Y lo de rol: ser el proveedor confiable de sus propios clientes en su territorio exclusivo.</w:t>
-      </w:r>
-    </w:p>
-    <w:bookmarkEnd w:id="49"/>
-    <w:bookmarkStart w:id="50" w:name="qué-le-molesta"/>
+    <w:bookmarkStart w:id="49" w:name="qué-le-molesta"/>
     <w:p>
       <w:pPr>
         <w:pStyle w:val="Heading3"/>
@@ -5511,51 +5306,51 @@
         </w:tc>
       </w:tr>
     </w:tbl>
+    <w:bookmarkEnd w:id="49"/>
+    <w:bookmarkStart w:id="50" w:name="qué-espera-y-valora"/>
+    <w:p>
+      <w:pPr>
+        <w:pStyle w:val="Heading3"/>
+      </w:pPr>
+      <w:r>
+        <w:t xml:space="preserve">Qué espera y valora</w:t>
+      </w:r>
+    </w:p>
+    <w:p>
+      <w:pPr>
+        <w:pStyle w:val="FirstParagraph"/>
+      </w:pPr>
+      <w:r>
+        <w:t xml:space="preserve">Compromiso y precio, que son las palabras con las que el propio canal explica por qué los elige.</w:t>
+      </w:r>
+    </w:p>
+    <w:p>
+      <w:pPr>
+        <w:pStyle w:val="BodyText"/>
+      </w:pPr>
+      <w:r>
+        <w:t xml:space="preserve">Que la entrega sea previsible: un pedido llega a un cliente patagónico en no más de una semana, sobre 1.000 o 1.500 km.</w:t>
+      </w:r>
+    </w:p>
+    <w:p>
+      <w:pPr>
+        <w:pStyle w:val="BodyText"/>
+      </w:pPr>
+      <w:r>
+        <w:t xml:space="preserve">Que le avisen cuando falta algo. Y esto nos pareció importante: cuando falta un producto la empresa avisa, y si el distribuidor pregunta se le dice. Nunca le mandan algo que no pidió ni le hacen creer que hay stock cuando no hay.</w:t>
+      </w:r>
+    </w:p>
+    <w:p>
+      <w:pPr>
+        <w:pStyle w:val="BodyText"/>
+      </w:pPr>
+      <w:r>
+        <w:t xml:space="preserve">También la exclusividad territorial, que le garantiza no competir contra otro distribuidor de la misma marca, y el catálogo amplio en un solo proveedor.</w:t>
+      </w:r>
+    </w:p>
     <w:bookmarkEnd w:id="50"/>
-    <w:bookmarkStart w:id="51" w:name="qué-espera-y-valora"/>
-    <w:p>
-      <w:pPr>
-        <w:pStyle w:val="Heading3"/>
-      </w:pPr>
-      <w:r>
-        <w:t xml:space="preserve">Qué espera y valora</w:t>
-      </w:r>
-    </w:p>
-    <w:p>
-      <w:pPr>
-        <w:pStyle w:val="FirstParagraph"/>
-      </w:pPr>
-      <w:r>
-        <w:t xml:space="preserve">Compromiso y precio, que son las palabras con las que el propio canal explica por qué los elige.</w:t>
-      </w:r>
-    </w:p>
-    <w:p>
-      <w:pPr>
-        <w:pStyle w:val="BodyText"/>
-      </w:pPr>
-      <w:r>
-        <w:t xml:space="preserve">Que la entrega sea previsible: un pedido llega a un cliente patagónico en no más de una semana, sobre 1.000 o 1.500 km.</w:t>
-      </w:r>
-    </w:p>
-    <w:p>
-      <w:pPr>
-        <w:pStyle w:val="BodyText"/>
-      </w:pPr>
-      <w:r>
-        <w:t xml:space="preserve">Que le avisen cuando falta algo. Y esto nos pareció importante: cuando falta un producto la empresa avisa, y si el distribuidor pregunta se le dice. Nunca le mandan algo que no pidió ni le hacen creer que hay stock cuando no hay.</w:t>
-      </w:r>
-    </w:p>
-    <w:p>
-      <w:pPr>
-        <w:pStyle w:val="BodyText"/>
-      </w:pPr>
-      <w:r>
-        <w:t xml:space="preserve">También la exclusividad territorial, que le garantiza no competir contra otro distribuidor de la misma marca, y el catálogo amplio en un solo proveedor.</w:t>
-      </w:r>
-    </w:p>
     <w:bookmarkEnd w:id="51"/>
-    <w:bookmarkEnd w:id="52"/>
-    <w:bookmarkStart w:id="53" w:name="qué-ofrece-hoy-la-empresa"/>
+    <w:bookmarkStart w:id="52" w:name="qué-ofrece-hoy-la-empresa"/>
     <w:p>
       <w:pPr>
         <w:pStyle w:val="Heading2"/>
@@ -5779,8 +5574,8 @@
         <w:t xml:space="preserve">Y del lado de lo que el cliente valora, sí responden bien: precio competitivo por control de costos, logística que llega a 7 provincias, exclusividad territorial, variedad de catálogo, formatos que le dan margen extra al minorista, y 53 años de marca que el canal reconoce.</w:t>
       </w:r>
     </w:p>
-    <w:bookmarkEnd w:id="53"/>
-    <w:bookmarkStart w:id="55" w:name="encaje-y-brecha"/>
+    <w:bookmarkEnd w:id="52"/>
+    <w:bookmarkStart w:id="54" w:name="encaje-y-brecha"/>
     <w:p>
       <w:pPr>
         <w:pStyle w:val="Heading2"/>
@@ -5821,7 +5616,7 @@
         <w:t xml:space="preserve">Esto nos reordenó el diagnóstico de todo el trabajo. Los problemas de Dulxelitos no están en la relación con el canal, están puertas adentro. Una empresa puede tener clientes conformes y al mismo tiempo no saber cuánto gana con cada uno, no poder producir más de lo que produce y no enterarse cuando uno se va. Que es más o menos el caso.</w:t>
       </w:r>
     </w:p>
-    <w:bookmarkStart w:id="54" w:name="la-brecha-que-sí-hay"/>
+    <w:bookmarkStart w:id="53" w:name="la-brecha-que-sí-hay"/>
     <w:p>
       <w:pPr>
         <w:pStyle w:val="Heading3"/>
@@ -5877,10 +5672,10 @@
         </w:pict>
       </w:r>
     </w:p>
+    <w:bookmarkEnd w:id="53"/>
     <w:bookmarkEnd w:id="54"/>
     <w:bookmarkEnd w:id="55"/>
-    <w:bookmarkEnd w:id="56"/>
-    <w:bookmarkStart w:id="63" w:name="madurez-y-capacidades"/>
+    <w:bookmarkStart w:id="62" w:name="madurez-y-capacidades"/>
     <w:p>
       <w:pPr>
         <w:pStyle w:val="Heading1"/>
@@ -5889,7 +5684,7 @@
         <w:t xml:space="preserve">5. Madurez y capacidades</w:t>
       </w:r>
     </w:p>
-    <w:bookmarkStart w:id="58" w:name="qué-modelo-usamos"/>
+    <w:bookmarkStart w:id="57" w:name="qué-modelo-usamos"/>
     <w:p>
       <w:pPr>
         <w:pStyle w:val="Heading2"/>
@@ -5939,7 +5734,7 @@
         <w:t xml:space="preserve">Una aclaración sobre la proporcionalidad, que el enunciado marca: la madurez hay que evaluarla según el tamaño de la empresa y no se premia la sofisticación innecesaria. Lo tuvimos en cuenta. Para una pyme de 15 a 20 personas, no tener un ERP integrado o un área de datos no es una falla. Lo que sí señalamos como brecha es lo que afecta directo a la plata y a la continuidad.</w:t>
       </w:r>
     </w:p>
-    <w:bookmarkStart w:id="57" w:name="la-escala"/>
+    <w:bookmarkStart w:id="56" w:name="la-escala"/>
     <w:p>
       <w:pPr>
         <w:pStyle w:val="Heading3"/>
@@ -6332,9 +6127,9 @@
         </w:tc>
       </w:tr>
     </w:tbl>
+    <w:bookmarkEnd w:id="56"/>
     <w:bookmarkEnd w:id="57"/>
-    <w:bookmarkEnd w:id="58"/>
-    <w:bookmarkStart w:id="59" w:name="la-encuesta"/>
+    <w:bookmarkStart w:id="58" w:name="la-encuesta"/>
     <w:p>
       <w:pPr>
         <w:pStyle w:val="Heading2"/>
@@ -8020,8 +7815,8 @@
         </w:tc>
       </w:tr>
     </w:tbl>
-    <w:bookmarkEnd w:id="59"/>
-    <w:bookmarkStart w:id="60" w:name="resultado"/>
+    <w:bookmarkEnd w:id="58"/>
+    <w:bookmarkStart w:id="59" w:name="resultado"/>
     <w:p>
       <w:pPr>
         <w:pStyle w:val="Heading2"/>
@@ -8511,8 +8306,8 @@
         <w:t xml:space="preserve">El piso está en Estrategia con 1.25, y después Liderazgo, Personas y Gobierno, las tres con 1.50. Lo que nos parece el hallazgo central es la distancia entre los datos operativos que ya tienen y el uso gerencial que les dan. Una empresa que factura hace 53 años y sostiene 57 distribuidores no está mal gestionada. Lo que le pasa es que decide y controla sin instrumentos integrados.</w:t>
       </w:r>
     </w:p>
-    <w:bookmarkEnd w:id="60"/>
-    <w:bookmarkStart w:id="61" w:name="dimensión-por-dimensión"/>
+    <w:bookmarkEnd w:id="59"/>
+    <w:bookmarkStart w:id="60" w:name="dimensión-por-dimensión"/>
     <w:p>
       <w:pPr>
         <w:pStyle w:val="Heading2"/>
@@ -8655,8 +8450,8 @@
         <w:t xml:space="preserve">No hay reuniones periódicas de dirección ni indicadores gerenciales definidos. Existe un responsable del área de sistemas, aunque no hay roles formalizados para el gobierno de los datos y los procesos digitales. Sí hay backup de planillas y sucesión operativa de hecho. El proveedor único de film no se gestiona como riesgo. La brecha es que no existe una instancia periódica de dirección que junte las estadísticas que ya tienen, las convierta en indicadores y las use para revisar el negocio. Y el costo de no actuar es que esta dimensión explica a todas las demás: sin una instancia de revisión integrada, los problemas que no tienen un indicador formal, como el costo de la saturación, la concentración de la cartera o el margen por producto, pueden seguir ahí sin que nadie los dimensione.</w:t>
       </w:r>
     </w:p>
-    <w:bookmarkEnd w:id="61"/>
-    <w:bookmarkStart w:id="62" w:name="costo-de-no-actuar"/>
+    <w:bookmarkEnd w:id="60"/>
+    <w:bookmarkStart w:id="61" w:name="costo-de-no-actuar"/>
     <w:p>
       <w:pPr>
         <w:pStyle w:val="Heading2"/>
@@ -8928,72 +8723,72 @@
         </w:pict>
       </w:r>
     </w:p>
+    <w:bookmarkEnd w:id="61"/>
     <w:bookmarkEnd w:id="62"/>
+    <w:bookmarkStart w:id="63" w:name="conclusiones-del-diagnóstico"/>
+    <w:p>
+      <w:pPr>
+        <w:pStyle w:val="Heading1"/>
+      </w:pPr>
+      <w:r>
+        <w:t xml:space="preserve">6. Conclusiones del diagnóstico</w:t>
+      </w:r>
+    </w:p>
+    <w:p>
+      <w:pPr>
+        <w:pStyle w:val="FirstParagraph"/>
+      </w:pPr>
+      <w:r>
+        <w:t xml:space="preserve">Al empezar el trabajo dábamos por sentado que íbamos a encontrar los problemas de Dulxelitos del lado del cliente. Nos pasó lo contrario, y eso terminó ordenando todo el análisis.</w:t>
+      </w:r>
+    </w:p>
+    <w:p>
+      <w:pPr>
+        <w:pStyle w:val="BodyText"/>
+      </w:pPr>
+      <w:r>
+        <w:t xml:space="preserve">El canal está conforme. Los distribuidores eligen a la empresa por compromiso y precio, casi no hay quejas, y la entrega a la Patagonia llega en menos de una semana sobre 1.500 kilómetros. La propuesta de valor funciona.</w:t>
+      </w:r>
+    </w:p>
+    <w:p>
+      <w:pPr>
+        <w:pStyle w:val="BodyText"/>
+      </w:pPr>
+      <w:r>
+        <w:t xml:space="preserve">Los problemas están puertas adentro, y son tres. La empresa compite por precio sin saber cuánto le cuesta cada producto, porque el costeo vive en una planilla que ellos mismos reconocen imprecisa. La planta está saturada desde hace tiempo y en vez de resolverlo lo absorben con horas extras, que es un gasto mensual que nadie midió. Y el activo más valioso que tienen, la red de 57 distribuidores armada en 53 años, no tiene ningún sistema detrás: no saben cuánto factura cada uno ni se enteran cuando alguno se va.</w:t>
+      </w:r>
+    </w:p>
+    <w:p>
+      <w:pPr>
+        <w:pStyle w:val="BodyText"/>
+      </w:pPr>
+      <w:r>
+        <w:t xml:space="preserve">La evaluación de madurez dio 1.79 sobre 5, nivel Inicial. Tres dimensiones llegan a Básico, pero las dos más bajas son Estrategia y Gobierno, que justamente no son sobre herramientas sino sobre decidir y controlar. Una empresa que lleva 53 años y sostiene siete provincias no está mal gestionada. Lo que le pasa es que decide sin instrumentos.</w:t>
+      </w:r>
+    </w:p>
+    <w:p>
+      <w:pPr>
+        <w:pStyle w:val="BodyText"/>
+      </w:pPr>
+      <w:r>
+        <w:t xml:space="preserve">No pudimos cuantificar el costo de no actuar, y eso es parte del diagnóstico. Cuando preguntamos por las magnitudes, la empresa no las tenía, y la percepción interna es que los problemas son menores. Es la respuesta esperable de una organización que no mide: el costo no está bajo, está sin observar. Con dos cifras que ya existen, las horas extras del último año y el tiempo que lleva rehacer la lista de precios, se podría cuantificar la mitad sin salir a relevar nada nuevo.</w:t>
+      </w:r>
+    </w:p>
+    <w:p>
+      <w:pPr>
+        <w:pStyle w:val="BodyText"/>
+      </w:pPr>
+      <w:r>
+        <w:t xml:space="preserve">Sobre el trabajo en sí: tener a alguien adentro nos dio mucho acceso y también nos obligó a cuidarnos. El cruce con fuentes públicas sirvió en las dos direcciones, y de hecho nos corrigió un error que habíamos cometido mirando la página web de la empresa.</w:t>
+      </w:r>
+    </w:p>
+    <w:p>
+      <w:r>
+        <w:br w:type="page"/>
+      </w:r>
+    </w:p>
     <w:bookmarkEnd w:id="63"/>
-    <w:bookmarkStart w:id="64" w:name="conclusiones-del-diagnóstico"/>
-    <w:p>
-      <w:pPr>
-        <w:pStyle w:val="Heading1"/>
-      </w:pPr>
-      <w:r>
-        <w:t xml:space="preserve">6. Conclusiones del diagnóstico</w:t>
-      </w:r>
-    </w:p>
-    <w:p>
-      <w:pPr>
-        <w:pStyle w:val="FirstParagraph"/>
-      </w:pPr>
-      <w:r>
-        <w:t xml:space="preserve">Al empezar el trabajo dábamos por sentado que íbamos a encontrar los problemas de Dulxelitos del lado del cliente. Nos pasó lo contrario, y eso terminó ordenando todo el análisis.</w:t>
-      </w:r>
-    </w:p>
-    <w:p>
-      <w:pPr>
-        <w:pStyle w:val="BodyText"/>
-      </w:pPr>
-      <w:r>
-        <w:t xml:space="preserve">El canal está conforme. Los distribuidores eligen a la empresa por compromiso y precio, casi no hay quejas, y la entrega a la Patagonia llega en menos de una semana sobre 1.500 kilómetros. La propuesta de valor funciona.</w:t>
-      </w:r>
-    </w:p>
-    <w:p>
-      <w:pPr>
-        <w:pStyle w:val="BodyText"/>
-      </w:pPr>
-      <w:r>
-        <w:t xml:space="preserve">Los problemas están puertas adentro, y son tres. La empresa compite por precio sin saber cuánto le cuesta cada producto, porque el costeo vive en una planilla que ellos mismos reconocen imprecisa. La planta está saturada desde hace tiempo y en vez de resolverlo lo absorben con horas extras, que es un gasto mensual que nadie midió. Y el activo más valioso que tienen, la red de 57 distribuidores armada en 53 años, no tiene ningún sistema detrás: no saben cuánto factura cada uno ni se enteran cuando alguno se va.</w:t>
-      </w:r>
-    </w:p>
-    <w:p>
-      <w:pPr>
-        <w:pStyle w:val="BodyText"/>
-      </w:pPr>
-      <w:r>
-        <w:t xml:space="preserve">La evaluación de madurez dio 1.79 sobre 5, nivel Inicial. Tres dimensiones llegan a Básico, pero las dos más bajas son Estrategia y Gobierno, que justamente no son sobre herramientas sino sobre decidir y controlar. Una empresa que lleva 53 años y sostiene siete provincias no está mal gestionada. Lo que le pasa es que decide sin instrumentos.</w:t>
-      </w:r>
-    </w:p>
-    <w:p>
-      <w:pPr>
-        <w:pStyle w:val="BodyText"/>
-      </w:pPr>
-      <w:r>
-        <w:t xml:space="preserve">No pudimos cuantificar el costo de no actuar, y eso es parte del diagnóstico. Cuando preguntamos por las magnitudes, la empresa no las tenía, y la percepción interna es que los problemas son menores. Es la respuesta esperable de una organización que no mide: el costo no está bajo, está sin observar. Con dos cifras que ya existen, las horas extras del último año y el tiempo que lleva rehacer la lista de precios, se podría cuantificar la mitad sin salir a relevar nada nuevo.</w:t>
-      </w:r>
-    </w:p>
-    <w:p>
-      <w:pPr>
-        <w:pStyle w:val="BodyText"/>
-      </w:pPr>
-      <w:r>
-        <w:t xml:space="preserve">Sobre el trabajo en sí: tener a alguien adentro nos dio mucho acceso y también nos obligó a cuidarnos. El cruce con fuentes públicas sirvió en las dos direcciones, y de hecho nos corrigió un error que habíamos cometido mirando la página web de la empresa.</w:t>
-      </w:r>
-    </w:p>
-    <w:p>
-      <w:r>
-        <w:br w:type="page"/>
-      </w:r>
-    </w:p>
-    <w:bookmarkEnd w:id="64"/>
-    <w:bookmarkStart w:id="65" w:name="bibliografía"/>
+    <w:bookmarkStart w:id="64" w:name="bibliografía"/>
     <w:p>
       <w:pPr>
         <w:pStyle w:val="Heading1"/>
@@ -9334,7 +9129,7 @@
         <w:br w:type="page"/>
       </w:r>
     </w:p>
-    <w:bookmarkEnd w:id="65"/>
+    <w:bookmarkEnd w:id="64"/>
     <w:bookmarkStart w:id="68" w:name="anexos"/>
     <w:p>
       <w:pPr>
@@ -9364,7 +9159,7 @@
         <w:t xml:space="preserve">, con el detalle de las herramientas de análisis y cómo se encadenan, y una planilla de cálculo con la encuesta de madurez completa, el FODA y esa misma tabla de herramientas.</w:t>
       </w:r>
     </w:p>
-    <w:bookmarkStart w:id="66" w:name="anexo-i-datos-que-la-empresa-no-mide"/>
+    <w:bookmarkStart w:id="65" w:name="anexo-i-datos-que-la-empresa-no-mide"/>
     <w:p>
       <w:pPr>
         <w:pStyle w:val="Heading2"/>
@@ -9641,7 +9436,7 @@
         <w:br w:type="page"/>
       </w:r>
     </w:p>
-    <w:bookmarkEnd w:id="66"/>
+    <w:bookmarkEnd w:id="65"/>
     <w:bookmarkStart w:id="67" w:name="Xb847e54c146f6c28789d967e367bf46cf8beba9"/>
     <w:p>
       <w:pPr>
@@ -9810,29 +9605,86 @@
               <w:pStyle w:val="Compact"/>
             </w:pPr>
             <w:r>
-              <w:t xml:space="preserve">PESTEL</w:t>
-            </w:r>
-          </w:p>
-        </w:tc>
-        <w:tc>
-          <w:tcPr/>
-          <w:p>
-            <w:pPr>
-              <w:pStyle w:val="Compact"/>
-            </w:pPr>
-            <w:r>
-              <w:t xml:space="preserve">Aguilar (1967)</w:t>
-            </w:r>
-          </w:p>
-        </w:tc>
-        <w:tc>
-          <w:tcPr/>
-          <w:p>
-            <w:pPr>
-              <w:pStyle w:val="Compact"/>
-            </w:pPr>
-            <w:r>
-              <w:t xml:space="preserve">Mirar el entorno general: político, económico, social, tecnológico, ecológico y legal</w:t>
+              <w:t xml:space="preserve">Factores del entorno con impacto real</w:t>
+            </w:r>
+          </w:p>
+        </w:tc>
+        <w:tc>
+          <w:tcPr/>
+          <w:p>
+            <w:pPr>
+              <w:pStyle w:val="Compact"/>
+            </w:pPr>
+            <w:r>
+              <w:t xml:space="preserve">Adaptado de PESTEL</w:t>
+            </w:r>
+          </w:p>
+        </w:tc>
+        <w:tc>
+          <w:tcPr/>
+          <w:p>
+            <w:pPr>
+              <w:pStyle w:val="Compact"/>
+            </w:pPr>
+            <w:r>
+              <w:t xml:space="preserve">Tomar las restricciones económicas, regulatorias, sociales y tecnológicas que el enunciado pide, pero contando qué le hace cada una a esta empresa</w:t>
+            </w:r>
+          </w:p>
+        </w:tc>
+        <w:tc>
+          <w:tcPr/>
+          <w:p>
+            <w:pPr>
+              <w:pStyle w:val="Compact"/>
+            </w:pPr>
+            <w:r>
+              <w:t xml:space="preserve">Clase 2 y guía de la cátedra</w:t>
+            </w:r>
+          </w:p>
+        </w:tc>
+      </w:tr>
+      <w:tr>
+        <w:tc>
+          <w:tcPr/>
+          <w:p>
+            <w:pPr>
+              <w:pStyle w:val="Compact"/>
+            </w:pPr>
+            <w:r>
+              <w:t xml:space="preserve">2. El contexto</w:t>
+            </w:r>
+          </w:p>
+        </w:tc>
+        <w:tc>
+          <w:tcPr/>
+          <w:p>
+            <w:pPr>
+              <w:pStyle w:val="Compact"/>
+            </w:pPr>
+            <w:r>
+              <w:t xml:space="preserve">Cinco fuerzas</w:t>
+            </w:r>
+          </w:p>
+        </w:tc>
+        <w:tc>
+          <w:tcPr/>
+          <w:p>
+            <w:pPr>
+              <w:pStyle w:val="Compact"/>
+            </w:pPr>
+            <w:r>
+              <w:t xml:space="preserve">Porter (1979, 1980)</w:t>
+            </w:r>
+          </w:p>
+        </w:tc>
+        <w:tc>
+          <w:tcPr/>
+          <w:p>
+            <w:pPr>
+              <w:pStyle w:val="Compact"/>
+            </w:pPr>
+            <w:r>
+              <w:t xml:space="preserve">Analizar el sector: rivalidad, proveedores, compradores, entrantes y sustitutos</w:t>
             </w:r>
           </w:p>
         </w:tc>
@@ -9867,40 +9719,40 @@
               <w:pStyle w:val="Compact"/>
             </w:pPr>
             <w:r>
-              <w:t xml:space="preserve">Cinco fuerzas</w:t>
-            </w:r>
-          </w:p>
-        </w:tc>
-        <w:tc>
-          <w:tcPr/>
-          <w:p>
-            <w:pPr>
-              <w:pStyle w:val="Compact"/>
-            </w:pPr>
-            <w:r>
-              <w:t xml:space="preserve">Porter (1979, 1980)</w:t>
-            </w:r>
-          </w:p>
-        </w:tc>
-        <w:tc>
-          <w:tcPr/>
-          <w:p>
-            <w:pPr>
-              <w:pStyle w:val="Compact"/>
-            </w:pPr>
-            <w:r>
-              <w:t xml:space="preserve">Analizar el sector: rivalidad, proveedores, compradores, entrantes y sustitutos</w:t>
-            </w:r>
-          </w:p>
-        </w:tc>
-        <w:tc>
-          <w:tcPr/>
-          <w:p>
-            <w:pPr>
-              <w:pStyle w:val="Compact"/>
-            </w:pPr>
-            <w:r>
-              <w:t xml:space="preserve">Clase 2</w:t>
+              <w:t xml:space="preserve">Cadena de valor</w:t>
+            </w:r>
+          </w:p>
+        </w:tc>
+        <w:tc>
+          <w:tcPr/>
+          <w:p>
+            <w:pPr>
+              <w:pStyle w:val="Compact"/>
+            </w:pPr>
+            <w:r>
+              <w:t xml:space="preserve">Porter (1985)</w:t>
+            </w:r>
+          </w:p>
+        </w:tc>
+        <w:tc>
+          <w:tcPr/>
+          <w:p>
+            <w:pPr>
+              <w:pStyle w:val="Compact"/>
+            </w:pPr>
+            <w:r>
+              <w:t xml:space="preserve">Ver dónde se crea y dónde se pierde margen puertas adentro</w:t>
+            </w:r>
+          </w:p>
+        </w:tc>
+        <w:tc>
+          <w:tcPr/>
+          <w:p>
+            <w:pPr>
+              <w:pStyle w:val="Compact"/>
+            </w:pPr>
+            <w:r>
+              <w:t xml:space="preserve">Clase 2 (aparece también en la Clase 1)</w:t>
             </w:r>
           </w:p>
         </w:tc>
@@ -9924,64 +9776,7 @@
               <w:pStyle w:val="Compact"/>
             </w:pPr>
             <w:r>
-              <w:t xml:space="preserve">Cadena de valor</w:t>
-            </w:r>
-          </w:p>
-        </w:tc>
-        <w:tc>
-          <w:tcPr/>
-          <w:p>
-            <w:pPr>
-              <w:pStyle w:val="Compact"/>
-            </w:pPr>
-            <w:r>
-              <w:t xml:space="preserve">Porter (1985)</w:t>
-            </w:r>
-          </w:p>
-        </w:tc>
-        <w:tc>
-          <w:tcPr/>
-          <w:p>
-            <w:pPr>
-              <w:pStyle w:val="Compact"/>
-            </w:pPr>
-            <w:r>
-              <w:t xml:space="preserve">Ver dónde se crea y dónde se pierde margen puertas adentro</w:t>
-            </w:r>
-          </w:p>
-        </w:tc>
-        <w:tc>
-          <w:tcPr/>
-          <w:p>
-            <w:pPr>
-              <w:pStyle w:val="Compact"/>
-            </w:pPr>
-            <w:r>
-              <w:t xml:space="preserve">Clase 2 (aparece también en la Clase 1)</w:t>
-            </w:r>
-          </w:p>
-        </w:tc>
-      </w:tr>
-      <w:tr>
-        <w:tc>
-          <w:tcPr/>
-          <w:p>
-            <w:pPr>
-              <w:pStyle w:val="Compact"/>
-            </w:pPr>
-            <w:r>
-              <w:t xml:space="preserve">2. El contexto</w:t>
-            </w:r>
-          </w:p>
-        </w:tc>
-        <w:tc>
-          <w:tcPr/>
-          <w:p>
-            <w:pPr>
-              <w:pStyle w:val="Compact"/>
-            </w:pPr>
-            <w:r>
-              <w:t xml:space="preserve">FODA cruzado</w:t>
+              <w:t xml:space="preserve">FODA</w:t>
             </w:r>
           </w:p>
         </w:tc>
@@ -10003,18 +9798,18 @@
               <w:pStyle w:val="Compact"/>
             </w:pPr>
             <w:r>
-              <w:t xml:space="preserve">Combinar todo lo anterior y sacar iniciativas concretas</w:t>
-            </w:r>
-          </w:p>
-        </w:tc>
-        <w:tc>
-          <w:tcPr/>
-          <w:p>
-            <w:pPr>
-              <w:pStyle w:val="Compact"/>
-            </w:pPr>
-            <w:r>
-              <w:t xml:space="preserve">Clase 2</w:t>
+              <w:t xml:space="preserve">Sintetizar lo interno y lo externo en un solo cuadro</w:t>
+            </w:r>
+          </w:p>
+        </w:tc>
+        <w:tc>
+          <w:tcPr/>
+          <w:p>
+            <w:pPr>
+              <w:pStyle w:val="Compact"/>
+            </w:pPr>
+            <w:r>
+              <w:t xml:space="preserve">Clase 2 y guía de la cátedra</w:t>
             </w:r>
           </w:p>
         </w:tc>
@@ -10435,7 +10230,7 @@
         <w:rPr>
           <w:rStyle w:val="VerbatimChar"/>
         </w:rPr>
-        <w:t xml:space="preserve">  PESTEL ---------------+</w:t>
+        <w:t xml:space="preserve">  Factores del entorno ----+</w:t>
       </w:r>
       <w:r>
         <w:br/>
@@ -10444,7 +10239,7 @@
         <w:rPr>
           <w:rStyle w:val="VerbatimChar"/>
         </w:rPr>
-        <w:t xml:space="preserve">                        |--&gt; Oportunidades y Amenazas --+</w:t>
+        <w:t xml:space="preserve">                           |--&gt; Oportunidades y Amenazas --+</w:t>
       </w:r>
       <w:r>
         <w:br/>
@@ -10453,7 +10248,7 @@
         <w:rPr>
           <w:rStyle w:val="VerbatimChar"/>
         </w:rPr>
-        <w:t xml:space="preserve">  Cinco fuerzas --------+                               |</w:t>
+        <w:t xml:space="preserve">  Cinco fuerzas -----------+                               |</w:t>
       </w:r>
       <w:r>
         <w:br/>
@@ -10462,7 +10257,7 @@
         <w:rPr>
           <w:rStyle w:val="VerbatimChar"/>
         </w:rPr>
-        <w:t xml:space="preserve">                                                        +--&gt; FODA CRUZADO</w:t>
+        <w:t xml:space="preserve">                                                           +--&gt; FODA</w:t>
       </w:r>
       <w:r>
         <w:br/>
@@ -10471,7 +10266,7 @@
         <w:rPr>
           <w:rStyle w:val="VerbatimChar"/>
         </w:rPr>
-        <w:t xml:space="preserve">  Cadena de valor ----&gt; Fortalezas y Debilidades -------+     (iniciativas)</w:t>
+        <w:t xml:space="preserve">  Cadena de valor ----&gt; Fortalezas y Debilidades ----------+</w:t>
       </w:r>
       <w:r>
         <w:br/>
@@ -10590,7 +10385,7 @@
         </w:numPr>
       </w:pPr>
       <w:r>
-        <w:t xml:space="preserve">El</w:t>
+        <w:t xml:space="preserve">Los</w:t>
       </w:r>
       <w:r>
         <w:t xml:space="preserve"> </w:t>
@@ -10600,7 +10395,7 @@
           <w:b/>
           <w:bCs/>
         </w:rPr>
-        <w:t xml:space="preserve">PESTEL</w:t>
+        <w:t xml:space="preserve">factores del entorno</w:t>
       </w:r>
       <w:r>
         <w:t xml:space="preserve"> </w:t>
@@ -10672,13 +10467,13 @@
           <w:b/>
           <w:bCs/>
         </w:rPr>
-        <w:t xml:space="preserve">FODA cruzado</w:t>
+        <w:t xml:space="preserve">segmento prioritario</w:t>
       </w:r>
       <w:r>
         <w:t xml:space="preserve"> </w:t>
       </w:r>
       <w:r>
-        <w:t xml:space="preserve">combina las cuatro y de ahí salen las iniciativas.</w:t>
+        <w:t xml:space="preserve">de la sección 4 se justifica con lo que vimos en las cinco fuerzas.</w:t>
       </w:r>
     </w:p>
     <w:p>
@@ -10690,34 +10485,6 @@
         </w:numPr>
       </w:pPr>
       <w:r>
-        <w:t xml:space="preserve">El</w:t>
-      </w:r>
-      <w:r>
-        <w:t xml:space="preserve"> </w:t>
-      </w:r>
-      <w:r>
-        <w:rPr>
-          <w:b/>
-          <w:bCs/>
-        </w:rPr>
-        <w:t xml:space="preserve">segmento prioritario</w:t>
-      </w:r>
-      <w:r>
-        <w:t xml:space="preserve"> </w:t>
-      </w:r>
-      <w:r>
-        <w:t xml:space="preserve">de la sección 4 se justifica con lo que vimos en las cinco fuerzas.</w:t>
-      </w:r>
-    </w:p>
-    <w:p>
-      <w:pPr>
-        <w:pStyle w:val="Compact"/>
-        <w:numPr>
-          <w:ilvl w:val="0"/>
-          <w:numId w:val="1019"/>
-        </w:numPr>
-      </w:pPr>
-      <w:r>
         <w:t xml:space="preserve">La</w:t>
       </w:r>
       <w:r>
@@ -10737,16 +10504,30 @@
         <w:t xml:space="preserve">de la sección 5 se apoya en evidencia que fue apareciendo en las secciones 1 a 4.</w:t>
       </w:r>
     </w:p>
+    <w:bookmarkStart w:id="66" w:name="Xa178430d01598d7b142723fb7d24c42d8733294"/>
+    <w:p>
+      <w:pPr>
+        <w:pStyle w:val="Heading3"/>
+      </w:pPr>
+      <w:r>
+        <w:t xml:space="preserve">Herramientas que decidimos no usar, y por qué</w:t>
+      </w:r>
+    </w:p>
     <w:p>
       <w:pPr>
         <w:pStyle w:val="FirstParagraph"/>
       </w:pPr>
       <w:r>
-        <w:rPr>
-          <w:b/>
-          <w:bCs/>
-        </w:rPr>
-        <w:t xml:space="preserve">Herramientas que no usamos, y por qué</w:t>
+        <w:t xml:space="preserve">El enunciado dice</w:t>
+      </w:r>
+      <w:r>
+        <w:t xml:space="preserve"> </w:t>
+      </w:r>
+      <w:r>
+        <w:t xml:space="preserve">“usar FODA, PESTEL, cinco fuerzas u otra herramienta equivalente”</w:t>
+      </w:r>
+      <w:r>
+        <w:t xml:space="preserve">, o sea que deja elegir. Estas quedaron afuera a propósito.</w:t>
       </w:r>
     </w:p>
     <w:tbl>
@@ -10795,6 +10576,74 @@
               <w:pStyle w:val="Compact"/>
             </w:pPr>
             <w:r>
+              <w:rPr>
+                <w:b/>
+                <w:bCs/>
+              </w:rPr>
+              <w:t xml:space="preserve">PESTEL completo</w:t>
+            </w:r>
+          </w:p>
+        </w:tc>
+        <w:tc>
+          <w:tcPr/>
+          <w:p>
+            <w:pPr>
+              <w:pStyle w:val="Compact"/>
+            </w:pPr>
+            <w:r>
+              <w:t xml:space="preserve">Lo probamos y cuatro de sus seis dimensiones volvían vacías en este caso: ninguna regulación los complicó, la presión ecológica no se siente, lo legal se pisa con lo político y lo tecnológico ya lo mide la sección 5 con más rigor. Llenar seis casilleros para que cuatro digan</w:t>
+            </w:r>
+            <w:r>
+              <w:t xml:space="preserve"> </w:t>
+            </w:r>
+            <w:r>
+              <w:t xml:space="preserve">“sin impacto”</w:t>
+            </w:r>
+            <w:r>
+              <w:t xml:space="preserve"> </w:t>
+            </w:r>
+            <w:r>
+              <w:t xml:space="preserve">es justo lo que advierte la guía de la cátedra cuando pregunta cuál es la diferencia entre listar un factor PESTEL y explicar su impacto real. Nos quedamos con los factores que sí impactan</w:t>
+            </w:r>
+          </w:p>
+        </w:tc>
+      </w:tr>
+      <w:tr>
+        <w:tc>
+          <w:tcPr/>
+          <w:p>
+            <w:pPr>
+              <w:pStyle w:val="Compact"/>
+            </w:pPr>
+            <w:r>
+              <w:rPr>
+                <w:b/>
+                <w:bCs/>
+              </w:rPr>
+              <w:t xml:space="preserve">FODA cruzado</w:t>
+            </w:r>
+          </w:p>
+        </w:tc>
+        <w:tc>
+          <w:tcPr/>
+          <w:p>
+            <w:pPr>
+              <w:pStyle w:val="Compact"/>
+            </w:pPr>
+            <w:r>
+              <w:t xml:space="preserve">El cruce existe para derivar iniciativas, y esta entrega es diagnóstico: el enunciado pide explícitamente no proponer solución todavía. El FODA simple sí lo hicimos, que además es la forma que usa la guía de la cátedra en su ejemplo resuelto</w:t>
+            </w:r>
+          </w:p>
+        </w:tc>
+      </w:tr>
+      <w:tr>
+        <w:tc>
+          <w:tcPr/>
+          <w:p>
+            <w:pPr>
+              <w:pStyle w:val="Compact"/>
+            </w:pPr>
+            <w:r>
               <w:t xml:space="preserve">Hipótesis de Oportunidad Tecnológica</w:t>
             </w:r>
           </w:p>
@@ -10908,6 +10757,7 @@
         </w:tc>
       </w:tr>
     </w:tbl>
+    <w:bookmarkEnd w:id="66"/>
     <w:bookmarkEnd w:id="67"/>
     <w:bookmarkEnd w:id="68"/>
     <w:sectPr>

--- a/Material Campus/Proyecto Final/Proyecto/Entrega/TP Final Parte 1 - Dulxelitos.docx
+++ b/Material Campus/Proyecto Final/Proyecto/Entrega/TP Final Parte 1 - Dulxelitos.docx
@@ -150,7 +150,7 @@
         <w:t xml:space="preserve"> </w:t>
       </w:r>
       <w:r>
-        <w:t xml:space="preserve">está el detalle de qué herramienta aplicamos en cada sección, cuáles decidimos no usar y por qué, y cómo se encadenan entre sí.</w:t>
+        <w:t xml:space="preserve">está el detalle de qué herramienta usamos en cada sección, cuáles no y por qué, y cómo se encadenan entre sí.</w:t>
       </w:r>
     </w:p>
     <w:p>
@@ -991,30 +991,29 @@
           <w:b/>
           <w:bCs/>
         </w:rPr>
-        <w:t xml:space="preserve">Dos herramientas que decidimos no usar, y por qué.</w:t>
+        <w:t xml:space="preserve">Por qué estas tres y no otras.</w:t>
       </w:r>
       <w:r>
         <w:t xml:space="preserve"> </w:t>
       </w:r>
       <w:r>
-        <w:t xml:space="preserve">El enunciado pide</w:t>
-      </w:r>
-      <w:r>
-        <w:t xml:space="preserve"> </w:t>
-      </w:r>
-      <w:r>
-        <w:t xml:space="preserve">“FODA, PESTEL, cinco fuerzas u otra herramienta equivalente”</w:t>
-      </w:r>
-      <w:r>
-        <w:t xml:space="preserve">, o sea que deja elegir.</w:t>
-      </w:r>
-    </w:p>
-    <w:p>
-      <w:pPr>
-        <w:pStyle w:val="BodyText"/>
-      </w:pPr>
-      <w:r>
-        <w:t xml:space="preserve">No hicimos un</w:t>
+        <w:t xml:space="preserve">El criterio que seguimos fue simple: aplicamos una herramienta cuando producía evidencia sobre esta empresa en particular, y la dejamos afuera cuando devolvía casilleros vacíos o cuando su resultado pertenece a una etapa posterior del proyecto.</w:t>
+      </w:r>
+    </w:p>
+    <w:p>
+      <w:pPr>
+        <w:pStyle w:val="BodyText"/>
+      </w:pPr>
+      <w:r>
+        <w:t xml:space="preserve">Con ese criterio quedaron afuera dos que podrían esperarse acá.</w:t>
+      </w:r>
+    </w:p>
+    <w:p>
+      <w:pPr>
+        <w:pStyle w:val="BodyText"/>
+      </w:pPr>
+      <w:r>
+        <w:t xml:space="preserve">La primera es el</w:t>
       </w:r>
       <w:r>
         <w:t xml:space="preserve"> </w:t>
@@ -1027,7 +1026,7 @@
         <w:t xml:space="preserve">PESTEL completo</w:t>
       </w:r>
       <w:r>
-        <w:t xml:space="preserve">. Lo probamos y cuatro de sus seis dimensiones volvían vacías: ninguna regulación los complicó, la presión ecológica no se siente, lo legal se pisa con lo político y lo tecnológico ya lo mide la sección 5 con mucho más rigor. Llenar seis casilleros para que cuatro digan</w:t>
+        <w:t xml:space="preserve">. Lo aplicamos y cuatro de sus seis dimensiones no tenían impacto real sobre esta empresa: ninguna regulación los complicó, la presión ecológica no se siente, lo legal se pisa con lo político y lo tecnológico ya lo mide la sección 5 con mucho más rigor. Un cuadro donde cuatro de seis casilleros dicen</w:t>
       </w:r>
       <w:r>
         <w:t xml:space="preserve"> </w:t>
@@ -1039,15 +1038,15 @@
         <w:t xml:space="preserve"> </w:t>
       </w:r>
       <w:r>
-        <w:t xml:space="preserve">es exactamente lo que la guía de la cátedra advierte cuando pregunta cuál es la diferencia entre listar un factor PESTEL y explicar su impacto real en la empresa. Así que nos quedamos con los factores que sí impactan, y los desarrollamos en 2.1.</w:t>
-      </w:r>
-    </w:p>
-    <w:p>
-      <w:pPr>
-        <w:pStyle w:val="BodyText"/>
-      </w:pPr>
-      <w:r>
-        <w:t xml:space="preserve">Tampoco hicimos el</w:t>
+        <w:t xml:space="preserve">no aporta al diagnóstico y sí distrae de lo que importa. La guía de la cátedra apunta a lo mismo cuando pregunta qué diferencia hay entre listar un factor PESTEL y explicar su impacto real en la empresa, y su propio ejemplo resuelto trabaja con factores clave en vez de con la matriz completa. Así que nos quedamos con los factores que sí impactan, y los desarrollamos en 2.1.</w:t>
+      </w:r>
+    </w:p>
+    <w:p>
+      <w:pPr>
+        <w:pStyle w:val="BodyText"/>
+      </w:pPr>
+      <w:r>
+        <w:t xml:space="preserve">La segunda es el</w:t>
       </w:r>
       <w:r>
         <w:t xml:space="preserve"> </w:t>
@@ -1060,7 +1059,27 @@
         <w:t xml:space="preserve">FODA cruzado</w:t>
       </w:r>
       <w:r>
-        <w:t xml:space="preserve">. El cruce sirve para derivar iniciativas, y esta entrega es diagnóstico: el enunciado es explícito en que todavía no hay que proponer solución. El FODA simple sí lo hicimos, porque el enunciado pide oportunidades y amenazas, y porque es la forma que usa la guía de la cátedra en su ejemplo resuelto.</w:t>
+        <w:t xml:space="preserve">. El cruce sirve para derivar iniciativas de acción, y esta entrega es diagnóstico: el enunciado pide explícitamente no proponer solución todavía, y la Clase 3 advierte que la rúbrica penaliza el sesgo de la solución preconcebida. El FODA simple sí lo hicimos, porque el enunciado pide oportunidades y amenazas, y porque es la forma que usa la guía de la cátedra en su ejemplo.</w:t>
+      </w:r>
+    </w:p>
+    <w:p>
+      <w:pPr>
+        <w:pStyle w:val="BodyText"/>
+      </w:pPr>
+      <w:r>
+        <w:t xml:space="preserve">El detalle completo de qué herramienta usamos en cada sección y cuáles quedaron afuera está en el documento</w:t>
+      </w:r>
+      <w:r>
+        <w:t xml:space="preserve"> </w:t>
+      </w:r>
+      <w:r>
+        <w:rPr>
+          <w:rStyle w:val="VerbatimChar"/>
+        </w:rPr>
+        <w:t xml:space="preserve">herramientas.md</w:t>
+      </w:r>
+      <w:r>
+        <w:t xml:space="preserve">.</w:t>
       </w:r>
     </w:p>
     <w:bookmarkStart w:id="18" w:name="los-factores-del-entorno-que-sí-impactan"/>
@@ -9130,7 +9149,7 @@
       </w:r>
     </w:p>
     <w:bookmarkEnd w:id="64"/>
-    <w:bookmarkStart w:id="68" w:name="anexos"/>
+    <w:bookmarkStart w:id="67" w:name="anexos"/>
     <w:p>
       <w:pPr>
         <w:pStyle w:val="Heading1"/>
@@ -9437,7 +9456,7 @@
       </w:r>
     </w:p>
     <w:bookmarkEnd w:id="65"/>
-    <w:bookmarkStart w:id="67" w:name="Xb847e54c146f6c28789d967e367bf46cf8beba9"/>
+    <w:bookmarkStart w:id="66" w:name="Xb847e54c146f6c28789d967e367bf46cf8beba9"/>
     <w:p>
       <w:pPr>
         <w:pStyle w:val="Heading2"/>
@@ -9455,7 +9474,27 @@
           <w:b/>
           <w:bCs/>
         </w:rPr>
-        <w:t xml:space="preserve">Cuadro general</w:t>
+        <w:t xml:space="preserve">El criterio</w:t>
+      </w:r>
+    </w:p>
+    <w:p>
+      <w:pPr>
+        <w:pStyle w:val="BodyText"/>
+      </w:pPr>
+      <w:r>
+        <w:t xml:space="preserve">Aplicamos una herramienta cuando producía evidencia sobre esta empresa en particular. La dejamos afuera cuando devolvía casilleros vacíos, cuando se superponía con otra que hacía el mismo trabajo mejor, o cuando su resultado pertenece a una etapa posterior del proyecto.</w:t>
+      </w:r>
+    </w:p>
+    <w:p>
+      <w:pPr>
+        <w:pStyle w:val="BodyText"/>
+      </w:pPr>
+      <w:r>
+        <w:rPr>
+          <w:b/>
+          <w:bCs/>
+        </w:rPr>
+        <w:t xml:space="preserve">La lista completa</w:t>
       </w:r>
     </w:p>
     <w:tbl>
@@ -9466,11 +9505,9 @@
         <w:tblLook w:firstRow="1" w:lastRow="0" w:firstColumn="0" w:lastColumn="0" w:noHBand="0" w:noVBand="0" w:val="0020"/>
       </w:tblPr>
       <w:tblGrid>
-        <w:gridCol w:w="1218"/>
-        <w:gridCol w:w="1566"/>
-        <w:gridCol w:w="1392"/>
-        <w:gridCol w:w="2523"/>
-        <w:gridCol w:w="1218"/>
+        <w:gridCol w:w="2980"/>
+        <w:gridCol w:w="681"/>
+        <w:gridCol w:w="4258"/>
       </w:tblGrid>
       <w:tr>
         <w:trPr>
@@ -9483,17 +9520,6 @@
               <w:pStyle w:val="Compact"/>
             </w:pPr>
             <w:r>
-              <w:t xml:space="preserve">Sección</w:t>
-            </w:r>
-          </w:p>
-        </w:tc>
-        <w:tc>
-          <w:tcPr/>
-          <w:p>
-            <w:pPr>
-              <w:pStyle w:val="Compact"/>
-            </w:pPr>
-            <w:r>
               <w:t xml:space="preserve">Herramienta</w:t>
             </w:r>
           </w:p>
@@ -9503,101 +9529,26 @@
           <w:p>
             <w:pPr>
               <w:pStyle w:val="Compact"/>
-            </w:pPr>
-            <w:r>
-              <w:t xml:space="preserve">Autor / origen</w:t>
-            </w:r>
-          </w:p>
-        </w:tc>
-        <w:tc>
-          <w:tcPr/>
-          <w:p>
-            <w:pPr>
-              <w:pStyle w:val="Compact"/>
-            </w:pPr>
-            <w:r>
-              <w:t xml:space="preserve">Para qué la usamos</w:t>
-            </w:r>
-          </w:p>
-        </w:tc>
-        <w:tc>
-          <w:tcPr/>
-          <w:p>
-            <w:pPr>
-              <w:pStyle w:val="Compact"/>
-            </w:pPr>
-            <w:r>
-              <w:t xml:space="preserve">Dónde la vimos</w:t>
-            </w:r>
-          </w:p>
-        </w:tc>
-      </w:tr>
-      <w:tr>
-        <w:tc>
-          <w:tcPr/>
-          <w:p>
-            <w:pPr>
-              <w:pStyle w:val="Compact"/>
-            </w:pPr>
-            <w:r>
-              <w:t xml:space="preserve">1. La organización</w:t>
-            </w:r>
-          </w:p>
-        </w:tc>
-        <w:tc>
-          <w:tcPr/>
-          <w:p>
-            <w:pPr>
-              <w:pStyle w:val="Compact"/>
-            </w:pPr>
-            <w:r>
-              <w:t xml:space="preserve">No aplica</w:t>
-            </w:r>
-          </w:p>
-        </w:tc>
-        <w:tc>
-          <w:tcPr/>
-          <w:p>
-            <w:pPr>
-              <w:pStyle w:val="Compact"/>
-            </w:pPr>
-          </w:p>
-        </w:tc>
-        <w:tc>
-          <w:tcPr/>
-          <w:p>
-            <w:pPr>
-              <w:pStyle w:val="Compact"/>
-            </w:pPr>
-            <w:r>
-              <w:t xml:space="preserve">Es relevamiento descriptivo. Seguimos la estructura que pide el enunciado</w:t>
-            </w:r>
-          </w:p>
-        </w:tc>
-        <w:tc>
-          <w:tcPr/>
-          <w:p>
-            <w:pPr>
-              <w:pStyle w:val="Compact"/>
-            </w:pPr>
-            <w:r>
-              <w:t xml:space="preserve">Enunciado del TP</w:t>
-            </w:r>
-          </w:p>
-        </w:tc>
-      </w:tr>
-      <w:tr>
-        <w:tc>
-          <w:tcPr/>
-          <w:p>
-            <w:pPr>
-              <w:pStyle w:val="Compact"/>
-            </w:pPr>
-            <w:r>
-              <w:t xml:space="preserve">2. El contexto</w:t>
-            </w:r>
-          </w:p>
-        </w:tc>
+              <w:jc w:val="center"/>
+            </w:pPr>
+            <w:r>
+              <w:t xml:space="preserve">¿La usamos?</w:t>
+            </w:r>
+          </w:p>
+        </w:tc>
+        <w:tc>
+          <w:tcPr/>
+          <w:p>
+            <w:pPr>
+              <w:pStyle w:val="Compact"/>
+            </w:pPr>
+            <w:r>
+              <w:t xml:space="preserve">Por qué</w:t>
+            </w:r>
+          </w:p>
+        </w:tc>
+      </w:tr>
+      <w:tr>
         <w:tc>
           <w:tcPr/>
           <w:p>
@@ -9614,104 +9565,70 @@
           <w:p>
             <w:pPr>
               <w:pStyle w:val="Compact"/>
-            </w:pPr>
-            <w:r>
-              <w:t xml:space="preserve">Adaptado de PESTEL</w:t>
-            </w:r>
-          </w:p>
-        </w:tc>
-        <w:tc>
-          <w:tcPr/>
-          <w:p>
-            <w:pPr>
-              <w:pStyle w:val="Compact"/>
-            </w:pPr>
-            <w:r>
-              <w:t xml:space="preserve">Tomar las restricciones económicas, regulatorias, sociales y tecnológicas que el enunciado pide, pero contando qué le hace cada una a esta empresa</w:t>
-            </w:r>
-          </w:p>
-        </w:tc>
-        <w:tc>
-          <w:tcPr/>
-          <w:p>
-            <w:pPr>
-              <w:pStyle w:val="Compact"/>
-            </w:pPr>
-            <w:r>
-              <w:t xml:space="preserve">Clase 2 y guía de la cátedra</w:t>
-            </w:r>
-          </w:p>
-        </w:tc>
-      </w:tr>
-      <w:tr>
-        <w:tc>
-          <w:tcPr/>
-          <w:p>
-            <w:pPr>
-              <w:pStyle w:val="Compact"/>
-            </w:pPr>
-            <w:r>
-              <w:t xml:space="preserve">2. El contexto</w:t>
-            </w:r>
-          </w:p>
-        </w:tc>
-        <w:tc>
-          <w:tcPr/>
-          <w:p>
-            <w:pPr>
-              <w:pStyle w:val="Compact"/>
-            </w:pPr>
-            <w:r>
-              <w:t xml:space="preserve">Cinco fuerzas</w:t>
-            </w:r>
-          </w:p>
-        </w:tc>
-        <w:tc>
-          <w:tcPr/>
-          <w:p>
-            <w:pPr>
-              <w:pStyle w:val="Compact"/>
-            </w:pPr>
-            <w:r>
-              <w:t xml:space="preserve">Porter (1979, 1980)</w:t>
-            </w:r>
-          </w:p>
-        </w:tc>
-        <w:tc>
-          <w:tcPr/>
-          <w:p>
-            <w:pPr>
-              <w:pStyle w:val="Compact"/>
-            </w:pPr>
-            <w:r>
-              <w:t xml:space="preserve">Analizar el sector: rivalidad, proveedores, compradores, entrantes y sustitutos</w:t>
-            </w:r>
-          </w:p>
-        </w:tc>
-        <w:tc>
-          <w:tcPr/>
-          <w:p>
-            <w:pPr>
-              <w:pStyle w:val="Compact"/>
-            </w:pPr>
-            <w:r>
-              <w:t xml:space="preserve">Clase 2</w:t>
-            </w:r>
-          </w:p>
-        </w:tc>
-      </w:tr>
-      <w:tr>
-        <w:tc>
-          <w:tcPr/>
-          <w:p>
-            <w:pPr>
-              <w:pStyle w:val="Compact"/>
-            </w:pPr>
-            <w:r>
-              <w:t xml:space="preserve">2. El contexto</w:t>
-            </w:r>
-          </w:p>
-        </w:tc>
+              <w:jc w:val="center"/>
+            </w:pPr>
+            <w:r>
+              <w:rPr>
+                <w:b/>
+                <w:bCs/>
+              </w:rPr>
+              <w:t xml:space="preserve">Sí</w:t>
+            </w:r>
+          </w:p>
+        </w:tc>
+        <w:tc>
+          <w:tcPr/>
+          <w:p>
+            <w:pPr>
+              <w:pStyle w:val="Compact"/>
+            </w:pPr>
+            <w:r>
+              <w:t xml:space="preserve">Cubre las restricciones económicas, regulatorias, sociales y tecnológicas que pide el enunciado, contando qué le hace cada una a esta empresa</w:t>
+            </w:r>
+          </w:p>
+        </w:tc>
+      </w:tr>
+      <w:tr>
+        <w:tc>
+          <w:tcPr/>
+          <w:p>
+            <w:pPr>
+              <w:pStyle w:val="Compact"/>
+            </w:pPr>
+            <w:r>
+              <w:t xml:space="preserve">Cinco fuerzas de Porter</w:t>
+            </w:r>
+          </w:p>
+        </w:tc>
+        <w:tc>
+          <w:tcPr/>
+          <w:p>
+            <w:pPr>
+              <w:pStyle w:val="Compact"/>
+              <w:jc w:val="center"/>
+            </w:pPr>
+            <w:r>
+              <w:rPr>
+                <w:b/>
+                <w:bCs/>
+              </w:rPr>
+              <w:t xml:space="preserve">Sí</w:t>
+            </w:r>
+          </w:p>
+        </w:tc>
+        <w:tc>
+          <w:tcPr/>
+          <w:p>
+            <w:pPr>
+              <w:pStyle w:val="Compact"/>
+            </w:pPr>
+            <w:r>
+              <w:t xml:space="preserve">Es lo que explica por qué el sector nunca los obligó a cambiar, y lo que detecta la dependencia del proveedor único</w:t>
+            </w:r>
+          </w:p>
+        </w:tc>
+      </w:tr>
+      <w:tr>
         <w:tc>
           <w:tcPr/>
           <w:p>
@@ -9728,47 +9645,30 @@
           <w:p>
             <w:pPr>
               <w:pStyle w:val="Compact"/>
-            </w:pPr>
-            <w:r>
-              <w:t xml:space="preserve">Porter (1985)</w:t>
-            </w:r>
-          </w:p>
-        </w:tc>
-        <w:tc>
-          <w:tcPr/>
-          <w:p>
-            <w:pPr>
-              <w:pStyle w:val="Compact"/>
-            </w:pPr>
-            <w:r>
-              <w:t xml:space="preserve">Ver dónde se crea y dónde se pierde margen puertas adentro</w:t>
-            </w:r>
-          </w:p>
-        </w:tc>
-        <w:tc>
-          <w:tcPr/>
-          <w:p>
-            <w:pPr>
-              <w:pStyle w:val="Compact"/>
-            </w:pPr>
-            <w:r>
-              <w:t xml:space="preserve">Clase 2 (aparece también en la Clase 1)</w:t>
-            </w:r>
-          </w:p>
-        </w:tc>
-      </w:tr>
-      <w:tr>
-        <w:tc>
-          <w:tcPr/>
-          <w:p>
-            <w:pPr>
-              <w:pStyle w:val="Compact"/>
-            </w:pPr>
-            <w:r>
-              <w:t xml:space="preserve">2. El contexto</w:t>
-            </w:r>
-          </w:p>
-        </w:tc>
+              <w:jc w:val="center"/>
+            </w:pPr>
+            <w:r>
+              <w:rPr>
+                <w:b/>
+                <w:bCs/>
+              </w:rPr>
+              <w:t xml:space="preserve">Sí</w:t>
+            </w:r>
+          </w:p>
+        </w:tc>
+        <w:tc>
+          <w:tcPr/>
+          <w:p>
+            <w:pPr>
+              <w:pStyle w:val="Compact"/>
+            </w:pPr>
+            <w:r>
+              <w:t xml:space="preserve">Muestra dónde se crea y dónde se pierde el margen puertas adentro</w:t>
+            </w:r>
+          </w:p>
+        </w:tc>
+      </w:tr>
+      <w:tr>
         <w:tc>
           <w:tcPr/>
           <w:p>
@@ -9785,47 +9685,30 @@
           <w:p>
             <w:pPr>
               <w:pStyle w:val="Compact"/>
-            </w:pPr>
-            <w:r>
-              <w:t xml:space="preserve">Herramienta clásica de planeamiento</w:t>
-            </w:r>
-          </w:p>
-        </w:tc>
-        <w:tc>
-          <w:tcPr/>
-          <w:p>
-            <w:pPr>
-              <w:pStyle w:val="Compact"/>
-            </w:pPr>
-            <w:r>
-              <w:t xml:space="preserve">Sintetizar lo interno y lo externo en un solo cuadro</w:t>
-            </w:r>
-          </w:p>
-        </w:tc>
-        <w:tc>
-          <w:tcPr/>
-          <w:p>
-            <w:pPr>
-              <w:pStyle w:val="Compact"/>
-            </w:pPr>
-            <w:r>
-              <w:t xml:space="preserve">Clase 2 y guía de la cátedra</w:t>
-            </w:r>
-          </w:p>
-        </w:tc>
-      </w:tr>
-      <w:tr>
-        <w:tc>
-          <w:tcPr/>
-          <w:p>
-            <w:pPr>
-              <w:pStyle w:val="Compact"/>
-            </w:pPr>
-            <w:r>
-              <w:t xml:space="preserve">3. Modelo de negocio</w:t>
-            </w:r>
-          </w:p>
-        </w:tc>
+              <w:jc w:val="center"/>
+            </w:pPr>
+            <w:r>
+              <w:rPr>
+                <w:b/>
+                <w:bCs/>
+              </w:rPr>
+              <w:t xml:space="preserve">Sí</w:t>
+            </w:r>
+          </w:p>
+        </w:tc>
+        <w:tc>
+          <w:tcPr/>
+          <w:p>
+            <w:pPr>
+              <w:pStyle w:val="Compact"/>
+            </w:pPr>
+            <w:r>
+              <w:t xml:space="preserve">El enunciado pide oportunidades y amenazas, y sintetiza lo interno con lo externo en un solo cuadro</w:t>
+            </w:r>
+          </w:p>
+        </w:tc>
+      </w:tr>
+      <w:tr>
         <w:tc>
           <w:tcPr/>
           <w:p>
@@ -9842,104 +9725,70 @@
           <w:p>
             <w:pPr>
               <w:pStyle w:val="Compact"/>
-            </w:pPr>
-            <w:r>
-              <w:t xml:space="preserve">Osterwalder y Pigneur (2010)</w:t>
-            </w:r>
-          </w:p>
-        </w:tc>
-        <w:tc>
-          <w:tcPr/>
-          <w:p>
-            <w:pPr>
-              <w:pStyle w:val="Compact"/>
-            </w:pPr>
-            <w:r>
-              <w:t xml:space="preserve">Describir cómo la empresa crea, entrega y captura valor hoy</w:t>
-            </w:r>
-          </w:p>
-        </w:tc>
-        <w:tc>
-          <w:tcPr/>
-          <w:p>
-            <w:pPr>
-              <w:pStyle w:val="Compact"/>
-            </w:pPr>
-            <w:r>
-              <w:t xml:space="preserve">Clase 2</w:t>
-            </w:r>
-          </w:p>
-        </w:tc>
-      </w:tr>
-      <w:tr>
-        <w:tc>
-          <w:tcPr/>
-          <w:p>
-            <w:pPr>
-              <w:pStyle w:val="Compact"/>
-            </w:pPr>
-            <w:r>
-              <w:t xml:space="preserve">3. Modelo de negocio</w:t>
-            </w:r>
-          </w:p>
-        </w:tc>
-        <w:tc>
-          <w:tcPr/>
-          <w:p>
-            <w:pPr>
-              <w:pStyle w:val="Compact"/>
-            </w:pPr>
-            <w:r>
-              <w:t xml:space="preserve">Explotación y exploración (Run / Change the Business)</w:t>
-            </w:r>
-          </w:p>
-        </w:tc>
-        <w:tc>
-          <w:tcPr/>
-          <w:p>
-            <w:pPr>
-              <w:pStyle w:val="Compact"/>
-            </w:pPr>
-            <w:r>
-              <w:t xml:space="preserve">Enfoque bimodal de la materia</w:t>
-            </w:r>
-          </w:p>
-        </w:tc>
-        <w:tc>
-          <w:tcPr/>
-          <w:p>
-            <w:pPr>
-              <w:pStyle w:val="Compact"/>
-            </w:pPr>
-            <w:r>
-              <w:t xml:space="preserve">Separar lo que sostiene la operación de lo que la transforma</w:t>
-            </w:r>
-          </w:p>
-        </w:tc>
-        <w:tc>
-          <w:tcPr/>
-          <w:p>
-            <w:pPr>
-              <w:pStyle w:val="Compact"/>
-            </w:pPr>
-            <w:r>
-              <w:t xml:space="preserve">Presentación introductoria y Clase 3</w:t>
-            </w:r>
-          </w:p>
-        </w:tc>
-      </w:tr>
-      <w:tr>
-        <w:tc>
-          <w:tcPr/>
-          <w:p>
-            <w:pPr>
-              <w:pStyle w:val="Compact"/>
-            </w:pPr>
-            <w:r>
-              <w:t xml:space="preserve">3. Modelo de negocio</w:t>
-            </w:r>
-          </w:p>
-        </w:tc>
+              <w:jc w:val="center"/>
+            </w:pPr>
+            <w:r>
+              <w:rPr>
+                <w:b/>
+                <w:bCs/>
+              </w:rPr>
+              <w:t xml:space="preserve">Sí</w:t>
+            </w:r>
+          </w:p>
+        </w:tc>
+        <w:tc>
+          <w:tcPr/>
+          <w:p>
+            <w:pPr>
+              <w:pStyle w:val="Compact"/>
+            </w:pPr>
+            <w:r>
+              <w:t xml:space="preserve">Lo pide el enunciado. Describe cómo la empresa crea, entrega y captura valor hoy</w:t>
+            </w:r>
+          </w:p>
+        </w:tc>
+      </w:tr>
+      <w:tr>
+        <w:tc>
+          <w:tcPr/>
+          <w:p>
+            <w:pPr>
+              <w:pStyle w:val="Compact"/>
+            </w:pPr>
+            <w:r>
+              <w:t xml:space="preserve">Explotación y exploración (Run / Change)</w:t>
+            </w:r>
+          </w:p>
+        </w:tc>
+        <w:tc>
+          <w:tcPr/>
+          <w:p>
+            <w:pPr>
+              <w:pStyle w:val="Compact"/>
+              <w:jc w:val="center"/>
+            </w:pPr>
+            <w:r>
+              <w:rPr>
+                <w:b/>
+                <w:bCs/>
+              </w:rPr>
+              <w:t xml:space="preserve">Sí</w:t>
+            </w:r>
+          </w:p>
+        </w:tc>
+        <w:tc>
+          <w:tcPr/>
+          <w:p>
+            <w:pPr>
+              <w:pStyle w:val="Compact"/>
+            </w:pPr>
+            <w:r>
+              <w:t xml:space="preserve">Es el eje bimodal de la materia y expone el desbalance del modelo</w:t>
+            </w:r>
+          </w:p>
+        </w:tc>
+      </w:tr>
+      <w:tr>
         <w:tc>
           <w:tcPr/>
           <w:p>
@@ -9956,47 +9805,30 @@
           <w:p>
             <w:pPr>
               <w:pStyle w:val="Compact"/>
-            </w:pPr>
-            <w:r>
-              <w:t xml:space="preserve">Porter (1980)</w:t>
-            </w:r>
-          </w:p>
-        </w:tc>
-        <w:tc>
-          <w:tcPr/>
-          <w:p>
-            <w:pPr>
-              <w:pStyle w:val="Compact"/>
-            </w:pPr>
-            <w:r>
-              <w:t xml:space="preserve">Definir cuál es la ventaja competitiva real de la empresa</w:t>
-            </w:r>
-          </w:p>
-        </w:tc>
-        <w:tc>
-          <w:tcPr/>
-          <w:p>
-            <w:pPr>
-              <w:pStyle w:val="Compact"/>
-            </w:pPr>
-            <w:r>
-              <w:t xml:space="preserve">Clase 2</w:t>
-            </w:r>
-          </w:p>
-        </w:tc>
-      </w:tr>
-      <w:tr>
-        <w:tc>
-          <w:tcPr/>
-          <w:p>
-            <w:pPr>
-              <w:pStyle w:val="Compact"/>
-            </w:pPr>
-            <w:r>
-              <w:t xml:space="preserve">4. Propuesta de valor</w:t>
-            </w:r>
-          </w:p>
-        </w:tc>
+              <w:jc w:val="center"/>
+            </w:pPr>
+            <w:r>
+              <w:rPr>
+                <w:b/>
+                <w:bCs/>
+              </w:rPr>
+              <w:t xml:space="preserve">Sí</w:t>
+            </w:r>
+          </w:p>
+        </w:tc>
+        <w:tc>
+          <w:tcPr/>
+          <w:p>
+            <w:pPr>
+              <w:pStyle w:val="Compact"/>
+            </w:pPr>
+            <w:r>
+              <w:t xml:space="preserve">Define cuál es la ventaja competitiva real de la empresa</w:t>
+            </w:r>
+          </w:p>
+        </w:tc>
+      </w:tr>
+      <w:tr>
         <w:tc>
           <w:tcPr/>
           <w:p>
@@ -10013,47 +9845,30 @@
           <w:p>
             <w:pPr>
               <w:pStyle w:val="Compact"/>
-            </w:pPr>
-            <w:r>
-              <w:t xml:space="preserve">Osterwalder, Pigneur, Bernarda y Smith (2014)</w:t>
-            </w:r>
-          </w:p>
-        </w:tc>
-        <w:tc>
-          <w:tcPr/>
-          <w:p>
-            <w:pPr>
-              <w:pStyle w:val="Compact"/>
-            </w:pPr>
-            <w:r>
-              <w:t xml:space="preserve">Cruzar lo que el cliente necesita con lo que la empresa ofrece, y medir el encaje</w:t>
-            </w:r>
-          </w:p>
-        </w:tc>
-        <w:tc>
-          <w:tcPr/>
-          <w:p>
-            <w:pPr>
-              <w:pStyle w:val="Compact"/>
-            </w:pPr>
-            <w:r>
-              <w:t xml:space="preserve">Clase 2</w:t>
-            </w:r>
-          </w:p>
-        </w:tc>
-      </w:tr>
-      <w:tr>
-        <w:tc>
-          <w:tcPr/>
-          <w:p>
-            <w:pPr>
-              <w:pStyle w:val="Compact"/>
-            </w:pPr>
-            <w:r>
-              <w:t xml:space="preserve">5. Madurez</w:t>
-            </w:r>
-          </w:p>
-        </w:tc>
+              <w:jc w:val="center"/>
+            </w:pPr>
+            <w:r>
+              <w:rPr>
+                <w:b/>
+                <w:bCs/>
+              </w:rPr>
+              <w:t xml:space="preserve">Sí</w:t>
+            </w:r>
+          </w:p>
+        </w:tc>
+        <w:tc>
+          <w:tcPr/>
+          <w:p>
+            <w:pPr>
+              <w:pStyle w:val="Compact"/>
+            </w:pPr>
+            <w:r>
+              <w:t xml:space="preserve">Lo pide el enunciado. Mide el encaje entre lo que la empresa ofrece y lo que el canal necesita</w:t>
+            </w:r>
+          </w:p>
+        </w:tc>
+      </w:tr>
+      <w:tr>
         <w:tc>
           <w:tcPr/>
           <w:p>
@@ -10070,88 +9885,385 @@
           <w:p>
             <w:pPr>
               <w:pStyle w:val="Compact"/>
-            </w:pPr>
-            <w:r>
-              <w:t xml:space="preserve">Cátedra de Gestión Gerencial</w:t>
-            </w:r>
-          </w:p>
-        </w:tc>
-        <w:tc>
-          <w:tcPr/>
-          <w:p>
-            <w:pPr>
-              <w:pStyle w:val="Compact"/>
-            </w:pPr>
-            <w:r>
-              <w:t xml:space="preserve">Evaluar seis dimensiones con escala A a E, más una séptima que agregamos</w:t>
-            </w:r>
-          </w:p>
-        </w:tc>
-        <w:tc>
-          <w:tcPr/>
-          <w:p>
-            <w:pPr>
-              <w:pStyle w:val="Compact"/>
-            </w:pPr>
-            <w:r>
-              <w:t xml:space="preserve">Material de cátedra</w:t>
-            </w:r>
-          </w:p>
-        </w:tc>
-      </w:tr>
-      <w:tr>
-        <w:tc>
-          <w:tcPr/>
-          <w:p>
-            <w:pPr>
-              <w:pStyle w:val="Compact"/>
-            </w:pPr>
-            <w:r>
-              <w:t xml:space="preserve">5. Madurez</w:t>
-            </w:r>
-          </w:p>
-        </w:tc>
-        <w:tc>
-          <w:tcPr/>
-          <w:p>
-            <w:pPr>
-              <w:pStyle w:val="Compact"/>
-            </w:pPr>
-            <w:r>
-              <w:t xml:space="preserve">Costo de No Actuar (CoI)</w:t>
-            </w:r>
-          </w:p>
-        </w:tc>
-        <w:tc>
-          <w:tcPr/>
-          <w:p>
-            <w:pPr>
-              <w:pStyle w:val="Compact"/>
-            </w:pPr>
-            <w:r>
-              <w:t xml:space="preserve">Fórmula de tres componentes</w:t>
-            </w:r>
-          </w:p>
-        </w:tc>
-        <w:tc>
-          <w:tcPr/>
-          <w:p>
-            <w:pPr>
-              <w:pStyle w:val="Compact"/>
-            </w:pPr>
-            <w:r>
-              <w:t xml:space="preserve">Poner en plata lo que cuesta no resolver cada brecha</w:t>
-            </w:r>
-          </w:p>
-        </w:tc>
-        <w:tc>
-          <w:tcPr/>
-          <w:p>
-            <w:pPr>
-              <w:pStyle w:val="Compact"/>
-            </w:pPr>
-            <w:r>
-              <w:t xml:space="preserve">Clase 3</w:t>
+              <w:jc w:val="center"/>
+            </w:pPr>
+            <w:r>
+              <w:rPr>
+                <w:b/>
+                <w:bCs/>
+              </w:rPr>
+              <w:t xml:space="preserve">Sí</w:t>
+            </w:r>
+          </w:p>
+        </w:tc>
+        <w:tc>
+          <w:tcPr/>
+          <w:p>
+            <w:pPr>
+              <w:pStyle w:val="Compact"/>
+            </w:pPr>
+            <w:r>
+              <w:t xml:space="preserve">Lo pide el enunciado. Es el instrumento con el que se evalúan las capacidades</w:t>
+            </w:r>
+          </w:p>
+        </w:tc>
+      </w:tr>
+      <w:tr>
+        <w:tc>
+          <w:tcPr/>
+          <w:p>
+            <w:pPr>
+              <w:pStyle w:val="Compact"/>
+            </w:pPr>
+            <w:r>
+              <w:t xml:space="preserve">Costo de No Actuar</w:t>
+            </w:r>
+          </w:p>
+        </w:tc>
+        <w:tc>
+          <w:tcPr/>
+          <w:p>
+            <w:pPr>
+              <w:pStyle w:val="Compact"/>
+              <w:jc w:val="center"/>
+            </w:pPr>
+            <w:r>
+              <w:rPr>
+                <w:b/>
+                <w:bCs/>
+              </w:rPr>
+              <w:t xml:space="preserve">Sí</w:t>
+            </w:r>
+          </w:p>
+        </w:tc>
+        <w:tc>
+          <w:tcPr/>
+          <w:p>
+            <w:pPr>
+              <w:pStyle w:val="Compact"/>
+            </w:pPr>
+            <w:r>
+              <w:t xml:space="preserve">Pone en plata lo que cuesta no resolver cada brecha</w:t>
+            </w:r>
+          </w:p>
+        </w:tc>
+      </w:tr>
+      <w:tr>
+        <w:tc>
+          <w:tcPr/>
+          <w:p>
+            <w:pPr>
+              <w:pStyle w:val="Compact"/>
+            </w:pPr>
+            <w:r>
+              <w:rPr>
+                <w:b/>
+                <w:bCs/>
+              </w:rPr>
+              <w:t xml:space="preserve">PESTEL completo</w:t>
+            </w:r>
+          </w:p>
+        </w:tc>
+        <w:tc>
+          <w:tcPr/>
+          <w:p>
+            <w:pPr>
+              <w:pStyle w:val="Compact"/>
+              <w:jc w:val="center"/>
+            </w:pPr>
+            <w:r>
+              <w:rPr>
+                <w:b/>
+                <w:bCs/>
+              </w:rPr>
+              <w:t xml:space="preserve">No</w:t>
+            </w:r>
+          </w:p>
+        </w:tc>
+        <w:tc>
+          <w:tcPr/>
+          <w:p>
+            <w:pPr>
+              <w:pStyle w:val="Compact"/>
+            </w:pPr>
+            <w:r>
+              <w:t xml:space="preserve">Cuatro de sus seis dimensiones no tenían impacto real en este caso. Un cuadro con cuatro casilleros que dicen</w:t>
+            </w:r>
+            <w:r>
+              <w:t xml:space="preserve"> </w:t>
+            </w:r>
+            <w:r>
+              <w:t xml:space="preserve">“sin impacto”</w:t>
+            </w:r>
+            <w:r>
+              <w:t xml:space="preserve"> </w:t>
+            </w:r>
+            <w:r>
+              <w:t xml:space="preserve">no aporta al diagnóstico. En su lugar desarrollamos los factores que sí impactan</w:t>
+            </w:r>
+          </w:p>
+        </w:tc>
+      </w:tr>
+      <w:tr>
+        <w:tc>
+          <w:tcPr/>
+          <w:p>
+            <w:pPr>
+              <w:pStyle w:val="Compact"/>
+            </w:pPr>
+            <w:r>
+              <w:rPr>
+                <w:b/>
+                <w:bCs/>
+              </w:rPr>
+              <w:t xml:space="preserve">FODA cruzado</w:t>
+            </w:r>
+          </w:p>
+        </w:tc>
+        <w:tc>
+          <w:tcPr/>
+          <w:p>
+            <w:pPr>
+              <w:pStyle w:val="Compact"/>
+              <w:jc w:val="center"/>
+            </w:pPr>
+            <w:r>
+              <w:rPr>
+                <w:b/>
+                <w:bCs/>
+              </w:rPr>
+              <w:t xml:space="preserve">No</w:t>
+            </w:r>
+          </w:p>
+        </w:tc>
+        <w:tc>
+          <w:tcPr/>
+          <w:p>
+            <w:pPr>
+              <w:pStyle w:val="Compact"/>
+            </w:pPr>
+            <w:r>
+              <w:t xml:space="preserve">El cruce sirve para derivar iniciativas de acción, y esta entrega es diagnóstico: el enunciado pide no proponer solución todavía</w:t>
+            </w:r>
+          </w:p>
+        </w:tc>
+      </w:tr>
+      <w:tr>
+        <w:tc>
+          <w:tcPr/>
+          <w:p>
+            <w:pPr>
+              <w:pStyle w:val="Compact"/>
+            </w:pPr>
+            <w:r>
+              <w:rPr>
+                <w:b/>
+                <w:bCs/>
+              </w:rPr>
+              <w:t xml:space="preserve">Business Model Canvas To-Be</w:t>
+            </w:r>
+          </w:p>
+        </w:tc>
+        <w:tc>
+          <w:tcPr/>
+          <w:p>
+            <w:pPr>
+              <w:pStyle w:val="Compact"/>
+              <w:jc w:val="center"/>
+            </w:pPr>
+            <w:r>
+              <w:rPr>
+                <w:b/>
+                <w:bCs/>
+              </w:rPr>
+              <w:t xml:space="preserve">No</w:t>
+            </w:r>
+          </w:p>
+        </w:tc>
+        <w:tc>
+          <w:tcPr/>
+          <w:p>
+            <w:pPr>
+              <w:pStyle w:val="Compact"/>
+            </w:pPr>
+            <w:r>
+              <w:t xml:space="preserve">El enunciado pide el modelo de negocio actual, no el propuesto</w:t>
+            </w:r>
+          </w:p>
+        </w:tc>
+      </w:tr>
+      <w:tr>
+        <w:tc>
+          <w:tcPr/>
+          <w:p>
+            <w:pPr>
+              <w:pStyle w:val="Compact"/>
+            </w:pPr>
+            <w:r>
+              <w:rPr>
+                <w:b/>
+                <w:bCs/>
+              </w:rPr>
+              <w:t xml:space="preserve">Hipótesis de Oportunidad Tecnológica</w:t>
+            </w:r>
+          </w:p>
+        </w:tc>
+        <w:tc>
+          <w:tcPr/>
+          <w:p>
+            <w:pPr>
+              <w:pStyle w:val="Compact"/>
+              <w:jc w:val="center"/>
+            </w:pPr>
+            <w:r>
+              <w:rPr>
+                <w:b/>
+                <w:bCs/>
+              </w:rPr>
+              <w:t xml:space="preserve">No</w:t>
+            </w:r>
+          </w:p>
+        </w:tc>
+        <w:tc>
+          <w:tcPr/>
+          <w:p>
+            <w:pPr>
+              <w:pStyle w:val="Compact"/>
+            </w:pPr>
+            <w:r>
+              <w:t xml:space="preserve">Es una propuesta de solución. Corresponde al Hito 2</w:t>
+            </w:r>
+          </w:p>
+        </w:tc>
+      </w:tr>
+      <w:tr>
+        <w:tc>
+          <w:tcPr/>
+          <w:p>
+            <w:pPr>
+              <w:pStyle w:val="Compact"/>
+            </w:pPr>
+            <w:r>
+              <w:rPr>
+                <w:b/>
+                <w:bCs/>
+              </w:rPr>
+              <w:t xml:space="preserve">Design Thinking</w:t>
+            </w:r>
+          </w:p>
+        </w:tc>
+        <w:tc>
+          <w:tcPr/>
+          <w:p>
+            <w:pPr>
+              <w:pStyle w:val="Compact"/>
+              <w:jc w:val="center"/>
+            </w:pPr>
+            <w:r>
+              <w:rPr>
+                <w:b/>
+                <w:bCs/>
+              </w:rPr>
+              <w:t xml:space="preserve">No</w:t>
+            </w:r>
+          </w:p>
+        </w:tc>
+        <w:tc>
+          <w:tcPr/>
+          <w:p>
+            <w:pPr>
+              <w:pStyle w:val="Compact"/>
+            </w:pPr>
+            <w:r>
+              <w:t xml:space="preserve">Se vio en la Clase 3, pero sirve para idear soluciones, que todavía no toca</w:t>
+            </w:r>
+          </w:p>
+        </w:tc>
+      </w:tr>
+      <w:tr>
+        <w:tc>
+          <w:tcPr/>
+          <w:p>
+            <w:pPr>
+              <w:pStyle w:val="Compact"/>
+            </w:pPr>
+            <w:r>
+              <w:rPr>
+                <w:b/>
+                <w:bCs/>
+              </w:rPr>
+              <w:t xml:space="preserve">Balanced Scorecard y OKR</w:t>
+            </w:r>
+          </w:p>
+        </w:tc>
+        <w:tc>
+          <w:tcPr/>
+          <w:p>
+            <w:pPr>
+              <w:pStyle w:val="Compact"/>
+              <w:jc w:val="center"/>
+            </w:pPr>
+            <w:r>
+              <w:rPr>
+                <w:b/>
+                <w:bCs/>
+              </w:rPr>
+              <w:t xml:space="preserve">No</w:t>
+            </w:r>
+          </w:p>
+        </w:tc>
+        <w:tc>
+          <w:tcPr/>
+          <w:p>
+            <w:pPr>
+              <w:pStyle w:val="Compact"/>
+            </w:pPr>
+            <w:r>
+              <w:t xml:space="preserve">Corresponden al Hito 3: plan de ejecución y gobernanza</w:t>
+            </w:r>
+          </w:p>
+        </w:tc>
+      </w:tr>
+      <w:tr>
+        <w:tc>
+          <w:tcPr/>
+          <w:p>
+            <w:pPr>
+              <w:pStyle w:val="Compact"/>
+            </w:pPr>
+            <w:r>
+              <w:rPr>
+                <w:b/>
+                <w:bCs/>
+              </w:rPr>
+              <w:t xml:space="preserve">Plantilla del problema gerencial</w:t>
+            </w:r>
+          </w:p>
+        </w:tc>
+        <w:tc>
+          <w:tcPr/>
+          <w:p>
+            <w:pPr>
+              <w:pStyle w:val="Compact"/>
+              <w:jc w:val="center"/>
+            </w:pPr>
+            <w:r>
+              <w:rPr>
+                <w:b/>
+                <w:bCs/>
+              </w:rPr>
+              <w:t xml:space="preserve">No</w:t>
+            </w:r>
+          </w:p>
+        </w:tc>
+        <w:tc>
+          <w:tcPr/>
+          <w:p>
+            <w:pPr>
+              <w:pStyle w:val="Compact"/>
+            </w:pPr>
+            <w:r>
+              <w:t xml:space="preserve">Es para la sección 6, que se entrega por separado</w:t>
             </w:r>
           </w:p>
         </w:tc>
@@ -10166,368 +10278,7 @@
           <w:b/>
           <w:bCs/>
         </w:rPr>
-        <w:t xml:space="preserve">Cómo se encadenan</w:t>
-      </w:r>
-    </w:p>
-    <w:p>
-      <w:pPr>
-        <w:pStyle w:val="BodyText"/>
-      </w:pPr>
-      <w:r>
-        <w:t xml:space="preserve">El orden en que las aplicamos no es casual. Cada herramienta produce algo que la siguiente necesita.</w:t>
-      </w:r>
-    </w:p>
-    <w:p>
-      <w:pPr>
-        <w:pStyle w:val="SourceCode"/>
-      </w:pPr>
-      <w:r>
-        <w:rPr>
-          <w:rStyle w:val="VerbatimChar"/>
-        </w:rPr>
-        <w:t xml:space="preserve">SECCIÓN 1</w:t>
-      </w:r>
-      <w:r>
-        <w:br/>
-      </w:r>
-      <w:r>
-        <w:rPr>
-          <w:rStyle w:val="VerbatimChar"/>
-        </w:rPr>
-        <w:t xml:space="preserve">  Relevamiento de la organización</w:t>
-      </w:r>
-      <w:r>
-        <w:br/>
-      </w:r>
-      <w:r>
-        <w:rPr>
-          <w:rStyle w:val="VerbatimChar"/>
-        </w:rPr>
-        <w:t xml:space="preserve">       |</w:t>
-      </w:r>
-      <w:r>
-        <w:br/>
-      </w:r>
-      <w:r>
-        <w:rPr>
-          <w:rStyle w:val="VerbatimChar"/>
-        </w:rPr>
-        <w:t xml:space="preserve">       v</w:t>
-      </w:r>
-      <w:r>
-        <w:br/>
-      </w:r>
-      <w:r>
-        <w:rPr>
-          <w:rStyle w:val="VerbatimChar"/>
-        </w:rPr>
-        <w:t xml:space="preserve">SECCIÓN 2</w:t>
-      </w:r>
-      <w:r>
-        <w:br/>
-      </w:r>
-      <w:r>
-        <w:rPr>
-          <w:rStyle w:val="VerbatimChar"/>
-        </w:rPr>
-        <w:t xml:space="preserve">  Factores del entorno ----+</w:t>
-      </w:r>
-      <w:r>
-        <w:br/>
-      </w:r>
-      <w:r>
-        <w:rPr>
-          <w:rStyle w:val="VerbatimChar"/>
-        </w:rPr>
-        <w:t xml:space="preserve">                           |--&gt; Oportunidades y Amenazas --+</w:t>
-      </w:r>
-      <w:r>
-        <w:br/>
-      </w:r>
-      <w:r>
-        <w:rPr>
-          <w:rStyle w:val="VerbatimChar"/>
-        </w:rPr>
-        <w:t xml:space="preserve">  Cinco fuerzas -----------+                               |</w:t>
-      </w:r>
-      <w:r>
-        <w:br/>
-      </w:r>
-      <w:r>
-        <w:rPr>
-          <w:rStyle w:val="VerbatimChar"/>
-        </w:rPr>
-        <w:t xml:space="preserve">                                                           +--&gt; FODA</w:t>
-      </w:r>
-      <w:r>
-        <w:br/>
-      </w:r>
-      <w:r>
-        <w:rPr>
-          <w:rStyle w:val="VerbatimChar"/>
-        </w:rPr>
-        <w:t xml:space="preserve">  Cadena de valor ----&gt; Fortalezas y Debilidades ----------+</w:t>
-      </w:r>
-      <w:r>
-        <w:br/>
-      </w:r>
-      <w:r>
-        <w:rPr>
-          <w:rStyle w:val="VerbatimChar"/>
-        </w:rPr>
-        <w:t xml:space="preserve">       |</w:t>
-      </w:r>
-      <w:r>
-        <w:br/>
-      </w:r>
-      <w:r>
-        <w:rPr>
-          <w:rStyle w:val="VerbatimChar"/>
-        </w:rPr>
-        <w:t xml:space="preserve">       v</w:t>
-      </w:r>
-      <w:r>
-        <w:br/>
-      </w:r>
-      <w:r>
-        <w:rPr>
-          <w:rStyle w:val="VerbatimChar"/>
-        </w:rPr>
-        <w:t xml:space="preserve">SECCIÓN 3                          SECCIÓN 4                    SECCIÓN 5</w:t>
-      </w:r>
-      <w:r>
-        <w:br/>
-      </w:r>
-      <w:r>
-        <w:rPr>
-          <w:rStyle w:val="VerbatimChar"/>
-        </w:rPr>
-        <w:t xml:space="preserve">  Business Model Canvas              Value Proposition Canvas      Modelo de madurez</w:t>
-      </w:r>
-      <w:r>
-        <w:br/>
-      </w:r>
-      <w:r>
-        <w:rPr>
-          <w:rStyle w:val="VerbatimChar"/>
-        </w:rPr>
-        <w:t xml:space="preserve">  + Run / Change the Business        (segmento prioritario)        + Costo de No Actuar</w:t>
-      </w:r>
-      <w:r>
-        <w:br/>
-      </w:r>
-      <w:r>
-        <w:rPr>
-          <w:rStyle w:val="VerbatimChar"/>
-        </w:rPr>
-        <w:t xml:space="preserve">       |                                   |                             |</w:t>
-      </w:r>
-      <w:r>
-        <w:br/>
-      </w:r>
-      <w:r>
-        <w:rPr>
-          <w:rStyle w:val="VerbatimChar"/>
-        </w:rPr>
-        <w:t xml:space="preserve">       +-----------------------------------+-----------------------------+</w:t>
-      </w:r>
-      <w:r>
-        <w:br/>
-      </w:r>
-      <w:r>
-        <w:rPr>
-          <w:rStyle w:val="VerbatimChar"/>
-        </w:rPr>
-        <w:t xml:space="preserve">                                           |</w:t>
-      </w:r>
-      <w:r>
-        <w:br/>
-      </w:r>
-      <w:r>
-        <w:rPr>
-          <w:rStyle w:val="VerbatimChar"/>
-        </w:rPr>
-        <w:t xml:space="preserve">                                           v</w:t>
-      </w:r>
-      <w:r>
-        <w:br/>
-      </w:r>
-      <w:r>
-        <w:rPr>
-          <w:rStyle w:val="VerbatimChar"/>
-        </w:rPr>
-        <w:t xml:space="preserve">                                    SECCIÓN 6 (se entrega aparte)</w:t>
-      </w:r>
-      <w:r>
-        <w:br/>
-      </w:r>
-      <w:r>
-        <w:rPr>
-          <w:rStyle w:val="VerbatimChar"/>
-        </w:rPr>
-        <w:t xml:space="preserve">                                    Problema gerencial priorizado</w:t>
-      </w:r>
-    </w:p>
-    <w:p>
-      <w:pPr>
-        <w:pStyle w:val="FirstParagraph"/>
-      </w:pPr>
-      <w:r>
-        <w:t xml:space="preserve">En concreto:</w:t>
-      </w:r>
-    </w:p>
-    <w:p>
-      <w:pPr>
-        <w:pStyle w:val="Compact"/>
-        <w:numPr>
-          <w:ilvl w:val="0"/>
-          <w:numId w:val="1019"/>
-        </w:numPr>
-      </w:pPr>
-      <w:r>
-        <w:t xml:space="preserve">Los</w:t>
-      </w:r>
-      <w:r>
-        <w:t xml:space="preserve"> </w:t>
-      </w:r>
-      <w:r>
-        <w:rPr>
-          <w:b/>
-          <w:bCs/>
-        </w:rPr>
-        <w:t xml:space="preserve">factores del entorno</w:t>
-      </w:r>
-      <w:r>
-        <w:t xml:space="preserve"> </w:t>
-      </w:r>
-      <w:r>
-        <w:t xml:space="preserve">y las</w:t>
-      </w:r>
-      <w:r>
-        <w:t xml:space="preserve"> </w:t>
-      </w:r>
-      <w:r>
-        <w:rPr>
-          <w:b/>
-          <w:bCs/>
-        </w:rPr>
-        <w:t xml:space="preserve">cinco fuerzas</w:t>
-      </w:r>
-      <w:r>
-        <w:t xml:space="preserve"> </w:t>
-      </w:r>
-      <w:r>
-        <w:t xml:space="preserve">producen las oportunidades y las amenazas del FODA.</w:t>
-      </w:r>
-    </w:p>
-    <w:p>
-      <w:pPr>
-        <w:pStyle w:val="Compact"/>
-        <w:numPr>
-          <w:ilvl w:val="0"/>
-          <w:numId w:val="1019"/>
-        </w:numPr>
-      </w:pPr>
-      <w:r>
-        <w:t xml:space="preserve">La</w:t>
-      </w:r>
-      <w:r>
-        <w:t xml:space="preserve"> </w:t>
-      </w:r>
-      <w:r>
-        <w:rPr>
-          <w:b/>
-          <w:bCs/>
-        </w:rPr>
-        <w:t xml:space="preserve">cadena de valor</w:t>
-      </w:r>
-      <w:r>
-        <w:t xml:space="preserve"> </w:t>
-      </w:r>
-      <w:r>
-        <w:t xml:space="preserve">produce las fortalezas y las debilidades.</w:t>
-      </w:r>
-    </w:p>
-    <w:p>
-      <w:pPr>
-        <w:pStyle w:val="Compact"/>
-        <w:numPr>
-          <w:ilvl w:val="0"/>
-          <w:numId w:val="1019"/>
-        </w:numPr>
-      </w:pPr>
-      <w:r>
-        <w:t xml:space="preserve">El</w:t>
-      </w:r>
-      <w:r>
-        <w:t xml:space="preserve"> </w:t>
-      </w:r>
-      <w:r>
-        <w:rPr>
-          <w:b/>
-          <w:bCs/>
-        </w:rPr>
-        <w:t xml:space="preserve">segmento prioritario</w:t>
-      </w:r>
-      <w:r>
-        <w:t xml:space="preserve"> </w:t>
-      </w:r>
-      <w:r>
-        <w:t xml:space="preserve">de la sección 4 se justifica con lo que vimos en las cinco fuerzas.</w:t>
-      </w:r>
-    </w:p>
-    <w:p>
-      <w:pPr>
-        <w:pStyle w:val="Compact"/>
-        <w:numPr>
-          <w:ilvl w:val="0"/>
-          <w:numId w:val="1019"/>
-        </w:numPr>
-      </w:pPr>
-      <w:r>
-        <w:t xml:space="preserve">La</w:t>
-      </w:r>
-      <w:r>
-        <w:t xml:space="preserve"> </w:t>
-      </w:r>
-      <w:r>
-        <w:rPr>
-          <w:b/>
-          <w:bCs/>
-        </w:rPr>
-        <w:t xml:space="preserve">madurez</w:t>
-      </w:r>
-      <w:r>
-        <w:t xml:space="preserve"> </w:t>
-      </w:r>
-      <w:r>
-        <w:t xml:space="preserve">de la sección 5 se apoya en evidencia que fue apareciendo en las secciones 1 a 4.</w:t>
-      </w:r>
-    </w:p>
-    <w:bookmarkStart w:id="66" w:name="Xa178430d01598d7b142723fb7d24c42d8733294"/>
-    <w:p>
-      <w:pPr>
-        <w:pStyle w:val="Heading3"/>
-      </w:pPr>
-      <w:r>
-        <w:t xml:space="preserve">Herramientas que decidimos no usar, y por qué</w:t>
-      </w:r>
-    </w:p>
-    <w:p>
-      <w:pPr>
-        <w:pStyle w:val="FirstParagraph"/>
-      </w:pPr>
-      <w:r>
-        <w:t xml:space="preserve">El enunciado dice</w:t>
-      </w:r>
-      <w:r>
-        <w:t xml:space="preserve"> </w:t>
-      </w:r>
-      <w:r>
-        <w:t xml:space="preserve">“usar FODA, PESTEL, cinco fuerzas u otra herramienta equivalente”</w:t>
-      </w:r>
-      <w:r>
-        <w:t xml:space="preserve">, o sea que deja elegir. Estas quedaron afuera a propósito.</w:t>
+        <w:t xml:space="preserve">Dónde se usó cada una</w:t>
       </w:r>
     </w:p>
     <w:tbl>
@@ -10552,214 +10303,525 @@
               <w:pStyle w:val="Compact"/>
             </w:pPr>
             <w:r>
-              <w:t xml:space="preserve">Herramienta</w:t>
-            </w:r>
-          </w:p>
-        </w:tc>
-        <w:tc>
-          <w:tcPr/>
-          <w:p>
-            <w:pPr>
-              <w:pStyle w:val="Compact"/>
-            </w:pPr>
-            <w:r>
-              <w:t xml:space="preserve">Por qué la dejamos afuera</w:t>
-            </w:r>
-          </w:p>
-        </w:tc>
-      </w:tr>
-      <w:tr>
-        <w:tc>
-          <w:tcPr/>
-          <w:p>
-            <w:pPr>
-              <w:pStyle w:val="Compact"/>
-            </w:pPr>
-            <w:r>
-              <w:rPr>
-                <w:b/>
-                <w:bCs/>
-              </w:rPr>
-              <w:t xml:space="preserve">PESTEL completo</w:t>
-            </w:r>
-          </w:p>
-        </w:tc>
-        <w:tc>
-          <w:tcPr/>
-          <w:p>
-            <w:pPr>
-              <w:pStyle w:val="Compact"/>
-            </w:pPr>
-            <w:r>
-              <w:t xml:space="preserve">Lo probamos y cuatro de sus seis dimensiones volvían vacías en este caso: ninguna regulación los complicó, la presión ecológica no se siente, lo legal se pisa con lo político y lo tecnológico ya lo mide la sección 5 con más rigor. Llenar seis casilleros para que cuatro digan</w:t>
-            </w:r>
-            <w:r>
-              <w:t xml:space="preserve"> </w:t>
-            </w:r>
-            <w:r>
-              <w:t xml:space="preserve">“sin impacto”</w:t>
-            </w:r>
-            <w:r>
-              <w:t xml:space="preserve"> </w:t>
-            </w:r>
-            <w:r>
-              <w:t xml:space="preserve">es justo lo que advierte la guía de la cátedra cuando pregunta cuál es la diferencia entre listar un factor PESTEL y explicar su impacto real. Nos quedamos con los factores que sí impactan</w:t>
-            </w:r>
-          </w:p>
-        </w:tc>
-      </w:tr>
-      <w:tr>
-        <w:tc>
-          <w:tcPr/>
-          <w:p>
-            <w:pPr>
-              <w:pStyle w:val="Compact"/>
-            </w:pPr>
-            <w:r>
-              <w:rPr>
-                <w:b/>
-                <w:bCs/>
-              </w:rPr>
-              <w:t xml:space="preserve">FODA cruzado</w:t>
-            </w:r>
-          </w:p>
-        </w:tc>
-        <w:tc>
-          <w:tcPr/>
-          <w:p>
-            <w:pPr>
-              <w:pStyle w:val="Compact"/>
-            </w:pPr>
-            <w:r>
-              <w:t xml:space="preserve">El cruce existe para derivar iniciativas, y esta entrega es diagnóstico: el enunciado pide explícitamente no proponer solución todavía. El FODA simple sí lo hicimos, que además es la forma que usa la guía de la cátedra en su ejemplo resuelto</w:t>
-            </w:r>
-          </w:p>
-        </w:tc>
-      </w:tr>
-      <w:tr>
-        <w:tc>
-          <w:tcPr/>
-          <w:p>
-            <w:pPr>
-              <w:pStyle w:val="Compact"/>
-            </w:pPr>
-            <w:r>
-              <w:t xml:space="preserve">Hipótesis de Oportunidad Tecnológica</w:t>
-            </w:r>
-          </w:p>
-        </w:tc>
-        <w:tc>
-          <w:tcPr/>
-          <w:p>
-            <w:pPr>
-              <w:pStyle w:val="Compact"/>
-            </w:pPr>
-            <w:r>
-              <w:t xml:space="preserve">Es una propuesta de solución (To-Be) y este trabajo es diagnóstico del estado actual (AS-IS)</w:t>
-            </w:r>
-          </w:p>
-        </w:tc>
-      </w:tr>
-      <w:tr>
-        <w:tc>
-          <w:tcPr/>
-          <w:p>
-            <w:pPr>
-              <w:pStyle w:val="Compact"/>
-            </w:pPr>
-            <w:r>
-              <w:t xml:space="preserve">Business Model Canvas en versión To-Be</w:t>
-            </w:r>
-          </w:p>
-        </w:tc>
-        <w:tc>
-          <w:tcPr/>
-          <w:p>
-            <w:pPr>
-              <w:pStyle w:val="Compact"/>
-            </w:pPr>
-            <w:r>
-              <w:t xml:space="preserve">Mismo motivo: el enunciado pide el modelo actual, no el propuesto</w:t>
-            </w:r>
-          </w:p>
-        </w:tc>
-      </w:tr>
-      <w:tr>
-        <w:tc>
-          <w:tcPr/>
-          <w:p>
-            <w:pPr>
-              <w:pStyle w:val="Compact"/>
-            </w:pPr>
-            <w:r>
-              <w:t xml:space="preserve">Balanced Scorecard y OKR</w:t>
-            </w:r>
-          </w:p>
-        </w:tc>
-        <w:tc>
-          <w:tcPr/>
-          <w:p>
-            <w:pPr>
-              <w:pStyle w:val="Compact"/>
-            </w:pPr>
-            <w:r>
-              <w:t xml:space="preserve">Corresponden al Hito 3, no a esta entrega</w:t>
-            </w:r>
-          </w:p>
-        </w:tc>
-      </w:tr>
-      <w:tr>
-        <w:tc>
-          <w:tcPr/>
-          <w:p>
-            <w:pPr>
-              <w:pStyle w:val="Compact"/>
-            </w:pPr>
-            <w:r>
-              <w:t xml:space="preserve">Design Thinking</w:t>
-            </w:r>
-          </w:p>
-        </w:tc>
-        <w:tc>
-          <w:tcPr/>
-          <w:p>
-            <w:pPr>
-              <w:pStyle w:val="Compact"/>
-            </w:pPr>
-            <w:r>
-              <w:t xml:space="preserve">Se vio en la Clase 3 pero apunta a idear soluciones, que todavía no toca</w:t>
-            </w:r>
-          </w:p>
-        </w:tc>
-      </w:tr>
-      <w:tr>
-        <w:tc>
-          <w:tcPr/>
-          <w:p>
-            <w:pPr>
-              <w:pStyle w:val="Compact"/>
-            </w:pPr>
-            <w:r>
-              <w:t xml:space="preserve">Plantilla canónica del problema gerencial</w:t>
-            </w:r>
-          </w:p>
-        </w:tc>
-        <w:tc>
-          <w:tcPr/>
-          <w:p>
-            <w:pPr>
-              <w:pStyle w:val="Compact"/>
-            </w:pPr>
-            <w:r>
-              <w:t xml:space="preserve">Es para la sección 6, que entregamos aparte</w:t>
+              <w:t xml:space="preserve">Sección</w:t>
+            </w:r>
+          </w:p>
+        </w:tc>
+        <w:tc>
+          <w:tcPr/>
+          <w:p>
+            <w:pPr>
+              <w:pStyle w:val="Compact"/>
+            </w:pPr>
+            <w:r>
+              <w:t xml:space="preserve">Herramientas</w:t>
+            </w:r>
+          </w:p>
+        </w:tc>
+      </w:tr>
+      <w:tr>
+        <w:tc>
+          <w:tcPr/>
+          <w:p>
+            <w:pPr>
+              <w:pStyle w:val="Compact"/>
+            </w:pPr>
+            <w:r>
+              <w:t xml:space="preserve">1. La organización</w:t>
+            </w:r>
+          </w:p>
+        </w:tc>
+        <w:tc>
+          <w:tcPr/>
+          <w:p>
+            <w:pPr>
+              <w:pStyle w:val="Compact"/>
+            </w:pPr>
+            <w:r>
+              <w:t xml:space="preserve">Ninguna: es relevamiento descriptivo, con la estructura que pide el enunciado</w:t>
+            </w:r>
+          </w:p>
+        </w:tc>
+      </w:tr>
+      <w:tr>
+        <w:tc>
+          <w:tcPr/>
+          <w:p>
+            <w:pPr>
+              <w:pStyle w:val="Compact"/>
+            </w:pPr>
+            <w:r>
+              <w:t xml:space="preserve">2. El contexto</w:t>
+            </w:r>
+          </w:p>
+        </w:tc>
+        <w:tc>
+          <w:tcPr/>
+          <w:p>
+            <w:pPr>
+              <w:pStyle w:val="Compact"/>
+            </w:pPr>
+            <w:r>
+              <w:t xml:space="preserve">Factores del entorno · Cinco fuerzas · Cadena de valor · FODA</w:t>
+            </w:r>
+          </w:p>
+        </w:tc>
+      </w:tr>
+      <w:tr>
+        <w:tc>
+          <w:tcPr/>
+          <w:p>
+            <w:pPr>
+              <w:pStyle w:val="Compact"/>
+            </w:pPr>
+            <w:r>
+              <w:t xml:space="preserve">3. Modelo de negocio</w:t>
+            </w:r>
+          </w:p>
+        </w:tc>
+        <w:tc>
+          <w:tcPr/>
+          <w:p>
+            <w:pPr>
+              <w:pStyle w:val="Compact"/>
+            </w:pPr>
+            <w:r>
+              <w:t xml:space="preserve">Business Model Canvas · Run / Change the Business · Liderazgo en costos</w:t>
+            </w:r>
+          </w:p>
+        </w:tc>
+      </w:tr>
+      <w:tr>
+        <w:tc>
+          <w:tcPr/>
+          <w:p>
+            <w:pPr>
+              <w:pStyle w:val="Compact"/>
+            </w:pPr>
+            <w:r>
+              <w:t xml:space="preserve">4. Propuesta de valor</w:t>
+            </w:r>
+          </w:p>
+        </w:tc>
+        <w:tc>
+          <w:tcPr/>
+          <w:p>
+            <w:pPr>
+              <w:pStyle w:val="Compact"/>
+            </w:pPr>
+            <w:r>
+              <w:t xml:space="preserve">Value Proposition Canvas</w:t>
+            </w:r>
+          </w:p>
+        </w:tc>
+      </w:tr>
+      <w:tr>
+        <w:tc>
+          <w:tcPr/>
+          <w:p>
+            <w:pPr>
+              <w:pStyle w:val="Compact"/>
+            </w:pPr>
+            <w:r>
+              <w:t xml:space="preserve">5. Madurez</w:t>
+            </w:r>
+          </w:p>
+        </w:tc>
+        <w:tc>
+          <w:tcPr/>
+          <w:p>
+            <w:pPr>
+              <w:pStyle w:val="Compact"/>
+            </w:pPr>
+            <w:r>
+              <w:t xml:space="preserve">Modelo de madurez de la cátedra · Costo de No Actuar</w:t>
             </w:r>
           </w:p>
         </w:tc>
       </w:tr>
     </w:tbl>
+    <w:p>
+      <w:pPr>
+        <w:pStyle w:val="BodyText"/>
+      </w:pPr>
+      <w:r>
+        <w:rPr>
+          <w:b/>
+          <w:bCs/>
+        </w:rPr>
+        <w:t xml:space="preserve">Cómo se encadenan</w:t>
+      </w:r>
+    </w:p>
+    <w:p>
+      <w:pPr>
+        <w:pStyle w:val="BodyText"/>
+      </w:pPr>
+      <w:r>
+        <w:t xml:space="preserve">El orden en que las aplicamos no es casual. Cada herramienta produce algo que la siguiente necesita.</w:t>
+      </w:r>
+    </w:p>
+    <w:p>
+      <w:pPr>
+        <w:pStyle w:val="SourceCode"/>
+      </w:pPr>
+      <w:r>
+        <w:rPr>
+          <w:rStyle w:val="VerbatimChar"/>
+        </w:rPr>
+        <w:t xml:space="preserve">SECCIÓN 1</w:t>
+      </w:r>
+      <w:r>
+        <w:br/>
+      </w:r>
+      <w:r>
+        <w:rPr>
+          <w:rStyle w:val="VerbatimChar"/>
+        </w:rPr>
+        <w:t xml:space="preserve">  Relevamiento de la organización</w:t>
+      </w:r>
+      <w:r>
+        <w:br/>
+      </w:r>
+      <w:r>
+        <w:rPr>
+          <w:rStyle w:val="VerbatimChar"/>
+        </w:rPr>
+        <w:t xml:space="preserve">       |</w:t>
+      </w:r>
+      <w:r>
+        <w:br/>
+      </w:r>
+      <w:r>
+        <w:rPr>
+          <w:rStyle w:val="VerbatimChar"/>
+        </w:rPr>
+        <w:t xml:space="preserve">       v</w:t>
+      </w:r>
+      <w:r>
+        <w:br/>
+      </w:r>
+      <w:r>
+        <w:rPr>
+          <w:rStyle w:val="VerbatimChar"/>
+        </w:rPr>
+        <w:t xml:space="preserve">SECCIÓN 2</w:t>
+      </w:r>
+      <w:r>
+        <w:br/>
+      </w:r>
+      <w:r>
+        <w:rPr>
+          <w:rStyle w:val="VerbatimChar"/>
+        </w:rPr>
+        <w:t xml:space="preserve">  Factores del entorno ----+</w:t>
+      </w:r>
+      <w:r>
+        <w:br/>
+      </w:r>
+      <w:r>
+        <w:rPr>
+          <w:rStyle w:val="VerbatimChar"/>
+        </w:rPr>
+        <w:t xml:space="preserve">                           |--&gt; Oportunidades y Amenazas --+</w:t>
+      </w:r>
+      <w:r>
+        <w:br/>
+      </w:r>
+      <w:r>
+        <w:rPr>
+          <w:rStyle w:val="VerbatimChar"/>
+        </w:rPr>
+        <w:t xml:space="preserve">  Cinco fuerzas -----------+                               |</w:t>
+      </w:r>
+      <w:r>
+        <w:br/>
+      </w:r>
+      <w:r>
+        <w:rPr>
+          <w:rStyle w:val="VerbatimChar"/>
+        </w:rPr>
+        <w:t xml:space="preserve">                                                           +--&gt; FODA</w:t>
+      </w:r>
+      <w:r>
+        <w:br/>
+      </w:r>
+      <w:r>
+        <w:rPr>
+          <w:rStyle w:val="VerbatimChar"/>
+        </w:rPr>
+        <w:t xml:space="preserve">  Cadena de valor ----&gt; Fortalezas y Debilidades ----------+</w:t>
+      </w:r>
+      <w:r>
+        <w:br/>
+      </w:r>
+      <w:r>
+        <w:rPr>
+          <w:rStyle w:val="VerbatimChar"/>
+        </w:rPr>
+        <w:t xml:space="preserve">       |</w:t>
+      </w:r>
+      <w:r>
+        <w:br/>
+      </w:r>
+      <w:r>
+        <w:rPr>
+          <w:rStyle w:val="VerbatimChar"/>
+        </w:rPr>
+        <w:t xml:space="preserve">       v</w:t>
+      </w:r>
+      <w:r>
+        <w:br/>
+      </w:r>
+      <w:r>
+        <w:rPr>
+          <w:rStyle w:val="VerbatimChar"/>
+        </w:rPr>
+        <w:t xml:space="preserve">SECCIÓN 3                          SECCIÓN 4                    SECCIÓN 5</w:t>
+      </w:r>
+      <w:r>
+        <w:br/>
+      </w:r>
+      <w:r>
+        <w:rPr>
+          <w:rStyle w:val="VerbatimChar"/>
+        </w:rPr>
+        <w:t xml:space="preserve">  Business Model Canvas              Value Proposition Canvas      Modelo de madurez</w:t>
+      </w:r>
+      <w:r>
+        <w:br/>
+      </w:r>
+      <w:r>
+        <w:rPr>
+          <w:rStyle w:val="VerbatimChar"/>
+        </w:rPr>
+        <w:t xml:space="preserve">  + Run / Change the Business        (segmento prioritario)        + Costo de No Actuar</w:t>
+      </w:r>
+      <w:r>
+        <w:br/>
+      </w:r>
+      <w:r>
+        <w:rPr>
+          <w:rStyle w:val="VerbatimChar"/>
+        </w:rPr>
+        <w:t xml:space="preserve">       |                                   |                             |</w:t>
+      </w:r>
+      <w:r>
+        <w:br/>
+      </w:r>
+      <w:r>
+        <w:rPr>
+          <w:rStyle w:val="VerbatimChar"/>
+        </w:rPr>
+        <w:t xml:space="preserve">       +-----------------------------------+-----------------------------+</w:t>
+      </w:r>
+      <w:r>
+        <w:br/>
+      </w:r>
+      <w:r>
+        <w:rPr>
+          <w:rStyle w:val="VerbatimChar"/>
+        </w:rPr>
+        <w:t xml:space="preserve">                                           |</w:t>
+      </w:r>
+      <w:r>
+        <w:br/>
+      </w:r>
+      <w:r>
+        <w:rPr>
+          <w:rStyle w:val="VerbatimChar"/>
+        </w:rPr>
+        <w:t xml:space="preserve">                                           v</w:t>
+      </w:r>
+      <w:r>
+        <w:br/>
+      </w:r>
+      <w:r>
+        <w:rPr>
+          <w:rStyle w:val="VerbatimChar"/>
+        </w:rPr>
+        <w:t xml:space="preserve">                                    SECCIÓN 6 (se entrega aparte)</w:t>
+      </w:r>
+      <w:r>
+        <w:br/>
+      </w:r>
+      <w:r>
+        <w:rPr>
+          <w:rStyle w:val="VerbatimChar"/>
+        </w:rPr>
+        <w:t xml:space="preserve">                                    Problema gerencial priorizado</w:t>
+      </w:r>
+    </w:p>
+    <w:p>
+      <w:pPr>
+        <w:pStyle w:val="FirstParagraph"/>
+      </w:pPr>
+      <w:r>
+        <w:t xml:space="preserve">En concreto:</w:t>
+      </w:r>
+    </w:p>
+    <w:p>
+      <w:pPr>
+        <w:pStyle w:val="Compact"/>
+        <w:numPr>
+          <w:ilvl w:val="0"/>
+          <w:numId w:val="1019"/>
+        </w:numPr>
+      </w:pPr>
+      <w:r>
+        <w:t xml:space="preserve">Los</w:t>
+      </w:r>
+      <w:r>
+        <w:t xml:space="preserve"> </w:t>
+      </w:r>
+      <w:r>
+        <w:rPr>
+          <w:b/>
+          <w:bCs/>
+        </w:rPr>
+        <w:t xml:space="preserve">factores del entorno</w:t>
+      </w:r>
+      <w:r>
+        <w:t xml:space="preserve"> </w:t>
+      </w:r>
+      <w:r>
+        <w:t xml:space="preserve">y las</w:t>
+      </w:r>
+      <w:r>
+        <w:t xml:space="preserve"> </w:t>
+      </w:r>
+      <w:r>
+        <w:rPr>
+          <w:b/>
+          <w:bCs/>
+        </w:rPr>
+        <w:t xml:space="preserve">cinco fuerzas</w:t>
+      </w:r>
+      <w:r>
+        <w:t xml:space="preserve"> </w:t>
+      </w:r>
+      <w:r>
+        <w:t xml:space="preserve">producen las oportunidades y las amenazas del FODA.</w:t>
+      </w:r>
+    </w:p>
+    <w:p>
+      <w:pPr>
+        <w:pStyle w:val="Compact"/>
+        <w:numPr>
+          <w:ilvl w:val="0"/>
+          <w:numId w:val="1019"/>
+        </w:numPr>
+      </w:pPr>
+      <w:r>
+        <w:t xml:space="preserve">La</w:t>
+      </w:r>
+      <w:r>
+        <w:t xml:space="preserve"> </w:t>
+      </w:r>
+      <w:r>
+        <w:rPr>
+          <w:b/>
+          <w:bCs/>
+        </w:rPr>
+        <w:t xml:space="preserve">cadena de valor</w:t>
+      </w:r>
+      <w:r>
+        <w:t xml:space="preserve"> </w:t>
+      </w:r>
+      <w:r>
+        <w:t xml:space="preserve">produce las fortalezas y las debilidades.</w:t>
+      </w:r>
+    </w:p>
+    <w:p>
+      <w:pPr>
+        <w:pStyle w:val="Compact"/>
+        <w:numPr>
+          <w:ilvl w:val="0"/>
+          <w:numId w:val="1019"/>
+        </w:numPr>
+      </w:pPr>
+      <w:r>
+        <w:t xml:space="preserve">El</w:t>
+      </w:r>
+      <w:r>
+        <w:t xml:space="preserve"> </w:t>
+      </w:r>
+      <w:r>
+        <w:rPr>
+          <w:b/>
+          <w:bCs/>
+        </w:rPr>
+        <w:t xml:space="preserve">segmento prioritario</w:t>
+      </w:r>
+      <w:r>
+        <w:t xml:space="preserve"> </w:t>
+      </w:r>
+      <w:r>
+        <w:t xml:space="preserve">de la sección 4 se justifica con lo que vimos en las cinco fuerzas.</w:t>
+      </w:r>
+    </w:p>
+    <w:p>
+      <w:pPr>
+        <w:pStyle w:val="Compact"/>
+        <w:numPr>
+          <w:ilvl w:val="0"/>
+          <w:numId w:val="1019"/>
+        </w:numPr>
+      </w:pPr>
+      <w:r>
+        <w:t xml:space="preserve">La</w:t>
+      </w:r>
+      <w:r>
+        <w:t xml:space="preserve"> </w:t>
+      </w:r>
+      <w:r>
+        <w:rPr>
+          <w:b/>
+          <w:bCs/>
+        </w:rPr>
+        <w:t xml:space="preserve">madurez</w:t>
+      </w:r>
+      <w:r>
+        <w:t xml:space="preserve"> </w:t>
+      </w:r>
+      <w:r>
+        <w:t xml:space="preserve">de la sección 5 se apoya en evidencia que fue apareciendo en las secciones 1 a 4.</w:t>
+      </w:r>
+    </w:p>
+    <w:p>
+      <w:pPr>
+        <w:pStyle w:val="FirstParagraph"/>
+      </w:pPr>
+      <w:r>
+        <w:rPr>
+          <w:b/>
+          <w:bCs/>
+        </w:rPr>
+        <w:t xml:space="preserve">Lo que respalda las dos exclusiones</w:t>
+      </w:r>
+    </w:p>
+    <w:p>
+      <w:pPr>
+        <w:pStyle w:val="BodyText"/>
+      </w:pPr>
+      <w:r>
+        <w:t xml:space="preserve">La guía de la cátedra para este trabajo, con el caso Distribuidora Montaña, resuelve la sección de contexto con</w:t>
+      </w:r>
+      <w:r>
+        <w:t xml:space="preserve"> </w:t>
+      </w:r>
+      <w:r>
+        <w:rPr>
+          <w:b/>
+          <w:bCs/>
+        </w:rPr>
+        <w:t xml:space="preserve">“FODA + factores clave”</w:t>
+      </w:r>
+      <w:r>
+        <w:t xml:space="preserve">: no arma una matriz PESTEL, y su FODA es un cuadro simple sin cruzar. Además, una de sus preguntas guía es qué diferencia hay entre listar un factor PESTEL y explicar su impacto real en la empresa.</w:t>
+      </w:r>
+    </w:p>
     <w:bookmarkEnd w:id="66"/>
     <w:bookmarkEnd w:id="67"/>
-    <w:bookmarkEnd w:id="68"/>
     <w:sectPr>
       <w:footnotePr>
         <w:numRestart w:val="eachSect"/>

--- a/Material Campus/Proyecto Final/Proyecto/Entrega/TP Final Parte 1 - Dulxelitos.docx
+++ b/Material Campus/Proyecto Final/Proyecto/Entrega/TP Final Parte 1 - Dulxelitos.docx
@@ -853,15 +853,7 @@
         <w:pStyle w:val="BodyText"/>
       </w:pPr>
       <w:r>
-        <w:t xml:space="preserve">Un punto que nos hizo cambiar de opinión sobre el canvas: preguntamos qué pasaría si faltara uno de los dueños un mes entero, y la respuesta fue que no se frena nada porque están los hijos. En el canvas habíamos puesto que el conocimiento concentrado en los dueños era un riesgo crítico, sin matices. Resulta que hay segunda generación trabajando, aunque no esté formalizado en ningún papel.</w:t>
-      </w:r>
-    </w:p>
-    <w:p>
-      <w:pPr>
-        <w:pStyle w:val="BodyText"/>
-      </w:pPr>
-      <w:r>
-        <w:t xml:space="preserve">Lo que sigue concentrado no es la operación sino la decisión. El día a día está cubierto; el criterio para decidir hacia dónde va la empresa está en una sola cabeza.</w:t>
+        <w:t xml:space="preserve">Nada de esto está formalizado: no hay puestos definidos, no hay nada escrito y las funciones se reparten por costumbre. Preguntamos qué pasaría si faltara uno de los dueños un mes entero y la respuesta fue vaga, que se vería en el momento. El conocimiento del negocio (recetas, costos, con quién se habla en cada proveedor) está concentrado en los dueños, y es lo que pusimos en el canvas como recurso clave.</w:t>
       </w:r>
     </w:p>
     <w:bookmarkEnd w:id="14"/>
@@ -1168,7 +1160,7 @@
         <w:t xml:space="preserve"> </w:t>
       </w:r>
       <w:r>
-        <w:t xml:space="preserve">El sistema de gestión está desactualizado y no se integra con nada, no hay CRM y la tienda online está construida y apagada. Lo desarrollamos en la sección 5, que lo mide con el modelo de madurez.</w:t>
+        <w:t xml:space="preserve">El sistema de gestión está desactualizado y no se integra con nada, no hay CRM y la tienda online quedó a medio armar, sin catálogo. Lo desarrollamos en la sección 5, que lo mide con el modelo de madurez.</w:t>
       </w:r>
     </w:p>
     <w:p>
@@ -1924,7 +1916,7 @@
         </w:numPr>
       </w:pPr>
       <w:r>
-        <w:t xml:space="preserve">Segunda generación trabajando, así que el día a día está cubierto.</w:t>
+        <w:t xml:space="preserve">Habilitaciones vigentes y una estructura chica que se mueve rápido.</w:t>
       </w:r>
     </w:p>
     <w:p>
@@ -2080,7 +2072,7 @@
         </w:numPr>
       </w:pPr>
       <w:r>
-        <w:t xml:space="preserve">La tienda online ya está construida y con el catálogo cargado, solo que apagada.</w:t>
+        <w:t xml:space="preserve">El sitio ya está armado como tienda: falta cargar el catálogo y decidir usarlo.</w:t>
       </w:r>
     </w:p>
     <w:p>
@@ -2320,7 +2312,7 @@
         <w:t xml:space="preserve"> </w:t>
       </w:r>
       <w:r>
-        <w:t xml:space="preserve">Los pedidos entran por WhatsApp y teléfono, sin autogestión. Y el canal que resolvería eso ya está construido y apagado.</w:t>
+        <w:t xml:space="preserve">Los pedidos entran por WhatsApp y teléfono, sin autogestión. Y el canal que resolvería eso está a medio construir desde 2020.</w:t>
       </w:r>
     </w:p>
     <w:p>
@@ -2364,7 +2356,7 @@
         <w:t xml:space="preserve"> </w:t>
       </w:r>
       <w:r>
-        <w:t xml:space="preserve">En lo operativo está cubierta por los hijos. En lo estratégico no, porque todas las decisiones importantes pasan por una sola persona. Y en el abastecimiento tampoco, por el proveedor único de film.</w:t>
+        <w:t xml:space="preserve">No está cubierta. El conocimiento del negocio está concentrado en los dueños y no hay nada escrito. Y en el abastecimiento tampoco, por el proveedor único de film.</w:t>
       </w:r>
     </w:p>
     <w:p>
@@ -2922,7 +2914,7 @@
         </w:numPr>
       </w:pPr>
       <w:r>
-        <w:t xml:space="preserve">Catálogo amplio en un solo proveedor, así el mayorista no tiene que fragmentar sus compras.</w:t>
+        <w:t xml:space="preserve">Portafolio amplio en un único proveedor, así el mayorista no tiene que fragmentar sus compras.</w:t>
       </w:r>
     </w:p>
     <w:p>
@@ -2934,7 +2926,19 @@
         </w:numPr>
       </w:pPr>
       <w:r>
-        <w:t xml:space="preserve">Formatos de 1 y 2 Kg para que el comercio chico fraccione y le saque margen.</w:t>
+        <w:t xml:space="preserve">Formatos de reventa de 1 y 2 Kg, que le dan margen al comercio.</w:t>
+      </w:r>
+    </w:p>
+    <w:p>
+      <w:pPr>
+        <w:pStyle w:val="Compact"/>
+        <w:numPr>
+          <w:ilvl w:val="0"/>
+          <w:numId w:val="1007"/>
+        </w:numPr>
+      </w:pPr>
+      <w:r>
+        <w:t xml:space="preserve">Fraccionamiento: envasa y marca producto de terceros.</w:t>
       </w:r>
     </w:p>
     <w:tbl>
@@ -3605,6 +3609,18 @@
         </w:numPr>
       </w:pPr>
       <w:r>
+        <w:t xml:space="preserve">Redes sociales, que sirven para marca y contacto, no para vender.</w:t>
+      </w:r>
+    </w:p>
+    <w:p>
+      <w:pPr>
+        <w:pStyle w:val="Compact"/>
+        <w:numPr>
+          <w:ilvl w:val="0"/>
+          <w:numId w:val="1008"/>
+        </w:numPr>
+      </w:pPr>
+      <w:r>
         <w:t xml:space="preserve">Contacto comercial directo con Aiello.</w:t>
       </w:r>
     </w:p>
@@ -3613,7 +3629,7 @@
         <w:pStyle w:val="FirstParagraph"/>
       </w:pPr>
       <w:r>
-        <w:t xml:space="preserve">Sobre lo digital: la empresa no vende online, aunque la tienda esté construida. El sitio tiene carrito, checkout, registro de usuario y panel de órdenes, y el catálogo está publicado con las tres líneas, sus variedades y presentaciones. Lo que no hay es operación: no se ve medio de pago y la empresa le vende solo al canal.</w:t>
+        <w:t xml:space="preserve">Sobre lo digital: no hay tienda online operativa. El sitio existe y está armado como tienda, con carrito y registro de usuario, pero el catálogo está vacío y no se puede comprar. El pie de la página dice 2020 como último año de actualización.</w:t>
       </w:r>
     </w:p>
     <w:p>
@@ -3629,7 +3645,7 @@
         <w:pStyle w:val="BodyText"/>
       </w:pPr>
       <w:r>
-        <w:t xml:space="preserve">El pie de la página dice 2020 como último año de actualización. Al principio pensamos que la infraestructura había quedado a medio hacer, pero cuando fuimos a mirar bien resultó que está terminada y el catálogo cargado. Lo que falta es la decisión de usarla, que además es coherente con venderle solo a mayoristas. O sea que es capacidad que ya se pagó y está apagada.</w:t>
+        <w:t xml:space="preserve">Es coherente con el modelo, porque le venden solo al canal, pero deja una infraestructura pagada que hoy no rinde nada: ni siquiera funciona como catálogo para que el distribuidor consulte.</w:t>
       </w:r>
     </w:p>
     <w:bookmarkEnd w:id="33"/>
@@ -3919,13 +3935,13 @@
           <w:b/>
           <w:bCs/>
         </w:rPr>
-        <w:t xml:space="preserve">El conocimiento de la familia.</w:t>
+        <w:t xml:space="preserve">El conocimiento concentrado en los dueños.</w:t>
       </w:r>
       <w:r>
         <w:t xml:space="preserve"> </w:t>
       </w:r>
       <w:r>
-        <w:t xml:space="preserve">Recetas, estructura de costos y contactos comerciales están en pocas manos. Con un matiz que averiguamos después: hay segunda generación trabajando. El dueño decide lo importante y los dos hijos lo secundario (reposición, compras, cuentas de clientes), así que si faltara un dueño un mes la operación no se frena. Lo concentrado no es la operación sino el criterio estratégico.</w:t>
+        <w:t xml:space="preserve">Recetas, estructura de costos y contactos comerciales están en pocas manos y no hay nada escrito. Es el recurso más frágil que tienen, porque no vive en ningún proceso ni en ningún sistema.</w:t>
       </w:r>
     </w:p>
     <w:p>
@@ -3941,10 +3957,13 @@
           <w:b/>
           <w:bCs/>
         </w:rPr>
-        <w:t xml:space="preserve">La marca</w:t>
-      </w:r>
-      <w:r>
-        <w:t xml:space="preserve">, con 53 años, presencia en góndola de supermercado y reconocimiento en el canal mayorista de siete provincias.</w:t>
+        <w:t xml:space="preserve">La marca, con 53 años, y la flota propia.</w:t>
+      </w:r>
+      <w:r>
+        <w:t xml:space="preserve"> </w:t>
+      </w:r>
+      <w:r>
+        <w:t xml:space="preserve">Reconocimiento en el canal mayorista de siete provincias, presencia en góndola de supermercado y la capacidad logística que la empresa reivindica como diferencial.</w:t>
       </w:r>
     </w:p>
     <w:p>
@@ -3960,13 +3979,13 @@
           <w:b/>
           <w:bCs/>
         </w:rPr>
-        <w:t xml:space="preserve">La flota propia</w:t>
+        <w:t xml:space="preserve">La planilla de costos por producto.</w:t>
       </w:r>
       <w:r>
         <w:t xml:space="preserve"> </w:t>
       </w:r>
       <w:r>
-        <w:t xml:space="preserve">y la capacidad logística que la empresa reivindica como diferencial.</w:t>
+        <w:t xml:space="preserve">La ponemos como recurso porque de ella depende el precio de todo el catálogo, aunque sea imprecisa y con errores que la propia empresa reconoce.</w:t>
       </w:r>
     </w:p>
     <w:p>
@@ -3982,28 +4001,6 @@
           <w:b/>
           <w:bCs/>
         </w:rPr>
-        <w:t xml:space="preserve">La planilla de costos por producto.</w:t>
-      </w:r>
-      <w:r>
-        <w:t xml:space="preserve"> </w:t>
-      </w:r>
-      <w:r>
-        <w:t xml:space="preserve">La ponemos como recurso porque de ella depende el precio de todo el catálogo, aunque sea imprecisa y con errores que la propia empresa reconoce.</w:t>
-      </w:r>
-    </w:p>
-    <w:p>
-      <w:pPr>
-        <w:pStyle w:val="Compact"/>
-        <w:numPr>
-          <w:ilvl w:val="0"/>
-          <w:numId w:val="1011"/>
-        </w:numPr>
-      </w:pPr>
-      <w:r>
-        <w:rPr>
-          <w:b/>
-          <w:bCs/>
-        </w:rPr>
         <w:t xml:space="preserve">Las habilitaciones bromatológicas y los registros RNE y RNPA.</w:t>
       </w:r>
       <w:r>
@@ -4068,7 +4065,7 @@
         </w:numPr>
       </w:pPr>
       <w:r>
-        <w:t xml:space="preserve">Compras de materia prima y de packaging.</w:t>
+        <w:t xml:space="preserve">Distribución y logística, combinando flota propia y transporte tercerizado para llegar a la Patagonia. Es lo que la empresa declara como su diferencial.</w:t>
       </w:r>
     </w:p>
     <w:p>
@@ -4080,7 +4077,7 @@
         </w:numPr>
       </w:pPr>
       <w:r>
-        <w:t xml:space="preserve">Distribución y logística, combinando flota propia y transporte tercerizado para llegar a la Patagonia. Es lo que la empresa declara como su diferencial.</w:t>
+        <w:t xml:space="preserve">Compras de materia prima y de packaging.</w:t>
       </w:r>
     </w:p>
     <w:p>
@@ -4092,31 +4089,7 @@
         </w:numPr>
       </w:pPr>
       <w:r>
-        <w:t xml:space="preserve">Reparto y presencia en el territorio con el viajante, con la gestión comercial retenida en la empresa.</w:t>
-      </w:r>
-    </w:p>
-    <w:p>
-      <w:pPr>
-        <w:pStyle w:val="Compact"/>
-        <w:numPr>
-          <w:ilvl w:val="0"/>
-          <w:numId w:val="1012"/>
-        </w:numPr>
-      </w:pPr>
-      <w:r>
-        <w:t xml:space="preserve">Manejo centralizado de la relación con los 57 distribuidores.</w:t>
-      </w:r>
-    </w:p>
-    <w:p>
-      <w:pPr>
-        <w:pStyle w:val="Compact"/>
-        <w:numPr>
-          <w:ilvl w:val="0"/>
-          <w:numId w:val="1012"/>
-        </w:numPr>
-      </w:pPr>
-      <w:r>
-        <w:t xml:space="preserve">Administración, facturación y cobranza, repartidas entre planillas y un sistema de gestión que no se hablan entre sí.</w:t>
+        <w:t xml:space="preserve">Administración y cobranza, repartidas entre planillas y un sistema de gestión que no se hablan entre sí.</w:t>
       </w:r>
     </w:p>
     <w:bookmarkEnd w:id="37"/>
@@ -4261,28 +4234,6 @@
         <w:t xml:space="preserve">, que es un socio comercial de tamaño parecido y no un retailer que imponga condiciones.</w:t>
       </w:r>
     </w:p>
-    <w:p>
-      <w:pPr>
-        <w:pStyle w:val="Compact"/>
-        <w:numPr>
-          <w:ilvl w:val="0"/>
-          <w:numId w:val="1013"/>
-        </w:numPr>
-      </w:pPr>
-      <w:r>
-        <w:rPr>
-          <w:b/>
-          <w:bCs/>
-        </w:rPr>
-        <w:t xml:space="preserve">El proveedor del sistema de gestión</w:t>
-      </w:r>
-      <w:r>
-        <w:t xml:space="preserve"> </w:t>
-      </w:r>
-      <w:r>
-        <w:t xml:space="preserve">y el de la página web (Productus).</w:t>
-      </w:r>
-    </w:p>
     <w:bookmarkEnd w:id="38"/>
     <w:bookmarkStart w:id="39" w:name="estructura-de-costos"/>
     <w:p>
@@ -4545,7 +4496,7 @@
         <w:t xml:space="preserve"> </w:t>
       </w:r>
       <w:r>
-        <w:t xml:space="preserve">Recetas, costos y la relación con los distribuidores se manejan de forma centralizada y descansan sobre la familia. La continuidad operativa está cubierta por los hijos; la decisión estratégica sigue en una sola cabeza.</w:t>
+        <w:t xml:space="preserve">Recetas, costos y la relación con los distribuidores dependen del conocimiento concentrado en los dueños. No hay nada escrito y nada de eso vive en un sistema.</w:t>
       </w:r>
     </w:p>
     <w:p>
@@ -4561,13 +4512,13 @@
           <w:b/>
           <w:bCs/>
         </w:rPr>
-        <w:t xml:space="preserve">Construyeron un canal digital completo y lo dejaron apagado.</w:t>
+        <w:t xml:space="preserve">No tienen canal digital operativo.</w:t>
       </w:r>
       <w:r>
         <w:t xml:space="preserve"> </w:t>
       </w:r>
       <w:r>
-        <w:t xml:space="preserve">El sitio tiene e-commerce con el catálogo cargado desde 2020, pero sin medio de pago ni operación. No es una obra a medio terminar: es capacidad instalada que decidieron no usar, y por eso es la oportunidad más barata que tienen.</w:t>
+        <w:t xml:space="preserve">El sitio existe desde 2020 con la tienda armada y el catálogo vacío, así que ni siquiera le sirve al distribuidor para consultar. Es infraestructura pagada y sin usar, y por eso es la oportunidad más barata que tienen.</w:t>
       </w:r>
     </w:p>
     <w:bookmarkEnd w:id="41"/>
@@ -4720,7 +4671,7 @@
               <w:pStyle w:val="Compact"/>
             </w:pPr>
             <w:r>
-              <w:t xml:space="preserve">La tienda online construida y apagada</w:t>
+              <w:t xml:space="preserve">La tienda online, armada y sin catálogo</w:t>
             </w:r>
           </w:p>
         </w:tc>
@@ -4839,7 +4790,7 @@
         <w:pStyle w:val="BodyText"/>
       </w:pPr>
       <w:r>
-        <w:t xml:space="preserve">Sobre la tienda online vale una aclaración. Es la única inversión de exploración con plata real que encontramos: se hizo en 2020 y quedó apagada. Al principio la leímos como una obra a medio terminar, pero cuando chequeamos bien resultó que el catálogo está cargado y la tienda funciona a nivel técnico. Lo que falta es la decisión de usarla. El hallazgo cambia de sentido y para nosotros mejora: no es que no pudieron terminarla, es que construyeron una capacidad y no la activaron. Que es la oportunidad más barata que tienen, porque la inversión ya está hecha.</w:t>
+        <w:t xml:space="preserve">Sobre la tienda online vale una aclaración. Es la única inversión de exploración con plata real que encontramos: se hizo en 2020 y quedó a mitad de camino. El sitio existe y está armado como tienda, pero el catálogo está vacío y no se puede comprar, así que hoy no es un canal ni le sirve al distribuidor para consultar. Es la mejor foto de cómo funciona la exploración en esta empresa: se arranca, se deja y nadie queda a cargo. También es la oportunidad más barata que tienen, porque la mitad del trabajo ya está pagada.</w:t>
       </w:r>
     </w:p>
     <w:bookmarkEnd w:id="43"/>
@@ -4897,7 +4848,7 @@
         <w:pStyle w:val="BodyText"/>
       </w:pPr>
       <w:r>
-        <w:t xml:space="preserve">Sobre este último punto tuvimos que corregirnos. En el canvas habíamos puesto el conocimiento concentrado en los dueños como una dependencia crítica, sin matices. Después preguntamos qué pasaría si faltara un dueño durante un mes y nos dijeron que no se frena nada porque están los hijos. Así que la dependencia no desaparece, se corre de lugar: lo que está cubierto es la operación, lo que sigue en una sola cabeza es la decisión estratégica. Menos urgente, pero igual de real.</w:t>
+        <w:t xml:space="preserve">Y atrás de todo eso está la dependencia que las engloba: el conocimiento concentrado en los dueños. Recetas, costos y la relación con cada distribuidor no están escritos en ningún lado. Mientras la empresa funcione como funciona hoy no se nota, pero es lo que convierte cualquiera de los tres problemas anteriores en algo que nadie más puede resolver.</w:t>
       </w:r>
     </w:p>
     <w:bookmarkEnd w:id="44"/>
@@ -4987,7 +4938,7 @@
         <w:t xml:space="preserve"> </w:t>
       </w:r>
       <w:r>
-        <w:t xml:space="preserve">Viajante, WhatsApp, teléfono y sistema de gestión conviven sin integración, mientras el canal que resolvería esa dispersión está construido y apagado. El distribuidor que quiere saber si hay stock tiene que llamar en horario de oficina o ir al depósito.</w:t>
+        <w:t xml:space="preserve">Viajante, WhatsApp, teléfono y sistema de gestión conviven sin integración, mientras el canal que resolvería esa dispersión quedó a medio construir. El distribuidor que quiere saber si hay stock tiene que llamar en horario de oficina o ir al depósito.</w:t>
       </w:r>
     </w:p>
     <w:p>
@@ -5681,7 +5632,7 @@
         <w:pStyle w:val="BodyText"/>
       </w:pPr>
       <w:r>
-        <w:t xml:space="preserve">Lo que cerraría la primera brecha ya está construido. El sitio tiene la tienda armada con el catálogo cargado y sin operar. Encenderla como canal de autogestión para distribuidores, para consultar stock y cargar pedidos, es la iniciativa más barata que hay sobre la mesa, porque el desarrollo se pagó en 2020.</w:t>
+        <w:t xml:space="preserve">Lo que cerraría la primera brecha está a medio hacer. El sitio tiene la tienda armada desde 2020, pero con el catálogo vacío, así que ni siquiera sirve para consultar. Terminarla y usarla como canal de autogestión para distribuidores, para ver stock y cargar pedidos, es la iniciativa más barata que hay sobre la mesa, porque el desarrollo ya está pago.</w:t>
       </w:r>
     </w:p>
     <w:p>
@@ -7828,7 +7779,7 @@
               <w:pStyle w:val="Compact"/>
             </w:pPr>
             <w:r>
-              <w:t xml:space="preserve">Hay backup de planillas y segunda generación operando, pero el proveedor único de film no se gestiona como riesgo</w:t>
+              <w:t xml:space="preserve">Hay backup de planillas, pero ni la sucesión ni el proveedor único de film se gestionan como riesgo</w:t>
             </w:r>
           </w:p>
         </w:tc>
@@ -8376,7 +8327,7 @@
         <w:t xml:space="preserve"> </w:t>
       </w:r>
       <w:r>
-        <w:t xml:space="preserve">El dueño toma todas las decisiones importantes y los hijos las secundarias. No hay una visión digital comunicada. Sí hay apertura: el equipo tiene ganas de capacitarse y aprovechan las oportunidades de producto nuevo. La brecha es que esa predisposición existe y no está canalizada, porque falta alguien que tenga el cambio como responsabilidad y no como un agregado. El costo de no actuar es que toda mejora depende de que el dueño la empuje personalmente, lo que la pone a competir contra la operación diaria y la posterga siempre.</w:t>
+        <w:t xml:space="preserve">Las decisiones importantes las toma el dueño. No hay una visión digital comunicada. Sí hay apertura: el equipo tiene ganas de capacitarse y aprovechan las oportunidades de producto nuevo. La brecha es que esa predisposición existe y no está canalizada, porque falta alguien que tenga el cambio como responsabilidad y no como un agregado. El costo de no actuar es que toda mejora depende de que el dueño la empuje personalmente, lo que la pone a competir contra la operación diaria y la posterga siempre.</w:t>
       </w:r>
     </w:p>
     <w:p>
